--- a/Szakdolgozat.docx
+++ b/Szakdolgozat.docx
@@ -328,6 +328,46 @@
     </w:p>
     <w:p>
       <w:r>
+        <w:rPr>
+          <w:noProof/>
+        </w:rPr>
+        <w:drawing>
+          <wp:inline distT="0" distB="0" distL="0" distR="0" wp14:anchorId="5CFC9BDB" wp14:editId="73594EA1">
+            <wp:extent cx="5760720" cy="6362700"/>
+            <wp:effectExtent l="0" t="0" r="0" b="0"/>
+            <wp:docPr id="285423508" name="Kép 1" descr="A képen szöveg, képernyőkép, levél, Betűtípus látható&#10;&#10;Előfordulhat, hogy az AI által létrehozott tartalom helytelen."/>
+            <wp:cNvGraphicFramePr>
+              <a:graphicFrameLocks xmlns:a="http://schemas.openxmlformats.org/drawingml/2006/main" noChangeAspect="1"/>
+            </wp:cNvGraphicFramePr>
+            <a:graphic xmlns:a="http://schemas.openxmlformats.org/drawingml/2006/main">
+              <a:graphicData uri="http://schemas.openxmlformats.org/drawingml/2006/picture">
+                <pic:pic xmlns:pic="http://schemas.openxmlformats.org/drawingml/2006/picture">
+                  <pic:nvPicPr>
+                    <pic:cNvPr id="285423508" name="Kép 1" descr="A képen szöveg, képernyőkép, levél, Betűtípus látható&#10;&#10;Előfordulhat, hogy az AI által létrehozott tartalom helytelen."/>
+                    <pic:cNvPicPr/>
+                  </pic:nvPicPr>
+                  <pic:blipFill>
+                    <a:blip r:embed="rId15"/>
+                    <a:stretch>
+                      <a:fillRect/>
+                    </a:stretch>
+                  </pic:blipFill>
+                  <pic:spPr>
+                    <a:xfrm>
+                      <a:off x="0" y="0"/>
+                      <a:ext cx="5760720" cy="6362700"/>
+                    </a:xfrm>
+                    <a:prstGeom prst="rect">
+                      <a:avLst/>
+                    </a:prstGeom>
+                  </pic:spPr>
+                </pic:pic>
+              </a:graphicData>
+            </a:graphic>
+          </wp:inline>
+        </w:drawing>
+      </w:r>
+      <w:r>
         <w:br w:type="page"/>
       </w:r>
     </w:p>
@@ -902,7 +942,7 @@
     <w:p>
       <w:pPr>
         <w:sectPr>
-          <w:footerReference w:type="default" r:id="rId15"/>
+          <w:footerReference w:type="default" r:id="rId16"/>
           <w:pgSz w:w="11906" w:h="16838"/>
           <w:pgMar w:top="1417" w:right="1417" w:bottom="1417" w:left="1417" w:header="708" w:footer="708" w:gutter="0"/>
           <w:cols w:space="708"/>
@@ -926,312 +966,21 @@
     </w:p>
     <w:p>
       <w:r>
-        <w:t xml:space="preserve">A </w:t>
-      </w:r>
-      <w:r>
-        <w:t xml:space="preserve">lap mérete és a </w:t>
-      </w:r>
-      <w:r>
-        <w:t>margók ebben a sablonban megfelelően vannak beállítva.</w:t>
-      </w:r>
-      <w:r>
-        <w:t xml:space="preserve"> </w:t>
-      </w:r>
-      <w:r>
-        <w:t xml:space="preserve">A betűtípus </w:t>
-      </w:r>
-      <w:r>
-        <w:t xml:space="preserve">adott </w:t>
-      </w:r>
-      <w:r>
-        <w:t xml:space="preserve">(Calibri) </w:t>
-      </w:r>
-      <w:r>
-        <w:t>és a</w:t>
-      </w:r>
-      <w:r>
-        <w:t xml:space="preserve"> 12-es</w:t>
-      </w:r>
-      <w:r>
-        <w:t xml:space="preserve"> betűméret</w:t>
-      </w:r>
-      <w:r>
-        <w:t xml:space="preserve"> is</w:t>
-      </w:r>
-      <w:r>
-        <w:t>.</w:t>
-      </w:r>
-      <w:r>
-        <w:t xml:space="preserve"> Oldalszámozás a tartalomjegyzék után kezdődik és a dokumentum végéig folytatódik.</w:t>
-      </w:r>
-      <w:r>
-        <w:t xml:space="preserve"> A dolgozat fő fejezetcímei adottak és mindig új oldalon kezdődnek.</w:t>
-      </w:r>
-    </w:p>
-    <w:p>
-      <w:pPr>
-        <w:keepNext/>
-        <w:jc w:val="center"/>
-      </w:pPr>
-      <w:r>
-        <w:rPr>
-          <w:noProof/>
-          <w:lang w:eastAsia="hu-HU"/>
-        </w:rPr>
-        <w:drawing>
-          <wp:inline distT="0" distB="0" distL="0" distR="0" wp14:anchorId="5EE57A64" wp14:editId="73DA655E">
-            <wp:extent cx="1905000" cy="3025140"/>
-            <wp:effectExtent l="0" t="0" r="0" b="3810"/>
-            <wp:docPr id="2" name="Kép 2" descr="Könyv: Galaxis útikalauz stopposoknak (Douglas Adams)"/>
-            <wp:cNvGraphicFramePr>
-              <a:graphicFrameLocks xmlns:a="http://schemas.openxmlformats.org/drawingml/2006/main" noChangeAspect="1"/>
-            </wp:cNvGraphicFramePr>
-            <a:graphic xmlns:a="http://schemas.openxmlformats.org/drawingml/2006/main">
-              <a:graphicData uri="http://schemas.openxmlformats.org/drawingml/2006/picture">
-                <pic:pic xmlns:pic="http://schemas.openxmlformats.org/drawingml/2006/picture">
-                  <pic:nvPicPr>
-                    <pic:cNvPr id="0" name="Picture 1" descr="Könyv: Galaxis útikalauz stopposoknak (Douglas Adams)"/>
-                    <pic:cNvPicPr>
-                      <a:picLocks noChangeAspect="1" noChangeArrowheads="1"/>
-                    </pic:cNvPicPr>
-                  </pic:nvPicPr>
-                  <pic:blipFill>
-                    <a:blip r:embed="rId16">
-                      <a:extLst>
-                        <a:ext uri="{28A0092B-C50C-407E-A947-70E740481C1C}">
-                          <a14:useLocalDpi xmlns:a14="http://schemas.microsoft.com/office/drawing/2010/main" val="0"/>
-                        </a:ext>
-                      </a:extLst>
-                    </a:blip>
-                    <a:srcRect/>
-                    <a:stretch>
-                      <a:fillRect/>
-                    </a:stretch>
-                  </pic:blipFill>
-                  <pic:spPr bwMode="auto">
-                    <a:xfrm>
-                      <a:off x="0" y="0"/>
-                      <a:ext cx="1905000" cy="3025140"/>
-                    </a:xfrm>
-                    <a:prstGeom prst="rect">
-                      <a:avLst/>
-                    </a:prstGeom>
-                    <a:noFill/>
-                    <a:ln>
-                      <a:noFill/>
-                    </a:ln>
-                  </pic:spPr>
-                </pic:pic>
-              </a:graphicData>
-            </a:graphic>
-          </wp:inline>
-        </w:drawing>
-      </w:r>
-    </w:p>
-    <w:bookmarkStart w:id="4" w:name="_Ref116400530"/>
-    <w:p>
-      <w:pPr>
-        <w:pStyle w:val="Kpalrs"/>
-      </w:pPr>
-      <w:r>
-        <w:fldChar w:fldCharType="begin"/>
-      </w:r>
-      <w:r>
-        <w:instrText xml:space="preserve"> SEQ ábra \* ARABIC </w:instrText>
-      </w:r>
-      <w:r>
-        <w:fldChar w:fldCharType="separate"/>
-      </w:r>
-      <w:r>
-        <w:rPr>
-          <w:noProof/>
-        </w:rPr>
-        <w:t>1</w:t>
-      </w:r>
-      <w:r>
-        <w:fldChar w:fldCharType="end"/>
-      </w:r>
-      <w:r>
-        <w:t>. ábra</w:t>
-      </w:r>
-      <w:bookmarkEnd w:id="4"/>
-      <w:r>
-        <w:t xml:space="preserve">: </w:t>
-      </w:r>
-      <w:r>
-        <w:t>Galaxis útikalauz stopposoknak könyv</w:t>
-      </w:r>
-    </w:p>
-    <w:p>
-      <w:r>
-        <w:t>Használjátok az automatikus számozást az ábrákhoz.</w:t>
-      </w:r>
-      <w:r>
-        <w:t xml:space="preserve"> Túl sok ábra esetén érdemes ábrajegyzéket beszúrni a dokumentum</w:t>
-      </w:r>
-      <w:r>
-        <w:t>ban az Irodalomjegyzék után.</w:t>
-      </w:r>
-      <w:r>
-        <w:t xml:space="preserve"> A folyó szövegben hivatkozzatok minden egyes ábrára és táblázatra is kereszthivatkozással (</w:t>
-      </w:r>
-      <w:r>
-        <w:t xml:space="preserve">például így: </w:t>
-      </w:r>
-      <w:r>
-        <w:fldChar w:fldCharType="begin"/>
-      </w:r>
-      <w:r>
-        <w:instrText xml:space="preserve"> REF _Ref116400530 \h </w:instrText>
-      </w:r>
-      <w:r>
-        <w:fldChar w:fldCharType="separate"/>
-      </w:r>
-      <w:r>
-        <w:rPr>
-          <w:noProof/>
-        </w:rPr>
-        <w:t>1</w:t>
-      </w:r>
-      <w:r>
-        <w:t>. ábra</w:t>
-      </w:r>
-      <w:r>
-        <w:fldChar w:fldCharType="end"/>
-      </w:r>
-      <w:r>
-        <w:t xml:space="preserve">, vagy táblázat esetén így: </w:t>
-      </w:r>
-      <w:r>
-        <w:fldChar w:fldCharType="begin"/>
-      </w:r>
-      <w:r>
-        <w:instrText xml:space="preserve"> REF _Ref116400549 \h </w:instrText>
-      </w:r>
-      <w:r>
-        <w:instrText xml:space="preserve"> \* MERGEFORMAT </w:instrText>
-      </w:r>
-      <w:r>
-        <w:fldChar w:fldCharType="separate"/>
-      </w:r>
-      <w:r>
-        <w:rPr>
-          <w:noProof/>
-        </w:rPr>
-        <w:t>1</w:t>
-      </w:r>
-      <w:r>
-        <w:t>. táblázat</w:t>
-      </w:r>
-      <w:r>
-        <w:fldChar w:fldCharType="end"/>
-      </w:r>
-      <w:r>
-        <w:t>).</w:t>
-      </w:r>
-    </w:p>
-    <w:bookmarkStart w:id="5" w:name="_Ref116400549"/>
-    <w:p>
-      <w:pPr>
-        <w:pStyle w:val="Kpalrs"/>
-        <w:keepNext/>
-      </w:pPr>
-      <w:r>
-        <w:fldChar w:fldCharType="begin"/>
-      </w:r>
-      <w:r>
-        <w:instrText xml:space="preserve"> SEQ táblázat \* ARABIC </w:instrText>
-      </w:r>
-      <w:r>
-        <w:fldChar w:fldCharType="separate"/>
-      </w:r>
-      <w:r>
-        <w:rPr>
-          <w:noProof/>
-        </w:rPr>
-        <w:t>1</w:t>
-      </w:r>
-      <w:r>
-        <w:fldChar w:fldCharType="end"/>
-      </w:r>
-      <w:r>
-        <w:t>. táblázat</w:t>
-      </w:r>
-      <w:bookmarkEnd w:id="5"/>
-      <w:r>
-        <w:t>:</w:t>
-      </w:r>
-      <w:r>
-        <w:t xml:space="preserve"> Példatáblázat</w:t>
-      </w:r>
-    </w:p>
-    <w:tbl>
-      <w:tblPr>
-        <w:tblStyle w:val="Rcsostblzat"/>
-        <w:tblW w:w="0" w:type="auto"/>
-        <w:jc w:val="center"/>
-        <w:tblLook w:val="04A0" w:firstRow="1" w:lastRow="0" w:firstColumn="1" w:lastColumn="0" w:noHBand="0" w:noVBand="1"/>
-      </w:tblPr>
-      <w:tblGrid>
-        <w:gridCol w:w="2831"/>
-        <w:gridCol w:w="2831"/>
-        <w:gridCol w:w="2831"/>
-      </w:tblGrid>
-      <w:tr>
-        <w:trPr>
-          <w:jc w:val="center"/>
-        </w:trPr>
-        <w:tc>
-          <w:tcPr>
-            <w:tcW w:w="2831" w:type="dxa"/>
-          </w:tcPr>
-          <w:p>
-            <w:r>
-              <w:t>asdf</w:t>
-            </w:r>
-          </w:p>
-        </w:tc>
-        <w:tc>
-          <w:tcPr>
-            <w:tcW w:w="2831" w:type="dxa"/>
-          </w:tcPr>
-          <w:p/>
-        </w:tc>
-        <w:tc>
-          <w:tcPr>
-            <w:tcW w:w="2831" w:type="dxa"/>
-          </w:tcPr>
-          <w:p/>
-        </w:tc>
-      </w:tr>
-      <w:tr>
-        <w:trPr>
-          <w:jc w:val="center"/>
-        </w:trPr>
-        <w:tc>
-          <w:tcPr>
-            <w:tcW w:w="2831" w:type="dxa"/>
-          </w:tcPr>
-          <w:p>
-            <w:r>
-              <w:t>1234</w:t>
-            </w:r>
-          </w:p>
-        </w:tc>
-        <w:tc>
-          <w:tcPr>
-            <w:tcW w:w="2831" w:type="dxa"/>
-          </w:tcPr>
-          <w:p/>
-        </w:tc>
-        <w:tc>
-          <w:tcPr>
-            <w:tcW w:w="2831" w:type="dxa"/>
-          </w:tcPr>
-          <w:p/>
-        </w:tc>
-      </w:tr>
-    </w:tbl>
+        <w:t>Ez a dokumentum a PuzzlePlatformer nevű programhoz készült dokumentáció és szakdolgozat.</w:t>
+      </w:r>
+      <w:r>
+        <w:t xml:space="preserve"> A program </w:t>
+      </w:r>
+      <w:r>
+        <w:t>U</w:t>
+      </w:r>
+      <w:r>
+        <w:t>nityvel készül és egy 2D-s játék lesz.</w:t>
+      </w:r>
+      <w:r>
+        <w:t xml:space="preserve"> Menürendszerrel navigálható, pálya kiválasztása után egy oldalnézetes 2D-s felületté válik.</w:t>
+      </w:r>
+    </w:p>
     <w:p/>
     <w:p>
       <w:r>
@@ -1241,15 +990,65 @@
     <w:p>
       <w:pPr>
         <w:pStyle w:val="Cmsor1"/>
-      </w:pPr>
-      <w:bookmarkStart w:id="6" w:name="_Toc87521354"/>
+        <w:spacing w:before="24000"/>
+        <w:ind w:left="431" w:hanging="431"/>
+      </w:pPr>
+      <w:bookmarkStart w:id="4" w:name="_Toc87521354"/>
       <w:r>
         <w:lastRenderedPageBreak/>
         <w:t>Felhasználói dokumentáció</w:t>
       </w:r>
-      <w:bookmarkEnd w:id="6"/>
-    </w:p>
-    <w:p/>
+      <w:bookmarkEnd w:id="4"/>
+    </w:p>
+    <w:p>
+      <w:r>
+        <w:t>A PuzzlePlatformer játék egy Unityben készült alkalmazás. A programban egy menürendszer köszönt elindítás után, ahol beállításokat lehet módosítani</w:t>
+      </w:r>
+      <w:r>
+        <w:t>, bezárni az alkalmazást vagy elindítani a játékot.</w:t>
+      </w:r>
+      <w:r>
+        <w:t xml:space="preserve"> </w:t>
+      </w:r>
+      <w:r>
+        <w:t>A menüben módosítható az ablak típusa, mérete, illetve a hangerő.</w:t>
+      </w:r>
+      <w:r>
+        <w:t xml:space="preserve"> A </w:t>
+      </w:r>
+      <w:r>
+        <w:rPr>
+          <w:i/>
+          <w:iCs/>
+          <w:color w:val="EE0000"/>
+        </w:rPr>
+        <w:t>játékot</w:t>
+      </w:r>
+      <w:r>
+        <w:rPr>
+          <w:color w:val="EE0000"/>
+        </w:rPr>
+        <w:t xml:space="preserve"> </w:t>
+      </w:r>
+      <w:r>
+        <w:t xml:space="preserve">kiválasztva </w:t>
+      </w:r>
+      <w:r>
+        <w:t>kiválasztható egyjátékos vagy többjátékos mód. A többjátékos elkezdéséhez legalább az első 3 pályát teljesíteni kell az egyjátékos módban, hogy legyen kettő karakter</w:t>
+      </w:r>
+      <w:r>
+        <w:t>,</w:t>
+      </w:r>
+      <w:r>
+        <w:t xml:space="preserve"> amivel játszani lehet.</w:t>
+      </w:r>
+      <w:r>
+        <w:t xml:space="preserve"> Elkezdve a játékot először egy térkép látható, amin találhatók a pályákat jelölő gombok. Ezeket sorban kell teljesíteni, egy pályát az előtte lévő teljesítése old fel.</w:t>
+      </w:r>
+      <w:r>
+        <w:t xml:space="preserve"> Minden pálya elején egy rövid történet darab olvasható, ennek megjelenését beállítással módosítani lehet.</w:t>
+      </w:r>
+    </w:p>
     <w:p>
       <w:pPr>
         <w:rPr>
@@ -1266,12 +1065,12 @@
       <w:pPr>
         <w:pStyle w:val="Cmsor1"/>
       </w:pPr>
-      <w:bookmarkStart w:id="7" w:name="_Toc87521355"/>
+      <w:bookmarkStart w:id="5" w:name="_Toc87521355"/>
       <w:r>
         <w:lastRenderedPageBreak/>
         <w:t>Fejlesztői dokumentáció</w:t>
       </w:r>
-      <w:bookmarkEnd w:id="7"/>
+      <w:bookmarkEnd w:id="5"/>
     </w:p>
     <w:p/>
     <w:p>
@@ -1287,8 +1086,8 @@
       <w:pPr>
         <w:pStyle w:val="Cmsor1"/>
       </w:pPr>
-      <w:bookmarkStart w:id="8" w:name="_Toc87521356"/>
-      <w:commentRangeStart w:id="9"/>
+      <w:bookmarkStart w:id="6" w:name="_Toc87521356"/>
+      <w:commentRangeStart w:id="7"/>
       <w:r>
         <w:lastRenderedPageBreak/>
         <w:t>Összefoglalás és tovább</w:t>
@@ -1296,15 +1095,15 @@
       <w:r>
         <w:t>i fejlesztési lehetőségek</w:t>
       </w:r>
-      <w:bookmarkEnd w:id="8"/>
-      <w:commentRangeEnd w:id="9"/>
+      <w:bookmarkEnd w:id="6"/>
+      <w:commentRangeEnd w:id="7"/>
       <w:r>
         <w:rPr>
           <w:rStyle w:val="Jegyzethivatkozs"/>
           <w:sz w:val="32"/>
           <w:szCs w:val="32"/>
         </w:rPr>
-        <w:commentReference w:id="9"/>
+        <w:commentReference w:id="7"/>
       </w:r>
     </w:p>
     <w:p/>
@@ -1317,12 +1116,12 @@
       <w:pPr>
         <w:pStyle w:val="Cmsor1"/>
       </w:pPr>
-      <w:bookmarkStart w:id="10" w:name="_Toc87521357"/>
+      <w:bookmarkStart w:id="8" w:name="_Toc87521357"/>
       <w:r>
         <w:lastRenderedPageBreak/>
         <w:t>Irodalomjegyzék</w:t>
       </w:r>
-      <w:bookmarkEnd w:id="10"/>
+      <w:bookmarkEnd w:id="8"/>
     </w:p>
     <w:p>
       <w:pPr>
@@ -1347,21 +1146,21 @@
       <w:pPr>
         <w:pStyle w:val="Cmsor1"/>
       </w:pPr>
-      <w:bookmarkStart w:id="11" w:name="_Toc87521358"/>
-      <w:commentRangeStart w:id="12"/>
+      <w:bookmarkStart w:id="9" w:name="_Toc87521358"/>
+      <w:commentRangeStart w:id="10"/>
       <w:r>
         <w:lastRenderedPageBreak/>
         <w:t>Melléklet</w:t>
       </w:r>
-      <w:bookmarkEnd w:id="11"/>
-      <w:commentRangeEnd w:id="12"/>
+      <w:bookmarkEnd w:id="9"/>
+      <w:commentRangeEnd w:id="10"/>
       <w:r>
         <w:rPr>
           <w:rStyle w:val="Jegyzethivatkozs"/>
           <w:sz w:val="32"/>
           <w:szCs w:val="32"/>
         </w:rPr>
-        <w:commentReference w:id="12"/>
+        <w:commentReference w:id="10"/>
       </w:r>
     </w:p>
     <w:p>
@@ -1435,7 +1234,7 @@
       </w:r>
     </w:p>
   </w:comment>
-  <w:comment w:id="9" w:author="Németh Gábor Árpád Dr." w:date="2021-11-17T13:25:00Z" w:initials="NGÁD">
+  <w:comment w:id="7" w:author="Németh Gábor Árpád Dr." w:date="2021-11-17T13:25:00Z" w:initials="NGÁD">
     <w:p>
       <w:pPr>
         <w:pStyle w:val="Jegyzetszveg"/>
@@ -1466,7 +1265,7 @@
       </w:r>
     </w:p>
   </w:comment>
-  <w:comment w:id="12" w:author="Gludovátz Attila" w:date="2021-11-11T11:08:00Z" w:initials="GA">
+  <w:comment w:id="10" w:author="Gludovátz Attila" w:date="2021-11-11T11:08:00Z" w:initials="GA">
     <w:p>
       <w:pPr>
         <w:pStyle w:val="Jegyzetszveg"/>
@@ -2629,6 +2428,7 @@
   <w:style w:type="character" w:default="1" w:styleId="Bekezdsalapbettpusa">
     <w:name w:val="Default Paragraph Font"/>
     <w:uiPriority w:val="1"/>
+    <w:semiHidden/>
     <w:unhideWhenUsed/>
   </w:style>
   <w:style w:type="table" w:default="1" w:styleId="Normltblzat">
@@ -3445,10 +3245,6 @@
 </file>
 
 <file path=customXml/item1.xml><?xml version="1.0" encoding="utf-8"?>
-<b:Sources xmlns:b="http://schemas.openxmlformats.org/officeDocument/2006/bibliography" xmlns="http://schemas.openxmlformats.org/officeDocument/2006/bibliography" SelectedStyle="\APASixthEditionOfficeOnline.xsl" StyleName="APA" Version="6"/>
-</file>
-
-<file path=customXml/item2.xml><?xml version="1.0" encoding="utf-8"?>
 <ct:contentTypeSchema xmlns:ct="http://schemas.microsoft.com/office/2006/metadata/contentType" xmlns:ma="http://schemas.microsoft.com/office/2006/metadata/properties/metaAttributes" ct:_="" ma:_="" ma:contentTypeName="Document" ma:contentTypeID="0x01010057D746A6CC7228419059D1F304ECB892" ma:contentTypeVersion="6" ma:contentTypeDescription="Create a new document." ma:contentTypeScope="" ma:versionID="230bd601e8ab138a3182c21189d57f93">
   <xsd:schema xmlns:xsd="http://www.w3.org/2001/XMLSchema" xmlns:xs="http://www.w3.org/2001/XMLSchema" xmlns:p="http://schemas.microsoft.com/office/2006/metadata/properties" xmlns:ns2="23369ae5-05ef-4c7c-a662-deac929baaef" targetNamespace="http://schemas.microsoft.com/office/2006/metadata/properties" ma:root="true" ma:fieldsID="ed8cacf55a6d923cbbf7f604d05b507d" ns2:_="">
     <xsd:import namespace="23369ae5-05ef-4c7c-a662-deac929baaef"/>
@@ -3606,6 +3402,10 @@
 </ct:contentTypeSchema>
 </file>
 
+<file path=customXml/item2.xml><?xml version="1.0" encoding="utf-8"?>
+<b:Sources xmlns:b="http://schemas.openxmlformats.org/officeDocument/2006/bibliography" xmlns="http://schemas.openxmlformats.org/officeDocument/2006/bibliography" SelectedStyle="\APASixthEditionOfficeOnline.xsl" StyleName="APA" Version="6"/>
+</file>
+
 <file path=customXml/item3.xml><?xml version="1.0" encoding="utf-8"?>
 <?mso-contentType ?>
 <FormTemplates xmlns="http://schemas.microsoft.com/sharepoint/v3/contenttype/forms">
@@ -3616,14 +3416,6 @@
 </file>
 
 <file path=customXml/itemProps1.xml><?xml version="1.0" encoding="utf-8"?>
-<ds:datastoreItem xmlns:ds="http://schemas.openxmlformats.org/officeDocument/2006/customXml" ds:itemID="{E9F6CDE2-636C-4043-AFFC-7CB0CE5DF55A}">
-  <ds:schemaRefs>
-    <ds:schemaRef ds:uri="http://schemas.openxmlformats.org/officeDocument/2006/bibliography"/>
-  </ds:schemaRefs>
-</ds:datastoreItem>
-</file>
-
-<file path=customXml/itemProps2.xml><?xml version="1.0" encoding="utf-8"?>
 <ds:datastoreItem xmlns:ds="http://schemas.openxmlformats.org/officeDocument/2006/customXml" ds:itemID="{E0E361D0-270A-43DD-B744-DC4991A38C53}">
   <ds:schemaRefs>
     <ds:schemaRef ds:uri="http://schemas.microsoft.com/office/2006/metadata/contentType"/>
@@ -3641,6 +3433,14 @@
 </ds:datastoreItem>
 </file>
 
+<file path=customXml/itemProps2.xml><?xml version="1.0" encoding="utf-8"?>
+<ds:datastoreItem xmlns:ds="http://schemas.openxmlformats.org/officeDocument/2006/customXml" ds:itemID="{E9F6CDE2-636C-4043-AFFC-7CB0CE5DF55A}">
+  <ds:schemaRefs>
+    <ds:schemaRef ds:uri="http://schemas.openxmlformats.org/officeDocument/2006/bibliography"/>
+  </ds:schemaRefs>
+</ds:datastoreItem>
+</file>
+
 <file path=customXml/itemProps3.xml><?xml version="1.0" encoding="utf-8"?>
 <ds:datastoreItem xmlns:ds="http://schemas.openxmlformats.org/officeDocument/2006/customXml" ds:itemID="{79D0F40F-646A-4DBF-9119-0FC598DFBBBB}">
   <ds:schemaRefs>

--- a/Szakdolgozat.docx
+++ b/Szakdolgozat.docx
@@ -968,17 +968,53 @@
       <w:r>
         <w:t>Ez a dokumentum a PuzzlePlatformer nevű programhoz készült dokumentáció és szakdolgozat.</w:t>
       </w:r>
-      <w:r>
-        <w:t xml:space="preserve"> A program </w:t>
-      </w:r>
-      <w:r>
-        <w:t>U</w:t>
-      </w:r>
-      <w:r>
-        <w:t>nityvel készül és egy 2D-s játék lesz.</w:t>
-      </w:r>
-      <w:r>
-        <w:t xml:space="preserve"> Menürendszerrel navigálható, pálya kiválasztása után egy oldalnézetes 2D-s felületté válik.</w:t>
+    </w:p>
+    <w:p>
+      <w:r>
+        <w:t>A program</w:t>
+      </w:r>
+      <w:r>
+        <w:t xml:space="preserve"> </w:t>
+      </w:r>
+      <w:r>
+        <w:t xml:space="preserve">Unityben készül, ahol lesz menürendszer és 2D-s platformer pályák, amiken különböző rejtvényeket megoldva kell átjutni. A menüben lesz egy kilépés gomb, amivel bezárható a program. </w:t>
+      </w:r>
+      <w:r>
+        <w:t>Lesz egy beállítások gomb, ami felhoz egy másik menüt, ahol állítható a hangerő, az ablakfelbontása és az ablak módja. A Játék gombot megnyomva kiválasztható lesz, hogy egyjátékos vagy többjátékos módban induljon a játék.</w:t>
+      </w:r>
+    </w:p>
+    <w:p>
+      <w:r>
+        <w:t xml:space="preserve"> </w:t>
+      </w:r>
+      <w:r>
+        <w:t xml:space="preserve">A játékmód kiválasztása után </w:t>
+      </w:r>
+      <w:r>
+        <w:t xml:space="preserve">egy térképen lesz kiválasztható melyik pálya induljon el. Először csak az első pálya érhető el. Minden egyes pálya teljesítésével feloldható a következő. </w:t>
+      </w:r>
+      <w:r>
+        <w:t>Némelyik pálya teljesítésével megszerezhető lesz új karakter, első új karakter megszerzése után lehet majd többjátékosban játszani.</w:t>
+      </w:r>
+      <w:r>
+        <w:t xml:space="preserve"> Bizonyos többjátékos pályák feloldásához előbb egyjátékosban fel kell oldani egy karaktert. A pályákon az ajtó elérése a cél. Ehhez </w:t>
+      </w:r>
+      <w:r>
+        <w:t>különböző mechanikákat kell majd használni. Ilyen mechanikák például gombok megnyomása kapuk nyitásához, ugrópad használata magasba jutáshoz. Eközben fontos elkerülni a veszélyes elemit a pályának.</w:t>
+      </w:r>
+      <w:r>
+        <w:t xml:space="preserve"> A térképen, illetve pályák közben lesz megállító menü, ahol a beállítások módosíthatók, egy új opcióval kibővítve. A pályákra belépve feljön egy rövid történtrészlet, ennek a panelnek a megjelenését lehet állítani, hogy mindig, </w:t>
+      </w:r>
+      <w:r>
+        <w:t>soha,</w:t>
+      </w:r>
+      <w:r>
+        <w:t xml:space="preserve"> vagy csak az első alkalomkor jelenjen meg.</w:t>
+      </w:r>
+    </w:p>
+    <w:p>
+      <w:r>
+        <w:t>A játék célja, hogy teljesítsd az összes pályát, szerezd meg az össze karaktert és élvezd a játékot.</w:t>
       </w:r>
     </w:p>
     <w:p/>
@@ -1011,10 +1047,7 @@
         <w:t xml:space="preserve"> </w:t>
       </w:r>
       <w:r>
-        <w:t>A menüben módosítható az ablak típusa, mérete, illetve a hangerő.</w:t>
-      </w:r>
-      <w:r>
-        <w:t xml:space="preserve"> A </w:t>
+        <w:t xml:space="preserve">A menüben módosítható az ablak típusa, mérete, illetve a hangerő. A </w:t>
       </w:r>
       <w:r>
         <w:rPr>
@@ -3245,6 +3278,10 @@
 </file>
 
 <file path=customXml/item1.xml><?xml version="1.0" encoding="utf-8"?>
+<b:Sources xmlns:b="http://schemas.openxmlformats.org/officeDocument/2006/bibliography" xmlns="http://schemas.openxmlformats.org/officeDocument/2006/bibliography" SelectedStyle="\APASixthEditionOfficeOnline.xsl" StyleName="APA" Version="6"/>
+</file>
+
+<file path=customXml/item2.xml><?xml version="1.0" encoding="utf-8"?>
 <ct:contentTypeSchema xmlns:ct="http://schemas.microsoft.com/office/2006/metadata/contentType" xmlns:ma="http://schemas.microsoft.com/office/2006/metadata/properties/metaAttributes" ct:_="" ma:_="" ma:contentTypeName="Document" ma:contentTypeID="0x01010057D746A6CC7228419059D1F304ECB892" ma:contentTypeVersion="6" ma:contentTypeDescription="Create a new document." ma:contentTypeScope="" ma:versionID="230bd601e8ab138a3182c21189d57f93">
   <xsd:schema xmlns:xsd="http://www.w3.org/2001/XMLSchema" xmlns:xs="http://www.w3.org/2001/XMLSchema" xmlns:p="http://schemas.microsoft.com/office/2006/metadata/properties" xmlns:ns2="23369ae5-05ef-4c7c-a662-deac929baaef" targetNamespace="http://schemas.microsoft.com/office/2006/metadata/properties" ma:root="true" ma:fieldsID="ed8cacf55a6d923cbbf7f604d05b507d" ns2:_="">
     <xsd:import namespace="23369ae5-05ef-4c7c-a662-deac929baaef"/>
@@ -3402,10 +3439,6 @@
 </ct:contentTypeSchema>
 </file>
 
-<file path=customXml/item2.xml><?xml version="1.0" encoding="utf-8"?>
-<b:Sources xmlns:b="http://schemas.openxmlformats.org/officeDocument/2006/bibliography" xmlns="http://schemas.openxmlformats.org/officeDocument/2006/bibliography" SelectedStyle="\APASixthEditionOfficeOnline.xsl" StyleName="APA" Version="6"/>
-</file>
-
 <file path=customXml/item3.xml><?xml version="1.0" encoding="utf-8"?>
 <?mso-contentType ?>
 <FormTemplates xmlns="http://schemas.microsoft.com/sharepoint/v3/contenttype/forms">
@@ -3416,6 +3449,14 @@
 </file>
 
 <file path=customXml/itemProps1.xml><?xml version="1.0" encoding="utf-8"?>
+<ds:datastoreItem xmlns:ds="http://schemas.openxmlformats.org/officeDocument/2006/customXml" ds:itemID="{E9F6CDE2-636C-4043-AFFC-7CB0CE5DF55A}">
+  <ds:schemaRefs>
+    <ds:schemaRef ds:uri="http://schemas.openxmlformats.org/officeDocument/2006/bibliography"/>
+  </ds:schemaRefs>
+</ds:datastoreItem>
+</file>
+
+<file path=customXml/itemProps2.xml><?xml version="1.0" encoding="utf-8"?>
 <ds:datastoreItem xmlns:ds="http://schemas.openxmlformats.org/officeDocument/2006/customXml" ds:itemID="{E0E361D0-270A-43DD-B744-DC4991A38C53}">
   <ds:schemaRefs>
     <ds:schemaRef ds:uri="http://schemas.microsoft.com/office/2006/metadata/contentType"/>
@@ -3433,14 +3474,6 @@
 </ds:datastoreItem>
 </file>
 
-<file path=customXml/itemProps2.xml><?xml version="1.0" encoding="utf-8"?>
-<ds:datastoreItem xmlns:ds="http://schemas.openxmlformats.org/officeDocument/2006/customXml" ds:itemID="{E9F6CDE2-636C-4043-AFFC-7CB0CE5DF55A}">
-  <ds:schemaRefs>
-    <ds:schemaRef ds:uri="http://schemas.openxmlformats.org/officeDocument/2006/bibliography"/>
-  </ds:schemaRefs>
-</ds:datastoreItem>
-</file>
-
 <file path=customXml/itemProps3.xml><?xml version="1.0" encoding="utf-8"?>
 <ds:datastoreItem xmlns:ds="http://schemas.openxmlformats.org/officeDocument/2006/customXml" ds:itemID="{79D0F40F-646A-4DBF-9119-0FC598DFBBBB}">
   <ds:schemaRefs>

--- a/Szakdolgozat.docx
+++ b/Szakdolgozat.docx
@@ -1050,21 +1050,19 @@
         <w:t xml:space="preserve">A menüben módosítható az ablak típusa, mérete, illetve a hangerő. A </w:t>
       </w:r>
       <w:r>
-        <w:rPr>
-          <w:i/>
-          <w:iCs/>
-          <w:color w:val="EE0000"/>
-        </w:rPr>
-        <w:t>játékot</w:t>
-      </w:r>
-      <w:r>
-        <w:rPr>
-          <w:color w:val="EE0000"/>
-        </w:rPr>
+        <w:t>játék</w:t>
+      </w:r>
+      <w:r>
+        <w:t xml:space="preserve"> gomb</w:t>
+      </w:r>
+      <w:r>
+        <w:t>ot</w:t>
+      </w:r>
+      <w:r>
         <w:t xml:space="preserve"> </w:t>
       </w:r>
       <w:r>
-        <w:t xml:space="preserve">kiválasztva </w:t>
+        <w:t xml:space="preserve">megnyomva </w:t>
       </w:r>
       <w:r>
         <w:t>kiválasztható egyjátékos vagy többjátékos mód. A többjátékos elkezdéséhez legalább az első 3 pályát teljesíteni kell az egyjátékos módban, hogy legyen kettő karakter</w:t>
@@ -3278,7 +3276,12 @@
 </file>
 
 <file path=customXml/item1.xml><?xml version="1.0" encoding="utf-8"?>
-<b:Sources xmlns:b="http://schemas.openxmlformats.org/officeDocument/2006/bibliography" xmlns="http://schemas.openxmlformats.org/officeDocument/2006/bibliography" SelectedStyle="\APASixthEditionOfficeOnline.xsl" StyleName="APA" Version="6"/>
+<?mso-contentType ?>
+<FormTemplates xmlns="http://schemas.microsoft.com/sharepoint/v3/contenttype/forms">
+  <Display>DocumentLibraryForm</Display>
+  <Edit>DocumentLibraryForm</Edit>
+  <New>DocumentLibraryForm</New>
+</FormTemplates>
 </file>
 
 <file path=customXml/item2.xml><?xml version="1.0" encoding="utf-8"?>
@@ -3440,18 +3443,13 @@
 </file>
 
 <file path=customXml/item3.xml><?xml version="1.0" encoding="utf-8"?>
-<?mso-contentType ?>
-<FormTemplates xmlns="http://schemas.microsoft.com/sharepoint/v3/contenttype/forms">
-  <Display>DocumentLibraryForm</Display>
-  <Edit>DocumentLibraryForm</Edit>
-  <New>DocumentLibraryForm</New>
-</FormTemplates>
+<b:Sources xmlns:b="http://schemas.openxmlformats.org/officeDocument/2006/bibliography" xmlns="http://schemas.openxmlformats.org/officeDocument/2006/bibliography" SelectedStyle="\APASixthEditionOfficeOnline.xsl" StyleName="APA" Version="6"/>
 </file>
 
 <file path=customXml/itemProps1.xml><?xml version="1.0" encoding="utf-8"?>
-<ds:datastoreItem xmlns:ds="http://schemas.openxmlformats.org/officeDocument/2006/customXml" ds:itemID="{E9F6CDE2-636C-4043-AFFC-7CB0CE5DF55A}">
+<ds:datastoreItem xmlns:ds="http://schemas.openxmlformats.org/officeDocument/2006/customXml" ds:itemID="{79D0F40F-646A-4DBF-9119-0FC598DFBBBB}">
   <ds:schemaRefs>
-    <ds:schemaRef ds:uri="http://schemas.openxmlformats.org/officeDocument/2006/bibliography"/>
+    <ds:schemaRef ds:uri="http://schemas.microsoft.com/sharepoint/v3/contenttype/forms"/>
   </ds:schemaRefs>
 </ds:datastoreItem>
 </file>
@@ -3475,9 +3473,9 @@
 </file>
 
 <file path=customXml/itemProps3.xml><?xml version="1.0" encoding="utf-8"?>
-<ds:datastoreItem xmlns:ds="http://schemas.openxmlformats.org/officeDocument/2006/customXml" ds:itemID="{79D0F40F-646A-4DBF-9119-0FC598DFBBBB}">
+<ds:datastoreItem xmlns:ds="http://schemas.openxmlformats.org/officeDocument/2006/customXml" ds:itemID="{E9F6CDE2-636C-4043-AFFC-7CB0CE5DF55A}">
   <ds:schemaRefs>
-    <ds:schemaRef ds:uri="http://schemas.microsoft.com/sharepoint/v3/contenttype/forms"/>
+    <ds:schemaRef ds:uri="http://schemas.openxmlformats.org/officeDocument/2006/bibliography"/>
   </ds:schemaRefs>
 </ds:datastoreItem>
 </file>
--- a/Szakdolgozat.docx
+++ b/Szakdolgozat.docx
@@ -744,7 +744,7 @@
                 <w:noProof/>
                 <w:webHidden/>
               </w:rPr>
-              <w:t>4</w:t>
+              <w:t>5</w:t>
             </w:r>
             <w:r>
               <w:rPr>
@@ -832,7 +832,7 @@
                 <w:noProof/>
                 <w:webHidden/>
               </w:rPr>
-              <w:t>5</w:t>
+              <w:t>6</w:t>
             </w:r>
             <w:r>
               <w:rPr>
@@ -920,7 +920,7 @@
                 <w:noProof/>
                 <w:webHidden/>
               </w:rPr>
-              <w:t>6</w:t>
+              <w:t>7</w:t>
             </w:r>
             <w:r>
               <w:rPr>
@@ -1103,7 +1103,97 @@
       </w:r>
       <w:bookmarkEnd w:id="5"/>
     </w:p>
-    <w:p/>
+    <w:p>
+      <w:r>
+        <w:t xml:space="preserve">A programot elindítva egy menü fogad, ahol módosítani lehet a beállításokat, bezárni a programot, és elindítani a játékot egy bizonyos módban. Kiválasztva az egyjátékos vagy többjátékos módot egy térkép töltődik be, ahol ki lehet választani a teljesíteni kívánt pályát. Első alkalommal sorban az első pályától kezdve lehet indítani. A kiválasztva egyet, egy 2D-s pálya fogad, ahol egy karaktert lehet mozgatni billentyűzet segítségével. Bizonyos pályákon több karakter is használandó. A pályákon lehet csillagokat gyűjteni, és érdemes is mivel szakaszonként bizonyos csillagszámmal oldódik csak fel a következő pálya. </w:t>
+      </w:r>
+      <w:r>
+        <w:t>Minden pályán van egy ajtó, ennek az elérése a cél. A pályákon különböző akadályok is szerepelnek. Vannak tüske elemek, amelyekhez hozzáérve újra kell kezdeni a pályát. Ezek a tüskék lehetnek a földön, falon vagy plafonon is. Találhatók még dobbantók, amelyekre ráugorva magasba repül a karakter. A pályákon található négy különböző színben gombok. Ezeknek két típusa van, az egyik megnyomva marad, ha leszáll róla a karakter. A másik fajta, csak addig aktív amíg valamelyik karakter rajta áll. Ezek a gombok különböző színű kapukat aktiválnak.</w:t>
+      </w:r>
+      <w:r>
+        <w:t xml:space="preserve"> A gombok és dobbantók segítségével kell elkerülni a tüskéket, megszerezni a csillagokat és elérni az ajtót minden karakterrel.</w:t>
+      </w:r>
+      <w:r>
+        <w:t xml:space="preserve"> </w:t>
+      </w:r>
+    </w:p>
+    <w:p>
+      <w:r>
+        <w:t>Unity 2022.3.62f2 verzióban készítettem a programot.</w:t>
+      </w:r>
+      <w:r>
+        <w:t xml:space="preserve"> A program kódja C# nyelven van, és a különböző scriptek a Unity-s object-ekhez vannak rendelve. Unity-ben létrehoztam saját layer-eket, custom típusokat, hogy megvalósítsam a programot. A pályák egy grid-en szereplő több tilemap-ből álló szerkezetben vannak, amelyek 2Ds nézete adja a pálya egészét. Emellett minden pályához tartozik egy háttér is. Mivel a pályákat fájlból tölti be a program, ezért minden pályához tartozik egy json fájl</w:t>
+      </w:r>
+      <w:r>
+        <w:t>,</w:t>
+      </w:r>
+      <w:r>
+        <w:t xml:space="preserve"> ami a</w:t>
+      </w:r>
+      <w:r>
+        <w:t xml:space="preserve"> szükséges adatokat tartalmazz</w:t>
+      </w:r>
+      <w:r>
+        <w:t>a</w:t>
+      </w:r>
+      <w:r>
+        <w:t>.</w:t>
+      </w:r>
+    </w:p>
+    <w:p>
+      <w:r>
+        <w:t>A scriptek azon része, amely</w:t>
+      </w:r>
+      <w:r>
+        <w:t>ek</w:t>
+      </w:r>
+      <w:r>
+        <w:t xml:space="preserve"> egy Unity-s gameobject-hez vannak csatolva, azok MonoBehavio</w:t>
+      </w:r>
+      <w:r>
+        <w:t>u</w:t>
+      </w:r>
+      <w:r>
+        <w:t xml:space="preserve">r osztályból vannak származtatva. Ezek tartalmaznak Awake, Start, Update, és FixedUpdate függvényeket, amelyek Unity-ben előre meghatározott esetekben futnak le. </w:t>
+      </w:r>
+      <w:r>
+        <w:t>Bizonyos scriptek tartalmaznak OnTriggerEnter2D vagy OnTriggerExit2D függvényeket, ezek a pályán a különböző elemek érintésének érzékelésé</w:t>
+      </w:r>
+      <w:r>
+        <w:t xml:space="preserve">ben segítenek, és egyike </w:t>
+      </w:r>
+      <w:r>
+        <w:t>Unity-be beépített függvények</w:t>
+      </w:r>
+      <w:r>
+        <w:t>nek</w:t>
+      </w:r>
+      <w:r>
+        <w:t xml:space="preserve">. </w:t>
+      </w:r>
+      <w:r>
+        <w:t xml:space="preserve">A scriptek között van két fő fájl a „MenuCotroller.cs” és a „Game.cs”. Ezek látják el a fő műveleteket a program során. A MenuController tartalmazza a menüben szereplő gombok funkciójának megvalósítását, a „SceneLoader.cs” segítségével a játékra váltást. </w:t>
+      </w:r>
+      <w:r>
+        <w:lastRenderedPageBreak/>
+        <w:t>Onnantól a Game script folytatja a funkciók végrehajtását.</w:t>
+      </w:r>
+      <w:r>
+        <w:t xml:space="preserve"> A játékmenüben található beállításokat, és a kiválasztott pályának a betöltéséhez szükséges függvényhívásokat tartalmazza.</w:t>
+      </w:r>
+      <w:r>
+        <w:t xml:space="preserve"> </w:t>
+      </w:r>
+      <w:r>
+        <w:t xml:space="preserve">A pályák betöltését valójában hat másik script segíti, rétegenként egy script. A fő réteget, ami az érinthető domborzatot tartalmazza, betöltő script fogja össze a többi ötöt. Ezek a tilemap különböző rétegeit betöltő és funkcióit megvalósító scriptek tartalmaznak egy statikus „instance” változót, aminek segítségével hívódnak meg a betöltéshez szükséges függvények. </w:t>
+      </w:r>
+      <w:r>
+        <w:t xml:space="preserve">A karakterek mozgását a karakterekhez hozzárendelt „PlayerMovement.cs” script tartalmazza, amely figyeli a lenyomott billentyűzeteket és mozgatja az adott karaktert annak megfelelően. </w:t>
+      </w:r>
+      <w:r>
+        <w:t>A Game script tartalmaz hivatkozásokat a létező játékosokhoz, és scriptjeikhez, emellett tárolja a beállításokat, aktuális pálya számát, összegyűjtött csillagok mennyiségét, és egyszerre tartalmazza az egyjátékos és többjátékos mód megvalósítását.</w:t>
+      </w:r>
+    </w:p>
     <w:p>
       <w:pPr>
         <w:spacing w:after="160" w:line="259" w:lineRule="auto"/>
@@ -2459,7 +2549,6 @@
   <w:style w:type="character" w:default="1" w:styleId="Bekezdsalapbettpusa">
     <w:name w:val="Default Paragraph Font"/>
     <w:uiPriority w:val="1"/>
-    <w:semiHidden/>
     <w:unhideWhenUsed/>
   </w:style>
   <w:style w:type="table" w:default="1" w:styleId="Normltblzat">
@@ -3276,15 +3365,6 @@
 </file>
 
 <file path=customXml/item1.xml><?xml version="1.0" encoding="utf-8"?>
-<?mso-contentType ?>
-<FormTemplates xmlns="http://schemas.microsoft.com/sharepoint/v3/contenttype/forms">
-  <Display>DocumentLibraryForm</Display>
-  <Edit>DocumentLibraryForm</Edit>
-  <New>DocumentLibraryForm</New>
-</FormTemplates>
-</file>
-
-<file path=customXml/item2.xml><?xml version="1.0" encoding="utf-8"?>
 <ct:contentTypeSchema xmlns:ct="http://schemas.microsoft.com/office/2006/metadata/contentType" xmlns:ma="http://schemas.microsoft.com/office/2006/metadata/properties/metaAttributes" ct:_="" ma:_="" ma:contentTypeName="Document" ma:contentTypeID="0x01010057D746A6CC7228419059D1F304ECB892" ma:contentTypeVersion="6" ma:contentTypeDescription="Create a new document." ma:contentTypeScope="" ma:versionID="230bd601e8ab138a3182c21189d57f93">
   <xsd:schema xmlns:xsd="http://www.w3.org/2001/XMLSchema" xmlns:xs="http://www.w3.org/2001/XMLSchema" xmlns:p="http://schemas.microsoft.com/office/2006/metadata/properties" xmlns:ns2="23369ae5-05ef-4c7c-a662-deac929baaef" targetNamespace="http://schemas.microsoft.com/office/2006/metadata/properties" ma:root="true" ma:fieldsID="ed8cacf55a6d923cbbf7f604d05b507d" ns2:_="">
     <xsd:import namespace="23369ae5-05ef-4c7c-a662-deac929baaef"/>
@@ -3442,19 +3522,20 @@
 </ct:contentTypeSchema>
 </file>
 
+<file path=customXml/item2.xml><?xml version="1.0" encoding="utf-8"?>
+<?mso-contentType ?>
+<FormTemplates xmlns="http://schemas.microsoft.com/sharepoint/v3/contenttype/forms">
+  <Display>DocumentLibraryForm</Display>
+  <Edit>DocumentLibraryForm</Edit>
+  <New>DocumentLibraryForm</New>
+</FormTemplates>
+</file>
+
 <file path=customXml/item3.xml><?xml version="1.0" encoding="utf-8"?>
 <b:Sources xmlns:b="http://schemas.openxmlformats.org/officeDocument/2006/bibliography" xmlns="http://schemas.openxmlformats.org/officeDocument/2006/bibliography" SelectedStyle="\APASixthEditionOfficeOnline.xsl" StyleName="APA" Version="6"/>
 </file>
 
 <file path=customXml/itemProps1.xml><?xml version="1.0" encoding="utf-8"?>
-<ds:datastoreItem xmlns:ds="http://schemas.openxmlformats.org/officeDocument/2006/customXml" ds:itemID="{79D0F40F-646A-4DBF-9119-0FC598DFBBBB}">
-  <ds:schemaRefs>
-    <ds:schemaRef ds:uri="http://schemas.microsoft.com/sharepoint/v3/contenttype/forms"/>
-  </ds:schemaRefs>
-</ds:datastoreItem>
-</file>
-
-<file path=customXml/itemProps2.xml><?xml version="1.0" encoding="utf-8"?>
 <ds:datastoreItem xmlns:ds="http://schemas.openxmlformats.org/officeDocument/2006/customXml" ds:itemID="{E0E361D0-270A-43DD-B744-DC4991A38C53}">
   <ds:schemaRefs>
     <ds:schemaRef ds:uri="http://schemas.microsoft.com/office/2006/metadata/contentType"/>
@@ -3472,6 +3553,14 @@
 </ds:datastoreItem>
 </file>
 
+<file path=customXml/itemProps2.xml><?xml version="1.0" encoding="utf-8"?>
+<ds:datastoreItem xmlns:ds="http://schemas.openxmlformats.org/officeDocument/2006/customXml" ds:itemID="{79D0F40F-646A-4DBF-9119-0FC598DFBBBB}">
+  <ds:schemaRefs>
+    <ds:schemaRef ds:uri="http://schemas.microsoft.com/sharepoint/v3/contenttype/forms"/>
+  </ds:schemaRefs>
+</ds:datastoreItem>
+</file>
+
 <file path=customXml/itemProps3.xml><?xml version="1.0" encoding="utf-8"?>
 <ds:datastoreItem xmlns:ds="http://schemas.openxmlformats.org/officeDocument/2006/customXml" ds:itemID="{E9F6CDE2-636C-4043-AFFC-7CB0CE5DF55A}">
   <ds:schemaRefs>

--- a/Szakdolgozat.docx
+++ b/Szakdolgozat.docx
@@ -656,7 +656,7 @@
                 <w:noProof/>
                 <w:webHidden/>
               </w:rPr>
-              <w:t>3</w:t>
+              <w:t>4</w:t>
             </w:r>
             <w:r>
               <w:rPr>
@@ -744,7 +744,7 @@
                 <w:noProof/>
                 <w:webHidden/>
               </w:rPr>
-              <w:t>5</w:t>
+              <w:t>6</w:t>
             </w:r>
             <w:r>
               <w:rPr>
@@ -832,7 +832,7 @@
                 <w:noProof/>
                 <w:webHidden/>
               </w:rPr>
-              <w:t>6</w:t>
+              <w:t>7</w:t>
             </w:r>
             <w:r>
               <w:rPr>
@@ -920,7 +920,7 @@
                 <w:noProof/>
                 <w:webHidden/>
               </w:rPr>
-              <w:t>7</w:t>
+              <w:t>8</w:t>
             </w:r>
             <w:r>
               <w:rPr>
@@ -1077,7 +1077,72 @@
         <w:t xml:space="preserve"> Elkezdve a játékot először egy térkép látható, amin találhatók a pályákat jelölő gombok. Ezeket sorban kell teljesíteni, egy pályát az előtte lévő teljesítése old fel.</w:t>
       </w:r>
       <w:r>
-        <w:t xml:space="preserve"> Minden pálya elején egy rövid történet darab olvasható, ennek megjelenését beállítással módosítani lehet.</w:t>
+        <w:t xml:space="preserve"> Néhány</w:t>
+      </w:r>
+      <w:r>
+        <w:t xml:space="preserve"> pálya elején egy rövid történet darab olvasható, ennek megjelenését beállítással módosítani lehet.</w:t>
+      </w:r>
+      <w:r>
+        <w:t xml:space="preserve"> </w:t>
+      </w:r>
+    </w:p>
+    <w:p>
+      <w:r>
+        <w:t xml:space="preserve">A legtöbb osztályt, a MonoBehaviour osztályból származtatva hoztam létre, ezzel a létrehozott osztályok tartalmazzák a szükséges tulajdonságokat, hogy egy unity-s objektumhoz köthetőek legyenek. Ezt kihasználva olyan osztályokat és függvényeket írtam, amelyek akár többször is felhasználhatóak legyenek, különböző objektumokhoz rendelve. Például a PlayerMovement osztály billentyű lenyomására, a hozzárendelt objektum mozgatását teszi lehetővé. </w:t>
+      </w:r>
+    </w:p>
+    <w:p>
+      <w:r>
+        <w:t xml:space="preserve">A program elindítása után, a főmenü nyílik meg ahol három felirat látszik. Ezekre </w:t>
+      </w:r>
+      <w:r>
+        <w:t xml:space="preserve">lehet </w:t>
+      </w:r>
+      <w:r>
+        <w:t>kattintani</w:t>
+      </w:r>
+      <w:r>
+        <w:t xml:space="preserve"> és</w:t>
+      </w:r>
+      <w:r>
+        <w:t xml:space="preserve"> ha csak felé húzzuk a kurzort, jobb oldalt megjelenik egy rövid leírás az opcióval kapcsolatban. A </w:t>
+      </w:r>
+      <w:r>
+        <w:t xml:space="preserve">Játék szövegre kattintva egy kisebb ablak jelenik meg, ahol kiválasztható a játékmód, egy- vagy többjátékos, illetve a </w:t>
+      </w:r>
+      <w:r>
+        <w:t>mégse</w:t>
+      </w:r>
+      <w:r>
+        <w:t xml:space="preserve"> gombbal bezárható ez a kis választó felület. A Beállítások-at kiválasztva is megjelenik egy panel, ahol módosítható a program hangereje, felbontása és ablakmódja. Az utóbbi három opciót, míg a felbontás a használt monitortól függően különböző mennyiségű opciót tartalmazhat. A vissza gombbal bezárva a panelt a Kilépéssel a programot is be lehet zárni.</w:t>
+      </w:r>
+    </w:p>
+    <w:p>
+      <w:r>
+        <w:t xml:space="preserve">A Játék menüt kiválasztva az Egyjátékos gombot megnyomva egy térkép töltődik be. A térképen láthatók a pályák, amelyeket sorrendben lehet megoldani. A pályákon csillagokat kell gyűjteni és elérni az ajtót. A vízszintes mozgás az A és D gombokkal történik, az ugrás pedig a W-vel. A pályákon előre haladva elérhetőek lesznek új karakterek is. A karakterek között az 1, 2, 3 számgombok segítségével lehet váltani. </w:t>
+      </w:r>
+      <w:r>
+        <w:t xml:space="preserve">A pályákon veszélyes tüskék találhatók, ezek kikerülésére az ugrás mellett segíthet még az ugró pad, illetve különböző színű gombok </w:t>
+      </w:r>
+      <w:r>
+        <w:lastRenderedPageBreak/>
+        <w:t xml:space="preserve">megnyomásával mozgathatók kapuk is. </w:t>
+      </w:r>
+      <w:r>
+        <w:t>A csillagok gyűjtése nem kötelező, viszont némelyik pálya feloldásához kell bizonyos mennyiségű csillag.</w:t>
+      </w:r>
+    </w:p>
+    <w:p>
+      <w:r>
+        <w:t xml:space="preserve">Miután Egyjátékosban fel lett oldva új karakter elérhetővé válik a Többjátékos mód egykét pályája. Itt egyszerre két karakter van a pályán, amelyeket külön gombokkal, egyszerre is lehet mozgatni. Az egyiket az egyjátékosban megszokott A, D és W gombok mozgatják, míg a másikat a balra, jobbra és fel nyilak irányítják. </w:t>
+      </w:r>
+      <w:r>
+        <w:t>Többjátékosban öt pálya tartozik egy csoportba, és így ötösével más két karakter van egyszerre a pályákon.</w:t>
+      </w:r>
+    </w:p>
+    <w:p>
+      <w:r>
+        <w:t xml:space="preserve">A program egyes részeinek megkönnyítésére készítettem gyorsgombokat bizonyos funkciókhoz. A legtöbb pause menü megnyitható az Esc gomb megnyomásával, ha esetleg aktív a menü akkor pedig bezáródik. Az R billentyűvel újrakezdhető egy pálya, ha meg van nyitva a pause menü, vagy éppen aktív a vesztes vagy nyertes panel. A Space billentyűhöz is tartozik némi funkció, amikor a vesztes vagy nyertes panel látható. A nyertes panel esetén a következő pálya gomb helyett lehet használni, a vesztes panel esetén pedig az újrakezdést hívja meg. </w:t>
       </w:r>
     </w:p>
     <w:p>
@@ -2549,6 +2614,7 @@
   <w:style w:type="character" w:default="1" w:styleId="Bekezdsalapbettpusa">
     <w:name w:val="Default Paragraph Font"/>
     <w:uiPriority w:val="1"/>
+    <w:semiHidden/>
     <w:unhideWhenUsed/>
   </w:style>
   <w:style w:type="table" w:default="1" w:styleId="Normltblzat">

--- a/Szakdolgozat.docx
+++ b/Szakdolgozat.docx
@@ -132,8 +132,6 @@
           <w:szCs w:val="28"/>
         </w:rPr>
       </w:pPr>
-      <w:commentRangeStart w:id="0"/>
-      <w:commentRangeStart w:id="1"/>
       <w:r>
         <w:rPr>
           <w:b/>
@@ -141,38 +139,7 @@
           <w:sz w:val="28"/>
           <w:szCs w:val="28"/>
         </w:rPr>
-        <w:t xml:space="preserve">Programozáselmélet és Szoftvertechnológia </w:t>
-      </w:r>
-      <w:commentRangeEnd w:id="0"/>
-      <w:r>
-        <w:rPr>
-          <w:rStyle w:val="Jegyzethivatkozs"/>
-          <w:b/>
-          <w:bCs/>
-          <w:sz w:val="28"/>
-          <w:szCs w:val="28"/>
-        </w:rPr>
-        <w:commentReference w:id="0"/>
-      </w:r>
-      <w:commentRangeEnd w:id="1"/>
-      <w:r>
-        <w:rPr>
-          <w:rStyle w:val="Jegyzethivatkozs"/>
-          <w:b/>
-          <w:bCs/>
-          <w:sz w:val="28"/>
-          <w:szCs w:val="28"/>
-        </w:rPr>
-        <w:commentReference w:id="1"/>
-      </w:r>
-      <w:r>
-        <w:rPr>
-          <w:b/>
-          <w:bCs/>
-          <w:sz w:val="28"/>
-          <w:szCs w:val="28"/>
-        </w:rPr>
-        <w:t>Tanszék</w:t>
+        <w:t>Programozáselmélet és Szoftvertechnológia Tanszék</w:t>
       </w:r>
     </w:p>
     <w:p/>
@@ -280,29 +247,11 @@
         <w:spacing w:before="600"/>
         <w:jc w:val="center"/>
       </w:pPr>
-      <w:commentRangeStart w:id="2"/>
       <w:r>
         <w:rPr>
           <w:rStyle w:val="Kiemels2"/>
         </w:rPr>
-        <w:t>Szombathely</w:t>
-      </w:r>
-      <w:commentRangeEnd w:id="2"/>
-      <w:r>
-        <w:rPr>
-          <w:rStyle w:val="Jegyzethivatkozs"/>
-          <w:b/>
-          <w:bCs/>
-          <w:sz w:val="24"/>
-          <w:szCs w:val="24"/>
-        </w:rPr>
-        <w:commentReference w:id="2"/>
-      </w:r>
-      <w:r>
-        <w:rPr>
-          <w:rStyle w:val="Kiemels2"/>
-        </w:rPr>
-        <w:t>, 202</w:t>
+        <w:t>Szombathely, 202</w:t>
       </w:r>
       <w:r>
         <w:rPr>
@@ -332,8 +281,8 @@
           <w:noProof/>
         </w:rPr>
         <w:drawing>
-          <wp:inline distT="0" distB="0" distL="0" distR="0" wp14:anchorId="5CFC9BDB" wp14:editId="73594EA1">
-            <wp:extent cx="5760720" cy="6362700"/>
+          <wp:inline distT="0" distB="0" distL="0" distR="0" wp14:anchorId="5CFC9BDB" wp14:editId="0340C717">
+            <wp:extent cx="5972175" cy="6596251"/>
             <wp:effectExtent l="0" t="0" r="0" b="0"/>
             <wp:docPr id="285423508" name="Kép 1" descr="A képen szöveg, képernyőkép, levél, Betűtípus látható&#10;&#10;Előfordulhat, hogy az AI által létrehozott tartalom helytelen."/>
             <wp:cNvGraphicFramePr>
@@ -347,7 +296,7 @@
                     <pic:cNvPicPr/>
                   </pic:nvPicPr>
                   <pic:blipFill>
-                    <a:blip r:embed="rId15"/>
+                    <a:blip r:embed="rId11"/>
                     <a:stretch>
                       <a:fillRect/>
                     </a:stretch>
@@ -355,7 +304,7 @@
                   <pic:spPr>
                     <a:xfrm>
                       <a:off x="0" y="0"/>
-                      <a:ext cx="5760720" cy="6362700"/>
+                      <a:ext cx="5974454" cy="6598768"/>
                     </a:xfrm>
                     <a:prstGeom prst="rect">
                       <a:avLst/>
@@ -942,7 +891,7 @@
     <w:p>
       <w:pPr>
         <w:sectPr>
-          <w:footerReference w:type="default" r:id="rId16"/>
+          <w:footerReference w:type="default" r:id="rId12"/>
           <w:pgSz w:w="11906" w:h="16838"/>
           <w:pgMar w:top="1417" w:right="1417" w:bottom="1417" w:left="1417" w:header="708" w:footer="708" w:gutter="0"/>
           <w:cols w:space="708"/>
@@ -954,7 +903,7 @@
       <w:pPr>
         <w:pStyle w:val="Cmsor1"/>
       </w:pPr>
-      <w:bookmarkStart w:id="3" w:name="_Toc87521353"/>
+      <w:bookmarkStart w:id="0" w:name="_Toc87521353"/>
       <w:r>
         <w:lastRenderedPageBreak/>
         <w:t>Bevezet</w:t>
@@ -962,7 +911,7 @@
       <w:r>
         <w:t>és</w:t>
       </w:r>
-      <w:bookmarkEnd w:id="3"/>
+      <w:bookmarkEnd w:id="0"/>
     </w:p>
     <w:p>
       <w:r>
@@ -980,18 +929,39 @@
         <w:t xml:space="preserve">Unityben készül, ahol lesz menürendszer és 2D-s platformer pályák, amiken különböző rejtvényeket megoldva kell átjutni. A menüben lesz egy kilépés gomb, amivel bezárható a program. </w:t>
       </w:r>
       <w:r>
-        <w:t>Lesz egy beállítások gomb, ami felhoz egy másik menüt, ahol állítható a hangerő, az ablakfelbontása és az ablak módja. A Játék gombot megnyomva kiválasztható lesz, hogy egyjátékos vagy többjátékos módban induljon a játék.</w:t>
+        <w:t xml:space="preserve">Lesz egy beállítások gomb, ami </w:t>
+      </w:r>
+      <w:r>
+        <w:t>vált</w:t>
+      </w:r>
+      <w:r>
+        <w:t xml:space="preserve"> egy másik menü</w:t>
+      </w:r>
+      <w:r>
+        <w:t>re</w:t>
+      </w:r>
+      <w:r>
+        <w:t>, ahol állítható a hangerő, az ablakfelbontása és az ablak módja. A Játék gombot megnyomva kiválasztható lesz, hogy egyjátékos vagy többjátékos módban induljon a játék.</w:t>
       </w:r>
     </w:p>
     <w:p>
       <w:r>
-        <w:t xml:space="preserve"> </w:t>
-      </w:r>
-      <w:r>
         <w:t xml:space="preserve">A játékmód kiválasztása után </w:t>
       </w:r>
       <w:r>
-        <w:t xml:space="preserve">egy térképen lesz kiválasztható melyik pálya induljon el. Először csak az első pálya érhető el. Minden egyes pálya teljesítésével feloldható a következő. </w:t>
+        <w:t>egy térképen lesz kiválasztható melyik pálya induljon el.</w:t>
+      </w:r>
+      <w:r>
+        <w:t xml:space="preserve"> Egyjátékos esetén e</w:t>
+      </w:r>
+      <w:r>
+        <w:t>lőször csak az első pálya érhető el. Minden egyes pálya teljesítésével feloldható a következő</w:t>
+      </w:r>
+      <w:r>
+        <w:t>, néha extra kritérium is van</w:t>
+      </w:r>
+      <w:r>
+        <w:t xml:space="preserve">. </w:t>
       </w:r>
       <w:r>
         <w:t>Némelyik pálya teljesítésével megszerezhető lesz új karakter, első új karakter megszerzése után lehet majd többjátékosban játszani.</w:t>
@@ -1014,13 +984,13 @@
     </w:p>
     <w:p>
       <w:r>
-        <w:t>A játék célja, hogy teljesítsd az összes pályát, szerezd meg az össze karaktert és élvezd a játékot.</w:t>
-      </w:r>
-    </w:p>
-    <w:p/>
-    <w:p>
-      <w:r>
-        <w:br w:type="page"/>
+        <w:t>A játék célja, hogy teljesítsd az összes pályát, szerezd meg az össze karaktert</w:t>
+      </w:r>
+      <w:r>
+        <w:t xml:space="preserve">, gyűjts minél több csillagot </w:t>
+      </w:r>
+      <w:r>
+        <w:t>és élvezd a játékot.</w:t>
       </w:r>
     </w:p>
     <w:p>
@@ -1029,12 +999,12 @@
         <w:spacing w:before="24000"/>
         <w:ind w:left="431" w:hanging="431"/>
       </w:pPr>
-      <w:bookmarkStart w:id="4" w:name="_Toc87521354"/>
+      <w:bookmarkStart w:id="1" w:name="_Toc87521354"/>
       <w:r>
         <w:lastRenderedPageBreak/>
         <w:t>Felhasználói dokumentáció</w:t>
       </w:r>
-      <w:bookmarkEnd w:id="4"/>
+      <w:bookmarkEnd w:id="1"/>
     </w:p>
     <w:p>
       <w:r>
@@ -1074,25 +1044,228 @@
         <w:t xml:space="preserve"> amivel játszani lehet.</w:t>
       </w:r>
       <w:r>
-        <w:t xml:space="preserve"> Elkezdve a játékot először egy térkép látható, amin találhatók a pályákat jelölő gombok. Ezeket sorban kell teljesíteni, egy pályát az előtte lévő teljesítése old fel.</w:t>
+        <w:t xml:space="preserve"> Elkezdve a játékot először egy térkép látható, amin találhatók a pályákat jelölő gombok. Ezeket sorban kell teljesíteni, egy pályát az előtte lévő teljesítése old fel</w:t>
+      </w:r>
+      <w:r>
+        <w:t>. Bizonyos pályáknál adott mennyiségű összegyűjtött csillag is kell a feloldáshoz</w:t>
+      </w:r>
+      <w:r>
+        <w:t>.</w:t>
       </w:r>
       <w:r>
         <w:t xml:space="preserve"> Néhány</w:t>
       </w:r>
       <w:r>
         <w:t xml:space="preserve"> pálya elején egy rövid történet darab olvasható, ennek megjelenését beállítással módosítani lehet.</w:t>
-      </w:r>
-      <w:r>
-        <w:t xml:space="preserve"> </w:t>
       </w:r>
     </w:p>
     <w:p>
       <w:r>
-        <w:t xml:space="preserve">A legtöbb osztályt, a MonoBehaviour osztályból származtatva hoztam létre, ezzel a létrehozott osztályok tartalmazzák a szükséges tulajdonságokat, hogy egy unity-s objektumhoz köthetőek legyenek. Ezt kihasználva olyan osztályokat és függvényeket írtam, amelyek akár többször is felhasználhatóak legyenek, különböző objektumokhoz rendelve. Például a PlayerMovement osztály billentyű lenyomására, a hozzárendelt objektum mozgatását teszi lehetővé. </w:t>
+        <w:t>A</w:t>
+      </w:r>
+      <w:r>
+        <w:t xml:space="preserve"> program kódjában létrehozott</w:t>
+      </w:r>
+      <w:r>
+        <w:t xml:space="preserve"> legtöbb osztályt, a MonoBehaviour osztályból</w:t>
+      </w:r>
+      <w:r>
+        <w:t xml:space="preserve"> van származtatva</w:t>
+      </w:r>
+      <w:r>
+        <w:t>, ezzel a létrehozott osztályok tartalmazzák a szükséges tulajdonságokat, hogy egy unity-s objektumhoz köthetőek legyenek. Ezt kihasználva olyan osztályokat és függvényeket írtam, amelyek akár többször is felhasználhatóak, különböző objektumokhoz rendelve. Például a PlayerMovement osztály</w:t>
+      </w:r>
+      <w:r>
+        <w:t xml:space="preserve">, amely </w:t>
+      </w:r>
+      <w:r>
+        <w:t>billentyű lenyomására, a hozzárendelt objektum mozgatását teszi lehetővé.</w:t>
       </w:r>
     </w:p>
     <w:p>
       <w:r>
+        <w:rPr>
+          <w:noProof/>
+        </w:rPr>
+        <mc:AlternateContent>
+          <mc:Choice Requires="wps">
+            <w:drawing>
+              <wp:anchor distT="0" distB="0" distL="114300" distR="114300" simplePos="0" relativeHeight="251661312" behindDoc="1" locked="0" layoutInCell="1" allowOverlap="1" wp14:anchorId="374DB4A8" wp14:editId="0513B39E">
+                <wp:simplePos x="0" y="0"/>
+                <wp:positionH relativeFrom="column">
+                  <wp:posOffset>2380615</wp:posOffset>
+                </wp:positionH>
+                <wp:positionV relativeFrom="paragraph">
+                  <wp:posOffset>1964055</wp:posOffset>
+                </wp:positionV>
+                <wp:extent cx="3378835" cy="635"/>
+                <wp:effectExtent l="0" t="0" r="0" b="0"/>
+                <wp:wrapTight wrapText="bothSides">
+                  <wp:wrapPolygon edited="0">
+                    <wp:start x="0" y="0"/>
+                    <wp:lineTo x="0" y="21600"/>
+                    <wp:lineTo x="21600" y="21600"/>
+                    <wp:lineTo x="21600" y="0"/>
+                  </wp:wrapPolygon>
+                </wp:wrapTight>
+                <wp:docPr id="1879344636" name="Szövegdoboz 1"/>
+                <wp:cNvGraphicFramePr/>
+                <a:graphic xmlns:a="http://schemas.openxmlformats.org/drawingml/2006/main">
+                  <a:graphicData uri="http://schemas.microsoft.com/office/word/2010/wordprocessingShape">
+                    <wps:wsp>
+                      <wps:cNvSpPr txBox="1"/>
+                      <wps:spPr>
+                        <a:xfrm>
+                          <a:off x="0" y="0"/>
+                          <a:ext cx="3378835" cy="635"/>
+                        </a:xfrm>
+                        <a:prstGeom prst="rect">
+                          <a:avLst/>
+                        </a:prstGeom>
+                        <a:solidFill>
+                          <a:prstClr val="white"/>
+                        </a:solidFill>
+                        <a:ln>
+                          <a:noFill/>
+                        </a:ln>
+                      </wps:spPr>
+                      <wps:txbx>
+                        <w:txbxContent>
+                          <w:p>
+                            <w:pPr>
+                              <w:pStyle w:val="Kpalrs"/>
+                              <w:rPr>
+                                <w:szCs w:val="22"/>
+                              </w:rPr>
+                            </w:pPr>
+                            <w:fldSimple w:instr=" SEQ ábra \* ARABIC ">
+                              <w:r>
+                                <w:rPr>
+                                  <w:noProof/>
+                                </w:rPr>
+                                <w:t>1</w:t>
+                              </w:r>
+                            </w:fldSimple>
+                            <w:r>
+                              <w:t>. ábra Főmenü, Játék feliraton a kurzor</w:t>
+                            </w:r>
+                          </w:p>
+                        </w:txbxContent>
+                      </wps:txbx>
+                      <wps:bodyPr rot="0" spcFirstLastPara="0" vertOverflow="overflow" horzOverflow="overflow" vert="horz" wrap="square" lIns="0" tIns="0" rIns="0" bIns="0" numCol="1" spcCol="0" rtlCol="0" fromWordArt="0" anchor="t" anchorCtr="0" forceAA="0" compatLnSpc="1">
+                        <a:prstTxWarp prst="textNoShape">
+                          <a:avLst/>
+                        </a:prstTxWarp>
+                        <a:spAutoFit/>
+                      </wps:bodyPr>
+                    </wps:wsp>
+                  </a:graphicData>
+                </a:graphic>
+              </wp:anchor>
+            </w:drawing>
+          </mc:Choice>
+          <mc:Fallback>
+            <w:pict>
+              <v:shapetype w14:anchorId="374DB4A8" id="_x0000_t202" coordsize="21600,21600" o:spt="202" path="m,l,21600r21600,l21600,xe">
+                <v:stroke joinstyle="miter"/>
+                <v:path gradientshapeok="t" o:connecttype="rect"/>
+              </v:shapetype>
+              <v:shape id="Szövegdoboz 1" o:spid="_x0000_s1026" type="#_x0000_t202" style="position:absolute;left:0;text-align:left;margin-left:187.45pt;margin-top:154.65pt;width:266.05pt;height:.05pt;z-index:-251655168;visibility:visible;mso-wrap-style:square;mso-wrap-distance-left:9pt;mso-wrap-distance-top:0;mso-wrap-distance-right:9pt;mso-wrap-distance-bottom:0;mso-position-horizontal:absolute;mso-position-horizontal-relative:text;mso-position-vertical:absolute;mso-position-vertical-relative:text;v-text-anchor:top" o:gfxdata="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" stroked="f">
+                <v:textbox style="mso-fit-shape-to-text:t" inset="0,0,0,0">
+                  <w:txbxContent>
+                    <w:p>
+                      <w:pPr>
+                        <w:pStyle w:val="Kpalrs"/>
+                        <w:rPr>
+                          <w:szCs w:val="22"/>
+                        </w:rPr>
+                      </w:pPr>
+                      <w:fldSimple w:instr=" SEQ ábra \* ARABIC ">
+                        <w:r>
+                          <w:rPr>
+                            <w:noProof/>
+                          </w:rPr>
+                          <w:t>1</w:t>
+                        </w:r>
+                      </w:fldSimple>
+                      <w:r>
+                        <w:t>. ábra Főmenü, Játék feliraton a kurzor</w:t>
+                      </w:r>
+                    </w:p>
+                  </w:txbxContent>
+                </v:textbox>
+                <w10:wrap type="tight"/>
+              </v:shape>
+            </w:pict>
+          </mc:Fallback>
+        </mc:AlternateContent>
+      </w:r>
+      <w:r>
+        <w:drawing>
+          <wp:anchor distT="0" distB="0" distL="114300" distR="114300" simplePos="0" relativeHeight="251659264" behindDoc="1" locked="0" layoutInCell="1" allowOverlap="1" wp14:anchorId="0A982752" wp14:editId="77248AB3">
+            <wp:simplePos x="0" y="0"/>
+            <wp:positionH relativeFrom="margin">
+              <wp:align>right</wp:align>
+            </wp:positionH>
+            <wp:positionV relativeFrom="paragraph">
+              <wp:posOffset>6985</wp:posOffset>
+            </wp:positionV>
+            <wp:extent cx="3378835" cy="1899920"/>
+            <wp:effectExtent l="0" t="0" r="0" b="5080"/>
+            <wp:wrapTight wrapText="bothSides">
+              <wp:wrapPolygon edited="0">
+                <wp:start x="0" y="0"/>
+                <wp:lineTo x="0" y="21441"/>
+                <wp:lineTo x="21434" y="21441"/>
+                <wp:lineTo x="21434" y="0"/>
+                <wp:lineTo x="0" y="0"/>
+              </wp:wrapPolygon>
+            </wp:wrapTight>
+            <wp:docPr id="1927876835" name="Kép 1"/>
+            <wp:cNvGraphicFramePr>
+              <a:graphicFrameLocks xmlns:a="http://schemas.openxmlformats.org/drawingml/2006/main" noChangeAspect="1"/>
+            </wp:cNvGraphicFramePr>
+            <a:graphic xmlns:a="http://schemas.openxmlformats.org/drawingml/2006/main">
+              <a:graphicData uri="http://schemas.openxmlformats.org/drawingml/2006/picture">
+                <pic:pic xmlns:pic="http://schemas.openxmlformats.org/drawingml/2006/picture">
+                  <pic:nvPicPr>
+                    <pic:cNvPr id="1927876835" name=""/>
+                    <pic:cNvPicPr/>
+                  </pic:nvPicPr>
+                  <pic:blipFill>
+                    <a:blip r:embed="rId13" cstate="print">
+                      <a:extLst>
+                        <a:ext uri="{28A0092B-C50C-407E-A947-70E740481C1C}">
+                          <a14:useLocalDpi xmlns:a14="http://schemas.microsoft.com/office/drawing/2010/main" val="0"/>
+                        </a:ext>
+                      </a:extLst>
+                    </a:blip>
+                    <a:stretch>
+                      <a:fillRect/>
+                    </a:stretch>
+                  </pic:blipFill>
+                  <pic:spPr>
+                    <a:xfrm>
+                      <a:off x="0" y="0"/>
+                      <a:ext cx="3378835" cy="1899920"/>
+                    </a:xfrm>
+                    <a:prstGeom prst="rect">
+                      <a:avLst/>
+                    </a:prstGeom>
+                  </pic:spPr>
+                </pic:pic>
+              </a:graphicData>
+            </a:graphic>
+            <wp14:sizeRelH relativeFrom="margin">
+              <wp14:pctWidth>0</wp14:pctWidth>
+            </wp14:sizeRelH>
+            <wp14:sizeRelV relativeFrom="margin">
+              <wp14:pctHeight>0</wp14:pctHeight>
+            </wp14:sizeRelV>
+          </wp:anchor>
+        </w:drawing>
+      </w:r>
+      <w:r>
         <w:t xml:space="preserve">A program elindítása után, a főmenü nyílik meg ahol három felirat látszik. Ezekre </w:t>
       </w:r>
       <w:r>
@@ -1114,19 +1287,221 @@
         <w:t>mégse</w:t>
       </w:r>
       <w:r>
-        <w:t xml:space="preserve"> gombbal bezárható ez a kis választó felület. A Beállítások-at kiválasztva is megjelenik egy panel, ahol módosítható a program hangereje, felbontása és ablakmódja. Az utóbbi három opciót, míg a felbontás a használt monitortól függően különböző mennyiségű opciót tartalmazhat. A vissza gombbal bezárva a panelt a Kilépéssel a programot is be lehet zárni.</w:t>
+        <w:t xml:space="preserve"> gombbal bezárható ez a kis választó felület. A Beállítások-at kiválasztva is megjelenik egy panel, ahol módosítható a program hangereje, felbontása és ablakmódja. Az utóbbi három opciót, míg a felbontás a használt monitortól függően különböző mennyiségű opciót tartalmazhat. A vissza gombbal</w:t>
+      </w:r>
+      <w:r>
+        <w:t xml:space="preserve"> lehet visszalépni az eredeti menüre. A</w:t>
+      </w:r>
+      <w:r>
+        <w:t xml:space="preserve"> Kilépés</w:t>
+      </w:r>
+      <w:r>
+        <w:t>re kattintva lehet bezárni a programot</w:t>
+      </w:r>
+      <w:r>
+        <w:t>.</w:t>
       </w:r>
     </w:p>
     <w:p>
       <w:r>
-        <w:t xml:space="preserve">A Játék menüt kiválasztva az Egyjátékos gombot megnyomva egy térkép töltődik be. A térképen láthatók a pályák, amelyeket sorrendben lehet megoldani. A pályákon csillagokat kell gyűjteni és elérni az ajtót. A vízszintes mozgás az A és D gombokkal történik, az ugrás pedig a W-vel. A pályákon előre haladva elérhetőek lesznek új karakterek is. A karakterek között az 1, 2, 3 számgombok segítségével lehet váltani. </w:t>
-      </w:r>
-      <w:r>
-        <w:t xml:space="preserve">A pályákon veszélyes tüskék találhatók, ezek kikerülésére az ugrás mellett segíthet még az ugró pad, illetve különböző színű gombok </w:t>
-      </w:r>
-      <w:r>
+        <w:rPr>
+          <w:noProof/>
+        </w:rPr>
         <w:lastRenderedPageBreak/>
-        <w:t xml:space="preserve">megnyomásával mozgathatók kapuk is. </w:t>
+        <mc:AlternateContent>
+          <mc:Choice Requires="wps">
+            <w:drawing>
+              <wp:anchor distT="0" distB="0" distL="114300" distR="114300" simplePos="0" relativeHeight="251664384" behindDoc="1" locked="0" layoutInCell="1" allowOverlap="1" wp14:anchorId="7057288C" wp14:editId="2E07CC55">
+                <wp:simplePos x="0" y="0"/>
+                <wp:positionH relativeFrom="column">
+                  <wp:posOffset>2381885</wp:posOffset>
+                </wp:positionH>
+                <wp:positionV relativeFrom="paragraph">
+                  <wp:posOffset>1961515</wp:posOffset>
+                </wp:positionV>
+                <wp:extent cx="3377565" cy="635"/>
+                <wp:effectExtent l="0" t="0" r="0" b="0"/>
+                <wp:wrapTight wrapText="bothSides">
+                  <wp:wrapPolygon edited="0">
+                    <wp:start x="0" y="0"/>
+                    <wp:lineTo x="0" y="21600"/>
+                    <wp:lineTo x="21600" y="21600"/>
+                    <wp:lineTo x="21600" y="0"/>
+                  </wp:wrapPolygon>
+                </wp:wrapTight>
+                <wp:docPr id="754441918" name="Szövegdoboz 1"/>
+                <wp:cNvGraphicFramePr/>
+                <a:graphic xmlns:a="http://schemas.openxmlformats.org/drawingml/2006/main">
+                  <a:graphicData uri="http://schemas.microsoft.com/office/word/2010/wordprocessingShape">
+                    <wps:wsp>
+                      <wps:cNvSpPr txBox="1"/>
+                      <wps:spPr>
+                        <a:xfrm>
+                          <a:off x="0" y="0"/>
+                          <a:ext cx="3377565" cy="635"/>
+                        </a:xfrm>
+                        <a:prstGeom prst="rect">
+                          <a:avLst/>
+                        </a:prstGeom>
+                        <a:solidFill>
+                          <a:prstClr val="white"/>
+                        </a:solidFill>
+                        <a:ln>
+                          <a:noFill/>
+                        </a:ln>
+                      </wps:spPr>
+                      <wps:txbx>
+                        <w:txbxContent>
+                          <w:p>
+                            <w:pPr>
+                              <w:pStyle w:val="Kpalrs"/>
+                              <w:rPr>
+                                <w:szCs w:val="22"/>
+                              </w:rPr>
+                            </w:pPr>
+                            <w:fldSimple w:instr=" SEQ ábra \* ARABIC ">
+                              <w:r>
+                                <w:rPr>
+                                  <w:noProof/>
+                                </w:rPr>
+                                <w:t>2</w:t>
+                              </w:r>
+                            </w:fldSimple>
+                            <w:r>
+                              <w:t>. ábra Egyjátékos mód térkép</w:t>
+                            </w:r>
+                          </w:p>
+                        </w:txbxContent>
+                      </wps:txbx>
+                      <wps:bodyPr rot="0" spcFirstLastPara="0" vertOverflow="overflow" horzOverflow="overflow" vert="horz" wrap="square" lIns="0" tIns="0" rIns="0" bIns="0" numCol="1" spcCol="0" rtlCol="0" fromWordArt="0" anchor="t" anchorCtr="0" forceAA="0" compatLnSpc="1">
+                        <a:prstTxWarp prst="textNoShape">
+                          <a:avLst/>
+                        </a:prstTxWarp>
+                        <a:spAutoFit/>
+                      </wps:bodyPr>
+                    </wps:wsp>
+                  </a:graphicData>
+                </a:graphic>
+              </wp:anchor>
+            </w:drawing>
+          </mc:Choice>
+          <mc:Fallback>
+            <w:pict>
+              <v:shape w14:anchorId="7057288C" id="_x0000_s1027" type="#_x0000_t202" style="position:absolute;left:0;text-align:left;margin-left:187.55pt;margin-top:154.45pt;width:265.95pt;height:.05pt;z-index:-251652096;visibility:visible;mso-wrap-style:square;mso-wrap-distance-left:9pt;mso-wrap-distance-top:0;mso-wrap-distance-right:9pt;mso-wrap-distance-bottom:0;mso-position-horizontal:absolute;mso-position-horizontal-relative:text;mso-position-vertical:absolute;mso-position-vertical-relative:text;v-text-anchor:top" o:gfxdata="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" stroked="f">
+                <v:textbox style="mso-fit-shape-to-text:t" inset="0,0,0,0">
+                  <w:txbxContent>
+                    <w:p>
+                      <w:pPr>
+                        <w:pStyle w:val="Kpalrs"/>
+                        <w:rPr>
+                          <w:szCs w:val="22"/>
+                        </w:rPr>
+                      </w:pPr>
+                      <w:fldSimple w:instr=" SEQ ábra \* ARABIC ">
+                        <w:r>
+                          <w:rPr>
+                            <w:noProof/>
+                          </w:rPr>
+                          <w:t>2</w:t>
+                        </w:r>
+                      </w:fldSimple>
+                      <w:r>
+                        <w:t>. ábra Egyjátékos mód térkép</w:t>
+                      </w:r>
+                    </w:p>
+                  </w:txbxContent>
+                </v:textbox>
+                <w10:wrap type="tight"/>
+              </v:shape>
+            </w:pict>
+          </mc:Fallback>
+        </mc:AlternateContent>
+      </w:r>
+      <w:r>
+        <w:drawing>
+          <wp:anchor distT="0" distB="0" distL="114300" distR="114300" simplePos="0" relativeHeight="251662336" behindDoc="1" locked="0" layoutInCell="1" allowOverlap="1" wp14:anchorId="2B6950F0" wp14:editId="7C36A5D4">
+            <wp:simplePos x="0" y="0"/>
+            <wp:positionH relativeFrom="margin">
+              <wp:align>right</wp:align>
+            </wp:positionH>
+            <wp:positionV relativeFrom="paragraph">
+              <wp:posOffset>5715</wp:posOffset>
+            </wp:positionV>
+            <wp:extent cx="3377565" cy="1898650"/>
+            <wp:effectExtent l="0" t="0" r="0" b="6350"/>
+            <wp:wrapTight wrapText="bothSides">
+              <wp:wrapPolygon edited="0">
+                <wp:start x="0" y="0"/>
+                <wp:lineTo x="0" y="21456"/>
+                <wp:lineTo x="21442" y="21456"/>
+                <wp:lineTo x="21442" y="0"/>
+                <wp:lineTo x="0" y="0"/>
+              </wp:wrapPolygon>
+            </wp:wrapTight>
+            <wp:docPr id="1867794789" name="Kép 1"/>
+            <wp:cNvGraphicFramePr>
+              <a:graphicFrameLocks xmlns:a="http://schemas.openxmlformats.org/drawingml/2006/main" noChangeAspect="1"/>
+            </wp:cNvGraphicFramePr>
+            <a:graphic xmlns:a="http://schemas.openxmlformats.org/drawingml/2006/main">
+              <a:graphicData uri="http://schemas.openxmlformats.org/drawingml/2006/picture">
+                <pic:pic xmlns:pic="http://schemas.openxmlformats.org/drawingml/2006/picture">
+                  <pic:nvPicPr>
+                    <pic:cNvPr id="1867794789" name=""/>
+                    <pic:cNvPicPr/>
+                  </pic:nvPicPr>
+                  <pic:blipFill>
+                    <a:blip r:embed="rId14" cstate="print">
+                      <a:extLst>
+                        <a:ext uri="{28A0092B-C50C-407E-A947-70E740481C1C}">
+                          <a14:useLocalDpi xmlns:a14="http://schemas.microsoft.com/office/drawing/2010/main" val="0"/>
+                        </a:ext>
+                      </a:extLst>
+                    </a:blip>
+                    <a:stretch>
+                      <a:fillRect/>
+                    </a:stretch>
+                  </pic:blipFill>
+                  <pic:spPr>
+                    <a:xfrm>
+                      <a:off x="0" y="0"/>
+                      <a:ext cx="3377565" cy="1898650"/>
+                    </a:xfrm>
+                    <a:prstGeom prst="rect">
+                      <a:avLst/>
+                    </a:prstGeom>
+                  </pic:spPr>
+                </pic:pic>
+              </a:graphicData>
+            </a:graphic>
+            <wp14:sizeRelH relativeFrom="margin">
+              <wp14:pctWidth>0</wp14:pctWidth>
+            </wp14:sizeRelH>
+            <wp14:sizeRelV relativeFrom="margin">
+              <wp14:pctHeight>0</wp14:pctHeight>
+            </wp14:sizeRelV>
+          </wp:anchor>
+        </w:drawing>
+      </w:r>
+      <w:r>
+        <w:t>A Játék menüt kiválasztva az Egyjátékos gombot megnyomva egy térkép töltődik be.</w:t>
+      </w:r>
+      <w:r>
+        <w:rPr>
+          <w:noProof/>
+        </w:rPr>
+        <w:t xml:space="preserve"> </w:t>
+      </w:r>
+      <w:r>
+        <w:t xml:space="preserve"> A térképen láthatók a pályák, amelyeket sorrendben lehet megoldani. A pályákon csillagokat kell gyűjteni és elérni az ajtót.</w:t>
+      </w:r>
+      <w:r>
+        <w:t xml:space="preserve"> Azon pályákon, amelyek tartalmaznak új mechanikákat szerepel rövid leírás azokról, ezzel segítve a felhasználót.</w:t>
+      </w:r>
+      <w:r>
+        <w:t xml:space="preserve"> A vízszintes mozgás az A és D gombokkal történik, az ugrás pedig a W-vel. A pályákon előre haladva elérhetőek lesznek új karakterek is. A karakterek között az 1, 2, 3 számgombok segítségével lehet váltani. </w:t>
+      </w:r>
+      <w:r>
+        <w:t xml:space="preserve">A pályákon veszélyes tüskék találhatók, ezek kikerülésére az ugrás mellett segíthet még az ugró pad, illetve különböző színű gombok megnyomásával mozgathatók kapuk is. </w:t>
       </w:r>
       <w:r>
         <w:t>A csillagok gyűjtése nem kötelező, viszont némelyik pálya feloldásához kell bizonyos mennyiségű csillag.</w:t>
@@ -1134,7 +1509,197 @@
     </w:p>
     <w:p>
       <w:r>
-        <w:t xml:space="preserve">Miután Egyjátékosban fel lett oldva új karakter elérhetővé válik a Többjátékos mód egykét pályája. Itt egyszerre két karakter van a pályán, amelyeket külön gombokkal, egyszerre is lehet mozgatni. Az egyiket az egyjátékosban megszokott A, D és W gombok mozgatják, míg a másikat a balra, jobbra és fel nyilak irányítják. </w:t>
+        <w:rPr>
+          <w:noProof/>
+        </w:rPr>
+        <mc:AlternateContent>
+          <mc:Choice Requires="wps">
+            <w:drawing>
+              <wp:anchor distT="0" distB="0" distL="114300" distR="114300" simplePos="0" relativeHeight="251667456" behindDoc="1" locked="0" layoutInCell="1" allowOverlap="1" wp14:anchorId="3ABCD40A" wp14:editId="3AB8DB92">
+                <wp:simplePos x="0" y="0"/>
+                <wp:positionH relativeFrom="column">
+                  <wp:posOffset>0</wp:posOffset>
+                </wp:positionH>
+                <wp:positionV relativeFrom="paragraph">
+                  <wp:posOffset>2169795</wp:posOffset>
+                </wp:positionV>
+                <wp:extent cx="3736975" cy="635"/>
+                <wp:effectExtent l="0" t="0" r="0" b="0"/>
+                <wp:wrapTight wrapText="bothSides">
+                  <wp:wrapPolygon edited="0">
+                    <wp:start x="0" y="0"/>
+                    <wp:lineTo x="0" y="21600"/>
+                    <wp:lineTo x="21600" y="21600"/>
+                    <wp:lineTo x="21600" y="0"/>
+                  </wp:wrapPolygon>
+                </wp:wrapTight>
+                <wp:docPr id="1526745814" name="Szövegdoboz 1"/>
+                <wp:cNvGraphicFramePr/>
+                <a:graphic xmlns:a="http://schemas.openxmlformats.org/drawingml/2006/main">
+                  <a:graphicData uri="http://schemas.microsoft.com/office/word/2010/wordprocessingShape">
+                    <wps:wsp>
+                      <wps:cNvSpPr txBox="1"/>
+                      <wps:spPr>
+                        <a:xfrm>
+                          <a:off x="0" y="0"/>
+                          <a:ext cx="3736975" cy="635"/>
+                        </a:xfrm>
+                        <a:prstGeom prst="rect">
+                          <a:avLst/>
+                        </a:prstGeom>
+                        <a:solidFill>
+                          <a:prstClr val="white"/>
+                        </a:solidFill>
+                        <a:ln>
+                          <a:noFill/>
+                        </a:ln>
+                      </wps:spPr>
+                      <wps:txbx>
+                        <w:txbxContent>
+                          <w:p>
+                            <w:pPr>
+                              <w:pStyle w:val="Kpalrs"/>
+                              <w:rPr>
+                                <w:szCs w:val="22"/>
+                              </w:rPr>
+                            </w:pPr>
+                            <w:fldSimple w:instr=" SEQ ábra \* ARABIC ">
+                              <w:r>
+                                <w:rPr>
+                                  <w:noProof/>
+                                </w:rPr>
+                                <w:t>3</w:t>
+                              </w:r>
+                            </w:fldSimple>
+                            <w:r>
+                              <w:t>. ábra Egyjátékos mód harmadik pálya</w:t>
+                            </w:r>
+                          </w:p>
+                        </w:txbxContent>
+                      </wps:txbx>
+                      <wps:bodyPr rot="0" spcFirstLastPara="0" vertOverflow="overflow" horzOverflow="overflow" vert="horz" wrap="square" lIns="0" tIns="0" rIns="0" bIns="0" numCol="1" spcCol="0" rtlCol="0" fromWordArt="0" anchor="t" anchorCtr="0" forceAA="0" compatLnSpc="1">
+                        <a:prstTxWarp prst="textNoShape">
+                          <a:avLst/>
+                        </a:prstTxWarp>
+                        <a:spAutoFit/>
+                      </wps:bodyPr>
+                    </wps:wsp>
+                  </a:graphicData>
+                </a:graphic>
+              </wp:anchor>
+            </w:drawing>
+          </mc:Choice>
+          <mc:Fallback>
+            <w:pict>
+              <v:shape w14:anchorId="3ABCD40A" id="_x0000_s1028" type="#_x0000_t202" style="position:absolute;left:0;text-align:left;margin-left:0;margin-top:170.85pt;width:294.25pt;height:.05pt;z-index:-251649024;visibility:visible;mso-wrap-style:square;mso-wrap-distance-left:9pt;mso-wrap-distance-top:0;mso-wrap-distance-right:9pt;mso-wrap-distance-bottom:0;mso-position-horizontal:absolute;mso-position-horizontal-relative:text;mso-position-vertical:absolute;mso-position-vertical-relative:text;v-text-anchor:top" o:gfxdata="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" stroked="f">
+                <v:textbox style="mso-fit-shape-to-text:t" inset="0,0,0,0">
+                  <w:txbxContent>
+                    <w:p>
+                      <w:pPr>
+                        <w:pStyle w:val="Kpalrs"/>
+                        <w:rPr>
+                          <w:szCs w:val="22"/>
+                        </w:rPr>
+                      </w:pPr>
+                      <w:fldSimple w:instr=" SEQ ábra \* ARABIC ">
+                        <w:r>
+                          <w:rPr>
+                            <w:noProof/>
+                          </w:rPr>
+                          <w:t>3</w:t>
+                        </w:r>
+                      </w:fldSimple>
+                      <w:r>
+                        <w:t>. ábra Egyjátékos mód harmadik pálya</w:t>
+                      </w:r>
+                    </w:p>
+                  </w:txbxContent>
+                </v:textbox>
+                <w10:wrap type="tight"/>
+              </v:shape>
+            </w:pict>
+          </mc:Fallback>
+        </mc:AlternateContent>
+      </w:r>
+      <w:r>
+        <w:drawing>
+          <wp:anchor distT="0" distB="0" distL="114300" distR="114300" simplePos="0" relativeHeight="251665408" behindDoc="1" locked="0" layoutInCell="1" allowOverlap="1" wp14:anchorId="1ECFF694" wp14:editId="1FE18B2A">
+            <wp:simplePos x="0" y="0"/>
+            <wp:positionH relativeFrom="margin">
+              <wp:posOffset>0</wp:posOffset>
+            </wp:positionH>
+            <wp:positionV relativeFrom="paragraph">
+              <wp:posOffset>11540</wp:posOffset>
+            </wp:positionV>
+            <wp:extent cx="3736975" cy="2101215"/>
+            <wp:effectExtent l="0" t="0" r="0" b="0"/>
+            <wp:wrapTight wrapText="bothSides">
+              <wp:wrapPolygon edited="0">
+                <wp:start x="0" y="0"/>
+                <wp:lineTo x="0" y="21345"/>
+                <wp:lineTo x="21472" y="21345"/>
+                <wp:lineTo x="21472" y="0"/>
+                <wp:lineTo x="0" y="0"/>
+              </wp:wrapPolygon>
+            </wp:wrapTight>
+            <wp:docPr id="587762863" name="Kép 1"/>
+            <wp:cNvGraphicFramePr>
+              <a:graphicFrameLocks xmlns:a="http://schemas.openxmlformats.org/drawingml/2006/main" noChangeAspect="1"/>
+            </wp:cNvGraphicFramePr>
+            <a:graphic xmlns:a="http://schemas.openxmlformats.org/drawingml/2006/main">
+              <a:graphicData uri="http://schemas.openxmlformats.org/drawingml/2006/picture">
+                <pic:pic xmlns:pic="http://schemas.openxmlformats.org/drawingml/2006/picture">
+                  <pic:nvPicPr>
+                    <pic:cNvPr id="587762863" name=""/>
+                    <pic:cNvPicPr/>
+                  </pic:nvPicPr>
+                  <pic:blipFill>
+                    <a:blip r:embed="rId15" cstate="print">
+                      <a:extLst>
+                        <a:ext uri="{28A0092B-C50C-407E-A947-70E740481C1C}">
+                          <a14:useLocalDpi xmlns:a14="http://schemas.microsoft.com/office/drawing/2010/main" val="0"/>
+                        </a:ext>
+                      </a:extLst>
+                    </a:blip>
+                    <a:stretch>
+                      <a:fillRect/>
+                    </a:stretch>
+                  </pic:blipFill>
+                  <pic:spPr>
+                    <a:xfrm>
+                      <a:off x="0" y="0"/>
+                      <a:ext cx="3736975" cy="2101215"/>
+                    </a:xfrm>
+                    <a:prstGeom prst="rect">
+                      <a:avLst/>
+                    </a:prstGeom>
+                  </pic:spPr>
+                </pic:pic>
+              </a:graphicData>
+            </a:graphic>
+            <wp14:sizeRelH relativeFrom="margin">
+              <wp14:pctWidth>0</wp14:pctWidth>
+            </wp14:sizeRelH>
+            <wp14:sizeRelV relativeFrom="margin">
+              <wp14:pctHeight>0</wp14:pctHeight>
+            </wp14:sizeRelV>
+          </wp:anchor>
+        </w:drawing>
+      </w:r>
+      <w:r>
+        <w:t xml:space="preserve">Miután Egyjátékosban fel lett oldva új karakter elérhetővé válik a Többjátékos mód </w:t>
+      </w:r>
+      <w:r>
+        <w:t>egyik</w:t>
+      </w:r>
+      <w:r>
+        <w:t xml:space="preserve"> pályája. Itt </w:t>
+      </w:r>
+      <w:r>
+        <w:t xml:space="preserve">minden pályán </w:t>
+      </w:r>
+      <w:r>
+        <w:t xml:space="preserve">egyszerre két karakter van, amelyeket külön gombokkal, egyszerre is lehet mozgatni. Az egyiket az egyjátékosban megszokott A, D és W gombok mozgatják, míg a másikat a balra, jobbra és fel nyilak irányítják. </w:t>
       </w:r>
       <w:r>
         <w:t>Többjátékosban öt pálya tartozik egy csoportba, és így ötösével más két karakter van egyszerre a pályákon.</w:t>
@@ -1142,7 +1707,11 @@
     </w:p>
     <w:p>
       <w:r>
-        <w:t xml:space="preserve">A program egyes részeinek megkönnyítésére készítettem gyorsgombokat bizonyos funkciókhoz. A legtöbb pause menü megnyitható az Esc gomb megnyomásával, ha esetleg aktív a menü akkor pedig bezáródik. Az R billentyűvel újrakezdhető egy pálya, ha meg van nyitva a pause menü, vagy éppen aktív a vesztes vagy nyertes panel. A Space billentyűhöz is tartozik némi funkció, amikor a vesztes vagy nyertes panel látható. A nyertes panel esetén a következő pálya gomb helyett lehet használni, a vesztes panel esetén pedig az újrakezdést hívja meg. </w:t>
+        <w:t xml:space="preserve">A program egyes részeinek megkönnyítésére készítettem gyorsgombokat bizonyos funkciókhoz. A legtöbb pause menü megnyitható az Esc gomb megnyomásával, ha esetleg aktív a menü akkor pedig bezáródik. Az R billentyűvel újrakezdhető egy pálya, ha meg van nyitva a pause menü, vagy éppen aktív a vesztes vagy nyertes panel. A Space billentyűhöz is tartozik némi funkció, amikor a vesztes vagy nyertes panel látható. A nyertes panel esetén a </w:t>
+      </w:r>
+      <w:r>
+        <w:lastRenderedPageBreak/>
+        <w:t>következő pálya gomb helyett lehet használni, a vesztes panel esetén pedig az újrakezdést hívja meg.</w:t>
       </w:r>
     </w:p>
     <w:p>
@@ -1161,25 +1730,46 @@
       <w:pPr>
         <w:pStyle w:val="Cmsor1"/>
       </w:pPr>
-      <w:bookmarkStart w:id="5" w:name="_Toc87521355"/>
+      <w:bookmarkStart w:id="2" w:name="_Toc87521355"/>
       <w:r>
         <w:lastRenderedPageBreak/>
         <w:t>Fejlesztői dokumentáció</w:t>
       </w:r>
-      <w:bookmarkEnd w:id="5"/>
+      <w:bookmarkEnd w:id="2"/>
     </w:p>
     <w:p>
       <w:r>
-        <w:t xml:space="preserve">A programot elindítva egy menü fogad, ahol módosítani lehet a beállításokat, bezárni a programot, és elindítani a játékot egy bizonyos módban. Kiválasztva az egyjátékos vagy többjátékos módot egy térkép töltődik be, ahol ki lehet választani a teljesíteni kívánt pályát. Első alkalommal sorban az első pályától kezdve lehet indítani. A kiválasztva egyet, egy 2D-s pálya fogad, ahol egy karaktert lehet mozgatni billentyűzet segítségével. Bizonyos pályákon több karakter is használandó. A pályákon lehet csillagokat gyűjteni, és érdemes is mivel szakaszonként bizonyos csillagszámmal oldódik csak fel a következő pálya. </w:t>
+        <w:t xml:space="preserve">A programot elindítva egy menü fogad, ahol módosítani lehet a beállításokat, bezárni a programot, és elindítani a játékot egy bizonyos módban. Kiválasztva az egyjátékos vagy többjátékos módot egy térkép töltődik be, ahol ki lehet választani a teljesíteni kívánt pályát. Első alkalommal sorban az első pályától kezdve lehet </w:t>
+      </w:r>
+      <w:r>
+        <w:t>kezdeni</w:t>
+      </w:r>
+      <w:r>
+        <w:t xml:space="preserve">. </w:t>
+      </w:r>
+      <w:r>
+        <w:t>K</w:t>
+      </w:r>
+      <w:r>
+        <w:t>iválasztva egyet, egy 2D-s pálya</w:t>
+      </w:r>
+      <w:r>
+        <w:t xml:space="preserve"> tölt be</w:t>
+      </w:r>
+      <w:r>
+        <w:t xml:space="preserve">, ahol egy karaktert lehet mozgatni </w:t>
+      </w:r>
+      <w:r>
+        <w:t xml:space="preserve">a </w:t>
+      </w:r>
+      <w:r>
+        <w:t xml:space="preserve">billentyűzet segítségével. Bizonyos pályákon több karakter is használandó. A pályákon lehet csillagokat gyűjteni, és érdemes is mivel szakaszonként bizonyos csillagszámmal oldódik csak fel a következő pálya. </w:t>
       </w:r>
       <w:r>
         <w:t>Minden pályán van egy ajtó, ennek az elérése a cél. A pályákon különböző akadályok is szerepelnek. Vannak tüske elemek, amelyekhez hozzáérve újra kell kezdeni a pályát. Ezek a tüskék lehetnek a földön, falon vagy plafonon is. Találhatók még dobbantók, amelyekre ráugorva magasba repül a karakter. A pályákon található négy különböző színben gombok. Ezeknek két típusa van, az egyik megnyomva marad, ha leszáll róla a karakter. A másik fajta, csak addig aktív amíg valamelyik karakter rajta áll. Ezek a gombok különböző színű kapukat aktiválnak.</w:t>
       </w:r>
       <w:r>
         <w:t xml:space="preserve"> A gombok és dobbantók segítségével kell elkerülni a tüskéket, megszerezni a csillagokat és elérni az ajtót minden karakterrel.</w:t>
-      </w:r>
-      <w:r>
-        <w:t xml:space="preserve"> </w:t>
       </w:r>
     </w:p>
     <w:p>
@@ -1187,7 +1777,19 @@
         <w:t>Unity 2022.3.62f2 verzióban készítettem a programot.</w:t>
       </w:r>
       <w:r>
-        <w:t xml:space="preserve"> A program kódja C# nyelven van, és a különböző scriptek a Unity-s object-ekhez vannak rendelve. Unity-ben létrehoztam saját layer-eket, custom típusokat, hogy megvalósítsam a programot. A pályák egy grid-en szereplő több tilemap-ből álló szerkezetben vannak, amelyek 2Ds nézete adja a pálya egészét. Emellett minden pályához tartozik egy háttér is. Mivel a pályákat fájlból tölti be a program, ezért minden pályához tartozik egy json fájl</w:t>
+        <w:t xml:space="preserve"> A program kódja C# nyelven van, és a különböző scriptek a Unity-s </w:t>
+      </w:r>
+      <w:r>
+        <w:t>objektumo</w:t>
+      </w:r>
+      <w:r>
+        <w:t>kh</w:t>
+      </w:r>
+      <w:r>
+        <w:t>o</w:t>
+      </w:r>
+      <w:r>
+        <w:t>z vannak rendelve. Unity-ben létrehoztam saját layer-eket, custom típusokat, hogy megvalósítsam a programot. A pályák egy grid-en szereplő több tilemap-ből álló szerkezetben vannak, amelyek 2Ds nézete adja a pálya egészét. Emellett minden pályához tartozik egy háttér is. Mivel a pályákat fájlból tölti be a program, ezért minden pályához tartozik egy json fájl</w:t>
       </w:r>
       <w:r>
         <w:t>,</w:t>
@@ -1213,7 +1815,25 @@
         <w:t>ek</w:t>
       </w:r>
       <w:r>
-        <w:t xml:space="preserve"> egy Unity-s gameobject-hez vannak csatolva, azok MonoBehavio</w:t>
+        <w:t xml:space="preserve"> egy Unity-s </w:t>
+      </w:r>
+      <w:r>
+        <w:t>G</w:t>
+      </w:r>
+      <w:r>
+        <w:t>ame</w:t>
+      </w:r>
+      <w:r>
+        <w:t>O</w:t>
+      </w:r>
+      <w:r>
+        <w:t xml:space="preserve">bject-hez vannak csatolva, </w:t>
+      </w:r>
+      <w:r>
+        <w:t xml:space="preserve">a </w:t>
+      </w:r>
+      <w:r>
+        <w:t>MonoBehavio</w:t>
       </w:r>
       <w:r>
         <w:t>u</w:t>
@@ -1225,55 +1845,625 @@
         <w:t>Bizonyos scriptek tartalmaznak OnTriggerEnter2D vagy OnTriggerExit2D függvényeket, ezek a pályán a különböző elemek érintésének érzékelésé</w:t>
       </w:r>
       <w:r>
-        <w:t xml:space="preserve">ben segítenek, és egyike </w:t>
+        <w:t>ben segítenek, és</w:t>
+      </w:r>
+      <w:r>
+        <w:t xml:space="preserve"> szintén a</w:t>
+      </w:r>
+      <w:r>
+        <w:t xml:space="preserve"> </w:t>
       </w:r>
       <w:r>
         <w:t>Unity-be beépített függvények</w:t>
       </w:r>
       <w:r>
-        <w:t>nek</w:t>
-      </w:r>
-      <w:r>
-        <w:t xml:space="preserve">. </w:t>
-      </w:r>
-      <w:r>
-        <w:t xml:space="preserve">A scriptek között van két fő fájl a „MenuCotroller.cs” és a „Game.cs”. Ezek látják el a fő műveleteket a program során. A MenuController tartalmazza a menüben szereplő gombok funkciójának megvalósítását, a „SceneLoader.cs” segítségével a játékra váltást. </w:t>
+        <w:t xml:space="preserve"> közé tartozik</w:t>
+      </w:r>
+      <w:r>
+        <w:t>.</w:t>
+      </w:r>
+      <w:r>
+        <w:t xml:space="preserve"> A nem MonoBehaviour osztályból származtatott osztályok, nem kapcsolódnak GameObject-ekhez, ezek custom típus</w:t>
+      </w:r>
+      <w:r>
+        <w:t>t</w:t>
+      </w:r>
+      <w:r>
+        <w:t xml:space="preserve"> vagy </w:t>
+      </w:r>
+      <w:r>
+        <w:t>nem objektumhoz kötött funkciókat tartalmaznak.</w:t>
+      </w:r>
+    </w:p>
+    <w:tbl>
+      <w:tblPr>
+        <w:tblStyle w:val="Tblzategyszer3"/>
+        <w:tblW w:w="0" w:type="auto"/>
+        <w:tblLook w:val="04A0" w:firstRow="1" w:lastRow="0" w:firstColumn="1" w:lastColumn="0" w:noHBand="0" w:noVBand="1"/>
+      </w:tblPr>
+      <w:tblGrid>
+        <w:gridCol w:w="4530"/>
+        <w:gridCol w:w="4530"/>
+      </w:tblGrid>
+      <w:tr>
+        <w:trPr>
+          <w:cnfStyle w:val="100000000000" w:firstRow="1" w:lastRow="0" w:firstColumn="0" w:lastColumn="0" w:oddVBand="0" w:evenVBand="0" w:oddHBand="0" w:evenHBand="0" w:firstRowFirstColumn="0" w:firstRowLastColumn="0" w:lastRowFirstColumn="0" w:lastRowLastColumn="0"/>
+        </w:trPr>
+        <w:tc>
+          <w:tcPr>
+            <w:cnfStyle w:val="001000000100" w:firstRow="0" w:lastRow="0" w:firstColumn="1" w:lastColumn="0" w:oddVBand="0" w:evenVBand="0" w:oddHBand="0" w:evenHBand="0" w:firstRowFirstColumn="1" w:firstRowLastColumn="0" w:lastRowFirstColumn="0" w:lastRowLastColumn="0"/>
+            <w:tcW w:w="4530" w:type="dxa"/>
+            <w:vAlign w:val="center"/>
+          </w:tcPr>
+          <w:p>
+            <w:pPr>
+              <w:jc w:val="left"/>
+            </w:pPr>
+            <w:r>
+              <w:lastRenderedPageBreak/>
+              <w:t>használt Fogalom</w:t>
+            </w:r>
+          </w:p>
+        </w:tc>
+        <w:tc>
+          <w:tcPr>
+            <w:tcW w:w="4530" w:type="dxa"/>
+            <w:vAlign w:val="center"/>
+          </w:tcPr>
+          <w:p>
+            <w:pPr>
+              <w:jc w:val="right"/>
+              <w:cnfStyle w:val="100000000000" w:firstRow="1" w:lastRow="0" w:firstColumn="0" w:lastColumn="0" w:oddVBand="0" w:evenVBand="0" w:oddHBand="0" w:evenHBand="0" w:firstRowFirstColumn="0" w:firstRowLastColumn="0" w:lastRowFirstColumn="0" w:lastRowLastColumn="0"/>
+            </w:pPr>
+            <w:r>
+              <w:t>Definició</w:t>
+            </w:r>
+          </w:p>
+        </w:tc>
+      </w:tr>
+      <w:tr>
+        <w:trPr>
+          <w:cnfStyle w:val="000000100000" w:firstRow="0" w:lastRow="0" w:firstColumn="0" w:lastColumn="0" w:oddVBand="0" w:evenVBand="0" w:oddHBand="1" w:evenHBand="0" w:firstRowFirstColumn="0" w:firstRowLastColumn="0" w:lastRowFirstColumn="0" w:lastRowLastColumn="0"/>
+        </w:trPr>
+        <w:tc>
+          <w:tcPr>
+            <w:cnfStyle w:val="001000000000" w:firstRow="0" w:lastRow="0" w:firstColumn="1" w:lastColumn="0" w:oddVBand="0" w:evenVBand="0" w:oddHBand="0" w:evenHBand="0" w:firstRowFirstColumn="0" w:firstRowLastColumn="0" w:lastRowFirstColumn="0" w:lastRowLastColumn="0"/>
+            <w:tcW w:w="4530" w:type="dxa"/>
+            <w:vAlign w:val="center"/>
+          </w:tcPr>
+          <w:p>
+            <w:r>
+              <w:t>Unity</w:t>
+            </w:r>
+          </w:p>
+        </w:tc>
+        <w:tc>
+          <w:tcPr>
+            <w:tcW w:w="4530" w:type="dxa"/>
+            <w:vAlign w:val="center"/>
+          </w:tcPr>
+          <w:p>
+            <w:pPr>
+              <w:cnfStyle w:val="000000100000" w:firstRow="0" w:lastRow="0" w:firstColumn="0" w:lastColumn="0" w:oddVBand="0" w:evenVBand="0" w:oddHBand="1" w:evenHBand="0" w:firstRowFirstColumn="0" w:firstRowLastColumn="0" w:lastRowFirstColumn="0" w:lastRowLastColumn="0"/>
+            </w:pPr>
+            <w:r>
+              <w:t>Egyik népszerű többplatformos játékmotor és fejlesztő környezet játékok és interaktív tartalma készítéséhez.</w:t>
+            </w:r>
+          </w:p>
+        </w:tc>
+      </w:tr>
+      <w:tr>
+        <w:tc>
+          <w:tcPr>
+            <w:cnfStyle w:val="001000000000" w:firstRow="0" w:lastRow="0" w:firstColumn="1" w:lastColumn="0" w:oddVBand="0" w:evenVBand="0" w:oddHBand="0" w:evenHBand="0" w:firstRowFirstColumn="0" w:firstRowLastColumn="0" w:lastRowFirstColumn="0" w:lastRowLastColumn="0"/>
+            <w:tcW w:w="4530" w:type="dxa"/>
+            <w:vAlign w:val="center"/>
+          </w:tcPr>
+          <w:p>
+            <w:r>
+              <w:t>script</w:t>
+            </w:r>
+          </w:p>
+        </w:tc>
+        <w:tc>
+          <w:tcPr>
+            <w:tcW w:w="4530" w:type="dxa"/>
+            <w:vAlign w:val="center"/>
+          </w:tcPr>
+          <w:p>
+            <w:pPr>
+              <w:cnfStyle w:val="000000000000" w:firstRow="0" w:lastRow="0" w:firstColumn="0" w:lastColumn="0" w:oddVBand="0" w:evenVBand="0" w:oddHBand="0" w:evenHBand="0" w:firstRowFirstColumn="0" w:firstRowLastColumn="0" w:lastRowFirstColumn="0" w:lastRowLastColumn="0"/>
+            </w:pPr>
+            <w:r>
+              <w:t>Kód, amely tartalmazza egy objektum viselkedését a programban.</w:t>
+            </w:r>
+          </w:p>
+        </w:tc>
+      </w:tr>
+      <w:tr>
+        <w:trPr>
+          <w:cnfStyle w:val="000000100000" w:firstRow="0" w:lastRow="0" w:firstColumn="0" w:lastColumn="0" w:oddVBand="0" w:evenVBand="0" w:oddHBand="1" w:evenHBand="0" w:firstRowFirstColumn="0" w:firstRowLastColumn="0" w:lastRowFirstColumn="0" w:lastRowLastColumn="0"/>
+        </w:trPr>
+        <w:tc>
+          <w:tcPr>
+            <w:cnfStyle w:val="001000000000" w:firstRow="0" w:lastRow="0" w:firstColumn="1" w:lastColumn="0" w:oddVBand="0" w:evenVBand="0" w:oddHBand="0" w:evenHBand="0" w:firstRowFirstColumn="0" w:firstRowLastColumn="0" w:lastRowFirstColumn="0" w:lastRowLastColumn="0"/>
+            <w:tcW w:w="4530" w:type="dxa"/>
+            <w:vAlign w:val="center"/>
+          </w:tcPr>
+          <w:p>
+            <w:r>
+              <w:t>layer</w:t>
+            </w:r>
+          </w:p>
+        </w:tc>
+        <w:tc>
+          <w:tcPr>
+            <w:tcW w:w="4530" w:type="dxa"/>
+            <w:vAlign w:val="center"/>
+          </w:tcPr>
+          <w:p>
+            <w:pPr>
+              <w:cnfStyle w:val="000000100000" w:firstRow="0" w:lastRow="0" w:firstColumn="0" w:lastColumn="0" w:oddVBand="0" w:evenVBand="0" w:oddHBand="1" w:evenHBand="0" w:firstRowFirstColumn="0" w:firstRowLastColumn="0" w:lastRowFirstColumn="0" w:lastRowLastColumn="0"/>
+            </w:pPr>
+            <w:r>
+              <w:t>Réteg, amely segíti az objektumok csoportosítását és kezelését, például láthatóság vagy érintkezés szempontjából.</w:t>
+            </w:r>
+          </w:p>
+        </w:tc>
+      </w:tr>
+      <w:tr>
+        <w:tc>
+          <w:tcPr>
+            <w:cnfStyle w:val="001000000000" w:firstRow="0" w:lastRow="0" w:firstColumn="1" w:lastColumn="0" w:oddVBand="0" w:evenVBand="0" w:oddHBand="0" w:evenHBand="0" w:firstRowFirstColumn="0" w:firstRowLastColumn="0" w:lastRowFirstColumn="0" w:lastRowLastColumn="0"/>
+            <w:tcW w:w="4530" w:type="dxa"/>
+            <w:vAlign w:val="center"/>
+          </w:tcPr>
+          <w:p>
+            <w:r>
+              <w:t>custom típus</w:t>
+            </w:r>
+          </w:p>
+        </w:tc>
+        <w:tc>
+          <w:tcPr>
+            <w:tcW w:w="4530" w:type="dxa"/>
+            <w:vAlign w:val="center"/>
+          </w:tcPr>
+          <w:p>
+            <w:pPr>
+              <w:cnfStyle w:val="000000000000" w:firstRow="0" w:lastRow="0" w:firstColumn="0" w:lastColumn="0" w:oddVBand="0" w:evenVBand="0" w:oddHBand="0" w:evenHBand="0" w:firstRowFirstColumn="0" w:firstRowLastColumn="0" w:lastRowFirstColumn="0" w:lastRowLastColumn="0"/>
+            </w:pPr>
+            <w:r>
+              <w:t>Speciális adatstruktúra, amely a felhasználó által lett definiálva</w:t>
+            </w:r>
+            <w:r>
+              <w:t>. Származtatva egy másik típusból, funkció kiegészítés céljával, vagy összetett adatszerkezet típussá alakítása.</w:t>
+            </w:r>
+          </w:p>
+        </w:tc>
+      </w:tr>
+      <w:tr>
+        <w:trPr>
+          <w:cnfStyle w:val="000000100000" w:firstRow="0" w:lastRow="0" w:firstColumn="0" w:lastColumn="0" w:oddVBand="0" w:evenVBand="0" w:oddHBand="1" w:evenHBand="0" w:firstRowFirstColumn="0" w:firstRowLastColumn="0" w:lastRowFirstColumn="0" w:lastRowLastColumn="0"/>
+        </w:trPr>
+        <w:tc>
+          <w:tcPr>
+            <w:cnfStyle w:val="001000000000" w:firstRow="0" w:lastRow="0" w:firstColumn="1" w:lastColumn="0" w:oddVBand="0" w:evenVBand="0" w:oddHBand="0" w:evenHBand="0" w:firstRowFirstColumn="0" w:firstRowLastColumn="0" w:lastRowFirstColumn="0" w:lastRowLastColumn="0"/>
+            <w:tcW w:w="4530" w:type="dxa"/>
+            <w:vAlign w:val="center"/>
+          </w:tcPr>
+          <w:p>
+            <w:pPr>
+              <w:rPr>
+                <w:b w:val="0"/>
+                <w:bCs w:val="0"/>
+                <w:caps w:val="0"/>
+              </w:rPr>
+            </w:pPr>
+            <w:r>
+              <w:t>grid</w:t>
+            </w:r>
+          </w:p>
+        </w:tc>
+        <w:tc>
+          <w:tcPr>
+            <w:tcW w:w="4530" w:type="dxa"/>
+            <w:vAlign w:val="center"/>
+          </w:tcPr>
+          <w:p>
+            <w:pPr>
+              <w:cnfStyle w:val="000000100000" w:firstRow="0" w:lastRow="0" w:firstColumn="0" w:lastColumn="0" w:oddVBand="0" w:evenVBand="0" w:oddHBand="1" w:evenHBand="0" w:firstRowFirstColumn="0" w:firstRowLastColumn="0" w:lastRowFirstColumn="0" w:lastRowLastColumn="0"/>
+            </w:pPr>
+            <w:r>
+              <w:t>Rács, amely segíti az objektumok elhelyezését szabályos, koordinált módon.</w:t>
+            </w:r>
+          </w:p>
+        </w:tc>
+      </w:tr>
+      <w:tr>
+        <w:tc>
+          <w:tcPr>
+            <w:cnfStyle w:val="001000000000" w:firstRow="0" w:lastRow="0" w:firstColumn="1" w:lastColumn="0" w:oddVBand="0" w:evenVBand="0" w:oddHBand="0" w:evenHBand="0" w:firstRowFirstColumn="0" w:firstRowLastColumn="0" w:lastRowFirstColumn="0" w:lastRowLastColumn="0"/>
+            <w:tcW w:w="4530" w:type="dxa"/>
+            <w:vAlign w:val="center"/>
+          </w:tcPr>
+          <w:p>
+            <w:r>
+              <w:t>tilemap</w:t>
+            </w:r>
+          </w:p>
+        </w:tc>
+        <w:tc>
+          <w:tcPr>
+            <w:tcW w:w="4530" w:type="dxa"/>
+            <w:vAlign w:val="center"/>
+          </w:tcPr>
+          <w:p>
+            <w:pPr>
+              <w:cnfStyle w:val="000000000000" w:firstRow="0" w:lastRow="0" w:firstColumn="0" w:lastColumn="0" w:oddVBand="0" w:evenVBand="0" w:oddHBand="0" w:evenHBand="0" w:firstRowFirstColumn="0" w:firstRowLastColumn="0" w:lastRowFirstColumn="0" w:lastRowLastColumn="0"/>
+            </w:pPr>
+            <w:r>
+              <w:t xml:space="preserve">Egy rács alapú térkép, amely csempékből (tile-okból) áll. </w:t>
+            </w:r>
+          </w:p>
+        </w:tc>
+      </w:tr>
+      <w:tr>
+        <w:trPr>
+          <w:cnfStyle w:val="000000100000" w:firstRow="0" w:lastRow="0" w:firstColumn="0" w:lastColumn="0" w:oddVBand="0" w:evenVBand="0" w:oddHBand="1" w:evenHBand="0" w:firstRowFirstColumn="0" w:firstRowLastColumn="0" w:lastRowFirstColumn="0" w:lastRowLastColumn="0"/>
+        </w:trPr>
+        <w:tc>
+          <w:tcPr>
+            <w:cnfStyle w:val="001000000000" w:firstRow="0" w:lastRow="0" w:firstColumn="1" w:lastColumn="0" w:oddVBand="0" w:evenVBand="0" w:oddHBand="0" w:evenHBand="0" w:firstRowFirstColumn="0" w:firstRowLastColumn="0" w:lastRowFirstColumn="0" w:lastRowLastColumn="0"/>
+            <w:tcW w:w="4530" w:type="dxa"/>
+            <w:vAlign w:val="center"/>
+          </w:tcPr>
+          <w:p>
+            <w:r>
+              <w:t>json</w:t>
+            </w:r>
+          </w:p>
+        </w:tc>
+        <w:tc>
+          <w:tcPr>
+            <w:tcW w:w="4530" w:type="dxa"/>
+            <w:vAlign w:val="center"/>
+          </w:tcPr>
+          <w:p>
+            <w:pPr>
+              <w:cnfStyle w:val="000000100000" w:firstRow="0" w:lastRow="0" w:firstColumn="0" w:lastColumn="0" w:oddVBand="0" w:evenVBand="0" w:oddHBand="1" w:evenHBand="0" w:firstRowFirstColumn="0" w:firstRowLastColumn="0" w:lastRowFirstColumn="0" w:lastRowLastColumn="0"/>
+            </w:pPr>
+            <w:r>
+              <w:t>Egy könnyen olvasható adatcsere-formátum, amely kulcs-érték párokat használ adatstruktúrák leírására.</w:t>
+            </w:r>
+          </w:p>
+        </w:tc>
+      </w:tr>
+      <w:tr>
+        <w:tc>
+          <w:tcPr>
+            <w:cnfStyle w:val="001000000000" w:firstRow="0" w:lastRow="0" w:firstColumn="1" w:lastColumn="0" w:oddVBand="0" w:evenVBand="0" w:oddHBand="0" w:evenHBand="0" w:firstRowFirstColumn="0" w:firstRowLastColumn="0" w:lastRowFirstColumn="0" w:lastRowLastColumn="0"/>
+            <w:tcW w:w="4530" w:type="dxa"/>
+            <w:vAlign w:val="center"/>
+          </w:tcPr>
+          <w:p>
+            <w:r>
+              <w:t>gameobject</w:t>
+            </w:r>
+          </w:p>
+        </w:tc>
+        <w:tc>
+          <w:tcPr>
+            <w:tcW w:w="4530" w:type="dxa"/>
+            <w:vAlign w:val="center"/>
+          </w:tcPr>
+          <w:p>
+            <w:pPr>
+              <w:cnfStyle w:val="000000000000" w:firstRow="0" w:lastRow="0" w:firstColumn="0" w:lastColumn="0" w:oddVBand="0" w:evenVBand="0" w:oddHBand="0" w:evenHBand="0" w:firstRowFirstColumn="0" w:firstRowLastColumn="0" w:lastRowFirstColumn="0" w:lastRowLastColumn="0"/>
+            </w:pPr>
+            <w:r>
+              <w:t>Unity-ben egy alapvető objektum, amely komponenseket tartalmaz és a játék világában helyezkedik el.</w:t>
+            </w:r>
+          </w:p>
+        </w:tc>
+      </w:tr>
+      <w:tr>
+        <w:trPr>
+          <w:cnfStyle w:val="000000100000" w:firstRow="0" w:lastRow="0" w:firstColumn="0" w:lastColumn="0" w:oddVBand="0" w:evenVBand="0" w:oddHBand="1" w:evenHBand="0" w:firstRowFirstColumn="0" w:firstRowLastColumn="0" w:lastRowFirstColumn="0" w:lastRowLastColumn="0"/>
+        </w:trPr>
+        <w:tc>
+          <w:tcPr>
+            <w:cnfStyle w:val="001000000000" w:firstRow="0" w:lastRow="0" w:firstColumn="1" w:lastColumn="0" w:oddVBand="0" w:evenVBand="0" w:oddHBand="0" w:evenHBand="0" w:firstRowFirstColumn="0" w:firstRowLastColumn="0" w:lastRowFirstColumn="0" w:lastRowLastColumn="0"/>
+            <w:tcW w:w="4530" w:type="dxa"/>
+            <w:vAlign w:val="center"/>
+          </w:tcPr>
+          <w:p>
+            <w:r>
+              <w:t>MonoBehaviour</w:t>
+            </w:r>
+          </w:p>
+        </w:tc>
+        <w:tc>
+          <w:tcPr>
+            <w:tcW w:w="4530" w:type="dxa"/>
+            <w:vAlign w:val="center"/>
+          </w:tcPr>
+          <w:p>
+            <w:pPr>
+              <w:cnfStyle w:val="000000100000" w:firstRow="0" w:lastRow="0" w:firstColumn="0" w:lastColumn="0" w:oddVBand="0" w:evenVBand="0" w:oddHBand="1" w:evenHBand="0" w:firstRowFirstColumn="0" w:firstRowLastColumn="0" w:lastRowFirstColumn="0" w:lastRowLastColumn="0"/>
+            </w:pPr>
+            <w:r>
+              <w:t>Unity-ben egy alap osztály, amelyből a scriptek származnak, hogy viselkedést adjanak a GamObject-ekhez.</w:t>
+            </w:r>
+          </w:p>
+        </w:tc>
+      </w:tr>
+      <w:tr>
+        <w:tc>
+          <w:tcPr>
+            <w:cnfStyle w:val="001000000000" w:firstRow="0" w:lastRow="0" w:firstColumn="1" w:lastColumn="0" w:oddVBand="0" w:evenVBand="0" w:oddHBand="0" w:evenHBand="0" w:firstRowFirstColumn="0" w:firstRowLastColumn="0" w:lastRowFirstColumn="0" w:lastRowLastColumn="0"/>
+            <w:tcW w:w="4530" w:type="dxa"/>
+            <w:vAlign w:val="center"/>
+          </w:tcPr>
+          <w:p>
+            <w:r>
+              <w:lastRenderedPageBreak/>
+              <w:t>instance</w:t>
+            </w:r>
+          </w:p>
+        </w:tc>
+        <w:tc>
+          <w:tcPr>
+            <w:tcW w:w="4530" w:type="dxa"/>
+            <w:vAlign w:val="center"/>
+          </w:tcPr>
+          <w:p>
+            <w:pPr>
+              <w:cnfStyle w:val="000000000000" w:firstRow="0" w:lastRow="0" w:firstColumn="0" w:lastColumn="0" w:oddVBand="0" w:evenVBand="0" w:oddHBand="0" w:evenHBand="0" w:firstRowFirstColumn="0" w:firstRowLastColumn="0" w:lastRowFirstColumn="0" w:lastRowLastColumn="0"/>
+            </w:pPr>
+            <w:r>
+              <w:t>Itt változó név, de alapvető jelentése: egy adott példány egy osztályból vagy objektumból a program futása során.</w:t>
+            </w:r>
+          </w:p>
+        </w:tc>
+      </w:tr>
+      <w:tr>
+        <w:trPr>
+          <w:cnfStyle w:val="000000100000" w:firstRow="0" w:lastRow="0" w:firstColumn="0" w:lastColumn="0" w:oddVBand="0" w:evenVBand="0" w:oddHBand="1" w:evenHBand="0" w:firstRowFirstColumn="0" w:firstRowLastColumn="0" w:lastRowFirstColumn="0" w:lastRowLastColumn="0"/>
+        </w:trPr>
+        <w:tc>
+          <w:tcPr>
+            <w:cnfStyle w:val="001000000000" w:firstRow="0" w:lastRow="0" w:firstColumn="1" w:lastColumn="0" w:oddVBand="0" w:evenVBand="0" w:oddHBand="0" w:evenHBand="0" w:firstRowFirstColumn="0" w:firstRowLastColumn="0" w:lastRowFirstColumn="0" w:lastRowLastColumn="0"/>
+            <w:tcW w:w="4530" w:type="dxa"/>
+            <w:vAlign w:val="center"/>
+          </w:tcPr>
+          <w:p>
+            <w:r>
+              <w:t>boolen</w:t>
+            </w:r>
+          </w:p>
+        </w:tc>
+        <w:tc>
+          <w:tcPr>
+            <w:tcW w:w="4530" w:type="dxa"/>
+            <w:vAlign w:val="center"/>
+          </w:tcPr>
+          <w:p>
+            <w:pPr>
+              <w:cnfStyle w:val="000000100000" w:firstRow="0" w:lastRow="0" w:firstColumn="0" w:lastColumn="0" w:oddVBand="0" w:evenVBand="0" w:oddHBand="1" w:evenHBand="0" w:firstRowFirstColumn="0" w:firstRowLastColumn="0" w:lastRowFirstColumn="0" w:lastRowLastColumn="0"/>
+            </w:pPr>
+            <w:r>
+              <w:t>Logikai adattípus, amely két értéket vehet fel: igaz vagy hamis</w:t>
+            </w:r>
+          </w:p>
+        </w:tc>
+      </w:tr>
+      <w:tr>
+        <w:tc>
+          <w:tcPr>
+            <w:cnfStyle w:val="001000000000" w:firstRow="0" w:lastRow="0" w:firstColumn="1" w:lastColumn="0" w:oddVBand="0" w:evenVBand="0" w:oddHBand="0" w:evenHBand="0" w:firstRowFirstColumn="0" w:firstRowLastColumn="0" w:lastRowFirstColumn="0" w:lastRowLastColumn="0"/>
+            <w:tcW w:w="4530" w:type="dxa"/>
+            <w:vAlign w:val="center"/>
+          </w:tcPr>
+          <w:p/>
+        </w:tc>
+        <w:tc>
+          <w:tcPr>
+            <w:tcW w:w="4530" w:type="dxa"/>
+            <w:vAlign w:val="center"/>
+          </w:tcPr>
+          <w:p>
+            <w:pPr>
+              <w:cnfStyle w:val="000000000000" w:firstRow="0" w:lastRow="0" w:firstColumn="0" w:lastColumn="0" w:oddVBand="0" w:evenVBand="0" w:oddHBand="0" w:evenHBand="0" w:firstRowFirstColumn="0" w:firstRowLastColumn="0" w:lastRowFirstColumn="0" w:lastRowLastColumn="0"/>
+            </w:pPr>
+          </w:p>
+        </w:tc>
+      </w:tr>
+      <w:tr>
+        <w:trPr>
+          <w:cnfStyle w:val="000000100000" w:firstRow="0" w:lastRow="0" w:firstColumn="0" w:lastColumn="0" w:oddVBand="0" w:evenVBand="0" w:oddHBand="1" w:evenHBand="0" w:firstRowFirstColumn="0" w:firstRowLastColumn="0" w:lastRowFirstColumn="0" w:lastRowLastColumn="0"/>
+        </w:trPr>
+        <w:tc>
+          <w:tcPr>
+            <w:cnfStyle w:val="001000000000" w:firstRow="0" w:lastRow="0" w:firstColumn="1" w:lastColumn="0" w:oddVBand="0" w:evenVBand="0" w:oddHBand="0" w:evenHBand="0" w:firstRowFirstColumn="0" w:firstRowLastColumn="0" w:lastRowFirstColumn="0" w:lastRowLastColumn="0"/>
+            <w:tcW w:w="4530" w:type="dxa"/>
+            <w:vAlign w:val="center"/>
+          </w:tcPr>
+          <w:p/>
+        </w:tc>
+        <w:tc>
+          <w:tcPr>
+            <w:tcW w:w="4530" w:type="dxa"/>
+            <w:vAlign w:val="center"/>
+          </w:tcPr>
+          <w:p>
+            <w:pPr>
+              <w:cnfStyle w:val="000000100000" w:firstRow="0" w:lastRow="0" w:firstColumn="0" w:lastColumn="0" w:oddVBand="0" w:evenVBand="0" w:oddHBand="1" w:evenHBand="0" w:firstRowFirstColumn="0" w:firstRowLastColumn="0" w:lastRowFirstColumn="0" w:lastRowLastColumn="0"/>
+            </w:pPr>
+          </w:p>
+        </w:tc>
+      </w:tr>
+    </w:tbl>
+    <w:p/>
+    <w:p>
+      <w:r>
+        <w:t>A</w:t>
+      </w:r>
+      <w:r>
+        <w:t xml:space="preserve"> program két fő osztálya a</w:t>
+      </w:r>
+      <w:r>
+        <w:t xml:space="preserve"> MenuCotroller és a Game. Ezek látják el a fő műveleteket a program során. A MenuController osztály tartalmazza a menüben szereplő gombok funkciójának megvalósítását, a SceneLoader</w:t>
+      </w:r>
+      <w:r>
+        <w:t xml:space="preserve"> osztály</w:t>
+      </w:r>
+      <w:r>
+        <w:t xml:space="preserve"> segítségével a játékra váltást. Onnantól a Game osztály </w:t>
+      </w:r>
+      <w:r>
+        <w:t xml:space="preserve">megírt függvények </w:t>
+      </w:r>
+      <w:r>
+        <w:t>folytatj</w:t>
+      </w:r>
+      <w:r>
+        <w:t>ák</w:t>
+      </w:r>
+      <w:r>
+        <w:t xml:space="preserve"> a funkciók végrehajtását. </w:t>
+      </w:r>
+      <w:r>
+        <w:t>Pontosabban a</w:t>
+      </w:r>
+      <w:r>
+        <w:t xml:space="preserve"> játékmenüben található beállításokat, és a kiválasztott pályának a betöltéséhez szükséges függvényhívásokat tartalmazza. A pályák betöltését valójában hat másik </w:t>
+      </w:r>
+      <w:r>
+        <w:t xml:space="preserve">osztály </w:t>
+      </w:r>
+      <w:r>
+        <w:t>segíti, rétegenként egy. A fő réteget</w:t>
+      </w:r>
+      <w:r>
+        <w:t xml:space="preserve"> betöltő osztályt</w:t>
+      </w:r>
+      <w:r>
+        <w:t>, ami az érinthető domborzatot</w:t>
+      </w:r>
+      <w:r>
+        <w:t xml:space="preserve"> tölti be</w:t>
+      </w:r>
+      <w:r>
+        <w:t>,</w:t>
+      </w:r>
+      <w:r>
+        <w:t xml:space="preserve"> „</w:t>
+      </w:r>
+      <w:r>
+        <w:t>TileMapController” -nek</w:t>
+      </w:r>
+      <w:r>
+        <w:t xml:space="preserve"> neveztem el. Ebben megírt „LoadMap” függvényt hívja meg a Game egyik függvénye és ez tölti be fájlból az adatokat majd hívja meg</w:t>
+      </w:r>
+      <w:r>
+        <w:t xml:space="preserve"> a többi </w:t>
+      </w:r>
+      <w:r>
+        <w:t>öt osztályt</w:t>
+      </w:r>
+      <w:r>
+        <w:t xml:space="preserve">. Ezek a tilemap különböző rétegeit betöltő és funkcióit megvalósító </w:t>
+      </w:r>
+      <w:r>
+        <w:t>osztályok</w:t>
+      </w:r>
+      <w:r>
+        <w:t xml:space="preserve"> tartalmaznak egy statikus „instance” változót, aminek segítségével </w:t>
+      </w:r>
+      <w:r>
+        <w:t xml:space="preserve">lehet meghívni </w:t>
+      </w:r>
+      <w:r>
+        <w:t>a betöltéshez szükséges függvények</w:t>
+      </w:r>
+      <w:r>
+        <w:t>et</w:t>
+      </w:r>
+      <w:r>
+        <w:t xml:space="preserve">. A karakterek mozgását a karakterekhez hozzárendelt „PlayerMovement.cs” </w:t>
+      </w:r>
+      <w:r>
+        <w:t>fájl</w:t>
+      </w:r>
+      <w:r>
+        <w:t xml:space="preserve"> tartalmazza, amely</w:t>
+      </w:r>
+      <w:r>
+        <w:t xml:space="preserve">ben megírt osztály </w:t>
+      </w:r>
+      <w:r>
+        <w:t xml:space="preserve">figyeli a lenyomott billentyűzeteket és mozgatja az adott karaktert annak megfelelően. A Game </w:t>
+      </w:r>
+      <w:r>
+        <w:t xml:space="preserve">továbbá </w:t>
+      </w:r>
+      <w:r>
+        <w:t xml:space="preserve">tartalmaz hivatkozásokat a létező </w:t>
+      </w:r>
+      <w:r>
+        <w:t>karakterekhez</w:t>
+      </w:r>
+      <w:r>
+        <w:t>, és scriptjeikhez, emellett tárolja a beállításokat, aktuális pálya számát, összegyűjtött csillagok mennyiségét és sok más</w:t>
+      </w:r>
+      <w:r>
+        <w:t xml:space="preserve"> szükséges adatot</w:t>
+      </w:r>
+      <w:r>
+        <w:t>. A Game osztály egyszerre tartalmazza az egyjátékos és többjátékos mód megvalósítását is. A mód meghatározását egy boolen „Singleplayer” változó segíti a kód nagy</w:t>
+      </w:r>
+      <w:r>
+        <w:t xml:space="preserve"> </w:t>
+      </w:r>
+      <w:r>
+        <w:t>részében.</w:t>
+      </w:r>
+      <w:r>
+        <w:t xml:space="preserve"> </w:t>
+      </w:r>
+      <w:r>
+        <w:t xml:space="preserve">Hivatkozást tartalmaz sok osztály ahhoz a GameObject-hez amelyhez a Game script van hozzárendelve. Ilyen osztályok a tilemap rétegeit betöltő osztályok, a MenuController és a StarController. Míg a tilemap-et betöltő és bizonyos funkcióit ellátó osztályok csak néhány függvényhívás, vagy változó használatának </w:t>
       </w:r>
       <w:r>
         <w:lastRenderedPageBreak/>
-        <w:t>Onnantól a Game script folytatja a funkciók végrehajtását.</w:t>
-      </w:r>
-      <w:r>
-        <w:t xml:space="preserve"> A játékmenüben található beállításokat, és a kiválasztott pályának a betöltéséhez szükséges függvényhívásokat tartalmazza.</w:t>
-      </w:r>
-      <w:r>
-        <w:t xml:space="preserve"> </w:t>
-      </w:r>
-      <w:r>
-        <w:t xml:space="preserve">A pályák betöltését valójában hat másik script segíti, rétegenként egy script. A fő réteget, ami az érinthető domborzatot tartalmazza, betöltő script fogja össze a többi ötöt. Ezek a tilemap különböző rétegeit betöltő és funkcióit megvalósító scriptek tartalmaznak egy statikus „instance” változót, aminek segítségével hívódnak meg a betöltéshez szükséges függvények. </w:t>
-      </w:r>
-      <w:r>
-        <w:t xml:space="preserve">A karakterek mozgását a karakterekhez hozzárendelt „PlayerMovement.cs” script tartalmazza, amely figyeli a lenyomott billentyűzeteket és mozgatja az adott karaktert annak megfelelően. </w:t>
-      </w:r>
-      <w:r>
-        <w:t>A Game script tartalmaz hivatkozásokat a létező játékosokhoz, és scriptjeikhez, emellett tárolja a beállításokat, aktuális pálya számát, összegyűjtött csillagok mennyiségét, és egyszerre tartalmazza az egyjátékos és többjátékos mód megvalósítását.</w:t>
+        <w:t>céljából tartalmazza a Game osztály hivatkozását, addig a MenuController valamivel többre. A program elindításakor a MenuControlleren keresztül töltődik be a beállítások fájlból, „Options.json” -ből, az elmentett beállítások</w:t>
+      </w:r>
+      <w:r>
+        <w:t>,</w:t>
+      </w:r>
+      <w:r>
+        <w:t xml:space="preserve"> a Game osztály változóiba.</w:t>
+      </w:r>
+      <w:r>
+        <w:t xml:space="preserve"> A betöltést és a mentést egy statikus osztály hajtja végre, ez a „Saver.cs” nevű fájlban lett megírva.</w:t>
       </w:r>
     </w:p>
     <w:p>
-      <w:pPr>
-        <w:spacing w:after="160" w:line="259" w:lineRule="auto"/>
-        <w:jc w:val="left"/>
-      </w:pPr>
-      <w:r>
-        <w:br w:type="page"/>
+      <w:r>
+        <w:t xml:space="preserve">Néhány fájl nem csak az osztály definícióját tartalmazza, hanem olyan custom típusokat is, amelyek segítik a json fájlok írását és olvasását. Ilyen típusok szerepelnek a Saver osztály mellett, a StarController mellett, illetve a TileMapController mellett is. Ezekhez az összetett típusokhoz nem láttam szükségét külön fájlt létrehozni, így oda raktam őket, ahol használatuk alapján logikusnak éreztem. A „StarController.cs” tartalmazza a StarCollection osztályt, ami segíti a gyűjtött csillagok kezelését, illetve mentését. A Saver osztály mellett találtahó egy OptionSave struct szerkezet, amely az alapbeállítások és a csillagok adatait tárolja mentés céljából. </w:t>
+      </w:r>
+      <w:r>
+        <w:t>A „TileMapController.cs” több saját osztályt tartalmaz, ezek közül a LevelData osztály adja a pályákat tároló fájlok szerkezetét. Ennek az osztálynak a változóiba töltődik be a json fájlban pálya adatok. Tartalmazza listában a karakterek, csillagok és az összes tilemap réteg elemeinek pozícióját, emellett a betöltendő tile-ok neveit is. Két speciális szerkezetben van tárolva a betöltendő gombok és kapuk adatai. A gomboknál listában tárolva van mely kapukat aktiválják, a kapuknál pedig, hogy milyen szögben vannak elforgatva.</w:t>
       </w:r>
     </w:p>
     <w:p>
       <w:pPr>
         <w:pStyle w:val="Cmsor1"/>
-      </w:pPr>
-      <w:bookmarkStart w:id="6" w:name="_Toc87521356"/>
-      <w:commentRangeStart w:id="7"/>
+        <w:spacing w:before="24000"/>
+        <w:ind w:left="431" w:hanging="431"/>
+      </w:pPr>
+      <w:bookmarkStart w:id="3" w:name="_Toc87521356"/>
       <w:r>
         <w:lastRenderedPageBreak/>
         <w:t>Összefoglalás és tovább</w:t>
@@ -1281,16 +2471,7 @@
       <w:r>
         <w:t>i fejlesztési lehetőségek</w:t>
       </w:r>
-      <w:bookmarkEnd w:id="6"/>
-      <w:commentRangeEnd w:id="7"/>
-      <w:r>
-        <w:rPr>
-          <w:rStyle w:val="Jegyzethivatkozs"/>
-          <w:sz w:val="32"/>
-          <w:szCs w:val="32"/>
-        </w:rPr>
-        <w:commentReference w:id="7"/>
-      </w:r>
+      <w:bookmarkEnd w:id="3"/>
     </w:p>
     <w:p/>
     <w:p>
@@ -1302,12 +2483,12 @@
       <w:pPr>
         <w:pStyle w:val="Cmsor1"/>
       </w:pPr>
-      <w:bookmarkStart w:id="8" w:name="_Toc87521357"/>
+      <w:bookmarkStart w:id="4" w:name="_Toc87521357"/>
       <w:r>
         <w:lastRenderedPageBreak/>
         <w:t>Irodalomjegyzék</w:t>
       </w:r>
-      <w:bookmarkEnd w:id="8"/>
+      <w:bookmarkEnd w:id="4"/>
     </w:p>
     <w:p>
       <w:pPr>
@@ -1332,32 +2513,136 @@
       <w:pPr>
         <w:pStyle w:val="Cmsor1"/>
       </w:pPr>
-      <w:bookmarkStart w:id="9" w:name="_Toc87521358"/>
-      <w:commentRangeStart w:id="10"/>
+      <w:bookmarkStart w:id="5" w:name="_Toc87521358"/>
       <w:r>
         <w:lastRenderedPageBreak/>
         <w:t>Melléklet</w:t>
       </w:r>
-      <w:bookmarkEnd w:id="9"/>
-      <w:commentRangeEnd w:id="10"/>
-      <w:r>
-        <w:rPr>
-          <w:rStyle w:val="Jegyzethivatkozs"/>
-          <w:sz w:val="32"/>
-          <w:szCs w:val="32"/>
-        </w:rPr>
-        <w:commentReference w:id="10"/>
-      </w:r>
+      <w:bookmarkEnd w:id="5"/>
     </w:p>
     <w:p>
       <w:pPr>
+        <w:keepNext/>
         <w:tabs>
           <w:tab w:val="left" w:pos="1224"/>
         </w:tabs>
       </w:pPr>
+      <w:r>
+        <w:drawing>
+          <wp:inline distT="0" distB="0" distL="0" distR="0" wp14:anchorId="1D8FA0A0" wp14:editId="583418ED">
+            <wp:extent cx="5759450" cy="3236595"/>
+            <wp:effectExtent l="0" t="0" r="0" b="1905"/>
+            <wp:docPr id="653652335" name="Kép 1"/>
+            <wp:cNvGraphicFramePr>
+              <a:graphicFrameLocks xmlns:a="http://schemas.openxmlformats.org/drawingml/2006/main" noChangeAspect="1"/>
+            </wp:cNvGraphicFramePr>
+            <a:graphic xmlns:a="http://schemas.openxmlformats.org/drawingml/2006/main">
+              <a:graphicData uri="http://schemas.openxmlformats.org/drawingml/2006/picture">
+                <pic:pic xmlns:pic="http://schemas.openxmlformats.org/drawingml/2006/picture">
+                  <pic:nvPicPr>
+                    <pic:cNvPr id="653652335" name=""/>
+                    <pic:cNvPicPr/>
+                  </pic:nvPicPr>
+                  <pic:blipFill>
+                    <a:blip r:embed="rId16"/>
+                    <a:stretch>
+                      <a:fillRect/>
+                    </a:stretch>
+                  </pic:blipFill>
+                  <pic:spPr>
+                    <a:xfrm>
+                      <a:off x="0" y="0"/>
+                      <a:ext cx="5759450" cy="3236595"/>
+                    </a:xfrm>
+                    <a:prstGeom prst="rect">
+                      <a:avLst/>
+                    </a:prstGeom>
+                  </pic:spPr>
+                </pic:pic>
+              </a:graphicData>
+            </a:graphic>
+          </wp:inline>
+        </w:drawing>
+      </w:r>
+    </w:p>
+    <w:p>
+      <w:pPr>
+        <w:pStyle w:val="Kpalrs"/>
+        <w:jc w:val="both"/>
+      </w:pPr>
+      <w:fldSimple w:instr=" SEQ ábra \* ARABIC ">
+        <w:r>
+          <w:rPr>
+            <w:noProof/>
+          </w:rPr>
+          <w:t>4</w:t>
+        </w:r>
+      </w:fldSimple>
+      <w:r>
+        <w:t>. ábra Beállítások fűmenü</w:t>
+      </w:r>
+    </w:p>
+    <w:p>
+      <w:pPr>
+        <w:keepNext/>
+      </w:pPr>
+      <w:r>
+        <w:drawing>
+          <wp:inline distT="0" distB="0" distL="0" distR="0" wp14:anchorId="5F8704D7" wp14:editId="44CD925A">
+            <wp:extent cx="5759450" cy="3238500"/>
+            <wp:effectExtent l="0" t="0" r="0" b="0"/>
+            <wp:docPr id="1841728878" name="Kép 1"/>
+            <wp:cNvGraphicFramePr>
+              <a:graphicFrameLocks xmlns:a="http://schemas.openxmlformats.org/drawingml/2006/main" noChangeAspect="1"/>
+            </wp:cNvGraphicFramePr>
+            <a:graphic xmlns:a="http://schemas.openxmlformats.org/drawingml/2006/main">
+              <a:graphicData uri="http://schemas.openxmlformats.org/drawingml/2006/picture">
+                <pic:pic xmlns:pic="http://schemas.openxmlformats.org/drawingml/2006/picture">
+                  <pic:nvPicPr>
+                    <pic:cNvPr id="1841728878" name=""/>
+                    <pic:cNvPicPr/>
+                  </pic:nvPicPr>
+                  <pic:blipFill>
+                    <a:blip r:embed="rId17"/>
+                    <a:stretch>
+                      <a:fillRect/>
+                    </a:stretch>
+                  </pic:blipFill>
+                  <pic:spPr>
+                    <a:xfrm>
+                      <a:off x="0" y="0"/>
+                      <a:ext cx="5759450" cy="3238500"/>
+                    </a:xfrm>
+                    <a:prstGeom prst="rect">
+                      <a:avLst/>
+                    </a:prstGeom>
+                  </pic:spPr>
+                </pic:pic>
+              </a:graphicData>
+            </a:graphic>
+          </wp:inline>
+        </w:drawing>
+      </w:r>
+    </w:p>
+    <w:p>
+      <w:pPr>
+        <w:pStyle w:val="Kpalrs"/>
+        <w:jc w:val="both"/>
+      </w:pPr>
+      <w:fldSimple w:instr=" SEQ ábra \* ARABIC ">
+        <w:r>
+          <w:rPr>
+            <w:noProof/>
+          </w:rPr>
+          <w:t>5</w:t>
+        </w:r>
+      </w:fldSimple>
+      <w:r>
+        <w:t>. ábra Játék mód választó panel</w:t>
+      </w:r>
     </w:p>
     <w:sectPr>
-      <w:footerReference w:type="default" r:id="rId17"/>
+      <w:footerReference w:type="default" r:id="rId18"/>
       <w:pgSz w:w="11906" w:h="16838"/>
       <w:pgMar w:top="1418" w:right="1418" w:bottom="1418" w:left="1418" w:header="709" w:footer="709" w:gutter="0"/>
       <w:pgNumType w:start="1"/>
@@ -1366,138 +2651,6 @@
     </w:sectPr>
   </w:body>
 </w:document>
-</file>
-
-<file path=word/comments.xml><?xml version="1.0" encoding="utf-8"?>
-<w:comments xmlns:wpc="http://schemas.microsoft.com/office/word/2010/wordprocessingCanvas" xmlns:cx="http://schemas.microsoft.com/office/drawing/2014/chartex" xmlns:cx1="http://schemas.microsoft.com/office/drawing/2015/9/8/chartex" xmlns:cx2="http://schemas.microsoft.com/office/drawing/2015/10/21/chartex" xmlns:cx3="http://schemas.microsoft.com/office/drawing/2016/5/9/chartex" xmlns:cx4="http://schemas.microsoft.com/office/drawing/2016/5/10/chartex" xmlns:cx5="http://schemas.microsoft.com/office/drawing/2016/5/11/chartex" xmlns:cx6="http://schemas.microsoft.com/office/drawing/2016/5/12/chartex" xmlns:cx7="http://schemas.microsoft.com/office/drawing/2016/5/13/chartex" xmlns:cx8="http://schemas.microsoft.com/office/drawing/2016/5/14/chartex" xmlns:mc="http://schemas.openxmlformats.org/markup-compatibility/2006" xmlns:aink="http://schemas.microsoft.com/office/drawing/2016/ink" xmlns:am3d="http://schemas.microsoft.com/office/drawing/2017/model3d" xmlns:o="urn:schemas-microsoft-com:office:office" xmlns:oel="http://schemas.microsoft.com/office/2019/extlst" xmlns:r="http://schemas.openxmlformats.org/officeDocument/2006/relationships" xmlns:m="http://schemas.openxmlformats.org/officeDocument/2006/math" xmlns:v="urn:schemas-microsoft-com:vml" xmlns:wp14="http://schemas.microsoft.com/office/word/2010/wordprocessingDrawing" xmlns:wp="http://schemas.openxmlformats.org/drawingml/2006/wordprocessingDrawing" xmlns:w10="urn:schemas-microsoft-com:office:word" xmlns:w="http://schemas.openxmlformats.org/wordprocessingml/2006/main" xmlns:w14="http://schemas.microsoft.com/office/word/2010/wordml" xmlns:w15="http://schemas.microsoft.com/office/word/2012/wordml" xmlns:w16cex="http://schemas.microsoft.com/office/word/2018/wordml/cex" xmlns:w16cid="http://schemas.microsoft.com/office/word/2016/wordml/cid" xmlns:w16="http://schemas.microsoft.com/office/word/2018/wordml" xmlns:w16du="http://schemas.microsoft.com/office/word/2023/wordml/word16du" xmlns:w16sdtdh="http://schemas.microsoft.com/office/word/2020/wordml/sdtdatahash" xmlns:w16sdtfl="http://schemas.microsoft.com/office/word/2024/wordml/sdtformatlock" xmlns:w16se="http://schemas.microsoft.com/office/word/2015/wordml/symex" xmlns:wpg="http://schemas.microsoft.com/office/word/2010/wordprocessingGroup" xmlns:wpi="http://schemas.microsoft.com/office/word/2010/wordprocessingInk" xmlns:wne="http://schemas.microsoft.com/office/word/2006/wordml" xmlns:wps="http://schemas.microsoft.com/office/word/2010/wordprocessingShape" mc:Ignorable="w14 w15 w16se w16cid w16 w16cex w16sdtdh w16sdtfl w16du wp14">
-  <w:comment w:id="0" w:author="Gludovátz Attila" w:date="2022-10-11T17:11:00Z" w:initials="AG">
-    <w:p>
-      <w:pPr>
-        <w:pStyle w:val="Jegyzetszveg"/>
-        <w:jc w:val="left"/>
-      </w:pPr>
-      <w:r>
-        <w:rPr>
-          <w:rStyle w:val="Jegyzethivatkozs"/>
-        </w:rPr>
-        <w:annotationRef/>
-      </w:r>
-      <w:r>
-        <w:t>A megfelelő írandó be.</w:t>
-      </w:r>
-    </w:p>
-  </w:comment>
-  <w:comment w:id="1" w:author="Gludovátz Attila [2]" w:date="2023-06-15T11:03:00Z" w:initials="AG">
-    <w:p>
-      <w:pPr>
-        <w:pStyle w:val="Jegyzetszveg"/>
-        <w:jc w:val="left"/>
-      </w:pPr>
-      <w:r>
-        <w:rPr>
-          <w:rStyle w:val="Jegyzethivatkozs"/>
-        </w:rPr>
-        <w:annotationRef/>
-      </w:r>
-      <w:r>
-        <w:t>Ugyanúgy az Intézet nevénél is.</w:t>
-      </w:r>
-    </w:p>
-  </w:comment>
-  <w:comment w:id="2" w:author="Gludovátz Attila" w:date="2021-11-11T11:06:00Z" w:initials="GA">
-    <w:p>
-      <w:pPr>
-        <w:pStyle w:val="Jegyzetszveg"/>
-      </w:pPr>
-      <w:r>
-        <w:rPr>
-          <w:rStyle w:val="Jegyzethivatkozs"/>
-        </w:rPr>
-        <w:annotationRef/>
-      </w:r>
-      <w:r>
-        <w:t>A relevánst meg kell hagyni, a többi törlendő</w:t>
-      </w:r>
-    </w:p>
-  </w:comment>
-  <w:comment w:id="7" w:author="Németh Gábor Árpád Dr." w:date="2021-11-17T13:25:00Z" w:initials="NGÁD">
-    <w:p>
-      <w:pPr>
-        <w:pStyle w:val="Jegyzetszveg"/>
-      </w:pPr>
-      <w:r>
-        <w:rPr>
-          <w:rStyle w:val="Jegyzethivatkozs"/>
-        </w:rPr>
-        <w:annotationRef/>
-      </w:r>
-      <w:r>
-        <w:t>Talán érdemes különválasztani, vagy egy „Összefoglaló” c. főfejez és egy</w:t>
-      </w:r>
-      <w:r>
-        <w:t>-egy</w:t>
-      </w:r>
-      <w:r>
-        <w:t xml:space="preserve"> „</w:t>
-      </w:r>
-      <w:r>
-        <w:t>Konklúzió</w:t>
-      </w:r>
-      <w:r>
-        <w:t>”</w:t>
-      </w:r>
-      <w:r>
-        <w:t xml:space="preserve"> és „Továbbfejlesztési lehetőségek” alfejezet</w:t>
-      </w:r>
-    </w:p>
-  </w:comment>
-  <w:comment w:id="10" w:author="Gludovátz Attila" w:date="2021-11-11T11:08:00Z" w:initials="GA">
-    <w:p>
-      <w:pPr>
-        <w:pStyle w:val="Jegyzetszveg"/>
-      </w:pPr>
-      <w:r>
-        <w:rPr>
-          <w:rStyle w:val="Jegyzethivatkozs"/>
-        </w:rPr>
-        <w:annotationRef/>
-      </w:r>
-      <w:r>
-        <w:t>Nem kötelező, csak ha szükséges.</w:t>
-      </w:r>
-    </w:p>
-  </w:comment>
-</w:comments>
-</file>
-
-<file path=word/commentsExtended.xml><?xml version="1.0" encoding="utf-8"?>
-<w15:commentsEx xmlns:wpc="http://schemas.microsoft.com/office/word/2010/wordprocessingCanvas" xmlns:cx="http://schemas.microsoft.com/office/drawing/2014/chartex" xmlns:cx1="http://schemas.microsoft.com/office/drawing/2015/9/8/chartex" xmlns:cx2="http://schemas.microsoft.com/office/drawing/2015/10/21/chartex" xmlns:cx3="http://schemas.microsoft.com/office/drawing/2016/5/9/chartex" xmlns:cx4="http://schemas.microsoft.com/office/drawing/2016/5/10/chartex" xmlns:cx5="http://schemas.microsoft.com/office/drawing/2016/5/11/chartex" xmlns:cx6="http://schemas.microsoft.com/office/drawing/2016/5/12/chartex" xmlns:cx7="http://schemas.microsoft.com/office/drawing/2016/5/13/chartex" xmlns:cx8="http://schemas.microsoft.com/office/drawing/2016/5/14/chartex" xmlns:mc="http://schemas.openxmlformats.org/markup-compatibility/2006" xmlns:aink="http://schemas.microsoft.com/office/drawing/2016/ink" xmlns:am3d="http://schemas.microsoft.com/office/drawing/2017/model3d" xmlns:o="urn:schemas-microsoft-com:office:office" xmlns:oel="http://schemas.microsoft.com/office/2019/extlst" xmlns:r="http://schemas.openxmlformats.org/officeDocument/2006/relationships" xmlns:m="http://schemas.openxmlformats.org/officeDocument/2006/math" xmlns:v="urn:schemas-microsoft-com:vml" xmlns:wp14="http://schemas.microsoft.com/office/word/2010/wordprocessingDrawing" xmlns:wp="http://schemas.openxmlformats.org/drawingml/2006/wordprocessingDrawing" xmlns:w10="urn:schemas-microsoft-com:office:word" xmlns:w="http://schemas.openxmlformats.org/wordprocessingml/2006/main" xmlns:w14="http://schemas.microsoft.com/office/word/2010/wordml" xmlns:w15="http://schemas.microsoft.com/office/word/2012/wordml" xmlns:w16cex="http://schemas.microsoft.com/office/word/2018/wordml/cex" xmlns:w16cid="http://schemas.microsoft.com/office/word/2016/wordml/cid" xmlns:w16="http://schemas.microsoft.com/office/word/2018/wordml" xmlns:w16du="http://schemas.microsoft.com/office/word/2023/wordml/word16du" xmlns:w16sdtdh="http://schemas.microsoft.com/office/word/2020/wordml/sdtdatahash" xmlns:w16sdtfl="http://schemas.microsoft.com/office/word/2024/wordml/sdtformatlock" xmlns:w16se="http://schemas.microsoft.com/office/word/2015/wordml/symex" xmlns:wpg="http://schemas.microsoft.com/office/word/2010/wordprocessingGroup" xmlns:wpi="http://schemas.microsoft.com/office/word/2010/wordprocessingInk" xmlns:wne="http://schemas.microsoft.com/office/word/2006/wordml" xmlns:wps="http://schemas.microsoft.com/office/word/2010/wordprocessingShape" mc:Ignorable="w14 w15 w16se w16cid w16 w16cex w16sdtdh w16sdtfl w16du wp14">
-  <w15:commentEx w15:paraId="376717B0" w15:done="0"/>
-  <w15:commentEx w15:paraId="3074BEDB" w15:paraIdParent="376717B0" w15:done="0"/>
-  <w15:commentEx w15:paraId="6FB31DA3" w15:done="0"/>
-  <w15:commentEx w15:paraId="2366F670" w15:done="0"/>
-  <w15:commentEx w15:paraId="73D30FB7" w15:done="0"/>
-</w15:commentsEx>
-</file>
-
-<file path=word/commentsExtensible.xml><?xml version="1.0" encoding="utf-8"?>
-<w16cex:commentsExtensible xmlns:wpc="http://schemas.microsoft.com/office/word/2010/wordprocessingCanvas" xmlns:cx="http://schemas.microsoft.com/office/drawing/2014/chartex" xmlns:cx1="http://schemas.microsoft.com/office/drawing/2015/9/8/chartex" xmlns:cx2="http://schemas.microsoft.com/office/drawing/2015/10/21/chartex" xmlns:cx3="http://schemas.microsoft.com/office/drawing/2016/5/9/chartex" xmlns:cx4="http://schemas.microsoft.com/office/drawing/2016/5/10/chartex" xmlns:cx5="http://schemas.microsoft.com/office/drawing/2016/5/11/chartex" xmlns:cx6="http://schemas.microsoft.com/office/drawing/2016/5/12/chartex" xmlns:cx7="http://schemas.microsoft.com/office/drawing/2016/5/13/chartex" xmlns:cx8="http://schemas.microsoft.com/office/drawing/2016/5/14/chartex" xmlns:cr="http://schemas.microsoft.com/office/comments/2020/reactions" xmlns:mc="http://schemas.openxmlformats.org/markup-compatibility/2006" xmlns:aink="http://schemas.microsoft.com/office/drawing/2016/ink" xmlns:am3d="http://schemas.microsoft.com/office/drawing/2017/model3d" xmlns:o="urn:schemas-microsoft-com:office:office" xmlns:oel="http://schemas.microsoft.com/office/2019/extlst" xmlns:r="http://schemas.openxmlformats.org/officeDocument/2006/relationships" xmlns:m="http://schemas.openxmlformats.org/officeDocument/2006/math" xmlns:v="urn:schemas-microsoft-com:vml" xmlns:wp14="http://schemas.microsoft.com/office/word/2010/wordprocessingDrawing" xmlns:wp="http://schemas.openxmlformats.org/drawingml/2006/wordprocessingDrawing" xmlns:w10="urn:schemas-microsoft-com:office:word" xmlns:w="http://schemas.openxmlformats.org/wordprocessingml/2006/main" xmlns:w14="http://schemas.microsoft.com/office/word/2010/wordml" xmlns:w15="http://schemas.microsoft.com/office/word/2012/wordml" xmlns:w16cex="http://schemas.microsoft.com/office/word/2018/wordml/cex" xmlns:w16cid="http://schemas.microsoft.com/office/word/2016/wordml/cid" xmlns:w16="http://schemas.microsoft.com/office/word/2018/wordml" xmlns:w16du="http://schemas.microsoft.com/office/word/2023/wordml/word16du" xmlns:w16sdtdh="http://schemas.microsoft.com/office/word/2020/wordml/sdtdatahash" xmlns:w16sdtfl="http://schemas.microsoft.com/office/word/2024/wordml/sdtformatlock" xmlns:w16se="http://schemas.microsoft.com/office/word/2015/wordml/symex" xmlns:wpg="http://schemas.microsoft.com/office/word/2010/wordprocessingGroup" xmlns:wpi="http://schemas.microsoft.com/office/word/2010/wordprocessingInk" xmlns:wne="http://schemas.microsoft.com/office/word/2006/wordml" xmlns:wps="http://schemas.microsoft.com/office/word/2010/wordprocessingShape" mc:Ignorable="w14 w15 w16se w16cid w16 w16cex w16sdtdh w16sdtfl cr w16du wp14">
-  <w16cex:commentExtensible w16cex:durableId="26F02236" w16cex:dateUtc="2022-10-11T15:11:00Z"/>
-  <w16cex:commentExtensible w16cex:durableId="28356E81" w16cex:dateUtc="2023-06-15T09:03:00Z"/>
-  <w16cex:commentExtensible w16cex:durableId="253777AF" w16cex:dateUtc="2021-11-11T10:06:00Z"/>
-  <w16cex:commentExtensible w16cex:durableId="253F814F" w16cex:dateUtc="2021-11-17T12:25:00Z"/>
-  <w16cex:commentExtensible w16cex:durableId="25377832" w16cex:dateUtc="2021-11-11T10:08:00Z"/>
-</w16cex:commentsExtensible>
-</file>
-
-<file path=word/commentsIds.xml><?xml version="1.0" encoding="utf-8"?>
-<w16cid:commentsIds xmlns:wpc="http://schemas.microsoft.com/office/word/2010/wordprocessingCanvas" xmlns:cx="http://schemas.microsoft.com/office/drawing/2014/chartex" xmlns:cx1="http://schemas.microsoft.com/office/drawing/2015/9/8/chartex" xmlns:cx2="http://schemas.microsoft.com/office/drawing/2015/10/21/chartex" xmlns:cx3="http://schemas.microsoft.com/office/drawing/2016/5/9/chartex" xmlns:cx4="http://schemas.microsoft.com/office/drawing/2016/5/10/chartex" xmlns:cx5="http://schemas.microsoft.com/office/drawing/2016/5/11/chartex" xmlns:cx6="http://schemas.microsoft.com/office/drawing/2016/5/12/chartex" xmlns:cx7="http://schemas.microsoft.com/office/drawing/2016/5/13/chartex" xmlns:cx8="http://schemas.microsoft.com/office/drawing/2016/5/14/chartex" xmlns:mc="http://schemas.openxmlformats.org/markup-compatibility/2006" xmlns:aink="http://schemas.microsoft.com/office/drawing/2016/ink" xmlns:am3d="http://schemas.microsoft.com/office/drawing/2017/model3d" xmlns:o="urn:schemas-microsoft-com:office:office" xmlns:oel="http://schemas.microsoft.com/office/2019/extlst" xmlns:r="http://schemas.openxmlformats.org/officeDocument/2006/relationships" xmlns:m="http://schemas.openxmlformats.org/officeDocument/2006/math" xmlns:v="urn:schemas-microsoft-com:vml" xmlns:wp14="http://schemas.microsoft.com/office/word/2010/wordprocessingDrawing" xmlns:wp="http://schemas.openxmlformats.org/drawingml/2006/wordprocessingDrawing" xmlns:w10="urn:schemas-microsoft-com:office:word" xmlns:w="http://schemas.openxmlformats.org/wordprocessingml/2006/main" xmlns:w14="http://schemas.microsoft.com/office/word/2010/wordml" xmlns:w15="http://schemas.microsoft.com/office/word/2012/wordml" xmlns:w16cex="http://schemas.microsoft.com/office/word/2018/wordml/cex" xmlns:w16cid="http://schemas.microsoft.com/office/word/2016/wordml/cid" xmlns:w16="http://schemas.microsoft.com/office/word/2018/wordml" xmlns:w16du="http://schemas.microsoft.com/office/word/2023/wordml/word16du" xmlns:w16sdtdh="http://schemas.microsoft.com/office/word/2020/wordml/sdtdatahash" xmlns:w16sdtfl="http://schemas.microsoft.com/office/word/2024/wordml/sdtformatlock" xmlns:w16se="http://schemas.microsoft.com/office/word/2015/wordml/symex" xmlns:wpg="http://schemas.microsoft.com/office/word/2010/wordprocessingGroup" xmlns:wpi="http://schemas.microsoft.com/office/word/2010/wordprocessingInk" xmlns:wne="http://schemas.microsoft.com/office/word/2006/wordml" xmlns:wps="http://schemas.microsoft.com/office/word/2010/wordprocessingShape" mc:Ignorable="w14 w15 w16se w16cid w16 w16cex w16sdtdh w16sdtfl w16du wp14">
-  <w16cid:commentId w16cid:paraId="376717B0" w16cid:durableId="26F02236"/>
-  <w16cid:commentId w16cid:paraId="3074BEDB" w16cid:durableId="28356E81"/>
-  <w16cid:commentId w16cid:paraId="6FB31DA3" w16cid:durableId="253777AF"/>
-  <w16cid:commentId w16cid:paraId="2366F670" w16cid:durableId="253F814F"/>
-  <w16cid:commentId w16cid:paraId="73D30FB7" w16cid:durableId="25377832"/>
-</w16cid:commentsIds>
 </file>
 
 <file path=word/endnotes.xml><?xml version="1.0" encoding="utf-8"?>
@@ -1948,6 +3101,119 @@
       </w:rPr>
     </w:lvl>
   </w:abstractNum>
+  <w:abstractNum w:abstractNumId="3" w15:restartNumberingAfterBreak="0">
+    <w:nsid w:val="327A40E9"/>
+    <w:multiLevelType w:val="hybridMultilevel"/>
+    <w:tmpl w:val="FB9C5056"/>
+    <w:lvl w:ilvl="0" w:tplc="040E0001">
+      <w:start w:val="1"/>
+      <w:numFmt w:val="bullet"/>
+      <w:lvlText w:val=""/>
+      <w:lvlJc w:val="left"/>
+      <w:pPr>
+        <w:ind w:left="720" w:hanging="360"/>
+      </w:pPr>
+      <w:rPr>
+        <w:rFonts w:ascii="Symbol" w:hAnsi="Symbol" w:hint="default"/>
+      </w:rPr>
+    </w:lvl>
+    <w:lvl w:ilvl="1" w:tplc="040E0003" w:tentative="1">
+      <w:start w:val="1"/>
+      <w:numFmt w:val="bullet"/>
+      <w:lvlText w:val="o"/>
+      <w:lvlJc w:val="left"/>
+      <w:pPr>
+        <w:ind w:left="1440" w:hanging="360"/>
+      </w:pPr>
+      <w:rPr>
+        <w:rFonts w:ascii="Courier New" w:hAnsi="Courier New" w:cs="Courier New" w:hint="default"/>
+      </w:rPr>
+    </w:lvl>
+    <w:lvl w:ilvl="2" w:tplc="040E0005" w:tentative="1">
+      <w:start w:val="1"/>
+      <w:numFmt w:val="bullet"/>
+      <w:lvlText w:val=""/>
+      <w:lvlJc w:val="left"/>
+      <w:pPr>
+        <w:ind w:left="2160" w:hanging="360"/>
+      </w:pPr>
+      <w:rPr>
+        <w:rFonts w:ascii="Wingdings" w:hAnsi="Wingdings" w:hint="default"/>
+      </w:rPr>
+    </w:lvl>
+    <w:lvl w:ilvl="3" w:tplc="040E0001" w:tentative="1">
+      <w:start w:val="1"/>
+      <w:numFmt w:val="bullet"/>
+      <w:lvlText w:val=""/>
+      <w:lvlJc w:val="left"/>
+      <w:pPr>
+        <w:ind w:left="2880" w:hanging="360"/>
+      </w:pPr>
+      <w:rPr>
+        <w:rFonts w:ascii="Symbol" w:hAnsi="Symbol" w:hint="default"/>
+      </w:rPr>
+    </w:lvl>
+    <w:lvl w:ilvl="4" w:tplc="040E0003" w:tentative="1">
+      <w:start w:val="1"/>
+      <w:numFmt w:val="bullet"/>
+      <w:lvlText w:val="o"/>
+      <w:lvlJc w:val="left"/>
+      <w:pPr>
+        <w:ind w:left="3600" w:hanging="360"/>
+      </w:pPr>
+      <w:rPr>
+        <w:rFonts w:ascii="Courier New" w:hAnsi="Courier New" w:cs="Courier New" w:hint="default"/>
+      </w:rPr>
+    </w:lvl>
+    <w:lvl w:ilvl="5" w:tplc="040E0005" w:tentative="1">
+      <w:start w:val="1"/>
+      <w:numFmt w:val="bullet"/>
+      <w:lvlText w:val=""/>
+      <w:lvlJc w:val="left"/>
+      <w:pPr>
+        <w:ind w:left="4320" w:hanging="360"/>
+      </w:pPr>
+      <w:rPr>
+        <w:rFonts w:ascii="Wingdings" w:hAnsi="Wingdings" w:hint="default"/>
+      </w:rPr>
+    </w:lvl>
+    <w:lvl w:ilvl="6" w:tplc="040E0001" w:tentative="1">
+      <w:start w:val="1"/>
+      <w:numFmt w:val="bullet"/>
+      <w:lvlText w:val=""/>
+      <w:lvlJc w:val="left"/>
+      <w:pPr>
+        <w:ind w:left="5040" w:hanging="360"/>
+      </w:pPr>
+      <w:rPr>
+        <w:rFonts w:ascii="Symbol" w:hAnsi="Symbol" w:hint="default"/>
+      </w:rPr>
+    </w:lvl>
+    <w:lvl w:ilvl="7" w:tplc="040E0003" w:tentative="1">
+      <w:start w:val="1"/>
+      <w:numFmt w:val="bullet"/>
+      <w:lvlText w:val="o"/>
+      <w:lvlJc w:val="left"/>
+      <w:pPr>
+        <w:ind w:left="5760" w:hanging="360"/>
+      </w:pPr>
+      <w:rPr>
+        <w:rFonts w:ascii="Courier New" w:hAnsi="Courier New" w:cs="Courier New" w:hint="default"/>
+      </w:rPr>
+    </w:lvl>
+    <w:lvl w:ilvl="8" w:tplc="040E0005" w:tentative="1">
+      <w:start w:val="1"/>
+      <w:numFmt w:val="bullet"/>
+      <w:lvlText w:val=""/>
+      <w:lvlJc w:val="left"/>
+      <w:pPr>
+        <w:ind w:left="6480" w:hanging="360"/>
+      </w:pPr>
+      <w:rPr>
+        <w:rFonts w:ascii="Wingdings" w:hAnsi="Wingdings" w:hint="default"/>
+      </w:rPr>
+    </w:lvl>
+  </w:abstractNum>
   <w:num w:numId="1" w16cid:durableId="1966620034">
     <w:abstractNumId w:val="0"/>
   </w:num>
@@ -1957,21 +3223,10 @@
   <w:num w:numId="3" w16cid:durableId="633027699">
     <w:abstractNumId w:val="2"/>
   </w:num>
+  <w:num w:numId="4" w16cid:durableId="684206597">
+    <w:abstractNumId w:val="3"/>
+  </w:num>
 </w:numbering>
-</file>
-
-<file path=word/people.xml><?xml version="1.0" encoding="utf-8"?>
-<w15:people xmlns:wpc="http://schemas.microsoft.com/office/word/2010/wordprocessingCanvas" xmlns:cx="http://schemas.microsoft.com/office/drawing/2014/chartex" xmlns:cx1="http://schemas.microsoft.com/office/drawing/2015/9/8/chartex" xmlns:cx2="http://schemas.microsoft.com/office/drawing/2015/10/21/chartex" xmlns:cx3="http://schemas.microsoft.com/office/drawing/2016/5/9/chartex" xmlns:cx4="http://schemas.microsoft.com/office/drawing/2016/5/10/chartex" xmlns:cx5="http://schemas.microsoft.com/office/drawing/2016/5/11/chartex" xmlns:cx6="http://schemas.microsoft.com/office/drawing/2016/5/12/chartex" xmlns:cx7="http://schemas.microsoft.com/office/drawing/2016/5/13/chartex" xmlns:cx8="http://schemas.microsoft.com/office/drawing/2016/5/14/chartex" xmlns:mc="http://schemas.openxmlformats.org/markup-compatibility/2006" xmlns:aink="http://schemas.microsoft.com/office/drawing/2016/ink" xmlns:am3d="http://schemas.microsoft.com/office/drawing/2017/model3d" xmlns:o="urn:schemas-microsoft-com:office:office" xmlns:oel="http://schemas.microsoft.com/office/2019/extlst" xmlns:r="http://schemas.openxmlformats.org/officeDocument/2006/relationships" xmlns:m="http://schemas.openxmlformats.org/officeDocument/2006/math" xmlns:v="urn:schemas-microsoft-com:vml" xmlns:wp14="http://schemas.microsoft.com/office/word/2010/wordprocessingDrawing" xmlns:wp="http://schemas.openxmlformats.org/drawingml/2006/wordprocessingDrawing" xmlns:w10="urn:schemas-microsoft-com:office:word" xmlns:w="http://schemas.openxmlformats.org/wordprocessingml/2006/main" xmlns:w14="http://schemas.microsoft.com/office/word/2010/wordml" xmlns:w15="http://schemas.microsoft.com/office/word/2012/wordml" xmlns:w16cex="http://schemas.microsoft.com/office/word/2018/wordml/cex" xmlns:w16cid="http://schemas.microsoft.com/office/word/2016/wordml/cid" xmlns:w16="http://schemas.microsoft.com/office/word/2018/wordml" xmlns:w16du="http://schemas.microsoft.com/office/word/2023/wordml/word16du" xmlns:w16sdtdh="http://schemas.microsoft.com/office/word/2020/wordml/sdtdatahash" xmlns:w16sdtfl="http://schemas.microsoft.com/office/word/2024/wordml/sdtformatlock" xmlns:w16se="http://schemas.microsoft.com/office/word/2015/wordml/symex" xmlns:wpg="http://schemas.microsoft.com/office/word/2010/wordprocessingGroup" xmlns:wpi="http://schemas.microsoft.com/office/word/2010/wordprocessingInk" xmlns:wne="http://schemas.microsoft.com/office/word/2006/wordml" xmlns:wps="http://schemas.microsoft.com/office/word/2010/wordprocessingShape" mc:Ignorable="w14 w15 w16se w16cid w16 w16cex w16sdtdh w16sdtfl w16du wp14">
-  <w15:person w15:author="Gludovátz Attila">
-    <w15:presenceInfo w15:providerId="None" w15:userId="Gludovátz Attila"/>
-  </w15:person>
-  <w15:person w15:author="Gludovátz Attila [2]">
-    <w15:presenceInfo w15:providerId="AD" w15:userId="S::gla@INF.ELTE.HU::651689be-3049-4e04-b983-d0a2a85f9fdd"/>
-  </w15:person>
-  <w15:person w15:author="Németh Gábor Árpád Dr.">
-    <w15:presenceInfo w15:providerId="AD" w15:userId="S::nga@INF.ELTE.HU::5addd491-0020-4a19-8337-cadfca835fcf"/>
-  </w15:person>
-</w15:people>
 </file>
 
 <file path=word/styles.xml><?xml version="1.0" encoding="utf-8"?>
@@ -3132,6 +4387,148 @@
       <w:szCs w:val="24"/>
     </w:rPr>
   </w:style>
+  <w:style w:type="table" w:styleId="Tblzategyszer3">
+    <w:name w:val="Plain Table 3"/>
+    <w:basedOn w:val="Normltblzat"/>
+    <w:uiPriority w:val="43"/>
+    <w:rsid w:val="00F67D1D"/>
+    <w:pPr>
+      <w:spacing w:after="0" w:line="240" w:lineRule="auto"/>
+    </w:pPr>
+    <w:tblPr>
+      <w:tblStyleRowBandSize w:val="1"/>
+      <w:tblStyleColBandSize w:val="1"/>
+    </w:tblPr>
+    <w:tblStylePr w:type="firstRow">
+      <w:rPr>
+        <w:b/>
+        <w:bCs/>
+        <w:caps/>
+      </w:rPr>
+      <w:tblPr/>
+      <w:tcPr>
+        <w:tcBorders>
+          <w:bottom w:val="single" w:sz="4" w:space="0" w:color="7F7F7F" w:themeColor="text1" w:themeTint="80"/>
+        </w:tcBorders>
+      </w:tcPr>
+    </w:tblStylePr>
+    <w:tblStylePr w:type="lastRow">
+      <w:rPr>
+        <w:b/>
+        <w:bCs/>
+        <w:caps/>
+      </w:rPr>
+      <w:tblPr/>
+      <w:tcPr>
+        <w:tcBorders>
+          <w:top w:val="nil"/>
+        </w:tcBorders>
+      </w:tcPr>
+    </w:tblStylePr>
+    <w:tblStylePr w:type="firstCol">
+      <w:rPr>
+        <w:b/>
+        <w:bCs/>
+        <w:caps/>
+      </w:rPr>
+      <w:tblPr/>
+      <w:tcPr>
+        <w:tcBorders>
+          <w:right w:val="single" w:sz="4" w:space="0" w:color="7F7F7F" w:themeColor="text1" w:themeTint="80"/>
+        </w:tcBorders>
+      </w:tcPr>
+    </w:tblStylePr>
+    <w:tblStylePr w:type="lastCol">
+      <w:rPr>
+        <w:b/>
+        <w:bCs/>
+        <w:caps/>
+      </w:rPr>
+      <w:tblPr/>
+      <w:tcPr>
+        <w:tcBorders>
+          <w:left w:val="nil"/>
+        </w:tcBorders>
+      </w:tcPr>
+    </w:tblStylePr>
+    <w:tblStylePr w:type="band1Vert">
+      <w:tblPr/>
+      <w:tcPr>
+        <w:shd w:val="clear" w:color="auto" w:fill="F2F2F2" w:themeFill="background1" w:themeFillShade="F2"/>
+      </w:tcPr>
+    </w:tblStylePr>
+    <w:tblStylePr w:type="band1Horz">
+      <w:tblPr/>
+      <w:tcPr>
+        <w:shd w:val="clear" w:color="auto" w:fill="F2F2F2" w:themeFill="background1" w:themeFillShade="F2"/>
+      </w:tcPr>
+    </w:tblStylePr>
+    <w:tblStylePr w:type="neCell">
+      <w:tblPr/>
+      <w:tcPr>
+        <w:tcBorders>
+          <w:left w:val="nil"/>
+        </w:tcBorders>
+      </w:tcPr>
+    </w:tblStylePr>
+    <w:tblStylePr w:type="nwCell">
+      <w:tblPr/>
+      <w:tcPr>
+        <w:tcBorders>
+          <w:right w:val="nil"/>
+        </w:tcBorders>
+      </w:tcPr>
+    </w:tblStylePr>
+  </w:style>
+  <w:style w:type="table" w:styleId="Tblzategyszer4">
+    <w:name w:val="Plain Table 4"/>
+    <w:basedOn w:val="Normltblzat"/>
+    <w:uiPriority w:val="44"/>
+    <w:rsid w:val="00563A81"/>
+    <w:pPr>
+      <w:spacing w:after="0" w:line="240" w:lineRule="auto"/>
+    </w:pPr>
+    <w:tblPr>
+      <w:tblStyleRowBandSize w:val="1"/>
+      <w:tblStyleColBandSize w:val="1"/>
+    </w:tblPr>
+    <w:tblStylePr w:type="firstRow">
+      <w:rPr>
+        <w:b/>
+        <w:bCs/>
+      </w:rPr>
+    </w:tblStylePr>
+    <w:tblStylePr w:type="lastRow">
+      <w:rPr>
+        <w:b/>
+        <w:bCs/>
+      </w:rPr>
+    </w:tblStylePr>
+    <w:tblStylePr w:type="firstCol">
+      <w:rPr>
+        <w:b/>
+        <w:bCs/>
+      </w:rPr>
+    </w:tblStylePr>
+    <w:tblStylePr w:type="lastCol">
+      <w:rPr>
+        <w:b/>
+        <w:bCs/>
+      </w:rPr>
+    </w:tblStylePr>
+    <w:tblStylePr w:type="band1Vert">
+      <w:tblPr/>
+      <w:tcPr>
+        <w:shd w:val="clear" w:color="auto" w:fill="F2F2F2" w:themeFill="background1" w:themeFillShade="F2"/>
+      </w:tcPr>
+    </w:tblStylePr>
+    <w:tblStylePr w:type="band1Horz">
+      <w:tblPr/>
+      <w:tcPr>
+        <w:shd w:val="clear" w:color="auto" w:fill="F2F2F2" w:themeFill="background1" w:themeFillShade="F2"/>
+      </w:tcPr>
+    </w:tblStylePr>
+  </w:style>
 </w:styles>
 </file>
 
@@ -3431,6 +4828,15 @@
 </file>
 
 <file path=customXml/item1.xml><?xml version="1.0" encoding="utf-8"?>
+<?mso-contentType ?>
+<FormTemplates xmlns="http://schemas.microsoft.com/sharepoint/v3/contenttype/forms">
+  <Display>DocumentLibraryForm</Display>
+  <Edit>DocumentLibraryForm</Edit>
+  <New>DocumentLibraryForm</New>
+</FormTemplates>
+</file>
+
+<file path=customXml/item2.xml><?xml version="1.0" encoding="utf-8"?>
 <ct:contentTypeSchema xmlns:ct="http://schemas.microsoft.com/office/2006/metadata/contentType" xmlns:ma="http://schemas.microsoft.com/office/2006/metadata/properties/metaAttributes" ct:_="" ma:_="" ma:contentTypeName="Document" ma:contentTypeID="0x01010057D746A6CC7228419059D1F304ECB892" ma:contentTypeVersion="6" ma:contentTypeDescription="Create a new document." ma:contentTypeScope="" ma:versionID="230bd601e8ab138a3182c21189d57f93">
   <xsd:schema xmlns:xsd="http://www.w3.org/2001/XMLSchema" xmlns:xs="http://www.w3.org/2001/XMLSchema" xmlns:p="http://schemas.microsoft.com/office/2006/metadata/properties" xmlns:ns2="23369ae5-05ef-4c7c-a662-deac929baaef" targetNamespace="http://schemas.microsoft.com/office/2006/metadata/properties" ma:root="true" ma:fieldsID="ed8cacf55a6d923cbbf7f604d05b507d" ns2:_="">
     <xsd:import namespace="23369ae5-05ef-4c7c-a662-deac929baaef"/>
@@ -3588,20 +4994,19 @@
 </ct:contentTypeSchema>
 </file>
 
-<file path=customXml/item2.xml><?xml version="1.0" encoding="utf-8"?>
-<?mso-contentType ?>
-<FormTemplates xmlns="http://schemas.microsoft.com/sharepoint/v3/contenttype/forms">
-  <Display>DocumentLibraryForm</Display>
-  <Edit>DocumentLibraryForm</Edit>
-  <New>DocumentLibraryForm</New>
-</FormTemplates>
-</file>
-
 <file path=customXml/item3.xml><?xml version="1.0" encoding="utf-8"?>
 <b:Sources xmlns:b="http://schemas.openxmlformats.org/officeDocument/2006/bibliography" xmlns="http://schemas.openxmlformats.org/officeDocument/2006/bibliography" SelectedStyle="\APASixthEditionOfficeOnline.xsl" StyleName="APA" Version="6"/>
 </file>
 
 <file path=customXml/itemProps1.xml><?xml version="1.0" encoding="utf-8"?>
+<ds:datastoreItem xmlns:ds="http://schemas.openxmlformats.org/officeDocument/2006/customXml" ds:itemID="{79D0F40F-646A-4DBF-9119-0FC598DFBBBB}">
+  <ds:schemaRefs>
+    <ds:schemaRef ds:uri="http://schemas.microsoft.com/sharepoint/v3/contenttype/forms"/>
+  </ds:schemaRefs>
+</ds:datastoreItem>
+</file>
+
+<file path=customXml/itemProps2.xml><?xml version="1.0" encoding="utf-8"?>
 <ds:datastoreItem xmlns:ds="http://schemas.openxmlformats.org/officeDocument/2006/customXml" ds:itemID="{E0E361D0-270A-43DD-B744-DC4991A38C53}">
   <ds:schemaRefs>
     <ds:schemaRef ds:uri="http://schemas.microsoft.com/office/2006/metadata/contentType"/>
@@ -3619,14 +5024,6 @@
 </ds:datastoreItem>
 </file>
 
-<file path=customXml/itemProps2.xml><?xml version="1.0" encoding="utf-8"?>
-<ds:datastoreItem xmlns:ds="http://schemas.openxmlformats.org/officeDocument/2006/customXml" ds:itemID="{79D0F40F-646A-4DBF-9119-0FC598DFBBBB}">
-  <ds:schemaRefs>
-    <ds:schemaRef ds:uri="http://schemas.microsoft.com/sharepoint/v3/contenttype/forms"/>
-  </ds:schemaRefs>
-</ds:datastoreItem>
-</file>
-
 <file path=customXml/itemProps3.xml><?xml version="1.0" encoding="utf-8"?>
 <ds:datastoreItem xmlns:ds="http://schemas.openxmlformats.org/officeDocument/2006/customXml" ds:itemID="{E9F6CDE2-636C-4043-AFFC-7CB0CE5DF55A}">
   <ds:schemaRefs>

--- a/Szakdolgozat.docx
+++ b/Szakdolgozat.docx
@@ -148,9 +148,11 @@
         <w:pStyle w:val="Cm"/>
         <w:spacing w:before="2880" w:after="3600"/>
       </w:pPr>
+      <w:proofErr w:type="spellStart"/>
       <w:r>
         <w:t>PuzzlePlatformer</w:t>
       </w:r>
+      <w:proofErr w:type="spellEnd"/>
     </w:p>
     <w:p>
       <w:pPr>
@@ -230,7 +232,15 @@
         <w:tab/>
       </w:r>
       <w:r>
-        <w:t>Programtervező informatikus BSc.</w:t>
+        <w:t xml:space="preserve">Programtervező informatikus </w:t>
+      </w:r>
+      <w:proofErr w:type="spellStart"/>
+      <w:r>
+        <w:t>BSc</w:t>
+      </w:r>
+      <w:proofErr w:type="spellEnd"/>
+      <w:r>
+        <w:t>.</w:t>
       </w:r>
       <w:r>
         <w:tab/>
@@ -353,8 +363,10 @@
             <w:rPr>
               <w:rFonts w:eastAsiaTheme="minorEastAsia"/>
               <w:noProof/>
-              <w:sz w:val="22"/>
+              <w:kern w:val="2"/>
+              <w:szCs w:val="24"/>
               <w:lang w:eastAsia="hu-HU"/>
+              <w14:ligatures w14:val="standardContextual"/>
             </w:rPr>
           </w:pPr>
           <w:r>
@@ -366,7 +378,7 @@
           <w:r>
             <w:fldChar w:fldCharType="separate"/>
           </w:r>
-          <w:hyperlink w:anchor="_Toc87521353" w:history="1">
+          <w:hyperlink w:anchor="_Toc228099596" w:history="1">
             <w:r>
               <w:rPr>
                 <w:rStyle w:val="Hiperhivatkozs"/>
@@ -378,8 +390,10 @@
               <w:rPr>
                 <w:rFonts w:eastAsiaTheme="minorEastAsia"/>
                 <w:noProof/>
-                <w:sz w:val="22"/>
+                <w:kern w:val="2"/>
+                <w:szCs w:val="24"/>
                 <w:lang w:eastAsia="hu-HU"/>
+                <w14:ligatures w14:val="standardContextual"/>
               </w:rPr>
               <w:tab/>
             </w:r>
@@ -409,7 +423,7 @@
                 <w:noProof/>
                 <w:webHidden/>
               </w:rPr>
-              <w:instrText xml:space="preserve"> PAGEREF _Toc87521353 \h </w:instrText>
+              <w:instrText xml:space="preserve"> PAGEREF _Toc228099596 \h </w:instrText>
             </w:r>
             <w:r>
               <w:rPr>
@@ -450,11 +464,13 @@
             <w:rPr>
               <w:rFonts w:eastAsiaTheme="minorEastAsia"/>
               <w:noProof/>
-              <w:sz w:val="22"/>
+              <w:kern w:val="2"/>
+              <w:szCs w:val="24"/>
               <w:lang w:eastAsia="hu-HU"/>
+              <w14:ligatures w14:val="standardContextual"/>
             </w:rPr>
           </w:pPr>
-          <w:hyperlink w:anchor="_Toc87521354" w:history="1">
+          <w:hyperlink w:anchor="_Toc228099597" w:history="1">
             <w:r>
               <w:rPr>
                 <w:rStyle w:val="Hiperhivatkozs"/>
@@ -466,8 +482,10 @@
               <w:rPr>
                 <w:rFonts w:eastAsiaTheme="minorEastAsia"/>
                 <w:noProof/>
-                <w:sz w:val="22"/>
+                <w:kern w:val="2"/>
+                <w:szCs w:val="24"/>
                 <w:lang w:eastAsia="hu-HU"/>
+                <w14:ligatures w14:val="standardContextual"/>
               </w:rPr>
               <w:tab/>
             </w:r>
@@ -497,7 +515,7 @@
                 <w:noProof/>
                 <w:webHidden/>
               </w:rPr>
-              <w:instrText xml:space="preserve"> PAGEREF _Toc87521354 \h </w:instrText>
+              <w:instrText xml:space="preserve"> PAGEREF _Toc228099597 \h </w:instrText>
             </w:r>
             <w:r>
               <w:rPr>
@@ -538,11 +556,13 @@
             <w:rPr>
               <w:rFonts w:eastAsiaTheme="minorEastAsia"/>
               <w:noProof/>
-              <w:sz w:val="22"/>
+              <w:kern w:val="2"/>
+              <w:szCs w:val="24"/>
               <w:lang w:eastAsia="hu-HU"/>
+              <w14:ligatures w14:val="standardContextual"/>
             </w:rPr>
           </w:pPr>
-          <w:hyperlink w:anchor="_Toc87521355" w:history="1">
+          <w:hyperlink w:anchor="_Toc228099598" w:history="1">
             <w:r>
               <w:rPr>
                 <w:rStyle w:val="Hiperhivatkozs"/>
@@ -554,8 +574,10 @@
               <w:rPr>
                 <w:rFonts w:eastAsiaTheme="minorEastAsia"/>
                 <w:noProof/>
-                <w:sz w:val="22"/>
+                <w:kern w:val="2"/>
+                <w:szCs w:val="24"/>
                 <w:lang w:eastAsia="hu-HU"/>
+                <w14:ligatures w14:val="standardContextual"/>
               </w:rPr>
               <w:tab/>
             </w:r>
@@ -585,7 +607,7 @@
                 <w:noProof/>
                 <w:webHidden/>
               </w:rPr>
-              <w:instrText xml:space="preserve"> PAGEREF _Toc87521355 \h </w:instrText>
+              <w:instrText xml:space="preserve"> PAGEREF _Toc228099598 \h </w:instrText>
             </w:r>
             <w:r>
               <w:rPr>
@@ -605,7 +627,7 @@
                 <w:noProof/>
                 <w:webHidden/>
               </w:rPr>
-              <w:t>4</w:t>
+              <w:t>5</w:t>
             </w:r>
             <w:r>
               <w:rPr>
@@ -626,11 +648,13 @@
             <w:rPr>
               <w:rFonts w:eastAsiaTheme="minorEastAsia"/>
               <w:noProof/>
-              <w:sz w:val="22"/>
+              <w:kern w:val="2"/>
+              <w:szCs w:val="24"/>
               <w:lang w:eastAsia="hu-HU"/>
+              <w14:ligatures w14:val="standardContextual"/>
             </w:rPr>
           </w:pPr>
-          <w:hyperlink w:anchor="_Toc87521356" w:history="1">
+          <w:hyperlink w:anchor="_Toc228099599" w:history="1">
             <w:r>
               <w:rPr>
                 <w:rStyle w:val="Hiperhivatkozs"/>
@@ -642,8 +666,10 @@
               <w:rPr>
                 <w:rFonts w:eastAsiaTheme="minorEastAsia"/>
                 <w:noProof/>
-                <w:sz w:val="22"/>
+                <w:kern w:val="2"/>
+                <w:szCs w:val="24"/>
                 <w:lang w:eastAsia="hu-HU"/>
+                <w14:ligatures w14:val="standardContextual"/>
               </w:rPr>
               <w:tab/>
             </w:r>
@@ -673,7 +699,7 @@
                 <w:noProof/>
                 <w:webHidden/>
               </w:rPr>
-              <w:instrText xml:space="preserve"> PAGEREF _Toc87521356 \h </w:instrText>
+              <w:instrText xml:space="preserve"> PAGEREF _Toc228099599 \h </w:instrText>
             </w:r>
             <w:r>
               <w:rPr>
@@ -693,7 +719,7 @@
                 <w:noProof/>
                 <w:webHidden/>
               </w:rPr>
-              <w:t>6</w:t>
+              <w:t>10</w:t>
             </w:r>
             <w:r>
               <w:rPr>
@@ -714,11 +740,13 @@
             <w:rPr>
               <w:rFonts w:eastAsiaTheme="minorEastAsia"/>
               <w:noProof/>
-              <w:sz w:val="22"/>
+              <w:kern w:val="2"/>
+              <w:szCs w:val="24"/>
               <w:lang w:eastAsia="hu-HU"/>
+              <w14:ligatures w14:val="standardContextual"/>
             </w:rPr>
           </w:pPr>
-          <w:hyperlink w:anchor="_Toc87521357" w:history="1">
+          <w:hyperlink w:anchor="_Toc228099600" w:history="1">
             <w:r>
               <w:rPr>
                 <w:rStyle w:val="Hiperhivatkozs"/>
@@ -730,8 +758,10 @@
               <w:rPr>
                 <w:rFonts w:eastAsiaTheme="minorEastAsia"/>
                 <w:noProof/>
-                <w:sz w:val="22"/>
+                <w:kern w:val="2"/>
+                <w:szCs w:val="24"/>
                 <w:lang w:eastAsia="hu-HU"/>
+                <w14:ligatures w14:val="standardContextual"/>
               </w:rPr>
               <w:tab/>
             </w:r>
@@ -761,7 +791,7 @@
                 <w:noProof/>
                 <w:webHidden/>
               </w:rPr>
-              <w:instrText xml:space="preserve"> PAGEREF _Toc87521357 \h </w:instrText>
+              <w:instrText xml:space="preserve"> PAGEREF _Toc228099600 \h </w:instrText>
             </w:r>
             <w:r>
               <w:rPr>
@@ -781,7 +811,7 @@
                 <w:noProof/>
                 <w:webHidden/>
               </w:rPr>
-              <w:t>7</w:t>
+              <w:t>11</w:t>
             </w:r>
             <w:r>
               <w:rPr>
@@ -802,11 +832,13 @@
             <w:rPr>
               <w:rFonts w:eastAsiaTheme="minorEastAsia"/>
               <w:noProof/>
-              <w:sz w:val="22"/>
+              <w:kern w:val="2"/>
+              <w:szCs w:val="24"/>
               <w:lang w:eastAsia="hu-HU"/>
+              <w14:ligatures w14:val="standardContextual"/>
             </w:rPr>
           </w:pPr>
-          <w:hyperlink w:anchor="_Toc87521358" w:history="1">
+          <w:hyperlink w:anchor="_Toc228099601" w:history="1">
             <w:r>
               <w:rPr>
                 <w:rStyle w:val="Hiperhivatkozs"/>
@@ -818,8 +850,10 @@
               <w:rPr>
                 <w:rFonts w:eastAsiaTheme="minorEastAsia"/>
                 <w:noProof/>
-                <w:sz w:val="22"/>
+                <w:kern w:val="2"/>
+                <w:szCs w:val="24"/>
                 <w:lang w:eastAsia="hu-HU"/>
+                <w14:ligatures w14:val="standardContextual"/>
               </w:rPr>
               <w:tab/>
             </w:r>
@@ -849,7 +883,7 @@
                 <w:noProof/>
                 <w:webHidden/>
               </w:rPr>
-              <w:instrText xml:space="preserve"> PAGEREF _Toc87521358 \h </w:instrText>
+              <w:instrText xml:space="preserve"> PAGEREF _Toc228099601 \h </w:instrText>
             </w:r>
             <w:r>
               <w:rPr>
@@ -869,7 +903,7 @@
                 <w:noProof/>
                 <w:webHidden/>
               </w:rPr>
-              <w:t>8</w:t>
+              <w:t>12</w:t>
             </w:r>
             <w:r>
               <w:rPr>
@@ -903,7 +937,7 @@
       <w:pPr>
         <w:pStyle w:val="Cmsor1"/>
       </w:pPr>
-      <w:bookmarkStart w:id="0" w:name="_Toc87521353"/>
+      <w:bookmarkStart w:id="0" w:name="_Toc228099596"/>
       <w:r>
         <w:lastRenderedPageBreak/>
         <w:t>Bevezet</w:t>
@@ -915,7 +949,15 @@
     </w:p>
     <w:p>
       <w:r>
-        <w:t>Ez a dokumentum a PuzzlePlatformer nevű programhoz készült dokumentáció és szakdolgozat.</w:t>
+        <w:t xml:space="preserve">Ez a dokumentum a </w:t>
+      </w:r>
+      <w:proofErr w:type="spellStart"/>
+      <w:r>
+        <w:t>PuzzlePlatformer</w:t>
+      </w:r>
+      <w:proofErr w:type="spellEnd"/>
+      <w:r>
+        <w:t xml:space="preserve"> nevű programhoz készült dokumentáció és szakdolgozat.</w:t>
       </w:r>
     </w:p>
     <w:p>
@@ -925,8 +967,21 @@
       <w:r>
         <w:t xml:space="preserve"> </w:t>
       </w:r>
-      <w:r>
-        <w:t xml:space="preserve">Unityben készül, ahol lesz menürendszer és 2D-s platformer pályák, amiken különböző rejtvényeket megoldva kell átjutni. A menüben lesz egy kilépés gomb, amivel bezárható a program. </w:t>
+      <w:proofErr w:type="spellStart"/>
+      <w:r>
+        <w:t>Unityben</w:t>
+      </w:r>
+      <w:proofErr w:type="spellEnd"/>
+      <w:r>
+        <w:t xml:space="preserve"> készül, ahol lesz menürendszer és 2D-s </w:t>
+      </w:r>
+      <w:proofErr w:type="spellStart"/>
+      <w:r>
+        <w:t>platformer</w:t>
+      </w:r>
+      <w:proofErr w:type="spellEnd"/>
+      <w:r>
+        <w:t xml:space="preserve"> pályák, amiken különböző rejtvényeket megoldva kell átjutni. A menüben lesz egy kilépés gomb, amivel bezárható a program. </w:t>
       </w:r>
       <w:r>
         <w:t xml:space="preserve">Lesz egy beállítások gomb, ami </w:t>
@@ -999,7 +1054,7 @@
         <w:spacing w:before="24000"/>
         <w:ind w:left="431" w:hanging="431"/>
       </w:pPr>
-      <w:bookmarkStart w:id="1" w:name="_Toc87521354"/>
+      <w:bookmarkStart w:id="1" w:name="_Toc228099597"/>
       <w:r>
         <w:lastRenderedPageBreak/>
         <w:t>Felhasználói dokumentáció</w:t>
@@ -1008,7 +1063,23 @@
     </w:p>
     <w:p>
       <w:r>
-        <w:t>A PuzzlePlatformer játék egy Unityben készült alkalmazás. A programban egy menürendszer köszönt elindítás után, ahol beállításokat lehet módosítani</w:t>
+        <w:t xml:space="preserve">A </w:t>
+      </w:r>
+      <w:proofErr w:type="spellStart"/>
+      <w:r>
+        <w:t>PuzzlePlatformer</w:t>
+      </w:r>
+      <w:proofErr w:type="spellEnd"/>
+      <w:r>
+        <w:t xml:space="preserve"> játék egy </w:t>
+      </w:r>
+      <w:proofErr w:type="spellStart"/>
+      <w:r>
+        <w:t>Unityben</w:t>
+      </w:r>
+      <w:proofErr w:type="spellEnd"/>
+      <w:r>
+        <w:t xml:space="preserve"> készült alkalmazás. A programban egy menürendszer köszönt elindítás után, ahol beállításokat lehet módosítani</w:t>
       </w:r>
       <w:r>
         <w:t>, bezárni az alkalmazást vagy elindítani a játékot.</w:t>
@@ -1035,7 +1106,13 @@
         <w:t xml:space="preserve">megnyomva </w:t>
       </w:r>
       <w:r>
-        <w:t>kiválasztható egyjátékos vagy többjátékos mód. A többjátékos elkezdéséhez legalább az első 3 pályát teljesíteni kell az egyjátékos módban, hogy legyen kettő karakter</w:t>
+        <w:t xml:space="preserve">kiválasztható egyjátékos vagy többjátékos mód. A többjátékos elkezdéséhez legalább az első </w:t>
+      </w:r>
+      <w:r>
+        <w:t>három</w:t>
+      </w:r>
+      <w:r>
+        <w:t xml:space="preserve"> pályát teljesíteni kell az egyjátékos módban, hogy legyen kettő karakter</w:t>
       </w:r>
       <w:r>
         <w:t>,</w:t>
@@ -1067,13 +1144,37 @@
         <w:t xml:space="preserve"> program kódjában létrehozott</w:t>
       </w:r>
       <w:r>
-        <w:t xml:space="preserve"> legtöbb osztályt, a MonoBehaviour osztályból</w:t>
+        <w:t xml:space="preserve"> legtöbb osztályt, a </w:t>
+      </w:r>
+      <w:proofErr w:type="spellStart"/>
+      <w:r>
+        <w:t>MonoBehaviour</w:t>
+      </w:r>
+      <w:proofErr w:type="spellEnd"/>
+      <w:r>
+        <w:t xml:space="preserve"> osztályból</w:t>
       </w:r>
       <w:r>
         <w:t xml:space="preserve"> van származtatva</w:t>
       </w:r>
       <w:r>
-        <w:t>, ezzel a létrehozott osztályok tartalmazzák a szükséges tulajdonságokat, hogy egy unity-s objektumhoz köthetőek legyenek. Ezt kihasználva olyan osztályokat és függvényeket írtam, amelyek akár többször is felhasználhatóak, különböző objektumokhoz rendelve. Például a PlayerMovement osztály</w:t>
+        <w:t xml:space="preserve">, ezzel a létrehozott osztályok tartalmazzák a szükséges tulajdonságokat, hogy egy </w:t>
+      </w:r>
+      <w:proofErr w:type="spellStart"/>
+      <w:r>
+        <w:t>unity</w:t>
+      </w:r>
+      <w:proofErr w:type="spellEnd"/>
+      <w:r>
+        <w:t xml:space="preserve">-s objektumhoz köthetőek legyenek. Ezt kihasználva olyan osztályokat és függvényeket írtam, amelyek akár többször is felhasználhatóak, különböző objektumokhoz rendelve. Például a </w:t>
+      </w:r>
+      <w:proofErr w:type="spellStart"/>
+      <w:r>
+        <w:t>PlayerMovement</w:t>
+      </w:r>
+      <w:proofErr w:type="spellEnd"/>
+      <w:r>
+        <w:t xml:space="preserve"> osztály</w:t>
       </w:r>
       <w:r>
         <w:t xml:space="preserve">, amely </w:t>
@@ -1138,14 +1239,27 @@
                                 <w:szCs w:val="22"/>
                               </w:rPr>
                             </w:pPr>
-                            <w:fldSimple w:instr=" SEQ ábra \* ARABIC ">
-                              <w:r>
-                                <w:rPr>
-                                  <w:noProof/>
-                                </w:rPr>
-                                <w:t>1</w:t>
-                              </w:r>
-                            </w:fldSimple>
+                            <w:r>
+                              <w:fldChar w:fldCharType="begin"/>
+                            </w:r>
+                            <w:r>
+                              <w:instrText xml:space="preserve"> SEQ ábra \* ARABIC </w:instrText>
+                            </w:r>
+                            <w:r>
+                              <w:fldChar w:fldCharType="separate"/>
+                            </w:r>
+                            <w:r>
+                              <w:rPr>
+                                <w:noProof/>
+                              </w:rPr>
+                              <w:t>1</w:t>
+                            </w:r>
+                            <w:r>
+                              <w:rPr>
+                                <w:noProof/>
+                              </w:rPr>
+                              <w:fldChar w:fldCharType="end"/>
+                            </w:r>
                             <w:r>
                               <w:t>. ábra Főmenü, Játék feliraton a kurzor</w:t>
                             </w:r>
@@ -1180,14 +1294,27 @@
                           <w:szCs w:val="22"/>
                         </w:rPr>
                       </w:pPr>
-                      <w:fldSimple w:instr=" SEQ ábra \* ARABIC ">
-                        <w:r>
-                          <w:rPr>
-                            <w:noProof/>
-                          </w:rPr>
-                          <w:t>1</w:t>
-                        </w:r>
-                      </w:fldSimple>
+                      <w:r>
+                        <w:fldChar w:fldCharType="begin"/>
+                      </w:r>
+                      <w:r>
+                        <w:instrText xml:space="preserve"> SEQ ábra \* ARABIC </w:instrText>
+                      </w:r>
+                      <w:r>
+                        <w:fldChar w:fldCharType="separate"/>
+                      </w:r>
+                      <w:r>
+                        <w:rPr>
+                          <w:noProof/>
+                        </w:rPr>
+                        <w:t>1</w:t>
+                      </w:r>
+                      <w:r>
+                        <w:rPr>
+                          <w:noProof/>
+                        </w:rPr>
+                        <w:fldChar w:fldCharType="end"/>
+                      </w:r>
                       <w:r>
                         <w:t>. ábra Főmenü, Játék feliraton a kurzor</w:t>
                       </w:r>
@@ -1201,6 +1328,9 @@
         </mc:AlternateContent>
       </w:r>
       <w:r>
+        <w:rPr>
+          <w:noProof/>
+        </w:rPr>
         <w:drawing>
           <wp:anchor distT="0" distB="0" distL="114300" distR="114300" simplePos="0" relativeHeight="251659264" behindDoc="1" locked="0" layoutInCell="1" allowOverlap="1" wp14:anchorId="0A982752" wp14:editId="77248AB3">
             <wp:simplePos x="0" y="0"/>
@@ -1281,13 +1411,155 @@
         <w:t xml:space="preserve"> ha csak felé húzzuk a kurzort, jobb oldalt megjelenik egy rövid leírás az opcióval kapcsolatban. A </w:t>
       </w:r>
       <w:r>
-        <w:t xml:space="preserve">Játék szövegre kattintva egy kisebb ablak jelenik meg, ahol kiválasztható a játékmód, egy- vagy többjátékos, illetve a </w:t>
+        <w:t>Játék szövegre kattintva egy kisebb ablak jelenik meg, ahol kiválasztható a játékmód</w:t>
+      </w:r>
+      <w:r>
+        <w:t xml:space="preserve"> (</w:t>
+      </w:r>
+      <w:r>
+        <w:rPr>
+          <w:i/>
+          <w:iCs/>
+        </w:rPr>
+        <w:fldChar w:fldCharType="begin"/>
+      </w:r>
+      <w:r>
+        <w:rPr>
+          <w:i/>
+          <w:iCs/>
+        </w:rPr>
+        <w:instrText xml:space="preserve"> REF _Ref228097648 \h </w:instrText>
+      </w:r>
+      <w:r>
+        <w:rPr>
+          <w:i/>
+          <w:iCs/>
+        </w:rPr>
+      </w:r>
+      <w:r>
+        <w:rPr>
+          <w:i/>
+          <w:iCs/>
+        </w:rPr>
+        <w:instrText xml:space="preserve"> \* MERGEFORMAT </w:instrText>
+      </w:r>
+      <w:r>
+        <w:rPr>
+          <w:i/>
+          <w:iCs/>
+        </w:rPr>
+        <w:fldChar w:fldCharType="separate"/>
+      </w:r>
+      <w:r>
+        <w:rPr>
+          <w:i/>
+          <w:iCs/>
+          <w:noProof/>
+        </w:rPr>
+        <w:t>6</w:t>
+      </w:r>
+      <w:r>
+        <w:rPr>
+          <w:i/>
+          <w:iCs/>
+        </w:rPr>
+        <w:t>. ábra Játék mód választó panel</w:t>
+      </w:r>
+      <w:r>
+        <w:rPr>
+          <w:i/>
+          <w:iCs/>
+        </w:rPr>
+        <w:fldChar w:fldCharType="end"/>
+      </w:r>
+      <w:r>
+        <w:t>)</w:t>
+      </w:r>
+      <w:r>
+        <w:t xml:space="preserve">, egy- vagy többjátékos, illetve a </w:t>
       </w:r>
       <w:r>
         <w:t>mégse</w:t>
       </w:r>
       <w:r>
-        <w:t xml:space="preserve"> gombbal bezárható ez a kis választó felület. A Beállítások-at kiválasztva is megjelenik egy panel, ahol módosítható a program hangereje, felbontása és ablakmódja. Az utóbbi három opciót, míg a felbontás a használt monitortól függően különböző mennyiségű opciót tartalmazhat. A vissza gombbal</w:t>
+        <w:t xml:space="preserve"> gombbal bezárható ez a kis választó felület. A Beállítások-</w:t>
+      </w:r>
+      <w:proofErr w:type="spellStart"/>
+      <w:r>
+        <w:t>at</w:t>
+      </w:r>
+      <w:proofErr w:type="spellEnd"/>
+      <w:r>
+        <w:t xml:space="preserve"> kiválasztva is megjelenik egy panel</w:t>
+      </w:r>
+      <w:r>
+        <w:t xml:space="preserve"> (</w:t>
+      </w:r>
+      <w:r>
+        <w:rPr>
+          <w:i/>
+          <w:iCs/>
+        </w:rPr>
+        <w:fldChar w:fldCharType="begin"/>
+      </w:r>
+      <w:r>
+        <w:rPr>
+          <w:i/>
+          <w:iCs/>
+        </w:rPr>
+        <w:instrText xml:space="preserve"> REF _Ref228097428 \h </w:instrText>
+      </w:r>
+      <w:r>
+        <w:rPr>
+          <w:i/>
+          <w:iCs/>
+        </w:rPr>
+      </w:r>
+      <w:r>
+        <w:rPr>
+          <w:i/>
+          <w:iCs/>
+        </w:rPr>
+        <w:instrText xml:space="preserve"> \* MERGEFORMAT </w:instrText>
+      </w:r>
+      <w:r>
+        <w:rPr>
+          <w:i/>
+          <w:iCs/>
+        </w:rPr>
+        <w:fldChar w:fldCharType="separate"/>
+      </w:r>
+      <w:r>
+        <w:rPr>
+          <w:i/>
+          <w:iCs/>
+          <w:noProof/>
+        </w:rPr>
+        <w:t>5</w:t>
+      </w:r>
+      <w:r>
+        <w:rPr>
+          <w:i/>
+          <w:iCs/>
+        </w:rPr>
+        <w:t>. ábra Beállítások főmenü</w:t>
+      </w:r>
+      <w:r>
+        <w:rPr>
+          <w:i/>
+          <w:iCs/>
+        </w:rPr>
+        <w:fldChar w:fldCharType="end"/>
+      </w:r>
+      <w:r>
+        <w:t>)</w:t>
+      </w:r>
+      <w:r>
+        <w:t xml:space="preserve">, ahol módosítható a program hangereje, felbontása és ablakmódja. Az utóbbi három opciót, míg a felbontás a használt monitortól függően különböző mennyiségű </w:t>
+      </w:r>
+      <w:r>
+        <w:lastRenderedPageBreak/>
+        <w:t>opciót tartalmazhat. A vissza gombbal</w:t>
       </w:r>
       <w:r>
         <w:t xml:space="preserve"> lehet visszalépni az eredeti menüre. A</w:t>
@@ -1307,7 +1579,6 @@
         <w:rPr>
           <w:noProof/>
         </w:rPr>
-        <w:lastRenderedPageBreak/>
         <mc:AlternateContent>
           <mc:Choice Requires="wps">
             <w:drawing>
@@ -1418,6 +1689,9 @@
         </mc:AlternateContent>
       </w:r>
       <w:r>
+        <w:rPr>
+          <w:noProof/>
+        </w:rPr>
         <w:drawing>
           <wp:anchor distT="0" distB="0" distL="114300" distR="114300" simplePos="0" relativeHeight="251662336" behindDoc="1" locked="0" layoutInCell="1" allowOverlap="1" wp14:anchorId="2B6950F0" wp14:editId="7C36A5D4">
             <wp:simplePos x="0" y="0"/>
@@ -1622,6 +1896,9 @@
         </mc:AlternateContent>
       </w:r>
       <w:r>
+        <w:rPr>
+          <w:noProof/>
+        </w:rPr>
         <w:drawing>
           <wp:anchor distT="0" distB="0" distL="114300" distR="114300" simplePos="0" relativeHeight="251665408" behindDoc="1" locked="0" layoutInCell="1" allowOverlap="1" wp14:anchorId="1ECFF694" wp14:editId="1FE18B2A">
             <wp:simplePos x="0" y="0"/>
@@ -1702,35 +1979,187 @@
         <w:t xml:space="preserve">egyszerre két karakter van, amelyeket külön gombokkal, egyszerre is lehet mozgatni. Az egyiket az egyjátékosban megszokott A, D és W gombok mozgatják, míg a másikat a balra, jobbra és fel nyilak irányítják. </w:t>
       </w:r>
       <w:r>
-        <w:t>Többjátékosban öt pálya tartozik egy csoportba, és így ötösével más két karakter van egyszerre a pályákon.</w:t>
+        <w:t>Többjátékosban öt pálya tartozik egy csoportba</w:t>
+      </w:r>
+      <w:r>
+        <w:t xml:space="preserve"> (</w:t>
+      </w:r>
+      <w:r>
+        <w:rPr>
+          <w:i/>
+          <w:iCs/>
+        </w:rPr>
+        <w:fldChar w:fldCharType="begin"/>
+      </w:r>
+      <w:r>
+        <w:rPr>
+          <w:i/>
+          <w:iCs/>
+        </w:rPr>
+        <w:instrText xml:space="preserve"> REF _Ref228099537 \h </w:instrText>
+      </w:r>
+      <w:r>
+        <w:rPr>
+          <w:i/>
+          <w:iCs/>
+        </w:rPr>
+      </w:r>
+      <w:r>
+        <w:rPr>
+          <w:i/>
+          <w:iCs/>
+        </w:rPr>
+        <w:instrText xml:space="preserve"> \* MERGEFORMAT </w:instrText>
+      </w:r>
+      <w:r>
+        <w:rPr>
+          <w:i/>
+          <w:iCs/>
+        </w:rPr>
+        <w:fldChar w:fldCharType="separate"/>
+      </w:r>
+      <w:r>
+        <w:rPr>
+          <w:i/>
+          <w:iCs/>
+          <w:noProof/>
+        </w:rPr>
+        <w:t>7</w:t>
+      </w:r>
+      <w:r>
+        <w:rPr>
+          <w:i/>
+          <w:iCs/>
+        </w:rPr>
+        <w:t>. ábra Többjátékos térkép</w:t>
+      </w:r>
+      <w:r>
+        <w:rPr>
+          <w:i/>
+          <w:iCs/>
+        </w:rPr>
+        <w:fldChar w:fldCharType="end"/>
+      </w:r>
+      <w:r>
+        <w:t>)</w:t>
+      </w:r>
+      <w:r>
+        <w:t>, és így ötösével más két karakter van egyszerre a pályákon.</w:t>
       </w:r>
     </w:p>
     <w:p>
       <w:r>
-        <w:t xml:space="preserve">A program egyes részeinek megkönnyítésére készítettem gyorsgombokat bizonyos funkciókhoz. A legtöbb pause menü megnyitható az Esc gomb megnyomásával, ha esetleg aktív a menü akkor pedig bezáródik. Az R billentyűvel újrakezdhető egy pálya, ha meg van nyitva a pause menü, vagy éppen aktív a vesztes vagy nyertes panel. A Space billentyűhöz is tartozik némi funkció, amikor a vesztes vagy nyertes panel látható. A nyertes panel esetén a </w:t>
+        <w:t xml:space="preserve">A program egyes részeinek megkönnyítésére készítettem gyorsgombokat bizonyos funkciókhoz. A legtöbb </w:t>
+      </w:r>
+      <w:proofErr w:type="spellStart"/>
+      <w:r>
+        <w:t>pause</w:t>
+      </w:r>
+      <w:proofErr w:type="spellEnd"/>
+      <w:r>
+        <w:t xml:space="preserve"> menü megnyitható</w:t>
+      </w:r>
+      <w:r>
+        <w:t xml:space="preserve"> (</w:t>
+      </w:r>
+      <w:r>
+        <w:rPr>
+          <w:i/>
+          <w:iCs/>
+        </w:rPr>
+        <w:fldChar w:fldCharType="begin"/>
+      </w:r>
+      <w:r>
+        <w:rPr>
+          <w:i/>
+          <w:iCs/>
+        </w:rPr>
+        <w:instrText xml:space="preserve"> REF _Ref228099570 \h </w:instrText>
+      </w:r>
+      <w:r>
+        <w:rPr>
+          <w:i/>
+          <w:iCs/>
+        </w:rPr>
+      </w:r>
+      <w:r>
+        <w:rPr>
+          <w:i/>
+          <w:iCs/>
+        </w:rPr>
+        <w:instrText xml:space="preserve"> \* MERGEFORMAT </w:instrText>
+      </w:r>
+      <w:r>
+        <w:rPr>
+          <w:i/>
+          <w:iCs/>
+        </w:rPr>
+        <w:fldChar w:fldCharType="separate"/>
+      </w:r>
+      <w:r>
+        <w:rPr>
+          <w:i/>
+          <w:iCs/>
+          <w:noProof/>
+        </w:rPr>
+        <w:t>8</w:t>
+      </w:r>
+      <w:r>
+        <w:rPr>
+          <w:i/>
+          <w:iCs/>
+        </w:rPr>
+        <w:t>. ábra Térkép menü</w:t>
+      </w:r>
+      <w:r>
+        <w:rPr>
+          <w:i/>
+          <w:iCs/>
+        </w:rPr>
+        <w:fldChar w:fldCharType="end"/>
+      </w:r>
+      <w:r>
+        <w:t>)</w:t>
+      </w:r>
+      <w:r>
+        <w:t xml:space="preserve"> az </w:t>
+      </w:r>
+      <w:proofErr w:type="spellStart"/>
+      <w:r>
+        <w:t>Esc</w:t>
+      </w:r>
+      <w:proofErr w:type="spellEnd"/>
+      <w:r>
+        <w:t xml:space="preserve"> gomb </w:t>
       </w:r>
       <w:r>
         <w:lastRenderedPageBreak/>
-        <w:t>következő pálya gomb helyett lehet használni, a vesztes panel esetén pedig az újrakezdést hívja meg.</w:t>
-      </w:r>
-    </w:p>
-    <w:p>
-      <w:pPr>
-        <w:rPr>
-          <w:rFonts w:asciiTheme="majorHAnsi" w:eastAsiaTheme="majorEastAsia" w:hAnsiTheme="majorHAnsi" w:cstheme="majorBidi"/>
-          <w:sz w:val="32"/>
-          <w:szCs w:val="32"/>
-        </w:rPr>
-      </w:pPr>
-      <w:r>
-        <w:br w:type="page"/>
+        <w:t xml:space="preserve">megnyomásával, ha esetleg aktív a menü akkor pedig bezáródik. Az R billentyűvel újrakezdhető egy pálya, ha meg van nyitva a </w:t>
+      </w:r>
+      <w:proofErr w:type="spellStart"/>
+      <w:r>
+        <w:t>pause</w:t>
+      </w:r>
+      <w:proofErr w:type="spellEnd"/>
+      <w:r>
+        <w:t xml:space="preserve"> menü, vagy éppen aktív a vesztes vagy nyertes panel. A </w:t>
+      </w:r>
+      <w:proofErr w:type="spellStart"/>
+      <w:r>
+        <w:t>Space</w:t>
+      </w:r>
+      <w:proofErr w:type="spellEnd"/>
+      <w:r>
+        <w:t xml:space="preserve"> billentyűhöz is tartozik némi funkció, amikor a vesztes vagy nyertes panel látható. A nyertes panel esetén a következő pálya gomb helyett lehet használni, a vesztes panel esetén pedig az újrakezdést hívja meg.</w:t>
       </w:r>
     </w:p>
     <w:p>
       <w:pPr>
         <w:pStyle w:val="Cmsor1"/>
+        <w:spacing w:before="24000"/>
+        <w:ind w:left="431" w:hanging="431"/>
       </w:pPr>
-      <w:bookmarkStart w:id="2" w:name="_Toc87521355"/>
+      <w:bookmarkStart w:id="2" w:name="_Toc228099598"/>
       <w:r>
         <w:lastRenderedPageBreak/>
         <w:t>Fejlesztői dokumentáció</w:t>
@@ -1773,11 +2202,24 @@
       </w:r>
     </w:p>
     <w:p>
-      <w:r>
-        <w:t>Unity 2022.3.62f2 verzióban készítettem a programot.</w:t>
-      </w:r>
-      <w:r>
-        <w:t xml:space="preserve"> A program kódja C# nyelven van, és a különböző scriptek a Unity-s </w:t>
+      <w:proofErr w:type="spellStart"/>
+      <w:r>
+        <w:t>Unity</w:t>
+      </w:r>
+      <w:proofErr w:type="spellEnd"/>
+      <w:r>
+        <w:t xml:space="preserve"> 2022.3.62f2 verzióban készítettem a programot.</w:t>
+      </w:r>
+      <w:r>
+        <w:t xml:space="preserve"> A program kódja C# nyelven van, és a különböző scriptek a </w:t>
+      </w:r>
+      <w:proofErr w:type="spellStart"/>
+      <w:r>
+        <w:t>Unity</w:t>
+      </w:r>
+      <w:proofErr w:type="spellEnd"/>
+      <w:r>
+        <w:t xml:space="preserve">-s </w:t>
       </w:r>
       <w:r>
         <w:t>objektumo</w:t>
@@ -1789,7 +2231,55 @@
         <w:t>o</w:t>
       </w:r>
       <w:r>
-        <w:t>z vannak rendelve. Unity-ben létrehoztam saját layer-eket, custom típusokat, hogy megvalósítsam a programot. A pályák egy grid-en szereplő több tilemap-ből álló szerkezetben vannak, amelyek 2Ds nézete adja a pálya egészét. Emellett minden pályához tartozik egy háttér is. Mivel a pályákat fájlból tölti be a program, ezért minden pályához tartozik egy json fájl</w:t>
+        <w:t xml:space="preserve">z vannak rendelve. </w:t>
+      </w:r>
+      <w:proofErr w:type="spellStart"/>
+      <w:r>
+        <w:t>Unity</w:t>
+      </w:r>
+      <w:proofErr w:type="spellEnd"/>
+      <w:r>
+        <w:t xml:space="preserve">-ben létrehoztam saját </w:t>
+      </w:r>
+      <w:proofErr w:type="spellStart"/>
+      <w:r>
+        <w:t>layer-eket</w:t>
+      </w:r>
+      <w:proofErr w:type="spellEnd"/>
+      <w:r>
+        <w:t xml:space="preserve">, </w:t>
+      </w:r>
+      <w:proofErr w:type="spellStart"/>
+      <w:r>
+        <w:t>custom</w:t>
+      </w:r>
+      <w:proofErr w:type="spellEnd"/>
+      <w:r>
+        <w:t xml:space="preserve"> típusokat, hogy megvalósítsam a programot. A pályák egy </w:t>
+      </w:r>
+      <w:proofErr w:type="spellStart"/>
+      <w:r>
+        <w:t>grid</w:t>
+      </w:r>
+      <w:proofErr w:type="spellEnd"/>
+      <w:r>
+        <w:t xml:space="preserve">-en szereplő több </w:t>
+      </w:r>
+      <w:proofErr w:type="spellStart"/>
+      <w:r>
+        <w:t>tilemap-ből</w:t>
+      </w:r>
+      <w:proofErr w:type="spellEnd"/>
+      <w:r>
+        <w:t xml:space="preserve"> álló szerkezetben vannak, amelyek 2Ds nézete adja a pálya egészét. Emellett minden pályához tartozik egy háttér is. Mivel a pályákat fájlból tölti be a program, ezért minden pályához tartozik egy </w:t>
+      </w:r>
+      <w:proofErr w:type="spellStart"/>
+      <w:r>
+        <w:t>json</w:t>
+      </w:r>
+      <w:proofErr w:type="spellEnd"/>
+      <w:r>
+        <w:t xml:space="preserve"> fájl</w:t>
       </w:r>
       <w:r>
         <w:t>,</w:t>
@@ -1815,8 +2305,17 @@
         <w:t>ek</w:t>
       </w:r>
       <w:r>
-        <w:t xml:space="preserve"> egy Unity-s </w:t>
-      </w:r>
+        <w:t xml:space="preserve"> egy </w:t>
+      </w:r>
+      <w:proofErr w:type="spellStart"/>
+      <w:r>
+        <w:t>Unity</w:t>
+      </w:r>
+      <w:proofErr w:type="spellEnd"/>
+      <w:r>
+        <w:t xml:space="preserve">-s </w:t>
+      </w:r>
+      <w:proofErr w:type="spellStart"/>
       <w:r>
         <w:t>G</w:t>
       </w:r>
@@ -1827,11 +2326,16 @@
         <w:t>O</w:t>
       </w:r>
       <w:r>
-        <w:t xml:space="preserve">bject-hez vannak csatolva, </w:t>
+        <w:t>bject-hez</w:t>
+      </w:r>
+      <w:proofErr w:type="spellEnd"/>
+      <w:r>
+        <w:t xml:space="preserve"> vannak csatolva, </w:t>
       </w:r>
       <w:r>
         <w:t xml:space="preserve">a </w:t>
       </w:r>
+      <w:proofErr w:type="spellStart"/>
       <w:r>
         <w:t>MonoBehavio</w:t>
       </w:r>
@@ -1839,7 +2343,35 @@
         <w:t>u</w:t>
       </w:r>
       <w:r>
-        <w:t xml:space="preserve">r osztályból vannak származtatva. Ezek tartalmaznak Awake, Start, Update, és FixedUpdate függvényeket, amelyek Unity-ben előre meghatározott esetekben futnak le. </w:t>
+        <w:t>r</w:t>
+      </w:r>
+      <w:proofErr w:type="spellEnd"/>
+      <w:r>
+        <w:t xml:space="preserve"> osztályból vannak származtatva. Ezek tartalmaznak </w:t>
+      </w:r>
+      <w:proofErr w:type="spellStart"/>
+      <w:r>
+        <w:t>Awake</w:t>
+      </w:r>
+      <w:proofErr w:type="spellEnd"/>
+      <w:r>
+        <w:t xml:space="preserve">, Start, Update, és </w:t>
+      </w:r>
+      <w:proofErr w:type="spellStart"/>
+      <w:r>
+        <w:t>FixedUpdate</w:t>
+      </w:r>
+      <w:proofErr w:type="spellEnd"/>
+      <w:r>
+        <w:t xml:space="preserve"> függvényeket, amelyek </w:t>
+      </w:r>
+      <w:proofErr w:type="spellStart"/>
+      <w:r>
+        <w:t>Unity</w:t>
+      </w:r>
+      <w:proofErr w:type="spellEnd"/>
+      <w:r>
+        <w:t xml:space="preserve">-ben előre meghatározott esetekben futnak le. </w:t>
       </w:r>
       <w:r>
         <w:t>Bizonyos scriptek tartalmaznak OnTriggerEnter2D vagy OnTriggerExit2D függvényeket, ezek a pályán a különböző elemek érintésének érzékelésé</w:t>
@@ -1853,8 +2385,13 @@
       <w:r>
         <w:t xml:space="preserve"> </w:t>
       </w:r>
-      <w:r>
-        <w:t>Unity-be beépített függvények</w:t>
+      <w:proofErr w:type="spellStart"/>
+      <w:r>
+        <w:t>Unity</w:t>
+      </w:r>
+      <w:proofErr w:type="spellEnd"/>
+      <w:r>
+        <w:t>-be beépített függvények</w:t>
       </w:r>
       <w:r>
         <w:t xml:space="preserve"> közé tartozik</w:t>
@@ -1863,7 +2400,31 @@
         <w:t>.</w:t>
       </w:r>
       <w:r>
-        <w:t xml:space="preserve"> A nem MonoBehaviour osztályból származtatott osztályok, nem kapcsolódnak GameObject-ekhez, ezek custom típus</w:t>
+        <w:t xml:space="preserve"> A nem </w:t>
+      </w:r>
+      <w:proofErr w:type="spellStart"/>
+      <w:r>
+        <w:t>MonoBehaviour</w:t>
+      </w:r>
+      <w:proofErr w:type="spellEnd"/>
+      <w:r>
+        <w:t xml:space="preserve"> osztályból származtatott osztályok, nem kapcsolódnak </w:t>
+      </w:r>
+      <w:proofErr w:type="spellStart"/>
+      <w:r>
+        <w:t>GameObject-ekhez</w:t>
+      </w:r>
+      <w:proofErr w:type="spellEnd"/>
+      <w:r>
+        <w:t xml:space="preserve">, ezek </w:t>
+      </w:r>
+      <w:proofErr w:type="spellStart"/>
+      <w:r>
+        <w:t>custom</w:t>
+      </w:r>
+      <w:proofErr w:type="spellEnd"/>
+      <w:r>
+        <w:t xml:space="preserve"> típus</w:t>
       </w:r>
       <w:r>
         <w:t>t</w:t>
@@ -2103,7 +2664,15 @@
               <w:cnfStyle w:val="000000000000" w:firstRow="0" w:lastRow="0" w:firstColumn="0" w:lastColumn="0" w:oddVBand="0" w:evenVBand="0" w:oddHBand="0" w:evenHBand="0" w:firstRowFirstColumn="0" w:firstRowLastColumn="0" w:lastRowFirstColumn="0" w:lastRowLastColumn="0"/>
             </w:pPr>
             <w:r>
-              <w:t xml:space="preserve">Egy rács alapú térkép, amely csempékből (tile-okból) áll. </w:t>
+              <w:t>Egy rács alapú térkép, amely csempékből (</w:t>
+            </w:r>
+            <w:proofErr w:type="spellStart"/>
+            <w:r>
+              <w:t>tile</w:t>
+            </w:r>
+            <w:proofErr w:type="spellEnd"/>
+            <w:r>
+              <w:t xml:space="preserve">-okból) áll. </w:t>
             </w:r>
           </w:p>
         </w:tc>
@@ -2161,8 +2730,13 @@
             <w:pPr>
               <w:cnfStyle w:val="000000000000" w:firstRow="0" w:lastRow="0" w:firstColumn="0" w:lastColumn="0" w:oddVBand="0" w:evenVBand="0" w:oddHBand="0" w:evenHBand="0" w:firstRowFirstColumn="0" w:firstRowLastColumn="0" w:lastRowFirstColumn="0" w:lastRowLastColumn="0"/>
             </w:pPr>
-            <w:r>
-              <w:t>Unity-ben egy alapvető objektum, amely komponenseket tartalmaz és a játék világában helyezkedik el.</w:t>
+            <w:proofErr w:type="spellStart"/>
+            <w:r>
+              <w:t>Unity</w:t>
+            </w:r>
+            <w:proofErr w:type="spellEnd"/>
+            <w:r>
+              <w:t>-ben egy alapvető objektum, amely komponenseket tartalmaz és a játék világában helyezkedik el.</w:t>
             </w:r>
           </w:p>
         </w:tc>
@@ -2192,8 +2766,21 @@
             <w:pPr>
               <w:cnfStyle w:val="000000100000" w:firstRow="0" w:lastRow="0" w:firstColumn="0" w:lastColumn="0" w:oddVBand="0" w:evenVBand="0" w:oddHBand="1" w:evenHBand="0" w:firstRowFirstColumn="0" w:firstRowLastColumn="0" w:lastRowFirstColumn="0" w:lastRowLastColumn="0"/>
             </w:pPr>
-            <w:r>
-              <w:t>Unity-ben egy alap osztály, amelyből a scriptek származnak, hogy viselkedést adjanak a GamObject-ekhez.</w:t>
+            <w:proofErr w:type="spellStart"/>
+            <w:r>
+              <w:t>Unity</w:t>
+            </w:r>
+            <w:proofErr w:type="spellEnd"/>
+            <w:r>
+              <w:t xml:space="preserve">-ben egy alap osztály, amelyből a scriptek származnak, hogy viselkedést adjanak a </w:t>
+            </w:r>
+            <w:proofErr w:type="spellStart"/>
+            <w:r>
+              <w:t>GamObject-ekhez</w:t>
+            </w:r>
+            <w:proofErr w:type="spellEnd"/>
+            <w:r>
+              <w:t>.</w:t>
             </w:r>
           </w:p>
         </w:tc>
@@ -2265,7 +2852,11 @@
             <w:tcW w:w="4530" w:type="dxa"/>
             <w:vAlign w:val="center"/>
           </w:tcPr>
-          <w:p/>
+          <w:p>
+            <w:r>
+              <w:t>Unityhub</w:t>
+            </w:r>
+          </w:p>
         </w:tc>
         <w:tc>
           <w:tcPr>
@@ -2276,6 +2867,25 @@
             <w:pPr>
               <w:cnfStyle w:val="000000000000" w:firstRow="0" w:lastRow="0" w:firstColumn="0" w:lastColumn="0" w:oddVBand="0" w:evenVBand="0" w:oddHBand="0" w:evenHBand="0" w:firstRowFirstColumn="0" w:firstRowLastColumn="0" w:lastRowFirstColumn="0" w:lastRowLastColumn="0"/>
             </w:pPr>
+            <w:r>
+              <w:t xml:space="preserve">Egy önálló alkalmazás, amely segíti a </w:t>
+            </w:r>
+            <w:proofErr w:type="spellStart"/>
+            <w:r>
+              <w:t>Unity</w:t>
+            </w:r>
+            <w:proofErr w:type="spellEnd"/>
+            <w:r>
+              <w:t xml:space="preserve"> projektek és a </w:t>
+            </w:r>
+            <w:proofErr w:type="spellStart"/>
+            <w:r>
+              <w:t>Unity</w:t>
+            </w:r>
+            <w:proofErr w:type="spellEnd"/>
+            <w:r>
+              <w:t xml:space="preserve"> szerkesztői verziók telepítésének, kezelésének és rendszerezésének egyszerűsítését.</w:t>
+            </w:r>
           </w:p>
         </w:tc>
       </w:tr>
@@ -2289,7 +2899,11 @@
             <w:tcW w:w="4530" w:type="dxa"/>
             <w:vAlign w:val="center"/>
           </w:tcPr>
-          <w:p/>
+          <w:p>
+            <w:r>
+              <w:t>prefeb</w:t>
+            </w:r>
+          </w:p>
         </w:tc>
         <w:tc>
           <w:tcPr>
@@ -2300,6 +2914,22 @@
             <w:pPr>
               <w:cnfStyle w:val="000000100000" w:firstRow="0" w:lastRow="0" w:firstColumn="0" w:lastColumn="0" w:oddVBand="0" w:evenVBand="0" w:oddHBand="1" w:evenHBand="0" w:firstRowFirstColumn="0" w:firstRowLastColumn="0" w:lastRowFirstColumn="0" w:lastRowLastColumn="0"/>
             </w:pPr>
+            <w:proofErr w:type="spellStart"/>
+            <w:r>
+              <w:t>Unity</w:t>
+            </w:r>
+            <w:proofErr w:type="spellEnd"/>
+            <w:r>
+              <w:t xml:space="preserve">-ben egy előre elkészített, újrahasznosítható objektum sablon, amely lehetővé teszi </w:t>
+            </w:r>
+            <w:proofErr w:type="spellStart"/>
+            <w:r>
+              <w:t>GameObject</w:t>
+            </w:r>
+            <w:proofErr w:type="spellEnd"/>
+            <w:r>
+              <w:t>-ek és azok komponenseinek gyors és egységes létrehozását és módosítását.</w:t>
+            </w:r>
           </w:p>
         </w:tc>
       </w:tr>
@@ -2313,8 +2943,29 @@
         <w:t xml:space="preserve"> program két fő osztálya a</w:t>
       </w:r>
       <w:r>
-        <w:t xml:space="preserve"> MenuCotroller és a Game. Ezek látják el a fő műveleteket a program során. A MenuController osztály tartalmazza a menüben szereplő gombok funkciójának megvalósítását, a SceneLoader</w:t>
-      </w:r>
+        <w:t xml:space="preserve"> </w:t>
+      </w:r>
+      <w:proofErr w:type="spellStart"/>
+      <w:r>
+        <w:t>MenuCotroller</w:t>
+      </w:r>
+      <w:proofErr w:type="spellEnd"/>
+      <w:r>
+        <w:t xml:space="preserve"> és a Game. Ezek látják el a fő műveleteket a program során. A </w:t>
+      </w:r>
+      <w:proofErr w:type="spellStart"/>
+      <w:r>
+        <w:t>MenuController</w:t>
+      </w:r>
+      <w:proofErr w:type="spellEnd"/>
+      <w:r>
+        <w:t xml:space="preserve"> osztály tartalmazza a menüben szereplő gombok funkciójának megvalósítását, a </w:t>
+      </w:r>
+      <w:proofErr w:type="spellStart"/>
+      <w:r>
+        <w:t>SceneLoader</w:t>
+      </w:r>
+      <w:proofErr w:type="spellEnd"/>
       <w:r>
         <w:t xml:space="preserve"> osztály</w:t>
       </w:r>
@@ -2360,11 +3011,29 @@
       <w:r>
         <w:t xml:space="preserve"> „</w:t>
       </w:r>
-      <w:r>
-        <w:t>TileMapController” -nek</w:t>
-      </w:r>
-      <w:r>
-        <w:t xml:space="preserve"> neveztem el. Ebben megírt „LoadMap” függvényt hívja meg a Game egyik függvénye és ez tölti be fájlból az adatokat majd hívja meg</w:t>
+      <w:proofErr w:type="spellStart"/>
+      <w:r>
+        <w:t>TileMapController</w:t>
+      </w:r>
+      <w:proofErr w:type="spellEnd"/>
+      <w:r>
+        <w:t>” -</w:t>
+      </w:r>
+      <w:proofErr w:type="spellStart"/>
+      <w:r>
+        <w:t>nek</w:t>
+      </w:r>
+      <w:proofErr w:type="spellEnd"/>
+      <w:r>
+        <w:t xml:space="preserve"> neveztem el. Ebben megírt „</w:t>
+      </w:r>
+      <w:proofErr w:type="spellStart"/>
+      <w:r>
+        <w:t>LoadMap</w:t>
+      </w:r>
+      <w:proofErr w:type="spellEnd"/>
+      <w:r>
+        <w:t>” függvényt hívja meg a Game egyik függvénye és ez tölti be fájlból az adatokat majd hívja meg</w:t>
       </w:r>
       <w:r>
         <w:t xml:space="preserve"> a többi </w:t>
@@ -2373,13 +3042,37 @@
         <w:t>öt osztályt</w:t>
       </w:r>
       <w:r>
-        <w:t xml:space="preserve">. Ezek a tilemap különböző rétegeit betöltő és funkcióit megvalósító </w:t>
+        <w:t xml:space="preserve">. Ezek a </w:t>
+      </w:r>
+      <w:proofErr w:type="spellStart"/>
+      <w:r>
+        <w:t>tilemap</w:t>
+      </w:r>
+      <w:proofErr w:type="spellEnd"/>
+      <w:r>
+        <w:t xml:space="preserve"> különböző </w:t>
+      </w:r>
+      <w:proofErr w:type="spellStart"/>
+      <w:r>
+        <w:t>rétegeit</w:t>
+      </w:r>
+      <w:proofErr w:type="spellEnd"/>
+      <w:r>
+        <w:t xml:space="preserve"> betöltő és funkcióit megvalósító </w:t>
       </w:r>
       <w:r>
         <w:t>osztályok</w:t>
       </w:r>
       <w:r>
-        <w:t xml:space="preserve"> tartalmaznak egy statikus „instance” változót, aminek segítségével </w:t>
+        <w:t xml:space="preserve"> tartalmaznak egy statikus „</w:t>
+      </w:r>
+      <w:proofErr w:type="spellStart"/>
+      <w:r>
+        <w:t>instance</w:t>
+      </w:r>
+      <w:proofErr w:type="spellEnd"/>
+      <w:r>
+        <w:t xml:space="preserve">” változót, aminek segítségével </w:t>
       </w:r>
       <w:r>
         <w:t xml:space="preserve">lehet meghívni </w:t>
@@ -2391,7 +3084,15 @@
         <w:t>et</w:t>
       </w:r>
       <w:r>
-        <w:t xml:space="preserve">. A karakterek mozgását a karakterekhez hozzárendelt „PlayerMovement.cs” </w:t>
+        <w:t>. A karakterek mozgását a karakterekhez hozzárendelt „</w:t>
+      </w:r>
+      <w:proofErr w:type="spellStart"/>
+      <w:r>
+        <w:t>PlayerMovement.cs</w:t>
+      </w:r>
+      <w:proofErr w:type="spellEnd"/>
+      <w:r>
+        <w:t xml:space="preserve">” </w:t>
       </w:r>
       <w:r>
         <w:t>fájl</w:t>
@@ -2412,6 +3113,7 @@
         <w:t xml:space="preserve">tartalmaz hivatkozásokat a létező </w:t>
       </w:r>
       <w:r>
+        <w:lastRenderedPageBreak/>
         <w:t>karakterekhez</w:t>
       </w:r>
       <w:r>
@@ -2421,7 +3123,23 @@
         <w:t xml:space="preserve"> szükséges adatot</w:t>
       </w:r>
       <w:r>
-        <w:t>. A Game osztály egyszerre tartalmazza az egyjátékos és többjátékos mód megvalósítását is. A mód meghatározását egy boolen „Singleplayer” változó segíti a kód nagy</w:t>
+        <w:t xml:space="preserve">. A Game osztály egyszerre tartalmazza az egyjátékos és többjátékos mód megvalósítását is. A mód meghatározását egy </w:t>
+      </w:r>
+      <w:proofErr w:type="spellStart"/>
+      <w:r>
+        <w:t>boolen</w:t>
+      </w:r>
+      <w:proofErr w:type="spellEnd"/>
+      <w:r>
+        <w:t xml:space="preserve"> „</w:t>
+      </w:r>
+      <w:proofErr w:type="spellStart"/>
+      <w:r>
+        <w:t>Singleplayer</w:t>
+      </w:r>
+      <w:proofErr w:type="spellEnd"/>
+      <w:r>
+        <w:t>” változó segíti a kód nagy</w:t>
       </w:r>
       <w:r>
         <w:t xml:space="preserve"> </w:t>
@@ -2433,11 +3151,89 @@
         <w:t xml:space="preserve"> </w:t>
       </w:r>
       <w:r>
-        <w:t xml:space="preserve">Hivatkozást tartalmaz sok osztály ahhoz a GameObject-hez amelyhez a Game script van hozzárendelve. Ilyen osztályok a tilemap rétegeit betöltő osztályok, a MenuController és a StarController. Míg a tilemap-et betöltő és bizonyos funkcióit ellátó osztályok csak néhány függvényhívás, vagy változó használatának </w:t>
-      </w:r>
-      <w:r>
-        <w:lastRenderedPageBreak/>
-        <w:t>céljából tartalmazza a Game osztály hivatkozását, addig a MenuController valamivel többre. A program elindításakor a MenuControlleren keresztül töltődik be a beállítások fájlból, „Options.json” -ből, az elmentett beállítások</w:t>
+        <w:t xml:space="preserve">Hivatkozást tartalmaz sok osztály ahhoz a </w:t>
+      </w:r>
+      <w:proofErr w:type="spellStart"/>
+      <w:proofErr w:type="gramStart"/>
+      <w:r>
+        <w:t>GameObject-hez</w:t>
+      </w:r>
+      <w:proofErr w:type="spellEnd"/>
+      <w:proofErr w:type="gramEnd"/>
+      <w:r>
+        <w:t xml:space="preserve"> amelyhez a Game script van hozzárendelve. Ilyen osztályok a </w:t>
+      </w:r>
+      <w:proofErr w:type="spellStart"/>
+      <w:r>
+        <w:t>tilemap</w:t>
+      </w:r>
+      <w:proofErr w:type="spellEnd"/>
+      <w:r>
+        <w:t xml:space="preserve"> </w:t>
+      </w:r>
+      <w:proofErr w:type="spellStart"/>
+      <w:r>
+        <w:t>rétegeit</w:t>
+      </w:r>
+      <w:proofErr w:type="spellEnd"/>
+      <w:r>
+        <w:t xml:space="preserve"> betöltő osztályok, a </w:t>
+      </w:r>
+      <w:proofErr w:type="spellStart"/>
+      <w:r>
+        <w:t>MenuController</w:t>
+      </w:r>
+      <w:proofErr w:type="spellEnd"/>
+      <w:r>
+        <w:t xml:space="preserve"> és a </w:t>
+      </w:r>
+      <w:proofErr w:type="spellStart"/>
+      <w:r>
+        <w:t>StarController</w:t>
+      </w:r>
+      <w:proofErr w:type="spellEnd"/>
+      <w:r>
+        <w:t xml:space="preserve">. Míg a </w:t>
+      </w:r>
+      <w:proofErr w:type="spellStart"/>
+      <w:r>
+        <w:t>tilemap-et</w:t>
+      </w:r>
+      <w:proofErr w:type="spellEnd"/>
+      <w:r>
+        <w:t xml:space="preserve"> betöltő és bizonyos funkcióit ellátó osztályok csak néhány függvényhívás, vagy változó használatának céljából tartalmazza a Game osztály hivatkozását, addig a </w:t>
+      </w:r>
+      <w:proofErr w:type="spellStart"/>
+      <w:r>
+        <w:t>MenuController</w:t>
+      </w:r>
+      <w:proofErr w:type="spellEnd"/>
+      <w:r>
+        <w:t xml:space="preserve"> valamivel többre. A program elindításakor a </w:t>
+      </w:r>
+      <w:proofErr w:type="spellStart"/>
+      <w:r>
+        <w:t>MenuControlleren</w:t>
+      </w:r>
+      <w:proofErr w:type="spellEnd"/>
+      <w:r>
+        <w:t xml:space="preserve"> keresztül töltődik be a beállítások fájlból, „</w:t>
+      </w:r>
+      <w:proofErr w:type="spellStart"/>
+      <w:r>
+        <w:t>Options.json</w:t>
+      </w:r>
+      <w:proofErr w:type="spellEnd"/>
+      <w:r>
+        <w:t>” -</w:t>
+      </w:r>
+      <w:proofErr w:type="spellStart"/>
+      <w:r>
+        <w:t>ből</w:t>
+      </w:r>
+      <w:proofErr w:type="spellEnd"/>
+      <w:r>
+        <w:t>, az elmentett beállítások</w:t>
       </w:r>
       <w:r>
         <w:t>,</w:t>
@@ -2446,15 +3242,772 @@
         <w:t xml:space="preserve"> a Game osztály változóiba.</w:t>
       </w:r>
       <w:r>
-        <w:t xml:space="preserve"> A betöltést és a mentést egy statikus osztály hajtja végre, ez a „Saver.cs” nevű fájlban lett megírva.</w:t>
+        <w:t xml:space="preserve"> A betöltést és a mentést egy statikus osztály hajtja végre, ez a „</w:t>
+      </w:r>
+      <w:proofErr w:type="spellStart"/>
+      <w:r>
+        <w:t>Saver.cs</w:t>
+      </w:r>
+      <w:proofErr w:type="spellEnd"/>
+      <w:r>
+        <w:t>” nevű fájlban lett megírva.</w:t>
       </w:r>
     </w:p>
     <w:p>
       <w:r>
-        <w:t xml:space="preserve">Néhány fájl nem csak az osztály definícióját tartalmazza, hanem olyan custom típusokat is, amelyek segítik a json fájlok írását és olvasását. Ilyen típusok szerepelnek a Saver osztály mellett, a StarController mellett, illetve a TileMapController mellett is. Ezekhez az összetett típusokhoz nem láttam szükségét külön fájlt létrehozni, így oda raktam őket, ahol használatuk alapján logikusnak éreztem. A „StarController.cs” tartalmazza a StarCollection osztályt, ami segíti a gyűjtött csillagok kezelését, illetve mentését. A Saver osztály mellett találtahó egy OptionSave struct szerkezet, amely az alapbeállítások és a csillagok adatait tárolja mentés céljából. </w:t>
-      </w:r>
-      <w:r>
-        <w:t>A „TileMapController.cs” több saját osztályt tartalmaz, ezek közül a LevelData osztály adja a pályákat tároló fájlok szerkezetét. Ennek az osztálynak a változóiba töltődik be a json fájlban pálya adatok. Tartalmazza listában a karakterek, csillagok és az összes tilemap réteg elemeinek pozícióját, emellett a betöltendő tile-ok neveit is. Két speciális szerkezetben van tárolva a betöltendő gombok és kapuk adatai. A gomboknál listában tárolva van mely kapukat aktiválják, a kapuknál pedig, hogy milyen szögben vannak elforgatva.</w:t>
+        <w:rPr>
+          <w:noProof/>
+        </w:rPr>
+        <mc:AlternateContent>
+          <mc:Choice Requires="wps">
+            <w:drawing>
+              <wp:anchor distT="0" distB="0" distL="114300" distR="114300" simplePos="0" relativeHeight="251670528" behindDoc="1" locked="0" layoutInCell="1" allowOverlap="1" wp14:anchorId="5327133D" wp14:editId="3CAF0A76">
+                <wp:simplePos x="0" y="0"/>
+                <wp:positionH relativeFrom="column">
+                  <wp:posOffset>4324350</wp:posOffset>
+                </wp:positionH>
+                <wp:positionV relativeFrom="paragraph">
+                  <wp:posOffset>5251450</wp:posOffset>
+                </wp:positionV>
+                <wp:extent cx="1435100" cy="635"/>
+                <wp:effectExtent l="0" t="0" r="0" b="0"/>
+                <wp:wrapTight wrapText="bothSides">
+                  <wp:wrapPolygon edited="0">
+                    <wp:start x="0" y="0"/>
+                    <wp:lineTo x="0" y="21600"/>
+                    <wp:lineTo x="21600" y="21600"/>
+                    <wp:lineTo x="21600" y="0"/>
+                  </wp:wrapPolygon>
+                </wp:wrapTight>
+                <wp:docPr id="980354071" name="Szövegdoboz 1"/>
+                <wp:cNvGraphicFramePr/>
+                <a:graphic xmlns:a="http://schemas.openxmlformats.org/drawingml/2006/main">
+                  <a:graphicData uri="http://schemas.microsoft.com/office/word/2010/wordprocessingShape">
+                    <wps:wsp>
+                      <wps:cNvSpPr txBox="1"/>
+                      <wps:spPr>
+                        <a:xfrm>
+                          <a:off x="0" y="0"/>
+                          <a:ext cx="1435100" cy="635"/>
+                        </a:xfrm>
+                        <a:prstGeom prst="rect">
+                          <a:avLst/>
+                        </a:prstGeom>
+                        <a:solidFill>
+                          <a:prstClr val="white"/>
+                        </a:solidFill>
+                        <a:ln>
+                          <a:noFill/>
+                        </a:ln>
+                      </wps:spPr>
+                      <wps:txbx>
+                        <w:txbxContent>
+                          <w:p>
+                            <w:pPr>
+                              <w:pStyle w:val="Kpalrs"/>
+                              <w:rPr>
+                                <w:szCs w:val="22"/>
+                              </w:rPr>
+                            </w:pPr>
+                            <w:fldSimple w:instr=" SEQ ábra \* ARABIC ">
+                              <w:r>
+                                <w:rPr>
+                                  <w:noProof/>
+                                </w:rPr>
+                                <w:t>4</w:t>
+                              </w:r>
+                            </w:fldSimple>
+                            <w:r>
+                              <w:t>. ábra</w:t>
+                            </w:r>
+                            <w:r>
+                              <w:t xml:space="preserve"> </w:t>
+                            </w:r>
+                            <w:proofErr w:type="spellStart"/>
+                            <w:r>
+                              <w:t>Assets</w:t>
+                            </w:r>
+                            <w:proofErr w:type="spellEnd"/>
+                            <w:r>
+                              <w:t xml:space="preserve"> mappa szerkezete</w:t>
+                            </w:r>
+                          </w:p>
+                        </w:txbxContent>
+                      </wps:txbx>
+                      <wps:bodyPr rot="0" spcFirstLastPara="0" vertOverflow="overflow" horzOverflow="overflow" vert="horz" wrap="square" lIns="0" tIns="0" rIns="0" bIns="0" numCol="1" spcCol="0" rtlCol="0" fromWordArt="0" anchor="t" anchorCtr="0" forceAA="0" compatLnSpc="1">
+                        <a:prstTxWarp prst="textNoShape">
+                          <a:avLst/>
+                        </a:prstTxWarp>
+                        <a:spAutoFit/>
+                      </wps:bodyPr>
+                    </wps:wsp>
+                  </a:graphicData>
+                </a:graphic>
+              </wp:anchor>
+            </w:drawing>
+          </mc:Choice>
+          <mc:Fallback>
+            <w:pict>
+              <v:shape w14:anchorId="5327133D" id="_x0000_s1029" type="#_x0000_t202" style="position:absolute;left:0;text-align:left;margin-left:340.5pt;margin-top:413.5pt;width:113pt;height:.05pt;z-index:-251645952;visibility:visible;mso-wrap-style:square;mso-wrap-distance-left:9pt;mso-wrap-distance-top:0;mso-wrap-distance-right:9pt;mso-wrap-distance-bottom:0;mso-position-horizontal:absolute;mso-position-horizontal-relative:text;mso-position-vertical:absolute;mso-position-vertical-relative:text;v-text-anchor:top" o:gfxdata="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" stroked="f">
+                <v:textbox style="mso-fit-shape-to-text:t" inset="0,0,0,0">
+                  <w:txbxContent>
+                    <w:p>
+                      <w:pPr>
+                        <w:pStyle w:val="Kpalrs"/>
+                        <w:rPr>
+                          <w:szCs w:val="22"/>
+                        </w:rPr>
+                      </w:pPr>
+                      <w:fldSimple w:instr=" SEQ ábra \* ARABIC ">
+                        <w:r>
+                          <w:rPr>
+                            <w:noProof/>
+                          </w:rPr>
+                          <w:t>4</w:t>
+                        </w:r>
+                      </w:fldSimple>
+                      <w:r>
+                        <w:t>. ábra</w:t>
+                      </w:r>
+                      <w:r>
+                        <w:t xml:space="preserve"> </w:t>
+                      </w:r>
+                      <w:proofErr w:type="spellStart"/>
+                      <w:r>
+                        <w:t>Assets</w:t>
+                      </w:r>
+                      <w:proofErr w:type="spellEnd"/>
+                      <w:r>
+                        <w:t xml:space="preserve"> mappa szerkezete</w:t>
+                      </w:r>
+                    </w:p>
+                  </w:txbxContent>
+                </v:textbox>
+                <w10:wrap type="tight"/>
+              </v:shape>
+            </w:pict>
+          </mc:Fallback>
+        </mc:AlternateContent>
+      </w:r>
+      <w:r>
+        <w:drawing>
+          <wp:anchor distT="0" distB="0" distL="114300" distR="114300" simplePos="0" relativeHeight="251668480" behindDoc="1" locked="0" layoutInCell="1" allowOverlap="1" wp14:anchorId="5AA0DCCA" wp14:editId="1051A14C">
+            <wp:simplePos x="0" y="0"/>
+            <wp:positionH relativeFrom="margin">
+              <wp:posOffset>4324350</wp:posOffset>
+            </wp:positionH>
+            <wp:positionV relativeFrom="paragraph">
+              <wp:posOffset>2525257</wp:posOffset>
+            </wp:positionV>
+            <wp:extent cx="1435100" cy="2669540"/>
+            <wp:effectExtent l="0" t="0" r="0" b="0"/>
+            <wp:wrapTight wrapText="bothSides">
+              <wp:wrapPolygon edited="0">
+                <wp:start x="0" y="0"/>
+                <wp:lineTo x="0" y="21425"/>
+                <wp:lineTo x="21218" y="21425"/>
+                <wp:lineTo x="21218" y="0"/>
+                <wp:lineTo x="0" y="0"/>
+              </wp:wrapPolygon>
+            </wp:wrapTight>
+            <wp:docPr id="1564505984" name="Kép 1"/>
+            <wp:cNvGraphicFramePr>
+              <a:graphicFrameLocks xmlns:a="http://schemas.openxmlformats.org/drawingml/2006/main" noChangeAspect="1"/>
+            </wp:cNvGraphicFramePr>
+            <a:graphic xmlns:a="http://schemas.openxmlformats.org/drawingml/2006/main">
+              <a:graphicData uri="http://schemas.openxmlformats.org/drawingml/2006/picture">
+                <pic:pic xmlns:pic="http://schemas.openxmlformats.org/drawingml/2006/picture">
+                  <pic:nvPicPr>
+                    <pic:cNvPr id="1564505984" name=""/>
+                    <pic:cNvPicPr/>
+                  </pic:nvPicPr>
+                  <pic:blipFill>
+                    <a:blip r:embed="rId16">
+                      <a:extLst>
+                        <a:ext uri="{28A0092B-C50C-407E-A947-70E740481C1C}">
+                          <a14:useLocalDpi xmlns:a14="http://schemas.microsoft.com/office/drawing/2010/main" val="0"/>
+                        </a:ext>
+                      </a:extLst>
+                    </a:blip>
+                    <a:stretch>
+                      <a:fillRect/>
+                    </a:stretch>
+                  </pic:blipFill>
+                  <pic:spPr>
+                    <a:xfrm>
+                      <a:off x="0" y="0"/>
+                      <a:ext cx="1435100" cy="2669540"/>
+                    </a:xfrm>
+                    <a:prstGeom prst="rect">
+                      <a:avLst/>
+                    </a:prstGeom>
+                  </pic:spPr>
+                </pic:pic>
+              </a:graphicData>
+            </a:graphic>
+            <wp14:sizeRelH relativeFrom="margin">
+              <wp14:pctWidth>0</wp14:pctWidth>
+            </wp14:sizeRelH>
+            <wp14:sizeRelV relativeFrom="margin">
+              <wp14:pctHeight>0</wp14:pctHeight>
+            </wp14:sizeRelV>
+          </wp:anchor>
+        </w:drawing>
+      </w:r>
+      <w:r>
+        <w:t xml:space="preserve">Néhány fájl nem csak az osztály definícióját tartalmazza, hanem olyan </w:t>
+      </w:r>
+      <w:proofErr w:type="spellStart"/>
+      <w:r>
+        <w:t>custom</w:t>
+      </w:r>
+      <w:proofErr w:type="spellEnd"/>
+      <w:r>
+        <w:t xml:space="preserve"> típusokat is, amelyek segítik a </w:t>
+      </w:r>
+      <w:proofErr w:type="spellStart"/>
+      <w:r>
+        <w:t>json</w:t>
+      </w:r>
+      <w:proofErr w:type="spellEnd"/>
+      <w:r>
+        <w:t xml:space="preserve"> fájlok írását és olvasását. Ilyen típusok szerepelnek a </w:t>
+      </w:r>
+      <w:proofErr w:type="spellStart"/>
+      <w:r>
+        <w:t>Saver</w:t>
+      </w:r>
+      <w:proofErr w:type="spellEnd"/>
+      <w:r>
+        <w:t xml:space="preserve"> osztály mellett, a </w:t>
+      </w:r>
+      <w:proofErr w:type="spellStart"/>
+      <w:r>
+        <w:t>StarController</w:t>
+      </w:r>
+      <w:proofErr w:type="spellEnd"/>
+      <w:r>
+        <w:t xml:space="preserve"> mellett, illetve a </w:t>
+      </w:r>
+      <w:proofErr w:type="spellStart"/>
+      <w:r>
+        <w:t>TileMapController</w:t>
+      </w:r>
+      <w:proofErr w:type="spellEnd"/>
+      <w:r>
+        <w:t xml:space="preserve"> mellett is. Ezekhez az összetett típusokhoz nem láttam szükségét külön fájlt létrehozni, így oda raktam őket, ahol használatuk alapján logikusnak éreztem. A „</w:t>
+      </w:r>
+      <w:proofErr w:type="spellStart"/>
+      <w:r>
+        <w:t>StarController.cs</w:t>
+      </w:r>
+      <w:proofErr w:type="spellEnd"/>
+      <w:r>
+        <w:t xml:space="preserve">” tartalmazza a </w:t>
+      </w:r>
+      <w:proofErr w:type="spellStart"/>
+      <w:r>
+        <w:t>StarCollection</w:t>
+      </w:r>
+      <w:proofErr w:type="spellEnd"/>
+      <w:r>
+        <w:t xml:space="preserve"> osztályt, ami segíti a gyűjtött csillagok kezelését, illetve mentését. A </w:t>
+      </w:r>
+      <w:proofErr w:type="spellStart"/>
+      <w:r>
+        <w:t>Saver</w:t>
+      </w:r>
+      <w:proofErr w:type="spellEnd"/>
+      <w:r>
+        <w:t xml:space="preserve"> osztály mellett </w:t>
+      </w:r>
+      <w:proofErr w:type="spellStart"/>
+      <w:r>
+        <w:t>találtahó</w:t>
+      </w:r>
+      <w:proofErr w:type="spellEnd"/>
+      <w:r>
+        <w:t xml:space="preserve"> egy </w:t>
+      </w:r>
+      <w:proofErr w:type="spellStart"/>
+      <w:r>
+        <w:t>OptionSave</w:t>
+      </w:r>
+      <w:proofErr w:type="spellEnd"/>
+      <w:r>
+        <w:t xml:space="preserve"> </w:t>
+      </w:r>
+      <w:proofErr w:type="spellStart"/>
+      <w:r>
+        <w:t>struct</w:t>
+      </w:r>
+      <w:proofErr w:type="spellEnd"/>
+      <w:r>
+        <w:t xml:space="preserve"> szerkezet, amely az alapbeállítások és a csillagok adatait tárolja mentés céljából. </w:t>
+      </w:r>
+      <w:r>
+        <w:t>A „</w:t>
+      </w:r>
+      <w:proofErr w:type="spellStart"/>
+      <w:r>
+        <w:t>TileMapController.cs</w:t>
+      </w:r>
+      <w:proofErr w:type="spellEnd"/>
+      <w:r>
+        <w:t xml:space="preserve">” több saját osztályt tartalmaz, ezek közül a </w:t>
+      </w:r>
+      <w:proofErr w:type="spellStart"/>
+      <w:r>
+        <w:t>LevelData</w:t>
+      </w:r>
+      <w:proofErr w:type="spellEnd"/>
+      <w:r>
+        <w:t xml:space="preserve"> osztály adja a pályákat tároló fájlok szerkezetét. Ennek az osztálynak a változóiba töltődik be a </w:t>
+      </w:r>
+      <w:proofErr w:type="spellStart"/>
+      <w:r>
+        <w:t>json</w:t>
+      </w:r>
+      <w:proofErr w:type="spellEnd"/>
+      <w:r>
+        <w:t xml:space="preserve"> fájlban pálya adatok. Tartalmazza listában a karakterek, csillagok és az összes </w:t>
+      </w:r>
+      <w:proofErr w:type="spellStart"/>
+      <w:r>
+        <w:t>tilemap</w:t>
+      </w:r>
+      <w:proofErr w:type="spellEnd"/>
+      <w:r>
+        <w:t xml:space="preserve"> réteg elemeinek pozícióját, emellett a betöltendő </w:t>
+      </w:r>
+      <w:proofErr w:type="spellStart"/>
+      <w:r>
+        <w:t>tile</w:t>
+      </w:r>
+      <w:proofErr w:type="spellEnd"/>
+      <w:r>
+        <w:t>-ok neveit is. Két speciális szerkezetben van tárolva a betöltendő gombok és kapuk adatai. A gomboknál listában tárolva van mely kapukat aktiválják, a kapuknál pedig, hogy milyen szögben vannak elforgatva.</w:t>
+      </w:r>
+      <w:r>
+        <w:rPr>
+          <w:noProof/>
+        </w:rPr>
+        <w:t xml:space="preserve"> </w:t>
+      </w:r>
+    </w:p>
+    <w:p>
+      <w:proofErr w:type="spellStart"/>
+      <w:r>
+        <w:t>Unity</w:t>
+      </w:r>
+      <w:proofErr w:type="spellEnd"/>
+      <w:r>
+        <w:t xml:space="preserve"> projekt a </w:t>
+      </w:r>
+      <w:proofErr w:type="spellStart"/>
+      <w:r>
+        <w:t>UnityHub</w:t>
+      </w:r>
+      <w:proofErr w:type="spellEnd"/>
+      <w:r>
+        <w:t xml:space="preserve"> program segítségével lett generálva. A </w:t>
+      </w:r>
+      <w:proofErr w:type="spellStart"/>
+      <w:r>
+        <w:t>build</w:t>
+      </w:r>
+      <w:proofErr w:type="spellEnd"/>
+      <w:r>
+        <w:t xml:space="preserve"> előtti állapotban az </w:t>
+      </w:r>
+      <w:proofErr w:type="spellStart"/>
+      <w:r>
+        <w:t>Assets</w:t>
+      </w:r>
+      <w:proofErr w:type="spellEnd"/>
+      <w:r>
+        <w:t xml:space="preserve"> mappa tartalmaz minden általam készített fájlt a programhoz. A </w:t>
+      </w:r>
+      <w:proofErr w:type="spellStart"/>
+      <w:r>
+        <w:t>Custom</w:t>
+      </w:r>
+      <w:proofErr w:type="spellEnd"/>
+      <w:r>
+        <w:t xml:space="preserve"> </w:t>
+      </w:r>
+      <w:proofErr w:type="spellStart"/>
+      <w:r>
+        <w:t>Tiles</w:t>
+      </w:r>
+      <w:proofErr w:type="spellEnd"/>
+      <w:r>
+        <w:t xml:space="preserve"> mappa tartalmazza a korábban már megemlített </w:t>
+      </w:r>
+      <w:proofErr w:type="spellStart"/>
+      <w:r>
+        <w:t>Custom</w:t>
+      </w:r>
+      <w:proofErr w:type="spellEnd"/>
+      <w:r>
+        <w:t xml:space="preserve"> </w:t>
+      </w:r>
+      <w:proofErr w:type="spellStart"/>
+      <w:r>
+        <w:t>Tile</w:t>
+      </w:r>
+      <w:proofErr w:type="spellEnd"/>
+      <w:r>
+        <w:t xml:space="preserve"> saját típusból készült objektumokat, amelyek különböző scriptekhez vannak csatolva. A </w:t>
+      </w:r>
+      <w:proofErr w:type="spellStart"/>
+      <w:r>
+        <w:lastRenderedPageBreak/>
+        <w:t>Prefebs</w:t>
+      </w:r>
+      <w:proofErr w:type="spellEnd"/>
+      <w:r>
+        <w:t xml:space="preserve"> mappa tartalmazza az olyan </w:t>
+      </w:r>
+      <w:proofErr w:type="spellStart"/>
+      <w:r>
+        <w:t>Unitys</w:t>
+      </w:r>
+      <w:proofErr w:type="spellEnd"/>
+      <w:r>
+        <w:t xml:space="preserve"> </w:t>
+      </w:r>
+      <w:proofErr w:type="spellStart"/>
+      <w:proofErr w:type="gramStart"/>
+      <w:r>
+        <w:t>gameobjekt-eket</w:t>
+      </w:r>
+      <w:proofErr w:type="spellEnd"/>
+      <w:proofErr w:type="gramEnd"/>
+      <w:r>
+        <w:t xml:space="preserve"> amelyek bizonyos komponensekkel, scriptekkel vannak ellátva, akár előre beállított értékekkel. Ezeket a </w:t>
+      </w:r>
+      <w:proofErr w:type="spellStart"/>
+      <w:r>
+        <w:t>prefeb-eket</w:t>
+      </w:r>
+      <w:proofErr w:type="spellEnd"/>
+      <w:r>
+        <w:t xml:space="preserve"> hozzáadva scriptekhez, létrehozható másolat ezekről a </w:t>
+      </w:r>
+      <w:proofErr w:type="spellStart"/>
+      <w:r>
+        <w:t>gamobject-ekről</w:t>
+      </w:r>
+      <w:proofErr w:type="spellEnd"/>
+      <w:r>
+        <w:t xml:space="preserve"> kódból, hogy új elemek legyenek hozzáadva a program felületéhez futás közben.</w:t>
+      </w:r>
+      <w:r>
+        <w:t xml:space="preserve"> Ilyen </w:t>
+      </w:r>
+      <w:proofErr w:type="spellStart"/>
+      <w:r>
+        <w:t>prefeb</w:t>
+      </w:r>
+      <w:proofErr w:type="spellEnd"/>
+      <w:r>
+        <w:t xml:space="preserve">-ek a karakterekhez, a különböző színű kapukhoz és a csillaghoz vannak elkészítve. Mellettük található egy </w:t>
+      </w:r>
+      <w:proofErr w:type="spellStart"/>
+      <w:r>
+        <w:t>Animations</w:t>
+      </w:r>
+      <w:proofErr w:type="spellEnd"/>
+      <w:r>
+        <w:t xml:space="preserve"> mappa is</w:t>
+      </w:r>
+      <w:r>
+        <w:t>,</w:t>
+      </w:r>
+      <w:r>
+        <w:t xml:space="preserve"> ami a kapukhoz</w:t>
+      </w:r>
+      <w:r>
+        <w:t>,</w:t>
+      </w:r>
+      <w:r>
+        <w:t xml:space="preserve"> illetve a csillaghoz tartozó animációkat leíró fájlokat tartalmazza.</w:t>
+      </w:r>
+      <w:r>
+        <w:t xml:space="preserve"> A </w:t>
+      </w:r>
+      <w:proofErr w:type="spellStart"/>
+      <w:r>
+        <w:t>Scenes</w:t>
+      </w:r>
+      <w:proofErr w:type="spellEnd"/>
+      <w:r>
+        <w:t xml:space="preserve"> mappa tárolja a három jelenetet, amit a program használ. Külön van a menü és a két játékmód</w:t>
+      </w:r>
+      <w:r>
+        <w:t xml:space="preserve">. A </w:t>
+      </w:r>
+      <w:proofErr w:type="spellStart"/>
+      <w:r>
+        <w:t>Sprites</w:t>
+      </w:r>
+      <w:proofErr w:type="spellEnd"/>
+      <w:r>
+        <w:t xml:space="preserve"> mappa tartalmazza a képeket, ábrákat, amiket használtam a program készítéséhez. Ezek többségét én készítettem a programhoz. A </w:t>
+      </w:r>
+      <w:proofErr w:type="spellStart"/>
+      <w:r>
+        <w:t>StreamingAssets</w:t>
+      </w:r>
+      <w:proofErr w:type="spellEnd"/>
+      <w:r>
+        <w:t xml:space="preserve"> mappa speciális tulajdonsággal bír </w:t>
+      </w:r>
+      <w:proofErr w:type="gramStart"/>
+      <w:r>
+        <w:t>a</w:t>
+      </w:r>
+      <w:proofErr w:type="gramEnd"/>
+      <w:r>
+        <w:t xml:space="preserve"> </w:t>
+      </w:r>
+      <w:proofErr w:type="spellStart"/>
+      <w:r>
+        <w:t>unityben</w:t>
+      </w:r>
+      <w:proofErr w:type="spellEnd"/>
+      <w:r>
+        <w:t xml:space="preserve">, ugyanis tartalma </w:t>
+      </w:r>
+      <w:proofErr w:type="spellStart"/>
+      <w:r>
+        <w:t>build-eléskor</w:t>
+      </w:r>
+      <w:proofErr w:type="spellEnd"/>
+      <w:r>
+        <w:t xml:space="preserve"> átkerül a </w:t>
+      </w:r>
+      <w:proofErr w:type="spellStart"/>
+      <w:r>
+        <w:t>build</w:t>
+      </w:r>
+      <w:proofErr w:type="spellEnd"/>
+      <w:r>
+        <w:t xml:space="preserve"> adatai közé. Ebbe készítettem és itt tárolom a pályák </w:t>
+      </w:r>
+      <w:proofErr w:type="spellStart"/>
+      <w:r>
+        <w:t>json</w:t>
+      </w:r>
+      <w:proofErr w:type="spellEnd"/>
+      <w:r>
+        <w:t xml:space="preserve"> fájljait egy </w:t>
+      </w:r>
+      <w:proofErr w:type="spellStart"/>
+      <w:r>
+        <w:t>Maps</w:t>
+      </w:r>
+      <w:proofErr w:type="spellEnd"/>
+      <w:r>
+        <w:t xml:space="preserve"> almappában. A </w:t>
+      </w:r>
+      <w:proofErr w:type="spellStart"/>
+      <w:r>
+        <w:t>TileMapAssets</w:t>
+      </w:r>
+      <w:proofErr w:type="spellEnd"/>
+      <w:r>
+        <w:t xml:space="preserve"> tartalmazza a </w:t>
+      </w:r>
+      <w:proofErr w:type="spellStart"/>
+      <w:r>
+        <w:t>tilemap</w:t>
+      </w:r>
+      <w:proofErr w:type="spellEnd"/>
+      <w:r>
+        <w:t xml:space="preserve"> készítéséhez használt paletta megfogalmazását és bizonyos elemit. Végül a </w:t>
+      </w:r>
+      <w:proofErr w:type="spellStart"/>
+      <w:r>
+        <w:t>Scripts</w:t>
+      </w:r>
+      <w:proofErr w:type="spellEnd"/>
+      <w:r>
+        <w:t xml:space="preserve"> mappa tartalmazza a .</w:t>
+      </w:r>
+      <w:proofErr w:type="spellStart"/>
+      <w:r>
+        <w:t>cs</w:t>
+      </w:r>
+      <w:proofErr w:type="spellEnd"/>
+      <w:r>
+        <w:t xml:space="preserve"> fájlokat, amelyek a program működésének alapjai.</w:t>
+      </w:r>
+    </w:p>
+    <w:p>
+      <w:r>
+        <w:t xml:space="preserve">A </w:t>
+      </w:r>
+      <w:proofErr w:type="spellStart"/>
+      <w:r>
+        <w:t>UnityHubon</w:t>
+      </w:r>
+      <w:proofErr w:type="spellEnd"/>
+      <w:r>
+        <w:t xml:space="preserve"> keresztül megnyitva a projektet lehet </w:t>
+      </w:r>
+      <w:proofErr w:type="spellStart"/>
+      <w:r>
+        <w:t>buildelni</w:t>
+      </w:r>
+      <w:proofErr w:type="spellEnd"/>
+      <w:r>
+        <w:t xml:space="preserve"> azt. Ezt már elvégeztem</w:t>
+      </w:r>
+      <w:r>
+        <w:t>,</w:t>
+      </w:r>
+      <w:r>
+        <w:t xml:space="preserve"> így jött létre a </w:t>
+      </w:r>
+      <w:proofErr w:type="spellStart"/>
+      <w:r>
+        <w:t>Build</w:t>
+      </w:r>
+      <w:proofErr w:type="spellEnd"/>
+      <w:r>
+        <w:t xml:space="preserve"> mappa tartalma. </w:t>
+      </w:r>
+      <w:r>
+        <w:t xml:space="preserve">Felbontással és ablakmóddal kapcsolatos beállítások miatt csak Windows rendszeren fut a program. A </w:t>
+      </w:r>
+      <w:proofErr w:type="spellStart"/>
+      <w:r>
+        <w:t>buildelés</w:t>
+      </w:r>
+      <w:proofErr w:type="spellEnd"/>
+      <w:r>
+        <w:t xml:space="preserve"> egyébként a projekt megnyitása után a File </w:t>
+      </w:r>
+      <w:r>
+        <w:t>&gt;</w:t>
+      </w:r>
+      <w:r>
+        <w:t xml:space="preserve"> </w:t>
+      </w:r>
+      <w:proofErr w:type="spellStart"/>
+      <w:r>
+        <w:t>Build</w:t>
+      </w:r>
+      <w:proofErr w:type="spellEnd"/>
+      <w:r>
+        <w:t xml:space="preserve"> and </w:t>
+      </w:r>
+      <w:proofErr w:type="spellStart"/>
+      <w:r>
+        <w:t>Run</w:t>
+      </w:r>
+      <w:proofErr w:type="spellEnd"/>
+      <w:r>
+        <w:t xml:space="preserve"> opcióval vagy a </w:t>
+      </w:r>
+      <w:proofErr w:type="spellStart"/>
+      <w:r>
+        <w:t>Build</w:t>
+      </w:r>
+      <w:proofErr w:type="spellEnd"/>
+      <w:r>
+        <w:t xml:space="preserve"> </w:t>
+      </w:r>
+      <w:proofErr w:type="spellStart"/>
+      <w:r>
+        <w:t>Settings</w:t>
+      </w:r>
+      <w:proofErr w:type="spellEnd"/>
+      <w:r>
+        <w:t xml:space="preserve">… -en belül a </w:t>
+      </w:r>
+      <w:proofErr w:type="spellStart"/>
+      <w:r>
+        <w:t>Build</w:t>
+      </w:r>
+      <w:proofErr w:type="spellEnd"/>
+      <w:r>
+        <w:t xml:space="preserve"> vagy </w:t>
+      </w:r>
+      <w:proofErr w:type="spellStart"/>
+      <w:r>
+        <w:t>Build</w:t>
+      </w:r>
+      <w:proofErr w:type="spellEnd"/>
+      <w:r>
+        <w:t xml:space="preserve"> and </w:t>
+      </w:r>
+      <w:proofErr w:type="spellStart"/>
+      <w:r>
+        <w:t>Run</w:t>
+      </w:r>
+      <w:proofErr w:type="spellEnd"/>
+      <w:r>
+        <w:t xml:space="preserve"> gombbal hajtható végre.</w:t>
+      </w:r>
+      <w:r>
+        <w:t xml:space="preserve"> A program futtatásához a </w:t>
+      </w:r>
+      <w:proofErr w:type="spellStart"/>
+      <w:r>
+        <w:t>Build</w:t>
+      </w:r>
+      <w:proofErr w:type="spellEnd"/>
+      <w:r>
+        <w:t xml:space="preserve"> mappa tartalmán kívül másra nincs szükség a működés szempontjából.</w:t>
+      </w:r>
+    </w:p>
+    <w:p>
+      <w:r>
+        <w:t xml:space="preserve">A program kódjának bizonyos részeinek tesztelésére </w:t>
+      </w:r>
+      <w:r>
+        <w:t xml:space="preserve">a </w:t>
+      </w:r>
+      <w:proofErr w:type="spellStart"/>
+      <w:r>
+        <w:t>Unityben</w:t>
+      </w:r>
+      <w:proofErr w:type="spellEnd"/>
+      <w:r>
+        <w:t xml:space="preserve"> speciális </w:t>
+      </w:r>
+      <w:proofErr w:type="spellStart"/>
+      <w:r>
+        <w:t>EditTeszt-ekkel</w:t>
+      </w:r>
+      <w:proofErr w:type="spellEnd"/>
+      <w:r>
+        <w:t xml:space="preserve"> végeztem el. Ezekkel a program futása nélkül tesztelhetők bizonyos funkciók. Az ehhez megírt teszteket a </w:t>
+      </w:r>
+      <w:proofErr w:type="spellStart"/>
+      <w:r>
+        <w:t>Scripts</w:t>
+      </w:r>
+      <w:proofErr w:type="spellEnd"/>
+      <w:r>
+        <w:t xml:space="preserve"> mappán belül található Editor/</w:t>
+      </w:r>
+      <w:proofErr w:type="spellStart"/>
+      <w:r>
+        <w:t>Tests</w:t>
+      </w:r>
+      <w:proofErr w:type="spellEnd"/>
+      <w:r>
+        <w:t xml:space="preserve"> almappában szereplő script tartalmazza. A program más funkcióit nehéz lett volna megoldani hasonló tesztekkel, így ismerősei</w:t>
+      </w:r>
+      <w:r>
+        <w:t>m</w:t>
+      </w:r>
+      <w:r>
+        <w:t>nek küldtem el a programot kipróbálásra.</w:t>
       </w:r>
     </w:p>
     <w:p>
@@ -2463,7 +4016,7 @@
         <w:spacing w:before="24000"/>
         <w:ind w:left="431" w:hanging="431"/>
       </w:pPr>
-      <w:bookmarkStart w:id="3" w:name="_Toc87521356"/>
+      <w:bookmarkStart w:id="3" w:name="_Toc228099599"/>
       <w:r>
         <w:lastRenderedPageBreak/>
         <w:t>Összefoglalás és tovább</w:t>
@@ -2472,18 +4025,147 @@
         <w:t>i fejlesztési lehetőségek</w:t>
       </w:r>
       <w:bookmarkEnd w:id="3"/>
+    </w:p>
+    <w:p>
+      <w:r>
+        <w:t xml:space="preserve">A program egy baráttal, vagy egyedüli időtöltésre készített játék, amely tizenöt egyjátékos és tizenöt többjátékos pályát tartalma. </w:t>
+      </w:r>
+      <w:r>
+        <w:t>Kellemes háttérzene van a program futása közben, aminek hangerejét beállításokban személyre lehet szabni. Egy pályát kiválasztva az ajtó elérése a cél, miközben ki kell kerülni a tüskéket és össze kell gyűjteni a csillagokat. Pályák teljesítése során olvashatók a történet egyes részletei.</w:t>
+      </w:r>
+    </w:p>
+    <w:p>
+      <w:r>
+        <w:t xml:space="preserve">A programot a </w:t>
+      </w:r>
+      <w:proofErr w:type="spellStart"/>
+      <w:r>
+        <w:t>Unity</w:t>
+      </w:r>
+      <w:proofErr w:type="spellEnd"/>
+      <w:r>
+        <w:t xml:space="preserve"> játékmotor és fejlesztői környezet segítségével hoztam létre, ahol C# nyelven írtam a forráskódot. A program készítés során felhasznált képek, ábrák kilencven százalékát magam készített, hogy egy egyedi világot alkossak a játéknak.</w:t>
+      </w:r>
+    </w:p>
+    <w:p>
+      <w:r>
+        <w:t>A pályák készítéséhez olyan függvényeket írtam</w:t>
+      </w:r>
+      <w:r>
+        <w:t>,</w:t>
+      </w:r>
+      <w:r>
+        <w:t xml:space="preserve"> amelyek segítettek a program futása közben betölteni a felületről a </w:t>
+      </w:r>
+      <w:proofErr w:type="spellStart"/>
+      <w:r>
+        <w:t>tilemap</w:t>
+      </w:r>
+      <w:proofErr w:type="spellEnd"/>
+      <w:r>
+        <w:t>-ek elemeit</w:t>
+      </w:r>
+      <w:r>
+        <w:t>,</w:t>
+      </w:r>
+      <w:r>
+        <w:t xml:space="preserve"> majd azokat egy saját adatszerkezetbe </w:t>
+      </w:r>
+      <w:r>
+        <w:t>betöltve</w:t>
+      </w:r>
+      <w:r>
+        <w:t xml:space="preserve"> elmenteni egy fájlba</w:t>
+      </w:r>
+      <w:r>
+        <w:t>. Ezeknek a függvényeknek segítségével akár később bővíthető a program olyan lehetőségekkel</w:t>
+      </w:r>
+      <w:r>
+        <w:t>,</w:t>
+      </w:r>
+      <w:r>
+        <w:t xml:space="preserve"> ahol saját pályákat lehet készíteni, bár ehhez további új függvények is szükségesek lennének.</w:t>
+      </w:r>
+      <w:r>
+        <w:t xml:space="preserve"> A jelenleg megírt mentésre szolgáló függvények a </w:t>
+      </w:r>
+      <w:proofErr w:type="spellStart"/>
+      <w:r>
+        <w:t>TileMapController</w:t>
+      </w:r>
+      <w:proofErr w:type="spellEnd"/>
+      <w:r>
+        <w:t xml:space="preserve"> osztályban található </w:t>
+      </w:r>
+      <w:proofErr w:type="spellStart"/>
+      <w:r>
+        <w:t>edit</w:t>
+      </w:r>
+      <w:proofErr w:type="spellEnd"/>
+      <w:r>
+        <w:t xml:space="preserve"> változó igaz értéke esetén hívhatók meg </w:t>
+      </w:r>
+      <w:proofErr w:type="spellStart"/>
+      <w:r>
+        <w:t>Ctrl</w:t>
+      </w:r>
+      <w:proofErr w:type="spellEnd"/>
+      <w:r>
+        <w:t xml:space="preserve"> + R és </w:t>
+      </w:r>
+      <w:proofErr w:type="spellStart"/>
+      <w:r>
+        <w:t>Ctrl</w:t>
+      </w:r>
+      <w:proofErr w:type="spellEnd"/>
+      <w:r>
+        <w:t xml:space="preserve"> + F gombokkal. A korábbi gombkombináció betölti a különböző </w:t>
+      </w:r>
+      <w:proofErr w:type="spellStart"/>
+      <w:r>
+        <w:t>tilemap</w:t>
+      </w:r>
+      <w:proofErr w:type="spellEnd"/>
+      <w:r>
+        <w:t xml:space="preserve"> rétegeken szereplő pályaelemek adatait az osztályokban tárolt változókba, majd a </w:t>
+      </w:r>
+      <w:proofErr w:type="spellStart"/>
+      <w:r>
+        <w:t>Ctrl</w:t>
+      </w:r>
+      <w:proofErr w:type="spellEnd"/>
+      <w:r>
+        <w:t xml:space="preserve"> + F fájlba írja azokat. Bizonyos beállításokat kézzel kell megadni a teljes működéshez ezért lett szétválasztva ez a két funkció. Ha esetleg nincs betöltve semmi, akkor a mentés előtt lefut a betöltéshez használt függvény is. </w:t>
+      </w:r>
+      <w:r>
+        <w:t xml:space="preserve">Jelenleg a pálya „rajzolás” -hoz nincs készítve függvény, ezt a funkciót a </w:t>
+      </w:r>
+      <w:proofErr w:type="spellStart"/>
+      <w:r>
+        <w:t>U</w:t>
+      </w:r>
+      <w:r>
+        <w:t>nity</w:t>
+      </w:r>
+      <w:proofErr w:type="spellEnd"/>
+      <w:r>
+        <w:t xml:space="preserve"> editor</w:t>
+      </w:r>
+      <w:r>
+        <w:t xml:space="preserve"> felületének segítségével</w:t>
+      </w:r>
+      <w:r>
+        <w:t xml:space="preserve"> végeztem el.</w:t>
+      </w:r>
     </w:p>
     <w:p/>
     <w:p>
-      <w:r>
-        <w:br w:type="page"/>
-      </w:r>
-    </w:p>
-    <w:p>
       <w:pPr>
         <w:pStyle w:val="Cmsor1"/>
+        <w:spacing w:before="24000"/>
+        <w:ind w:left="431" w:hanging="431"/>
       </w:pPr>
-      <w:bookmarkStart w:id="4" w:name="_Toc87521357"/>
+      <w:bookmarkStart w:id="4" w:name="_Toc228099600"/>
       <w:r>
         <w:lastRenderedPageBreak/>
         <w:t>Irodalomjegyzék</w:t>
@@ -2505,15 +4187,14 @@
         <w:spacing w:after="160" w:line="259" w:lineRule="auto"/>
         <w:jc w:val="left"/>
       </w:pPr>
-      <w:r>
-        <w:br w:type="page"/>
-      </w:r>
     </w:p>
     <w:p>
       <w:pPr>
         <w:pStyle w:val="Cmsor1"/>
+        <w:spacing w:before="24000"/>
+        <w:ind w:left="431" w:hanging="431"/>
       </w:pPr>
-      <w:bookmarkStart w:id="5" w:name="_Toc87521358"/>
+      <w:bookmarkStart w:id="5" w:name="_Toc228099601"/>
       <w:r>
         <w:lastRenderedPageBreak/>
         <w:t>Melléklet</w:t>
@@ -2528,9 +4209,12 @@
         </w:tabs>
       </w:pPr>
       <w:r>
+        <w:rPr>
+          <w:noProof/>
+        </w:rPr>
         <w:drawing>
-          <wp:inline distT="0" distB="0" distL="0" distR="0" wp14:anchorId="1D8FA0A0" wp14:editId="583418ED">
-            <wp:extent cx="5759450" cy="3236595"/>
+          <wp:inline distT="0" distB="0" distL="0" distR="0" wp14:anchorId="1D8FA0A0" wp14:editId="61A3B92F">
+            <wp:extent cx="5760000" cy="3236907"/>
             <wp:effectExtent l="0" t="0" r="0" b="1905"/>
             <wp:docPr id="653652335" name="Kép 1"/>
             <wp:cNvGraphicFramePr>
@@ -2544,7 +4228,7 @@
                     <pic:cNvPicPr/>
                   </pic:nvPicPr>
                   <pic:blipFill>
-                    <a:blip r:embed="rId16"/>
+                    <a:blip r:embed="rId17"/>
                     <a:stretch>
                       <a:fillRect/>
                     </a:stretch>
@@ -2552,7 +4236,7 @@
                   <pic:spPr>
                     <a:xfrm>
                       <a:off x="0" y="0"/>
-                      <a:ext cx="5759450" cy="3236595"/>
+                      <a:ext cx="5760000" cy="3236907"/>
                     </a:xfrm>
                     <a:prstGeom prst="rect">
                       <a:avLst/>
@@ -2565,31 +4249,57 @@
         </w:drawing>
       </w:r>
     </w:p>
+    <w:bookmarkStart w:id="6" w:name="_Ref228097428"/>
     <w:p>
       <w:pPr>
         <w:pStyle w:val="Kpalrs"/>
         <w:jc w:val="both"/>
       </w:pPr>
-      <w:fldSimple w:instr=" SEQ ábra \* ARABIC ">
-        <w:r>
-          <w:rPr>
-            <w:noProof/>
-          </w:rPr>
-          <w:t>4</w:t>
-        </w:r>
-      </w:fldSimple>
-      <w:r>
-        <w:t>. ábra Beállítások fűmenü</w:t>
-      </w:r>
+      <w:r>
+        <w:fldChar w:fldCharType="begin"/>
+      </w:r>
+      <w:r>
+        <w:instrText xml:space="preserve"> SEQ ábra \* ARABIC </w:instrText>
+      </w:r>
+      <w:r>
+        <w:fldChar w:fldCharType="separate"/>
+      </w:r>
+      <w:bookmarkStart w:id="7" w:name="_Ref228097438"/>
+      <w:r>
+        <w:rPr>
+          <w:noProof/>
+        </w:rPr>
+        <w:t>5</w:t>
+      </w:r>
+      <w:bookmarkEnd w:id="7"/>
+      <w:r>
+        <w:rPr>
+          <w:noProof/>
+        </w:rPr>
+        <w:fldChar w:fldCharType="end"/>
+      </w:r>
+      <w:r>
+        <w:t>. ábra Beállítások f</w:t>
+      </w:r>
+      <w:r>
+        <w:t>ő</w:t>
+      </w:r>
+      <w:r>
+        <w:t>menü</w:t>
+      </w:r>
+      <w:bookmarkEnd w:id="6"/>
     </w:p>
     <w:p>
       <w:pPr>
         <w:keepNext/>
       </w:pPr>
       <w:r>
+        <w:rPr>
+          <w:noProof/>
+        </w:rPr>
         <w:drawing>
-          <wp:inline distT="0" distB="0" distL="0" distR="0" wp14:anchorId="5F8704D7" wp14:editId="44CD925A">
-            <wp:extent cx="5759450" cy="3238500"/>
+          <wp:inline distT="0" distB="0" distL="0" distR="0" wp14:anchorId="5F8704D7" wp14:editId="71F0DD05">
+            <wp:extent cx="5760000" cy="3238809"/>
             <wp:effectExtent l="0" t="0" r="0" b="0"/>
             <wp:docPr id="1841728878" name="Kép 1"/>
             <wp:cNvGraphicFramePr>
@@ -2603,7 +4313,82 @@
                     <pic:cNvPicPr/>
                   </pic:nvPicPr>
                   <pic:blipFill>
-                    <a:blip r:embed="rId17"/>
+                    <a:blip r:embed="rId18"/>
+                    <a:stretch>
+                      <a:fillRect/>
+                    </a:stretch>
+                  </pic:blipFill>
+                  <pic:spPr>
+                    <a:xfrm>
+                      <a:off x="0" y="0"/>
+                      <a:ext cx="5760000" cy="3238809"/>
+                    </a:xfrm>
+                    <a:prstGeom prst="rect">
+                      <a:avLst/>
+                    </a:prstGeom>
+                  </pic:spPr>
+                </pic:pic>
+              </a:graphicData>
+            </a:graphic>
+          </wp:inline>
+        </w:drawing>
+      </w:r>
+    </w:p>
+    <w:bookmarkStart w:id="8" w:name="_Ref228097648"/>
+    <w:p>
+      <w:pPr>
+        <w:pStyle w:val="Kpalrs"/>
+        <w:jc w:val="both"/>
+      </w:pPr>
+      <w:r>
+        <w:fldChar w:fldCharType="begin"/>
+      </w:r>
+      <w:r>
+        <w:instrText xml:space="preserve"> SEQ ábra \* ARABIC </w:instrText>
+      </w:r>
+      <w:r>
+        <w:fldChar w:fldCharType="separate"/>
+      </w:r>
+      <w:r>
+        <w:rPr>
+          <w:noProof/>
+        </w:rPr>
+        <w:t>6</w:t>
+      </w:r>
+      <w:r>
+        <w:rPr>
+          <w:noProof/>
+        </w:rPr>
+        <w:fldChar w:fldCharType="end"/>
+      </w:r>
+      <w:r>
+        <w:t>. ábra Játék mód választó panel</w:t>
+      </w:r>
+      <w:bookmarkEnd w:id="8"/>
+    </w:p>
+    <w:p>
+      <w:pPr>
+        <w:keepNext/>
+      </w:pPr>
+      <w:r>
+        <w:lastRenderedPageBreak/>
+        <w:drawing>
+          <wp:inline distT="0" distB="0" distL="0" distR="0" wp14:anchorId="6C0A8208" wp14:editId="518C29E1">
+            <wp:extent cx="5759450" cy="3238500"/>
+            <wp:effectExtent l="0" t="0" r="0" b="0"/>
+            <wp:docPr id="87933078" name="Kép 1"/>
+            <wp:cNvGraphicFramePr>
+              <a:graphicFrameLocks xmlns:a="http://schemas.openxmlformats.org/drawingml/2006/main" noChangeAspect="1"/>
+            </wp:cNvGraphicFramePr>
+            <a:graphic xmlns:a="http://schemas.openxmlformats.org/drawingml/2006/main">
+              <a:graphicData uri="http://schemas.openxmlformats.org/drawingml/2006/picture">
+                <pic:pic xmlns:pic="http://schemas.openxmlformats.org/drawingml/2006/picture">
+                  <pic:nvPicPr>
+                    <pic:cNvPr id="87933078" name=""/>
+                    <pic:cNvPicPr/>
+                  </pic:nvPicPr>
+                  <pic:blipFill>
+                    <a:blip r:embed="rId19"/>
                     <a:stretch>
                       <a:fillRect/>
                     </a:stretch>
@@ -2624,25 +4409,109 @@
         </w:drawing>
       </w:r>
     </w:p>
+    <w:bookmarkStart w:id="9" w:name="_Ref228099537"/>
     <w:p>
       <w:pPr>
         <w:pStyle w:val="Kpalrs"/>
         <w:jc w:val="both"/>
       </w:pPr>
-      <w:fldSimple w:instr=" SEQ ábra \* ARABIC ">
-        <w:r>
-          <w:rPr>
-            <w:noProof/>
-          </w:rPr>
-          <w:t>5</w:t>
-        </w:r>
-      </w:fldSimple>
-      <w:r>
-        <w:t>. ábra Játék mód választó panel</w:t>
-      </w:r>
+      <w:r>
+        <w:fldChar w:fldCharType="begin"/>
+      </w:r>
+      <w:r>
+        <w:instrText xml:space="preserve"> SEQ ábra \* ARABIC </w:instrText>
+      </w:r>
+      <w:r>
+        <w:fldChar w:fldCharType="separate"/>
+      </w:r>
+      <w:r>
+        <w:rPr>
+          <w:noProof/>
+        </w:rPr>
+        <w:t>7</w:t>
+      </w:r>
+      <w:r>
+        <w:fldChar w:fldCharType="end"/>
+      </w:r>
+      <w:r>
+        <w:t>. ábra Többjátékos térkép</w:t>
+      </w:r>
+      <w:bookmarkEnd w:id="9"/>
     </w:p>
+    <w:p>
+      <w:pPr>
+        <w:keepNext/>
+      </w:pPr>
+      <w:r>
+        <w:drawing>
+          <wp:inline distT="0" distB="0" distL="0" distR="0" wp14:anchorId="0A024C00" wp14:editId="001609BE">
+            <wp:extent cx="5759450" cy="3238500"/>
+            <wp:effectExtent l="0" t="0" r="0" b="0"/>
+            <wp:docPr id="1592973777" name="Kép 1"/>
+            <wp:cNvGraphicFramePr>
+              <a:graphicFrameLocks xmlns:a="http://schemas.openxmlformats.org/drawingml/2006/main" noChangeAspect="1"/>
+            </wp:cNvGraphicFramePr>
+            <a:graphic xmlns:a="http://schemas.openxmlformats.org/drawingml/2006/main">
+              <a:graphicData uri="http://schemas.openxmlformats.org/drawingml/2006/picture">
+                <pic:pic xmlns:pic="http://schemas.openxmlformats.org/drawingml/2006/picture">
+                  <pic:nvPicPr>
+                    <pic:cNvPr id="1592973777" name=""/>
+                    <pic:cNvPicPr/>
+                  </pic:nvPicPr>
+                  <pic:blipFill>
+                    <a:blip r:embed="rId20"/>
+                    <a:stretch>
+                      <a:fillRect/>
+                    </a:stretch>
+                  </pic:blipFill>
+                  <pic:spPr>
+                    <a:xfrm>
+                      <a:off x="0" y="0"/>
+                      <a:ext cx="5759450" cy="3238500"/>
+                    </a:xfrm>
+                    <a:prstGeom prst="rect">
+                      <a:avLst/>
+                    </a:prstGeom>
+                  </pic:spPr>
+                </pic:pic>
+              </a:graphicData>
+            </a:graphic>
+          </wp:inline>
+        </w:drawing>
+      </w:r>
+    </w:p>
+    <w:bookmarkStart w:id="10" w:name="_Ref228099570"/>
+    <w:p>
+      <w:pPr>
+        <w:pStyle w:val="Kpalrs"/>
+        <w:jc w:val="both"/>
+      </w:pPr>
+      <w:r>
+        <w:fldChar w:fldCharType="begin"/>
+      </w:r>
+      <w:r>
+        <w:instrText xml:space="preserve"> SEQ ábra \* ARABIC </w:instrText>
+      </w:r>
+      <w:r>
+        <w:fldChar w:fldCharType="separate"/>
+      </w:r>
+      <w:r>
+        <w:rPr>
+          <w:noProof/>
+        </w:rPr>
+        <w:t>8</w:t>
+      </w:r>
+      <w:r>
+        <w:fldChar w:fldCharType="end"/>
+      </w:r>
+      <w:r>
+        <w:t>. ábra Térkép menü</w:t>
+      </w:r>
+      <w:bookmarkEnd w:id="10"/>
+    </w:p>
+    <w:p/>
     <w:sectPr>
-      <w:footerReference w:type="default" r:id="rId18"/>
+      <w:footerReference w:type="default" r:id="rId21"/>
       <w:pgSz w:w="11906" w:h="16838"/>
       <w:pgMar w:top="1418" w:right="1418" w:bottom="1418" w:left="1418" w:header="709" w:footer="709" w:gutter="0"/>
       <w:pgNumType w:start="1"/>

--- a/Szakdolgozat.docx
+++ b/Szakdolgozat.docx
@@ -1435,13 +1435,13 @@
           <w:i/>
           <w:iCs/>
         </w:rPr>
+        <w:instrText xml:space="preserve"> \* MERGEFORMAT </w:instrText>
       </w:r>
       <w:r>
         <w:rPr>
           <w:i/>
           <w:iCs/>
         </w:rPr>
-        <w:instrText xml:space="preserve"> \* MERGEFORMAT </w:instrText>
       </w:r>
       <w:r>
         <w:rPr>
@@ -1507,20 +1507,13 @@
           <w:i/>
           <w:iCs/>
         </w:rPr>
-        <w:instrText xml:space="preserve"> REF _Ref228097428 \h </w:instrText>
+        <w:instrText xml:space="preserve"> REF _Ref228097428 \h  \* MERGEFORMAT </w:instrText>
       </w:r>
       <w:r>
         <w:rPr>
           <w:i/>
           <w:iCs/>
         </w:rPr>
-      </w:r>
-      <w:r>
-        <w:rPr>
-          <w:i/>
-          <w:iCs/>
-        </w:rPr>
-        <w:instrText xml:space="preserve"> \* MERGEFORMAT </w:instrText>
       </w:r>
       <w:r>
         <w:rPr>
@@ -2003,13 +1996,13 @@
           <w:i/>
           <w:iCs/>
         </w:rPr>
+        <w:instrText xml:space="preserve"> \* MERGEFORMAT </w:instrText>
       </w:r>
       <w:r>
         <w:rPr>
           <w:i/>
           <w:iCs/>
         </w:rPr>
-        <w:instrText xml:space="preserve"> \* MERGEFORMAT </w:instrText>
       </w:r>
       <w:r>
         <w:rPr>
@@ -2081,13 +2074,13 @@
           <w:i/>
           <w:iCs/>
         </w:rPr>
+        <w:instrText xml:space="preserve"> \* MERGEFORMAT </w:instrText>
       </w:r>
       <w:r>
         <w:rPr>
           <w:i/>
           <w:iCs/>
         </w:rPr>
-        <w:instrText xml:space="preserve"> \* MERGEFORMAT </w:instrText>
       </w:r>
       <w:r>
         <w:rPr>
@@ -3254,20 +3247,170 @@
       </w:r>
     </w:p>
     <w:p>
-      <w:r>
+      <w:pPr>
         <w:rPr>
           <w:noProof/>
         </w:rPr>
+      </w:pPr>
+      <w:r>
+        <w:t xml:space="preserve">Néhány fájl nem csak az osztály definícióját tartalmazza, hanem olyan </w:t>
+      </w:r>
+      <w:proofErr w:type="spellStart"/>
+      <w:r>
+        <w:t>custom</w:t>
+      </w:r>
+      <w:proofErr w:type="spellEnd"/>
+      <w:r>
+        <w:t xml:space="preserve"> típusokat is, amelyek segítik a </w:t>
+      </w:r>
+      <w:proofErr w:type="spellStart"/>
+      <w:r>
+        <w:t>json</w:t>
+      </w:r>
+      <w:proofErr w:type="spellEnd"/>
+      <w:r>
+        <w:t xml:space="preserve"> fájlok írását és olvasását. Ilyen típusok szerepelnek a </w:t>
+      </w:r>
+      <w:proofErr w:type="spellStart"/>
+      <w:r>
+        <w:t>Saver</w:t>
+      </w:r>
+      <w:proofErr w:type="spellEnd"/>
+      <w:r>
+        <w:t xml:space="preserve"> osztály mellett, a </w:t>
+      </w:r>
+      <w:proofErr w:type="spellStart"/>
+      <w:r>
+        <w:t>StarController</w:t>
+      </w:r>
+      <w:proofErr w:type="spellEnd"/>
+      <w:r>
+        <w:t xml:space="preserve"> mellett, illetve a </w:t>
+      </w:r>
+      <w:proofErr w:type="spellStart"/>
+      <w:r>
+        <w:t>TileMapController</w:t>
+      </w:r>
+      <w:proofErr w:type="spellEnd"/>
+      <w:r>
+        <w:t xml:space="preserve"> mellett is. Ezekhez az összetett típusokhoz nem láttam szükségét külön fájlt létrehozni, így oda raktam őket, ahol használatuk alapján logikusnak éreztem. A „</w:t>
+      </w:r>
+      <w:proofErr w:type="spellStart"/>
+      <w:r>
+        <w:t>StarController.cs</w:t>
+      </w:r>
+      <w:proofErr w:type="spellEnd"/>
+      <w:r>
+        <w:t xml:space="preserve">” tartalmazza a </w:t>
+      </w:r>
+      <w:proofErr w:type="spellStart"/>
+      <w:r>
+        <w:t>StarCollection</w:t>
+      </w:r>
+      <w:proofErr w:type="spellEnd"/>
+      <w:r>
+        <w:t xml:space="preserve"> osztályt, ami segíti a gyűjtött csillagok kezelését, illetve mentését. A </w:t>
+      </w:r>
+      <w:proofErr w:type="spellStart"/>
+      <w:r>
+        <w:t>Saver</w:t>
+      </w:r>
+      <w:proofErr w:type="spellEnd"/>
+      <w:r>
+        <w:t xml:space="preserve"> osztály mellett </w:t>
+      </w:r>
+      <w:proofErr w:type="spellStart"/>
+      <w:r>
+        <w:t>találtahó</w:t>
+      </w:r>
+      <w:proofErr w:type="spellEnd"/>
+      <w:r>
+        <w:t xml:space="preserve"> egy </w:t>
+      </w:r>
+      <w:proofErr w:type="spellStart"/>
+      <w:r>
+        <w:t>OptionSave</w:t>
+      </w:r>
+      <w:proofErr w:type="spellEnd"/>
+      <w:r>
+        <w:t xml:space="preserve"> </w:t>
+      </w:r>
+      <w:proofErr w:type="spellStart"/>
+      <w:r>
+        <w:t>struct</w:t>
+      </w:r>
+      <w:proofErr w:type="spellEnd"/>
+      <w:r>
+        <w:t xml:space="preserve"> szerkezet, amely az alapbeállítások és a csillagok adatait tárolja mentés céljából. </w:t>
+      </w:r>
+      <w:r>
+        <w:t>A „</w:t>
+      </w:r>
+      <w:proofErr w:type="spellStart"/>
+      <w:r>
+        <w:t>TileMapController.cs</w:t>
+      </w:r>
+      <w:proofErr w:type="spellEnd"/>
+      <w:r>
+        <w:t xml:space="preserve">” több saját osztályt tartalmaz, ezek közül a </w:t>
+      </w:r>
+      <w:proofErr w:type="spellStart"/>
+      <w:r>
+        <w:t>LevelData</w:t>
+      </w:r>
+      <w:proofErr w:type="spellEnd"/>
+      <w:r>
+        <w:t xml:space="preserve"> osztály adja a pályákat tároló fájlok szerkezetét. Ennek az osztálynak a változóiba töltődik be a </w:t>
+      </w:r>
+      <w:proofErr w:type="spellStart"/>
+      <w:r>
+        <w:t>json</w:t>
+      </w:r>
+      <w:proofErr w:type="spellEnd"/>
+      <w:r>
+        <w:t xml:space="preserve"> fájlban pálya adatok. Tartalmazza listában a karakterek, csillagok és az összes </w:t>
+      </w:r>
+      <w:proofErr w:type="spellStart"/>
+      <w:r>
+        <w:t>tilemap</w:t>
+      </w:r>
+      <w:proofErr w:type="spellEnd"/>
+      <w:r>
+        <w:t xml:space="preserve"> réteg elemeinek pozícióját, emellett a betöltendő </w:t>
+      </w:r>
+      <w:proofErr w:type="spellStart"/>
+      <w:r>
+        <w:t>tile</w:t>
+      </w:r>
+      <w:proofErr w:type="spellEnd"/>
+      <w:r>
+        <w:t>-ok neveit is. Két speciális szerkezetben van tárolva a betöltendő gombok és kapuk adatai. A gomboknál listában tárolva van mely kapukat aktiválják, a kapuknál pedig, hogy milyen szögben vannak elforgatva.</w:t>
+      </w:r>
+    </w:p>
+    <w:p>
+      <w:r>
+        <w:rPr>
+          <w:noProof/>
+        </w:rPr>
+        <w:t>Tervezési mintát nem használtam, volt egy alapötletem az alkalmazásról, hogy nagyjából hogy szeretném, ebből indultam ki. Menet közben ahogy jöttek az ötleteim bővítettem alakítottam a program kinézetét, tartalmát. Az alapötlet ikletét régi internetes játékok adták amivel régen többször is játszottam, viszont a végeredményt más általam játszott játékok is alakították. Így ahogy összeraktam fejben milyen kihívások, akadályok, feladatok legyenek a játék során készült el ez a program.</w:t>
+      </w:r>
+    </w:p>
+    <w:p>
+      <w:r>
+        <w:rPr>
+          <w:noProof/>
+        </w:rPr>
+        <w:lastRenderedPageBreak/>
         <mc:AlternateContent>
           <mc:Choice Requires="wps">
             <w:drawing>
-              <wp:anchor distT="0" distB="0" distL="114300" distR="114300" simplePos="0" relativeHeight="251670528" behindDoc="1" locked="0" layoutInCell="1" allowOverlap="1" wp14:anchorId="5327133D" wp14:editId="3CAF0A76">
+              <wp:anchor distT="0" distB="0" distL="114300" distR="114300" simplePos="0" relativeHeight="251670528" behindDoc="1" locked="0" layoutInCell="1" allowOverlap="1" wp14:anchorId="6A252567" wp14:editId="023B773D">
                 <wp:simplePos x="0" y="0"/>
                 <wp:positionH relativeFrom="column">
-                  <wp:posOffset>4324350</wp:posOffset>
+                  <wp:posOffset>4323080</wp:posOffset>
                 </wp:positionH>
                 <wp:positionV relativeFrom="paragraph">
-                  <wp:posOffset>5251450</wp:posOffset>
+                  <wp:posOffset>2726690</wp:posOffset>
                 </wp:positionV>
                 <wp:extent cx="1435100" cy="635"/>
                 <wp:effectExtent l="0" t="0" r="0" b="0"/>
@@ -3279,7 +3422,7 @@
                     <wp:lineTo x="21600" y="0"/>
                   </wp:wrapPolygon>
                 </wp:wrapTight>
-                <wp:docPr id="980354071" name="Szövegdoboz 1"/>
+                <wp:docPr id="1639537108" name="Szövegdoboz 1"/>
                 <wp:cNvGraphicFramePr/>
                 <a:graphic xmlns:a="http://schemas.openxmlformats.org/drawingml/2006/main">
                   <a:graphicData uri="http://schemas.microsoft.com/office/word/2010/wordprocessingShape">
@@ -3306,22 +3449,42 @@
                             <w:pPr>
                               <w:pStyle w:val="Kpalrs"/>
                               <w:rPr>
+                                <w:noProof/>
                                 <w:szCs w:val="22"/>
                               </w:rPr>
                             </w:pPr>
-                            <w:fldSimple w:instr=" SEQ ábra \* ARABIC ">
-                              <w:r>
-                                <w:rPr>
-                                  <w:noProof/>
-                                </w:rPr>
-                                <w:t>4</w:t>
-                              </w:r>
-                            </w:fldSimple>
                             <w:r>
-                              <w:t>. ábra</w:t>
+                              <w:rPr>
+                                <w:noProof/>
+                              </w:rPr>
+                              <w:fldChar w:fldCharType="begin"/>
                             </w:r>
                             <w:r>
-                              <w:t xml:space="preserve"> </w:t>
+                              <w:rPr>
+                                <w:noProof/>
+                              </w:rPr>
+                              <w:instrText xml:space="preserve"> SEQ ábra \* ARABIC </w:instrText>
+                            </w:r>
+                            <w:r>
+                              <w:rPr>
+                                <w:noProof/>
+                              </w:rPr>
+                              <w:fldChar w:fldCharType="separate"/>
+                            </w:r>
+                            <w:r>
+                              <w:rPr>
+                                <w:noProof/>
+                              </w:rPr>
+                              <w:t>4</w:t>
+                            </w:r>
+                            <w:r>
+                              <w:rPr>
+                                <w:noProof/>
+                              </w:rPr>
+                              <w:fldChar w:fldCharType="end"/>
+                            </w:r>
+                            <w:r>
+                              <w:t xml:space="preserve">. ábra </w:t>
                             </w:r>
                             <w:proofErr w:type="spellStart"/>
                             <w:r>
@@ -3348,29 +3511,49 @@
           </mc:Choice>
           <mc:Fallback>
             <w:pict>
-              <v:shape w14:anchorId="5327133D" id="_x0000_s1029" type="#_x0000_t202" style="position:absolute;left:0;text-align:left;margin-left:340.5pt;margin-top:413.5pt;width:113pt;height:.05pt;z-index:-251645952;visibility:visible;mso-wrap-style:square;mso-wrap-distance-left:9pt;mso-wrap-distance-top:0;mso-wrap-distance-right:9pt;mso-wrap-distance-bottom:0;mso-position-horizontal:absolute;mso-position-horizontal-relative:text;mso-position-vertical:absolute;mso-position-vertical-relative:text;v-text-anchor:top" o:gfxdata="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" stroked="f">
+              <v:shape w14:anchorId="6A252567" id="_x0000_s1029" type="#_x0000_t202" style="position:absolute;left:0;text-align:left;margin-left:340.4pt;margin-top:214.7pt;width:113pt;height:.05pt;z-index:-251645952;visibility:visible;mso-wrap-style:square;mso-wrap-distance-left:9pt;mso-wrap-distance-top:0;mso-wrap-distance-right:9pt;mso-wrap-distance-bottom:0;mso-position-horizontal:absolute;mso-position-horizontal-relative:text;mso-position-vertical:absolute;mso-position-vertical-relative:text;v-text-anchor:top" o:gfxdata="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" stroked="f">
                 <v:textbox style="mso-fit-shape-to-text:t" inset="0,0,0,0">
                   <w:txbxContent>
                     <w:p>
                       <w:pPr>
                         <w:pStyle w:val="Kpalrs"/>
                         <w:rPr>
+                          <w:noProof/>
                           <w:szCs w:val="22"/>
                         </w:rPr>
                       </w:pPr>
-                      <w:fldSimple w:instr=" SEQ ábra \* ARABIC ">
-                        <w:r>
-                          <w:rPr>
-                            <w:noProof/>
-                          </w:rPr>
-                          <w:t>4</w:t>
-                        </w:r>
-                      </w:fldSimple>
                       <w:r>
-                        <w:t>. ábra</w:t>
+                        <w:rPr>
+                          <w:noProof/>
+                        </w:rPr>
+                        <w:fldChar w:fldCharType="begin"/>
                       </w:r>
                       <w:r>
-                        <w:t xml:space="preserve"> </w:t>
+                        <w:rPr>
+                          <w:noProof/>
+                        </w:rPr>
+                        <w:instrText xml:space="preserve"> SEQ ábra \* ARABIC </w:instrText>
+                      </w:r>
+                      <w:r>
+                        <w:rPr>
+                          <w:noProof/>
+                        </w:rPr>
+                        <w:fldChar w:fldCharType="separate"/>
+                      </w:r>
+                      <w:r>
+                        <w:rPr>
+                          <w:noProof/>
+                        </w:rPr>
+                        <w:t>4</w:t>
+                      </w:r>
+                      <w:r>
+                        <w:rPr>
+                          <w:noProof/>
+                        </w:rPr>
+                        <w:fldChar w:fldCharType="end"/>
+                      </w:r>
+                      <w:r>
+                        <w:t xml:space="preserve">. ábra </w:t>
                       </w:r>
                       <w:proofErr w:type="spellStart"/>
                       <w:r>
@@ -3390,14 +3573,17 @@
         </mc:AlternateContent>
       </w:r>
       <w:r>
+        <w:rPr>
+          <w:noProof/>
+        </w:rPr>
         <w:drawing>
-          <wp:anchor distT="0" distB="0" distL="114300" distR="114300" simplePos="0" relativeHeight="251668480" behindDoc="1" locked="0" layoutInCell="1" allowOverlap="1" wp14:anchorId="5AA0DCCA" wp14:editId="1051A14C">
+          <wp:anchor distT="0" distB="0" distL="114300" distR="114300" simplePos="0" relativeHeight="251668480" behindDoc="1" locked="0" layoutInCell="1" allowOverlap="1" wp14:anchorId="5AA0DCCA" wp14:editId="76B583EB">
             <wp:simplePos x="0" y="0"/>
             <wp:positionH relativeFrom="margin">
-              <wp:posOffset>4324350</wp:posOffset>
+              <wp:posOffset>4323577</wp:posOffset>
             </wp:positionH>
             <wp:positionV relativeFrom="paragraph">
-              <wp:posOffset>2525257</wp:posOffset>
+              <wp:posOffset>-1228338</wp:posOffset>
             </wp:positionV>
             <wp:extent cx="1435100" cy="2669540"/>
             <wp:effectExtent l="0" t="0" r="0" b="0"/>
@@ -3454,16 +3640,204 @@
           </wp:anchor>
         </w:drawing>
       </w:r>
-      <w:r>
-        <w:t xml:space="preserve">Néhány fájl nem csak az osztály definícióját tartalmazza, hanem olyan </w:t>
-      </w:r>
-      <w:proofErr w:type="spellStart"/>
-      <w:r>
-        <w:t>custom</w:t>
-      </w:r>
-      <w:proofErr w:type="spellEnd"/>
-      <w:r>
-        <w:t xml:space="preserve"> típusokat is, amelyek segítik a </w:t>
+      <w:proofErr w:type="spellStart"/>
+      <w:r>
+        <w:t>Unity</w:t>
+      </w:r>
+      <w:proofErr w:type="spellEnd"/>
+      <w:r>
+        <w:t xml:space="preserve"> projekt a </w:t>
+      </w:r>
+      <w:proofErr w:type="spellStart"/>
+      <w:r>
+        <w:t>UnityHub</w:t>
+      </w:r>
+      <w:proofErr w:type="spellEnd"/>
+      <w:r>
+        <w:t xml:space="preserve"> program segítségével lett generálva. A </w:t>
+      </w:r>
+      <w:proofErr w:type="spellStart"/>
+      <w:r>
+        <w:t>build</w:t>
+      </w:r>
+      <w:proofErr w:type="spellEnd"/>
+      <w:r>
+        <w:t xml:space="preserve"> előtti állapotban az </w:t>
+      </w:r>
+      <w:proofErr w:type="spellStart"/>
+      <w:r>
+        <w:t>Assets</w:t>
+      </w:r>
+      <w:proofErr w:type="spellEnd"/>
+      <w:r>
+        <w:t xml:space="preserve"> mappa tartalmaz minden általam készített fájlt a programhoz. A </w:t>
+      </w:r>
+      <w:proofErr w:type="spellStart"/>
+      <w:r>
+        <w:t>Custom</w:t>
+      </w:r>
+      <w:proofErr w:type="spellEnd"/>
+      <w:r>
+        <w:t xml:space="preserve"> </w:t>
+      </w:r>
+      <w:proofErr w:type="spellStart"/>
+      <w:r>
+        <w:t>Tiles</w:t>
+      </w:r>
+      <w:proofErr w:type="spellEnd"/>
+      <w:r>
+        <w:t xml:space="preserve"> mappa tartalmazza a korábban már megemlített </w:t>
+      </w:r>
+      <w:proofErr w:type="spellStart"/>
+      <w:r>
+        <w:t>Custom</w:t>
+      </w:r>
+      <w:proofErr w:type="spellEnd"/>
+      <w:r>
+        <w:t xml:space="preserve"> </w:t>
+      </w:r>
+      <w:proofErr w:type="spellStart"/>
+      <w:r>
+        <w:t>Tile</w:t>
+      </w:r>
+      <w:proofErr w:type="spellEnd"/>
+      <w:r>
+        <w:t xml:space="preserve"> saját típusból készült objektumokat, amelyek különböző scriptekhez vannak csatolva. A </w:t>
+      </w:r>
+      <w:proofErr w:type="spellStart"/>
+      <w:r>
+        <w:t>Prefebs</w:t>
+      </w:r>
+      <w:proofErr w:type="spellEnd"/>
+      <w:r>
+        <w:t xml:space="preserve"> mappa tartalmazza az olyan </w:t>
+      </w:r>
+      <w:proofErr w:type="spellStart"/>
+      <w:r>
+        <w:t>Unitys</w:t>
+      </w:r>
+      <w:proofErr w:type="spellEnd"/>
+      <w:r>
+        <w:t xml:space="preserve"> </w:t>
+      </w:r>
+      <w:proofErr w:type="spellStart"/>
+      <w:proofErr w:type="gramStart"/>
+      <w:r>
+        <w:t>gameobjekt-eket</w:t>
+      </w:r>
+      <w:proofErr w:type="spellEnd"/>
+      <w:proofErr w:type="gramEnd"/>
+      <w:r>
+        <w:t xml:space="preserve"> amelyek bizonyos komponensekkel, scriptekkel vannak ellátva, akár előre beállított értékekkel. Ezeket a </w:t>
+      </w:r>
+      <w:proofErr w:type="spellStart"/>
+      <w:r>
+        <w:t>prefeb-eket</w:t>
+      </w:r>
+      <w:proofErr w:type="spellEnd"/>
+      <w:r>
+        <w:t xml:space="preserve"> hozzáadva scriptekhez, létrehozható másolat ezekről a </w:t>
+      </w:r>
+      <w:proofErr w:type="spellStart"/>
+      <w:r>
+        <w:t>gamobject-ekről</w:t>
+      </w:r>
+      <w:proofErr w:type="spellEnd"/>
+      <w:r>
+        <w:t xml:space="preserve"> kódból, hogy új elemek legyenek hozzáadva a program felületéhez futás közben.</w:t>
+      </w:r>
+      <w:r>
+        <w:t xml:space="preserve"> Ilyen </w:t>
+      </w:r>
+      <w:proofErr w:type="spellStart"/>
+      <w:r>
+        <w:t>prefeb</w:t>
+      </w:r>
+      <w:proofErr w:type="spellEnd"/>
+      <w:r>
+        <w:t xml:space="preserve">-ek a karakterekhez, a különböző színű kapukhoz és a csillaghoz vannak elkészítve. Mellettük található egy </w:t>
+      </w:r>
+      <w:proofErr w:type="spellStart"/>
+      <w:r>
+        <w:t>Animations</w:t>
+      </w:r>
+      <w:proofErr w:type="spellEnd"/>
+      <w:r>
+        <w:t xml:space="preserve"> mappa is</w:t>
+      </w:r>
+      <w:r>
+        <w:t>,</w:t>
+      </w:r>
+      <w:r>
+        <w:t xml:space="preserve"> ami a kapukhoz</w:t>
+      </w:r>
+      <w:r>
+        <w:t>,</w:t>
+      </w:r>
+      <w:r>
+        <w:t xml:space="preserve"> illetve a csillaghoz tartozó animációkat leíró fájlokat tartalmazza.</w:t>
+      </w:r>
+      <w:r>
+        <w:t xml:space="preserve"> A </w:t>
+      </w:r>
+      <w:proofErr w:type="spellStart"/>
+      <w:r>
+        <w:t>Scenes</w:t>
+      </w:r>
+      <w:proofErr w:type="spellEnd"/>
+      <w:r>
+        <w:t xml:space="preserve"> mappa tárolja a három jelenetet, amit a program használ. Külön van a menü és a két játékmód</w:t>
+      </w:r>
+      <w:r>
+        <w:t xml:space="preserve">. A </w:t>
+      </w:r>
+      <w:proofErr w:type="spellStart"/>
+      <w:r>
+        <w:t>Sprites</w:t>
+      </w:r>
+      <w:proofErr w:type="spellEnd"/>
+      <w:r>
+        <w:t xml:space="preserve"> mappa tartalmazza a képeket, ábrákat, amiket használtam a program készítéséhez. Ezek többségét én készítettem a programhoz. A </w:t>
+      </w:r>
+      <w:proofErr w:type="spellStart"/>
+      <w:r>
+        <w:t>StreamingAssets</w:t>
+      </w:r>
+      <w:proofErr w:type="spellEnd"/>
+      <w:r>
+        <w:t xml:space="preserve"> mappa speciális tulajdonsággal bír </w:t>
+      </w:r>
+      <w:proofErr w:type="gramStart"/>
+      <w:r>
+        <w:t>a</w:t>
+      </w:r>
+      <w:proofErr w:type="gramEnd"/>
+      <w:r>
+        <w:t xml:space="preserve"> </w:t>
+      </w:r>
+      <w:proofErr w:type="spellStart"/>
+      <w:r>
+        <w:t>unityben</w:t>
+      </w:r>
+      <w:proofErr w:type="spellEnd"/>
+      <w:r>
+        <w:t xml:space="preserve">, ugyanis tartalma </w:t>
+      </w:r>
+      <w:proofErr w:type="spellStart"/>
+      <w:r>
+        <w:t>build-eléskor</w:t>
+      </w:r>
+      <w:proofErr w:type="spellEnd"/>
+      <w:r>
+        <w:t xml:space="preserve"> átkerül a </w:t>
+      </w:r>
+      <w:proofErr w:type="spellStart"/>
+      <w:r>
+        <w:t>build</w:t>
+      </w:r>
+      <w:proofErr w:type="spellEnd"/>
+      <w:r>
+        <w:t xml:space="preserve"> adatai közé. Ebbe készítettem és itt tárolom a pályák </w:t>
       </w:r>
       <w:proofErr w:type="spellStart"/>
       <w:r>
@@ -3471,106 +3845,23 @@
       </w:r>
       <w:proofErr w:type="spellEnd"/>
       <w:r>
-        <w:t xml:space="preserve"> fájlok írását és olvasását. Ilyen típusok szerepelnek a </w:t>
-      </w:r>
-      <w:proofErr w:type="spellStart"/>
-      <w:r>
-        <w:t>Saver</w:t>
-      </w:r>
-      <w:proofErr w:type="spellEnd"/>
-      <w:r>
-        <w:t xml:space="preserve"> osztály mellett, a </w:t>
-      </w:r>
-      <w:proofErr w:type="spellStart"/>
-      <w:r>
-        <w:t>StarController</w:t>
-      </w:r>
-      <w:proofErr w:type="spellEnd"/>
-      <w:r>
-        <w:t xml:space="preserve"> mellett, illetve a </w:t>
-      </w:r>
-      <w:proofErr w:type="spellStart"/>
-      <w:r>
-        <w:t>TileMapController</w:t>
-      </w:r>
-      <w:proofErr w:type="spellEnd"/>
-      <w:r>
-        <w:t xml:space="preserve"> mellett is. Ezekhez az összetett típusokhoz nem láttam szükségét külön fájlt létrehozni, így oda raktam őket, ahol használatuk alapján logikusnak éreztem. A „</w:t>
-      </w:r>
-      <w:proofErr w:type="spellStart"/>
-      <w:r>
-        <w:t>StarController.cs</w:t>
-      </w:r>
-      <w:proofErr w:type="spellEnd"/>
-      <w:r>
-        <w:t xml:space="preserve">” tartalmazza a </w:t>
-      </w:r>
-      <w:proofErr w:type="spellStart"/>
-      <w:r>
-        <w:t>StarCollection</w:t>
-      </w:r>
-      <w:proofErr w:type="spellEnd"/>
-      <w:r>
-        <w:t xml:space="preserve"> osztályt, ami segíti a gyűjtött csillagok kezelését, illetve mentését. A </w:t>
-      </w:r>
-      <w:proofErr w:type="spellStart"/>
-      <w:r>
-        <w:t>Saver</w:t>
-      </w:r>
-      <w:proofErr w:type="spellEnd"/>
-      <w:r>
-        <w:t xml:space="preserve"> osztály mellett </w:t>
-      </w:r>
-      <w:proofErr w:type="spellStart"/>
-      <w:r>
-        <w:t>találtahó</w:t>
-      </w:r>
-      <w:proofErr w:type="spellEnd"/>
-      <w:r>
-        <w:t xml:space="preserve"> egy </w:t>
-      </w:r>
-      <w:proofErr w:type="spellStart"/>
-      <w:r>
-        <w:t>OptionSave</w:t>
-      </w:r>
-      <w:proofErr w:type="spellEnd"/>
-      <w:r>
-        <w:t xml:space="preserve"> </w:t>
-      </w:r>
-      <w:proofErr w:type="spellStart"/>
-      <w:r>
-        <w:t>struct</w:t>
-      </w:r>
-      <w:proofErr w:type="spellEnd"/>
-      <w:r>
-        <w:t xml:space="preserve"> szerkezet, amely az alapbeállítások és a csillagok adatait tárolja mentés céljából. </w:t>
-      </w:r>
-      <w:r>
-        <w:t>A „</w:t>
-      </w:r>
-      <w:proofErr w:type="spellStart"/>
-      <w:r>
-        <w:t>TileMapController.cs</w:t>
-      </w:r>
-      <w:proofErr w:type="spellEnd"/>
-      <w:r>
-        <w:t xml:space="preserve">” több saját osztályt tartalmaz, ezek közül a </w:t>
-      </w:r>
-      <w:proofErr w:type="spellStart"/>
-      <w:r>
-        <w:t>LevelData</w:t>
-      </w:r>
-      <w:proofErr w:type="spellEnd"/>
-      <w:r>
-        <w:t xml:space="preserve"> osztály adja a pályákat tároló fájlok szerkezetét. Ennek az osztálynak a változóiba töltődik be a </w:t>
-      </w:r>
-      <w:proofErr w:type="spellStart"/>
-      <w:r>
-        <w:t>json</w:t>
-      </w:r>
-      <w:proofErr w:type="spellEnd"/>
-      <w:r>
-        <w:t xml:space="preserve"> fájlban pálya adatok. Tartalmazza listában a karakterek, csillagok és az összes </w:t>
+        <w:t xml:space="preserve"> fájljait egy </w:t>
+      </w:r>
+      <w:proofErr w:type="spellStart"/>
+      <w:r>
+        <w:t>Maps</w:t>
+      </w:r>
+      <w:proofErr w:type="spellEnd"/>
+      <w:r>
+        <w:t xml:space="preserve"> almappában. A </w:t>
+      </w:r>
+      <w:proofErr w:type="spellStart"/>
+      <w:r>
+        <w:t>TileMapAssets</w:t>
+      </w:r>
+      <w:proofErr w:type="spellEnd"/>
+      <w:r>
+        <w:t xml:space="preserve"> tartalmazza a </w:t>
       </w:r>
       <w:proofErr w:type="spellStart"/>
       <w:r>
@@ -3578,75 +3869,95 @@
       </w:r>
       <w:proofErr w:type="spellEnd"/>
       <w:r>
-        <w:t xml:space="preserve"> réteg elemeinek pozícióját, emellett a betöltendő </w:t>
-      </w:r>
-      <w:proofErr w:type="spellStart"/>
-      <w:r>
-        <w:t>tile</w:t>
-      </w:r>
-      <w:proofErr w:type="spellEnd"/>
-      <w:r>
-        <w:t>-ok neveit is. Két speciális szerkezetben van tárolva a betöltendő gombok és kapuk adatai. A gomboknál listában tárolva van mely kapukat aktiválják, a kapuknál pedig, hogy milyen szögben vannak elforgatva.</w:t>
-      </w:r>
-      <w:r>
-        <w:rPr>
-          <w:noProof/>
-        </w:rPr>
-        <w:t xml:space="preserve"> </w:t>
+        <w:t xml:space="preserve"> készítéséhez használt paletta megfogalmazását és bizonyos elemit. Végül a </w:t>
+      </w:r>
+      <w:proofErr w:type="spellStart"/>
+      <w:r>
+        <w:t>Scripts</w:t>
+      </w:r>
+      <w:proofErr w:type="spellEnd"/>
+      <w:r>
+        <w:t xml:space="preserve"> mappa tartalmazza a .</w:t>
+      </w:r>
+      <w:proofErr w:type="spellStart"/>
+      <w:r>
+        <w:t>cs</w:t>
+      </w:r>
+      <w:proofErr w:type="spellEnd"/>
+      <w:r>
+        <w:t xml:space="preserve"> fájlokat, amelyek a program működésének alapjai.</w:t>
       </w:r>
     </w:p>
     <w:p>
-      <w:proofErr w:type="spellStart"/>
-      <w:r>
-        <w:t>Unity</w:t>
-      </w:r>
-      <w:proofErr w:type="spellEnd"/>
-      <w:r>
-        <w:t xml:space="preserve"> projekt a </w:t>
-      </w:r>
-      <w:proofErr w:type="spellStart"/>
-      <w:r>
-        <w:t>UnityHub</w:t>
-      </w:r>
-      <w:proofErr w:type="spellEnd"/>
-      <w:r>
-        <w:t xml:space="preserve"> program segítségével lett generálva. A </w:t>
-      </w:r>
-      <w:proofErr w:type="spellStart"/>
-      <w:r>
-        <w:t>build</w:t>
-      </w:r>
-      <w:proofErr w:type="spellEnd"/>
-      <w:r>
-        <w:t xml:space="preserve"> előtti állapotban az </w:t>
-      </w:r>
-      <w:proofErr w:type="spellStart"/>
-      <w:r>
-        <w:t>Assets</w:t>
-      </w:r>
-      <w:proofErr w:type="spellEnd"/>
-      <w:r>
-        <w:t xml:space="preserve"> mappa tartalmaz minden általam készített fájlt a programhoz. A </w:t>
-      </w:r>
-      <w:proofErr w:type="spellStart"/>
-      <w:r>
-        <w:t>Custom</w:t>
-      </w:r>
-      <w:proofErr w:type="spellEnd"/>
+      <w:r>
+        <w:t xml:space="preserve">A </w:t>
+      </w:r>
+      <w:proofErr w:type="spellStart"/>
+      <w:r>
+        <w:t>UnityHubon</w:t>
+      </w:r>
+      <w:proofErr w:type="spellEnd"/>
+      <w:r>
+        <w:t xml:space="preserve"> keresztül megnyitva a projektet lehet </w:t>
+      </w:r>
+      <w:proofErr w:type="spellStart"/>
+      <w:r>
+        <w:t>buildelni</w:t>
+      </w:r>
+      <w:proofErr w:type="spellEnd"/>
+      <w:r>
+        <w:t xml:space="preserve"> azt. Ezt már elvégeztem</w:t>
+      </w:r>
+      <w:r>
+        <w:t>,</w:t>
+      </w:r>
+      <w:r>
+        <w:t xml:space="preserve"> így jött létre a </w:t>
+      </w:r>
+      <w:proofErr w:type="spellStart"/>
+      <w:r>
+        <w:t>Build</w:t>
+      </w:r>
+      <w:proofErr w:type="spellEnd"/>
+      <w:r>
+        <w:t xml:space="preserve"> mappa tartalma. </w:t>
+      </w:r>
+      <w:r>
+        <w:t xml:space="preserve">Felbontással és ablakmóddal kapcsolatos beállítások miatt csak Windows rendszeren fut a program. A </w:t>
+      </w:r>
+      <w:proofErr w:type="spellStart"/>
+      <w:r>
+        <w:t>buildelés</w:t>
+      </w:r>
+      <w:proofErr w:type="spellEnd"/>
+      <w:r>
+        <w:t xml:space="preserve"> egyébként a projekt megnyitása után a File </w:t>
+      </w:r>
+      <w:r>
+        <w:t>&gt;</w:t>
+      </w:r>
       <w:r>
         <w:t xml:space="preserve"> </w:t>
       </w:r>
       <w:proofErr w:type="spellStart"/>
       <w:r>
-        <w:t>Tiles</w:t>
-      </w:r>
-      <w:proofErr w:type="spellEnd"/>
-      <w:r>
-        <w:t xml:space="preserve"> mappa tartalmazza a korábban már megemlített </w:t>
-      </w:r>
-      <w:proofErr w:type="spellStart"/>
-      <w:r>
-        <w:t>Custom</w:t>
+        <w:t>Build</w:t>
+      </w:r>
+      <w:proofErr w:type="spellEnd"/>
+      <w:r>
+        <w:t xml:space="preserve"> and </w:t>
+      </w:r>
+      <w:proofErr w:type="spellStart"/>
+      <w:r>
+        <w:t>Run</w:t>
+      </w:r>
+      <w:proofErr w:type="spellEnd"/>
+      <w:r>
+        <w:t xml:space="preserve"> opcióval vagy a </w:t>
+      </w:r>
+      <w:proofErr w:type="spellStart"/>
+      <w:r>
+        <w:t>Build</w:t>
       </w:r>
       <w:proofErr w:type="spellEnd"/>
       <w:r>
@@ -3654,338 +3965,436 @@
       </w:r>
       <w:proofErr w:type="spellStart"/>
       <w:r>
-        <w:t>Tile</w:t>
-      </w:r>
-      <w:proofErr w:type="spellEnd"/>
-      <w:r>
-        <w:t xml:space="preserve"> saját típusból készült objektumokat, amelyek különböző scriptekhez vannak csatolva. A </w:t>
-      </w:r>
-      <w:proofErr w:type="spellStart"/>
-      <w:r>
-        <w:lastRenderedPageBreak/>
-        <w:t>Prefebs</w:t>
-      </w:r>
-      <w:proofErr w:type="spellEnd"/>
-      <w:r>
-        <w:t xml:space="preserve"> mappa tartalmazza az olyan </w:t>
-      </w:r>
-      <w:proofErr w:type="spellStart"/>
-      <w:r>
-        <w:t>Unitys</w:t>
-      </w:r>
-      <w:proofErr w:type="spellEnd"/>
-      <w:r>
-        <w:t xml:space="preserve"> </w:t>
-      </w:r>
-      <w:proofErr w:type="spellStart"/>
-      <w:proofErr w:type="gramStart"/>
-      <w:r>
-        <w:t>gameobjekt-eket</w:t>
-      </w:r>
-      <w:proofErr w:type="spellEnd"/>
-      <w:proofErr w:type="gramEnd"/>
-      <w:r>
-        <w:t xml:space="preserve"> amelyek bizonyos komponensekkel, scriptekkel vannak ellátva, akár előre beállított értékekkel. Ezeket a </w:t>
-      </w:r>
-      <w:proofErr w:type="spellStart"/>
-      <w:r>
-        <w:t>prefeb-eket</w:t>
-      </w:r>
-      <w:proofErr w:type="spellEnd"/>
-      <w:r>
-        <w:t xml:space="preserve"> hozzáadva scriptekhez, létrehozható másolat ezekről a </w:t>
-      </w:r>
-      <w:proofErr w:type="spellStart"/>
-      <w:r>
-        <w:t>gamobject-ekről</w:t>
-      </w:r>
-      <w:proofErr w:type="spellEnd"/>
-      <w:r>
-        <w:t xml:space="preserve"> kódból, hogy új elemek legyenek hozzáadva a program felületéhez futás közben.</w:t>
-      </w:r>
-      <w:r>
-        <w:t xml:space="preserve"> Ilyen </w:t>
-      </w:r>
-      <w:proofErr w:type="spellStart"/>
-      <w:r>
-        <w:t>prefeb</w:t>
-      </w:r>
-      <w:proofErr w:type="spellEnd"/>
-      <w:r>
-        <w:t xml:space="preserve">-ek a karakterekhez, a különböző színű kapukhoz és a csillaghoz vannak elkészítve. Mellettük található egy </w:t>
-      </w:r>
-      <w:proofErr w:type="spellStart"/>
-      <w:r>
-        <w:t>Animations</w:t>
-      </w:r>
-      <w:proofErr w:type="spellEnd"/>
-      <w:r>
-        <w:t xml:space="preserve"> mappa is</w:t>
-      </w:r>
-      <w:r>
-        <w:t>,</w:t>
-      </w:r>
-      <w:r>
-        <w:t xml:space="preserve"> ami a kapukhoz</w:t>
-      </w:r>
-      <w:r>
-        <w:t>,</w:t>
-      </w:r>
-      <w:r>
-        <w:t xml:space="preserve"> illetve a csillaghoz tartozó animációkat leíró fájlokat tartalmazza.</w:t>
-      </w:r>
-      <w:r>
-        <w:t xml:space="preserve"> A </w:t>
-      </w:r>
-      <w:proofErr w:type="spellStart"/>
-      <w:r>
-        <w:t>Scenes</w:t>
-      </w:r>
-      <w:proofErr w:type="spellEnd"/>
-      <w:r>
-        <w:t xml:space="preserve"> mappa tárolja a három jelenetet, amit a program használ. Külön van a menü és a két játékmód</w:t>
-      </w:r>
-      <w:r>
-        <w:t xml:space="preserve">. A </w:t>
-      </w:r>
-      <w:proofErr w:type="spellStart"/>
-      <w:r>
-        <w:t>Sprites</w:t>
-      </w:r>
-      <w:proofErr w:type="spellEnd"/>
-      <w:r>
-        <w:t xml:space="preserve"> mappa tartalmazza a képeket, ábrákat, amiket használtam a program készítéséhez. Ezek többségét én készítettem a programhoz. A </w:t>
-      </w:r>
-      <w:proofErr w:type="spellStart"/>
-      <w:r>
-        <w:t>StreamingAssets</w:t>
-      </w:r>
-      <w:proofErr w:type="spellEnd"/>
-      <w:r>
-        <w:t xml:space="preserve"> mappa speciális tulajdonsággal bír </w:t>
-      </w:r>
-      <w:proofErr w:type="gramStart"/>
-      <w:r>
-        <w:t>a</w:t>
-      </w:r>
-      <w:proofErr w:type="gramEnd"/>
-      <w:r>
-        <w:t xml:space="preserve"> </w:t>
-      </w:r>
-      <w:proofErr w:type="spellStart"/>
-      <w:r>
-        <w:t>unityben</w:t>
-      </w:r>
-      <w:proofErr w:type="spellEnd"/>
-      <w:r>
-        <w:t xml:space="preserve">, ugyanis tartalma </w:t>
-      </w:r>
-      <w:proofErr w:type="spellStart"/>
-      <w:r>
-        <w:t>build-eléskor</w:t>
-      </w:r>
-      <w:proofErr w:type="spellEnd"/>
-      <w:r>
-        <w:t xml:space="preserve"> átkerül a </w:t>
-      </w:r>
-      <w:proofErr w:type="spellStart"/>
-      <w:r>
-        <w:t>build</w:t>
-      </w:r>
-      <w:proofErr w:type="spellEnd"/>
-      <w:r>
-        <w:t xml:space="preserve"> adatai közé. Ebbe készítettem és itt tárolom a pályák </w:t>
-      </w:r>
-      <w:proofErr w:type="spellStart"/>
-      <w:r>
-        <w:t>json</w:t>
-      </w:r>
-      <w:proofErr w:type="spellEnd"/>
-      <w:r>
-        <w:t xml:space="preserve"> fájljait egy </w:t>
-      </w:r>
-      <w:proofErr w:type="spellStart"/>
-      <w:r>
-        <w:t>Maps</w:t>
-      </w:r>
-      <w:proofErr w:type="spellEnd"/>
-      <w:r>
-        <w:t xml:space="preserve"> almappában. A </w:t>
-      </w:r>
-      <w:proofErr w:type="spellStart"/>
-      <w:r>
-        <w:t>TileMapAssets</w:t>
-      </w:r>
-      <w:proofErr w:type="spellEnd"/>
-      <w:r>
-        <w:t xml:space="preserve"> tartalmazza a </w:t>
-      </w:r>
-      <w:proofErr w:type="spellStart"/>
-      <w:r>
-        <w:t>tilemap</w:t>
-      </w:r>
-      <w:proofErr w:type="spellEnd"/>
-      <w:r>
-        <w:t xml:space="preserve"> készítéséhez használt paletta megfogalmazását és bizonyos elemit. Végül a </w:t>
-      </w:r>
-      <w:proofErr w:type="spellStart"/>
-      <w:r>
-        <w:t>Scripts</w:t>
-      </w:r>
-      <w:proofErr w:type="spellEnd"/>
-      <w:r>
-        <w:t xml:space="preserve"> mappa tartalmazza a .</w:t>
-      </w:r>
-      <w:proofErr w:type="spellStart"/>
-      <w:r>
-        <w:t>cs</w:t>
-      </w:r>
-      <w:proofErr w:type="spellEnd"/>
-      <w:r>
-        <w:t xml:space="preserve"> fájlokat, amelyek a program működésének alapjai.</w:t>
+        <w:t>Settings</w:t>
+      </w:r>
+      <w:proofErr w:type="spellEnd"/>
+      <w:r>
+        <w:t xml:space="preserve">… -en belül a </w:t>
+      </w:r>
+      <w:proofErr w:type="spellStart"/>
+      <w:r>
+        <w:t>Build</w:t>
+      </w:r>
+      <w:proofErr w:type="spellEnd"/>
+      <w:r>
+        <w:t xml:space="preserve"> vagy </w:t>
+      </w:r>
+      <w:proofErr w:type="spellStart"/>
+      <w:r>
+        <w:t>Build</w:t>
+      </w:r>
+      <w:proofErr w:type="spellEnd"/>
+      <w:r>
+        <w:t xml:space="preserve"> and </w:t>
+      </w:r>
+      <w:proofErr w:type="spellStart"/>
+      <w:r>
+        <w:t>Run</w:t>
+      </w:r>
+      <w:proofErr w:type="spellEnd"/>
+      <w:r>
+        <w:t xml:space="preserve"> gombbal hajtható végre.</w:t>
+      </w:r>
+      <w:r>
+        <w:t xml:space="preserve"> A program futtatásához a </w:t>
+      </w:r>
+      <w:proofErr w:type="spellStart"/>
+      <w:r>
+        <w:t>Build</w:t>
+      </w:r>
+      <w:proofErr w:type="spellEnd"/>
+      <w:r>
+        <w:t xml:space="preserve"> mappa tartalmán kívül másra nincs szükség a működés szempontjából.</w:t>
       </w:r>
     </w:p>
     <w:p>
       <w:r>
-        <w:t xml:space="preserve">A </w:t>
-      </w:r>
-      <w:proofErr w:type="spellStart"/>
-      <w:r>
-        <w:t>UnityHubon</w:t>
-      </w:r>
-      <w:proofErr w:type="spellEnd"/>
-      <w:r>
-        <w:t xml:space="preserve"> keresztül megnyitva a projektet lehet </w:t>
-      </w:r>
-      <w:proofErr w:type="spellStart"/>
-      <w:r>
-        <w:t>buildelni</w:t>
-      </w:r>
-      <w:proofErr w:type="spellEnd"/>
-      <w:r>
-        <w:t xml:space="preserve"> azt. Ezt már elvégeztem</w:t>
-      </w:r>
-      <w:r>
-        <w:t>,</w:t>
-      </w:r>
-      <w:r>
-        <w:t xml:space="preserve"> így jött létre a </w:t>
-      </w:r>
-      <w:proofErr w:type="spellStart"/>
-      <w:r>
-        <w:t>Build</w:t>
-      </w:r>
-      <w:proofErr w:type="spellEnd"/>
-      <w:r>
-        <w:t xml:space="preserve"> mappa tartalma. </w:t>
-      </w:r>
-      <w:r>
-        <w:t xml:space="preserve">Felbontással és ablakmóddal kapcsolatos beállítások miatt csak Windows rendszeren fut a program. A </w:t>
-      </w:r>
-      <w:proofErr w:type="spellStart"/>
-      <w:r>
-        <w:t>buildelés</w:t>
-      </w:r>
-      <w:proofErr w:type="spellEnd"/>
-      <w:r>
-        <w:t xml:space="preserve"> egyébként a projekt megnyitása után a File </w:t>
-      </w:r>
-      <w:r>
-        <w:t>&gt;</w:t>
+        <w:rPr>
+          <w:noProof/>
+        </w:rPr>
+        <w:lastRenderedPageBreak/>
+        <mc:AlternateContent>
+          <mc:Choice Requires="wps">
+            <w:drawing>
+              <wp:anchor distT="0" distB="0" distL="114300" distR="114300" simplePos="0" relativeHeight="251679744" behindDoc="1" locked="0" layoutInCell="1" allowOverlap="1" wp14:anchorId="0A8F5C35" wp14:editId="648AD1F5">
+                <wp:simplePos x="0" y="0"/>
+                <wp:positionH relativeFrom="column">
+                  <wp:posOffset>-12700</wp:posOffset>
+                </wp:positionH>
+                <wp:positionV relativeFrom="paragraph">
+                  <wp:posOffset>2717165</wp:posOffset>
+                </wp:positionV>
+                <wp:extent cx="5764530" cy="635"/>
+                <wp:effectExtent l="0" t="0" r="0" b="0"/>
+                <wp:wrapTight wrapText="bothSides">
+                  <wp:wrapPolygon edited="0">
+                    <wp:start x="0" y="0"/>
+                    <wp:lineTo x="0" y="21600"/>
+                    <wp:lineTo x="21600" y="21600"/>
+                    <wp:lineTo x="21600" y="0"/>
+                  </wp:wrapPolygon>
+                </wp:wrapTight>
+                <wp:docPr id="1394403432" name="Szövegdoboz 1"/>
+                <wp:cNvGraphicFramePr/>
+                <a:graphic xmlns:a="http://schemas.openxmlformats.org/drawingml/2006/main">
+                  <a:graphicData uri="http://schemas.microsoft.com/office/word/2010/wordprocessingShape">
+                    <wps:wsp>
+                      <wps:cNvSpPr txBox="1"/>
+                      <wps:spPr>
+                        <a:xfrm>
+                          <a:off x="0" y="0"/>
+                          <a:ext cx="5764530" cy="635"/>
+                        </a:xfrm>
+                        <a:prstGeom prst="rect">
+                          <a:avLst/>
+                        </a:prstGeom>
+                        <a:solidFill>
+                          <a:prstClr val="white"/>
+                        </a:solidFill>
+                        <a:ln>
+                          <a:noFill/>
+                        </a:ln>
+                      </wps:spPr>
+                      <wps:txbx>
+                        <w:txbxContent>
+                          <w:p>
+                            <w:pPr>
+                              <w:pStyle w:val="Kpalrs"/>
+                              <w:rPr>
+                                <w:szCs w:val="22"/>
+                              </w:rPr>
+                            </w:pPr>
+                            <w:fldSimple w:instr=" SEQ ábra \* ARABIC ">
+                              <w:r>
+                                <w:rPr>
+                                  <w:noProof/>
+                                </w:rPr>
+                                <w:t>5</w:t>
+                              </w:r>
+                            </w:fldSimple>
+                            <w:r>
+                              <w:t xml:space="preserve">. ábra </w:t>
+                            </w:r>
+                            <w:r>
+                              <w:t>felhasználó USE-CASE diagram</w:t>
+                            </w:r>
+                          </w:p>
+                        </w:txbxContent>
+                      </wps:txbx>
+                      <wps:bodyPr rot="0" spcFirstLastPara="0" vertOverflow="overflow" horzOverflow="overflow" vert="horz" wrap="square" lIns="0" tIns="0" rIns="0" bIns="0" numCol="1" spcCol="0" rtlCol="0" fromWordArt="0" anchor="t" anchorCtr="0" forceAA="0" compatLnSpc="1">
+                        <a:prstTxWarp prst="textNoShape">
+                          <a:avLst/>
+                        </a:prstTxWarp>
+                        <a:spAutoFit/>
+                      </wps:bodyPr>
+                    </wps:wsp>
+                  </a:graphicData>
+                </a:graphic>
+              </wp:anchor>
+            </w:drawing>
+          </mc:Choice>
+          <mc:Fallback>
+            <w:pict>
+              <v:shape w14:anchorId="0A8F5C35" id="_x0000_s1030" type="#_x0000_t202" style="position:absolute;left:0;text-align:left;margin-left:-1pt;margin-top:213.95pt;width:453.9pt;height:.05pt;z-index:-251636736;visibility:visible;mso-wrap-style:square;mso-wrap-distance-left:9pt;mso-wrap-distance-top:0;mso-wrap-distance-right:9pt;mso-wrap-distance-bottom:0;mso-position-horizontal:absolute;mso-position-horizontal-relative:text;mso-position-vertical:absolute;mso-position-vertical-relative:text;v-text-anchor:top" o:gfxdata="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" stroked="f">
+                <v:textbox style="mso-fit-shape-to-text:t" inset="0,0,0,0">
+                  <w:txbxContent>
+                    <w:p>
+                      <w:pPr>
+                        <w:pStyle w:val="Kpalrs"/>
+                        <w:rPr>
+                          <w:szCs w:val="22"/>
+                        </w:rPr>
+                      </w:pPr>
+                      <w:fldSimple w:instr=" SEQ ábra \* ARABIC ">
+                        <w:r>
+                          <w:rPr>
+                            <w:noProof/>
+                          </w:rPr>
+                          <w:t>5</w:t>
+                        </w:r>
+                      </w:fldSimple>
+                      <w:r>
+                        <w:t xml:space="preserve">. ábra </w:t>
+                      </w:r>
+                      <w:r>
+                        <w:t>felhasználó USE-CASE diagram</w:t>
+                      </w:r>
+                    </w:p>
+                  </w:txbxContent>
+                </v:textbox>
+                <w10:wrap type="tight"/>
+              </v:shape>
+            </w:pict>
+          </mc:Fallback>
+        </mc:AlternateContent>
+      </w:r>
+      <w:r>
+        <w:rPr>
+          <w:noProof/>
+        </w:rPr>
+        <w:drawing>
+          <wp:anchor distT="0" distB="0" distL="114300" distR="114300" simplePos="0" relativeHeight="251677696" behindDoc="1" locked="0" layoutInCell="1" allowOverlap="1" wp14:anchorId="11068E37" wp14:editId="2DC8C8B5">
+            <wp:simplePos x="0" y="0"/>
+            <wp:positionH relativeFrom="margin">
+              <wp:align>right</wp:align>
+            </wp:positionH>
+            <wp:positionV relativeFrom="paragraph">
+              <wp:posOffset>0</wp:posOffset>
+            </wp:positionV>
+            <wp:extent cx="5764530" cy="2660015"/>
+            <wp:effectExtent l="0" t="0" r="7620" b="6985"/>
+            <wp:wrapTight wrapText="bothSides">
+              <wp:wrapPolygon edited="0">
+                <wp:start x="0" y="0"/>
+                <wp:lineTo x="0" y="21502"/>
+                <wp:lineTo x="21557" y="21502"/>
+                <wp:lineTo x="21557" y="0"/>
+                <wp:lineTo x="0" y="0"/>
+              </wp:wrapPolygon>
+            </wp:wrapTight>
+            <wp:docPr id="211666174" name="Kép 1"/>
+            <wp:cNvGraphicFramePr>
+              <a:graphicFrameLocks xmlns:a="http://schemas.openxmlformats.org/drawingml/2006/main" noChangeAspect="1"/>
+            </wp:cNvGraphicFramePr>
+            <a:graphic xmlns:a="http://schemas.openxmlformats.org/drawingml/2006/main">
+              <a:graphicData uri="http://schemas.openxmlformats.org/drawingml/2006/picture">
+                <pic:pic xmlns:pic="http://schemas.openxmlformats.org/drawingml/2006/picture">
+                  <pic:nvPicPr>
+                    <pic:cNvPr id="211666174" name=""/>
+                    <pic:cNvPicPr/>
+                  </pic:nvPicPr>
+                  <pic:blipFill>
+                    <a:blip r:embed="rId17">
+                      <a:extLst>
+                        <a:ext uri="{28A0092B-C50C-407E-A947-70E740481C1C}">
+                          <a14:useLocalDpi xmlns:a14="http://schemas.microsoft.com/office/drawing/2010/main" val="0"/>
+                        </a:ext>
+                      </a:extLst>
+                    </a:blip>
+                    <a:stretch>
+                      <a:fillRect/>
+                    </a:stretch>
+                  </pic:blipFill>
+                  <pic:spPr>
+                    <a:xfrm>
+                      <a:off x="0" y="0"/>
+                      <a:ext cx="5764530" cy="2660015"/>
+                    </a:xfrm>
+                    <a:prstGeom prst="rect">
+                      <a:avLst/>
+                    </a:prstGeom>
+                  </pic:spPr>
+                </pic:pic>
+              </a:graphicData>
+            </a:graphic>
+            <wp14:sizeRelH relativeFrom="margin">
+              <wp14:pctWidth>0</wp14:pctWidth>
+            </wp14:sizeRelH>
+            <wp14:sizeRelV relativeFrom="margin">
+              <wp14:pctHeight>0</wp14:pctHeight>
+            </wp14:sizeRelV>
+          </wp:anchor>
+        </w:drawing>
       </w:r>
       <w:r>
         <w:t xml:space="preserve"> </w:t>
       </w:r>
-      <w:proofErr w:type="spellStart"/>
-      <w:r>
-        <w:t>Build</w:t>
-      </w:r>
-      <w:proofErr w:type="spellEnd"/>
-      <w:r>
-        <w:t xml:space="preserve"> and </w:t>
-      </w:r>
-      <w:proofErr w:type="spellStart"/>
-      <w:r>
-        <w:t>Run</w:t>
-      </w:r>
-      <w:proofErr w:type="spellEnd"/>
-      <w:r>
-        <w:t xml:space="preserve"> opcióval vagy a </w:t>
-      </w:r>
-      <w:proofErr w:type="spellStart"/>
-      <w:r>
-        <w:t>Build</w:t>
-      </w:r>
-      <w:proofErr w:type="spellEnd"/>
-      <w:r>
-        <w:t xml:space="preserve"> </w:t>
-      </w:r>
-      <w:proofErr w:type="spellStart"/>
-      <w:r>
-        <w:t>Settings</w:t>
-      </w:r>
-      <w:proofErr w:type="spellEnd"/>
-      <w:r>
-        <w:t xml:space="preserve">… -en belül a </w:t>
-      </w:r>
-      <w:proofErr w:type="spellStart"/>
-      <w:r>
-        <w:t>Build</w:t>
-      </w:r>
-      <w:proofErr w:type="spellEnd"/>
-      <w:r>
-        <w:t xml:space="preserve"> vagy </w:t>
-      </w:r>
-      <w:proofErr w:type="spellStart"/>
-      <w:r>
-        <w:t>Build</w:t>
-      </w:r>
-      <w:proofErr w:type="spellEnd"/>
-      <w:r>
-        <w:t xml:space="preserve"> and </w:t>
-      </w:r>
-      <w:proofErr w:type="spellStart"/>
-      <w:r>
-        <w:t>Run</w:t>
-      </w:r>
-      <w:proofErr w:type="spellEnd"/>
-      <w:r>
-        <w:t xml:space="preserve"> gombbal hajtható végre.</w:t>
-      </w:r>
-      <w:r>
-        <w:t xml:space="preserve"> A program futtatásához a </w:t>
-      </w:r>
-      <w:proofErr w:type="spellStart"/>
-      <w:r>
-        <w:t>Build</w:t>
-      </w:r>
-      <w:proofErr w:type="spellEnd"/>
-      <w:r>
-        <w:t xml:space="preserve"> mappa tartalmán kívül másra nincs szükség a működés szempontjából.</w:t>
+      <w:r>
+        <w:t xml:space="preserve">Az </w:t>
+      </w:r>
+      <w:r>
+        <w:fldChar w:fldCharType="begin"/>
+      </w:r>
+      <w:r>
+        <w:instrText xml:space="preserve"> REF _Ref228113241 \h </w:instrText>
+      </w:r>
+      <w:r>
+        <w:fldChar w:fldCharType="separate"/>
+      </w:r>
+      <w:r>
+        <w:rPr>
+          <w:noProof/>
+        </w:rPr>
+        <w:t>5</w:t>
+      </w:r>
+      <w:r>
+        <w:t>. ábr</w:t>
+      </w:r>
+      <w:r>
+        <w:t>án</w:t>
+      </w:r>
+      <w:r>
+        <w:fldChar w:fldCharType="end"/>
+      </w:r>
+      <w:r>
+        <w:t xml:space="preserve"> látható a program felhasználói </w:t>
+      </w:r>
+      <w:r>
+        <w:t>eset</w:t>
+      </w:r>
+      <w:r>
+        <w:t xml:space="preserve"> diagramja, ami ábrázolja, milyen opciói vannak a felhasználóknak a program használata közben.</w:t>
+      </w:r>
+      <w:r>
+        <w:t xml:space="preserve"> Mint az ábrán is látható a menüben a játékmódot tudja kiválasztani a játékos, a beállításokat tudja módosítani, illetve kilépni a programból. Ha kiválasztotta milyen játékmódban szeretné használni a programot a játékos, utána választhat egy pályát, vagy megnyithatja a játék menüt. Itt újra módosíthatja a beállításokat, vagy akár visszaléphet a menübe. Ha kiválaszt egy pályát a játékos, akkor pedig tudja mozgatni az egy vagy több karaktert billentyűzet segítségével.</w:t>
       </w:r>
     </w:p>
     <w:p>
       <w:r>
-        <w:t xml:space="preserve">A program kódjának bizonyos részeinek tesztelésére </w:t>
-      </w:r>
-      <w:r>
-        <w:t xml:space="preserve">a </w:t>
-      </w:r>
-      <w:proofErr w:type="spellStart"/>
-      <w:r>
-        <w:t>Unityben</w:t>
-      </w:r>
-      <w:proofErr w:type="spellEnd"/>
-      <w:r>
-        <w:t xml:space="preserve"> speciális </w:t>
-      </w:r>
-      <w:proofErr w:type="spellStart"/>
-      <w:r>
-        <w:t>EditTeszt-ekkel</w:t>
-      </w:r>
-      <w:proofErr w:type="spellEnd"/>
-      <w:r>
-        <w:t xml:space="preserve"> végeztem el. Ezekkel a program futása nélkül tesztelhetők bizonyos funkciók. Az ehhez megírt teszteket a </w:t>
+        <w:t xml:space="preserve">A programhoz elkészítettem az osztály kapcsolat diagrammot is, ami a mellékeltek között a </w:t>
+      </w:r>
+      <w:r>
+        <w:fldChar w:fldCharType="begin"/>
+      </w:r>
+      <w:r>
+        <w:instrText xml:space="preserve"> REF _Ref228113655 \h </w:instrText>
+      </w:r>
+      <w:r>
+        <w:fldChar w:fldCharType="separate"/>
+      </w:r>
+      <w:r>
+        <w:rPr>
+          <w:noProof/>
+        </w:rPr>
+        <w:t>10</w:t>
+      </w:r>
+      <w:r>
+        <w:t>. ábrá</w:t>
+      </w:r>
+      <w:r>
+        <w:fldChar w:fldCharType="end"/>
+      </w:r>
+      <w:r>
+        <w:t xml:space="preserve">n látható. Ez ábrázolja, hogy a legtöbb osztály </w:t>
+      </w:r>
+      <w:proofErr w:type="spellStart"/>
+      <w:r>
+        <w:t>MonoBehaviour</w:t>
+      </w:r>
+      <w:proofErr w:type="spellEnd"/>
+      <w:r>
+        <w:t xml:space="preserve"> </w:t>
+      </w:r>
+      <w:proofErr w:type="spellStart"/>
+      <w:r>
+        <w:t>unity</w:t>
+      </w:r>
+      <w:proofErr w:type="spellEnd"/>
+      <w:r>
+        <w:t xml:space="preserve">-s osztályból származik, illetve jól látható a kettő saját típus is. Az ábrán továbbá látható, hogy a </w:t>
+      </w:r>
+      <w:proofErr w:type="spellStart"/>
+      <w:r>
+        <w:t>SceneLoader</w:t>
+      </w:r>
+      <w:proofErr w:type="spellEnd"/>
+      <w:r>
+        <w:t xml:space="preserve"> és a </w:t>
+      </w:r>
+      <w:proofErr w:type="spellStart"/>
+      <w:r>
+        <w:t>Saver</w:t>
+      </w:r>
+      <w:proofErr w:type="spellEnd"/>
+      <w:r>
+        <w:t xml:space="preserve"> nem kapcsolódik semmihez, ezek tartalmaznak egy statikus „</w:t>
+      </w:r>
+      <w:proofErr w:type="spellStart"/>
+      <w:r>
+        <w:t>instcance</w:t>
+      </w:r>
+      <w:proofErr w:type="spellEnd"/>
+      <w:r>
+        <w:t>” változót, amin keresztül vannak hívva bizonyos függvények más osztályokból a program futása során.</w:t>
+      </w:r>
+      <w:r>
+        <w:t xml:space="preserve"> </w:t>
+      </w:r>
+      <w:r>
+        <w:t xml:space="preserve">A </w:t>
+      </w:r>
+      <w:proofErr w:type="spellStart"/>
+      <w:r>
+        <w:t>CustomTile</w:t>
+      </w:r>
+      <w:proofErr w:type="spellEnd"/>
+      <w:r>
+        <w:t xml:space="preserve"> kapcsolata a hat különböző </w:t>
+      </w:r>
+      <w:proofErr w:type="spellStart"/>
+      <w:r>
+        <w:t>tilemap</w:t>
+      </w:r>
+      <w:proofErr w:type="spellEnd"/>
+      <w:r>
+        <w:t xml:space="preserve"> </w:t>
+      </w:r>
+      <w:proofErr w:type="spellStart"/>
+      <w:r>
+        <w:t>controller</w:t>
+      </w:r>
+      <w:proofErr w:type="spellEnd"/>
+      <w:r>
+        <w:t xml:space="preserve"> osztályhoz abból adódik, hogy a </w:t>
+      </w:r>
+      <w:proofErr w:type="spellStart"/>
+      <w:r>
+        <w:t>gridre</w:t>
+      </w:r>
+      <w:proofErr w:type="spellEnd"/>
+      <w:r>
+        <w:t xml:space="preserve"> betöltendő elemeket </w:t>
+      </w:r>
+      <w:proofErr w:type="spellStart"/>
+      <w:r>
+        <w:t>CustomTile</w:t>
+      </w:r>
+      <w:proofErr w:type="spellEnd"/>
+      <w:r>
+        <w:t xml:space="preserve"> típusként tárolom a könnyebb azonosítás céljából.</w:t>
+      </w:r>
+    </w:p>
+    <w:p>
+      <w:r>
+        <w:t xml:space="preserve">A program kódjának tesztelésére készítettem </w:t>
+      </w:r>
+      <w:proofErr w:type="spellStart"/>
+      <w:r>
+        <w:t>UnitTeszteket</w:t>
+      </w:r>
+      <w:proofErr w:type="spellEnd"/>
+      <w:r>
+        <w:t xml:space="preserve">. Ennek két típusa van a </w:t>
+      </w:r>
+      <w:proofErr w:type="spellStart"/>
+      <w:r>
+        <w:t>Unity</w:t>
+      </w:r>
+      <w:proofErr w:type="spellEnd"/>
+      <w:r>
+        <w:t xml:space="preserve">-ben az Edit </w:t>
+      </w:r>
+      <w:proofErr w:type="spellStart"/>
+      <w:r>
+        <w:t>Mode</w:t>
+      </w:r>
+      <w:proofErr w:type="spellEnd"/>
+      <w:r>
+        <w:t xml:space="preserve"> tesztek és a Play </w:t>
+      </w:r>
+      <w:proofErr w:type="spellStart"/>
+      <w:r>
+        <w:t>Mode</w:t>
+      </w:r>
+      <w:proofErr w:type="spellEnd"/>
+      <w:r>
+        <w:t xml:space="preserve"> tesztek. </w:t>
+      </w:r>
+      <w:r>
+        <w:t xml:space="preserve">Az elkészített </w:t>
+      </w:r>
+      <w:r>
+        <w:t xml:space="preserve">teszteket a </w:t>
       </w:r>
       <w:proofErr w:type="spellStart"/>
       <w:r>
@@ -4001,13 +4410,2333 @@
       </w:r>
       <w:proofErr w:type="spellEnd"/>
       <w:r>
-        <w:t xml:space="preserve"> almappában szereplő script tartalmazza. A program más funkcióit nehéz lett volna megoldani hasonló tesztekkel, így ismerősei</w:t>
+        <w:t xml:space="preserve"> almappában szereplő script tartalmazz</w:t>
+      </w:r>
+      <w:r>
+        <w:t>a</w:t>
+      </w:r>
+      <w:r>
+        <w:t>.</w:t>
+      </w:r>
+      <w:r>
+        <w:t xml:space="preserve"> Az </w:t>
+      </w:r>
+      <w:proofErr w:type="spellStart"/>
+      <w:r>
+        <w:t>EditTests</w:t>
+      </w:r>
+      <w:proofErr w:type="spellEnd"/>
+      <w:r>
+        <w:t xml:space="preserve"> osztályan szereplő teszek az Edit </w:t>
+      </w:r>
+      <w:proofErr w:type="spellStart"/>
+      <w:r>
+        <w:t>Mode</w:t>
+      </w:r>
+      <w:proofErr w:type="spellEnd"/>
+      <w:r>
+        <w:t xml:space="preserve"> tesztek melyek nem igénylik a program futását a funkciók ellenőrzésére. </w:t>
+      </w:r>
+      <w:r>
+        <w:lastRenderedPageBreak/>
+        <w:t xml:space="preserve">Ezzel ellentétben a Play </w:t>
+      </w:r>
+      <w:proofErr w:type="spellStart"/>
+      <w:r>
+        <w:t>Mode</w:t>
+      </w:r>
+      <w:proofErr w:type="spellEnd"/>
+      <w:r>
+        <w:t xml:space="preserve"> tesztek a program futása közben</w:t>
+      </w:r>
+      <w:r>
+        <w:t>,</w:t>
+      </w:r>
+      <w:r>
+        <w:t xml:space="preserve"> a funkciókat szimulálva</w:t>
+      </w:r>
+      <w:r>
+        <w:t>,</w:t>
+      </w:r>
+      <w:r>
+        <w:t xml:space="preserve"> hajtják végre a megírt teszteket. Sajnos bárhogy kerestem és próbálkoztam nem sikerült megvalósítanom az alapkövetelményeket, hogy ilyen teszteket tudjak futtatni, így csak néhány Edit </w:t>
+      </w:r>
+      <w:proofErr w:type="spellStart"/>
+      <w:r>
+        <w:t>Mode</w:t>
+      </w:r>
+      <w:proofErr w:type="spellEnd"/>
+      <w:r>
+        <w:t xml:space="preserve"> tesztet készítettem. A Play </w:t>
+      </w:r>
+      <w:proofErr w:type="spellStart"/>
+      <w:r>
+        <w:t>Mode</w:t>
+      </w:r>
+      <w:proofErr w:type="spellEnd"/>
+      <w:r>
+        <w:t xml:space="preserve"> tesztek lehetővé tették volna, hogy az editorban beállított különböző komponens referenciákat is </w:t>
+      </w:r>
+      <w:r>
+        <w:t>használni tudja</w:t>
+      </w:r>
+      <w:r>
+        <w:t xml:space="preserve"> a tesztelő. Ennek hiányában</w:t>
+      </w:r>
+      <w:r>
+        <w:t>,</w:t>
+      </w:r>
+      <w:r>
+        <w:t xml:space="preserve"> tekintve, hogy a függvényeim nagyon nagy része ilyen előre beállított változókat használnak, nincs lehetőségem teszteket írni a </w:t>
+      </w:r>
+      <w:r>
+        <w:t xml:space="preserve">legtöbb </w:t>
+      </w:r>
+      <w:r>
+        <w:t>függvényemhez. Ezért a</w:t>
+      </w:r>
+      <w:r>
+        <w:t xml:space="preserve"> program </w:t>
+      </w:r>
+      <w:r>
+        <w:t xml:space="preserve">ilyen </w:t>
+      </w:r>
+      <w:r>
+        <w:t>funkciói</w:t>
+      </w:r>
+      <w:r>
+        <w:t xml:space="preserve">nak tesztelése szempontjából a </w:t>
+      </w:r>
+      <w:proofErr w:type="spellStart"/>
+      <w:r>
+        <w:t>build</w:t>
+      </w:r>
+      <w:r>
+        <w:t>-</w:t>
+      </w:r>
+      <w:r>
+        <w:t>elt</w:t>
+      </w:r>
+      <w:proofErr w:type="spellEnd"/>
+      <w:r>
+        <w:t xml:space="preserve"> </w:t>
+      </w:r>
+      <w:r>
+        <w:t xml:space="preserve">változatot </w:t>
+      </w:r>
+      <w:r>
+        <w:t>ismerősei</w:t>
       </w:r>
       <w:r>
         <w:t>m</w:t>
       </w:r>
       <w:r>
-        <w:t>nek küldtem el a programot kipróbálásra.</w:t>
+        <w:t>nek küldtem el a kipróbálásra.</w:t>
+      </w:r>
+    </w:p>
+    <w:p>
+      <w:r>
+        <w:rPr>
+          <w:noProof/>
+        </w:rPr>
+        <mc:AlternateContent>
+          <mc:Choice Requires="wps">
+            <w:drawing>
+              <wp:anchor distT="0" distB="0" distL="114300" distR="114300" simplePos="0" relativeHeight="251682816" behindDoc="1" locked="0" layoutInCell="1" allowOverlap="1" wp14:anchorId="0ECD4B84" wp14:editId="38D4FE7A">
+                <wp:simplePos x="0" y="0"/>
+                <wp:positionH relativeFrom="column">
+                  <wp:posOffset>0</wp:posOffset>
+                </wp:positionH>
+                <wp:positionV relativeFrom="paragraph">
+                  <wp:posOffset>4659630</wp:posOffset>
+                </wp:positionV>
+                <wp:extent cx="3268345" cy="635"/>
+                <wp:effectExtent l="0" t="0" r="0" b="0"/>
+                <wp:wrapTight wrapText="bothSides">
+                  <wp:wrapPolygon edited="0">
+                    <wp:start x="0" y="0"/>
+                    <wp:lineTo x="0" y="21600"/>
+                    <wp:lineTo x="21600" y="21600"/>
+                    <wp:lineTo x="21600" y="0"/>
+                  </wp:wrapPolygon>
+                </wp:wrapTight>
+                <wp:docPr id="13461295" name="Szövegdoboz 1"/>
+                <wp:cNvGraphicFramePr/>
+                <a:graphic xmlns:a="http://schemas.openxmlformats.org/drawingml/2006/main">
+                  <a:graphicData uri="http://schemas.microsoft.com/office/word/2010/wordprocessingShape">
+                    <wps:wsp>
+                      <wps:cNvSpPr txBox="1"/>
+                      <wps:spPr>
+                        <a:xfrm>
+                          <a:off x="0" y="0"/>
+                          <a:ext cx="3268345" cy="635"/>
+                        </a:xfrm>
+                        <a:prstGeom prst="rect">
+                          <a:avLst/>
+                        </a:prstGeom>
+                        <a:solidFill>
+                          <a:prstClr val="white"/>
+                        </a:solidFill>
+                        <a:ln>
+                          <a:noFill/>
+                        </a:ln>
+                      </wps:spPr>
+                      <wps:txbx>
+                        <w:txbxContent>
+                          <w:bookmarkStart w:id="3" w:name="_Ref228120830"/>
+                          <w:p>
+                            <w:pPr>
+                              <w:pStyle w:val="Kpalrs"/>
+                              <w:rPr>
+                                <w:szCs w:val="22"/>
+                              </w:rPr>
+                            </w:pPr>
+                            <w:r>
+                              <w:fldChar w:fldCharType="begin"/>
+                            </w:r>
+                            <w:r>
+                              <w:instrText xml:space="preserve"> SEQ ábra \* ARABIC </w:instrText>
+                            </w:r>
+                            <w:r>
+                              <w:fldChar w:fldCharType="separate"/>
+                            </w:r>
+                            <w:r>
+                              <w:rPr>
+                                <w:noProof/>
+                              </w:rPr>
+                              <w:t>6</w:t>
+                            </w:r>
+                            <w:r>
+                              <w:fldChar w:fldCharType="end"/>
+                            </w:r>
+                            <w:r>
+                              <w:t>. ábra</w:t>
+                            </w:r>
+                            <w:bookmarkEnd w:id="3"/>
+                            <w:r>
+                              <w:t xml:space="preserve"> </w:t>
+                            </w:r>
+                            <w:proofErr w:type="spellStart"/>
+                            <w:r>
+                              <w:t>EditTests</w:t>
+                            </w:r>
+                            <w:proofErr w:type="spellEnd"/>
+                            <w:r>
+                              <w:t xml:space="preserve"> osztály kódja</w:t>
+                            </w:r>
+                          </w:p>
+                        </w:txbxContent>
+                      </wps:txbx>
+                      <wps:bodyPr rot="0" spcFirstLastPara="0" vertOverflow="overflow" horzOverflow="overflow" vert="horz" wrap="square" lIns="0" tIns="0" rIns="0" bIns="0" numCol="1" spcCol="0" rtlCol="0" fromWordArt="0" anchor="t" anchorCtr="0" forceAA="0" compatLnSpc="1">
+                        <a:prstTxWarp prst="textNoShape">
+                          <a:avLst/>
+                        </a:prstTxWarp>
+                        <a:spAutoFit/>
+                      </wps:bodyPr>
+                    </wps:wsp>
+                  </a:graphicData>
+                </a:graphic>
+              </wp:anchor>
+            </w:drawing>
+          </mc:Choice>
+          <mc:Fallback>
+            <w:pict>
+              <v:shape w14:anchorId="0ECD4B84" id="_x0000_s1031" type="#_x0000_t202" style="position:absolute;left:0;text-align:left;margin-left:0;margin-top:366.9pt;width:257.35pt;height:.05pt;z-index:-251633664;visibility:visible;mso-wrap-style:square;mso-wrap-distance-left:9pt;mso-wrap-distance-top:0;mso-wrap-distance-right:9pt;mso-wrap-distance-bottom:0;mso-position-horizontal:absolute;mso-position-horizontal-relative:text;mso-position-vertical:absolute;mso-position-vertical-relative:text;v-text-anchor:top" o:gfxdata="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" stroked="f">
+                <v:textbox style="mso-fit-shape-to-text:t" inset="0,0,0,0">
+                  <w:txbxContent>
+                    <w:bookmarkStart w:id="4" w:name="_Ref228120830"/>
+                    <w:p>
+                      <w:pPr>
+                        <w:pStyle w:val="Kpalrs"/>
+                        <w:rPr>
+                          <w:szCs w:val="22"/>
+                        </w:rPr>
+                      </w:pPr>
+                      <w:r>
+                        <w:fldChar w:fldCharType="begin"/>
+                      </w:r>
+                      <w:r>
+                        <w:instrText xml:space="preserve"> SEQ ábra \* ARABIC </w:instrText>
+                      </w:r>
+                      <w:r>
+                        <w:fldChar w:fldCharType="separate"/>
+                      </w:r>
+                      <w:r>
+                        <w:rPr>
+                          <w:noProof/>
+                        </w:rPr>
+                        <w:t>6</w:t>
+                      </w:r>
+                      <w:r>
+                        <w:fldChar w:fldCharType="end"/>
+                      </w:r>
+                      <w:r>
+                        <w:t>. ábra</w:t>
+                      </w:r>
+                      <w:bookmarkEnd w:id="4"/>
+                      <w:r>
+                        <w:t xml:space="preserve"> </w:t>
+                      </w:r>
+                      <w:proofErr w:type="spellStart"/>
+                      <w:r>
+                        <w:t>EditTests</w:t>
+                      </w:r>
+                      <w:proofErr w:type="spellEnd"/>
+                      <w:r>
+                        <w:t xml:space="preserve"> osztály kódja</w:t>
+                      </w:r>
+                    </w:p>
+                  </w:txbxContent>
+                </v:textbox>
+                <w10:wrap type="tight"/>
+              </v:shape>
+            </w:pict>
+          </mc:Fallback>
+        </mc:AlternateContent>
+      </w:r>
+      <w:r>
+        <w:rPr>
+          <w:noProof/>
+        </w:rPr>
+        <w:drawing>
+          <wp:anchor distT="0" distB="0" distL="114300" distR="114300" simplePos="0" relativeHeight="251680768" behindDoc="1" locked="0" layoutInCell="1" allowOverlap="1" wp14:anchorId="3B59A4BD" wp14:editId="1392D6EB">
+            <wp:simplePos x="0" y="0"/>
+            <wp:positionH relativeFrom="margin">
+              <wp:align>left</wp:align>
+            </wp:positionH>
+            <wp:positionV relativeFrom="paragraph">
+              <wp:posOffset>7123</wp:posOffset>
+            </wp:positionV>
+            <wp:extent cx="3268345" cy="4595495"/>
+            <wp:effectExtent l="0" t="0" r="8255" b="0"/>
+            <wp:wrapTight wrapText="bothSides">
+              <wp:wrapPolygon edited="0">
+                <wp:start x="0" y="0"/>
+                <wp:lineTo x="0" y="21490"/>
+                <wp:lineTo x="21529" y="21490"/>
+                <wp:lineTo x="21529" y="0"/>
+                <wp:lineTo x="0" y="0"/>
+              </wp:wrapPolygon>
+            </wp:wrapTight>
+            <wp:docPr id="262432422" name="Kép 1"/>
+            <wp:cNvGraphicFramePr>
+              <a:graphicFrameLocks xmlns:a="http://schemas.openxmlformats.org/drawingml/2006/main" noChangeAspect="1"/>
+            </wp:cNvGraphicFramePr>
+            <a:graphic xmlns:a="http://schemas.openxmlformats.org/drawingml/2006/main">
+              <a:graphicData uri="http://schemas.openxmlformats.org/drawingml/2006/picture">
+                <pic:pic xmlns:pic="http://schemas.openxmlformats.org/drawingml/2006/picture">
+                  <pic:nvPicPr>
+                    <pic:cNvPr id="262432422" name=""/>
+                    <pic:cNvPicPr/>
+                  </pic:nvPicPr>
+                  <pic:blipFill>
+                    <a:blip r:embed="rId18">
+                      <a:extLst>
+                        <a:ext uri="{28A0092B-C50C-407E-A947-70E740481C1C}">
+                          <a14:useLocalDpi xmlns:a14="http://schemas.microsoft.com/office/drawing/2010/main" val="0"/>
+                        </a:ext>
+                      </a:extLst>
+                    </a:blip>
+                    <a:stretch>
+                      <a:fillRect/>
+                    </a:stretch>
+                  </pic:blipFill>
+                  <pic:spPr>
+                    <a:xfrm>
+                      <a:off x="0" y="0"/>
+                      <a:ext cx="3268345" cy="4595495"/>
+                    </a:xfrm>
+                    <a:prstGeom prst="rect">
+                      <a:avLst/>
+                    </a:prstGeom>
+                  </pic:spPr>
+                </pic:pic>
+              </a:graphicData>
+            </a:graphic>
+            <wp14:sizeRelH relativeFrom="margin">
+              <wp14:pctWidth>0</wp14:pctWidth>
+            </wp14:sizeRelH>
+            <wp14:sizeRelV relativeFrom="margin">
+              <wp14:pctHeight>0</wp14:pctHeight>
+            </wp14:sizeRelV>
+          </wp:anchor>
+        </w:drawing>
+      </w:r>
+      <w:r>
+        <w:t xml:space="preserve">Az elkészített teszt osztályt a </w:t>
+      </w:r>
+      <w:r>
+        <w:fldChar w:fldCharType="begin"/>
+      </w:r>
+      <w:r>
+        <w:instrText xml:space="preserve"> REF _Ref228120830 \h </w:instrText>
+      </w:r>
+      <w:r>
+        <w:fldChar w:fldCharType="separate"/>
+      </w:r>
+      <w:r>
+        <w:rPr>
+          <w:noProof/>
+        </w:rPr>
+        <w:t>6</w:t>
+      </w:r>
+      <w:r>
+        <w:t>. ábra</w:t>
+      </w:r>
+      <w:r>
+        <w:fldChar w:fldCharType="end"/>
+      </w:r>
+      <w:r>
+        <w:t xml:space="preserve"> ábrázolja. Egy </w:t>
+      </w:r>
+      <w:proofErr w:type="spellStart"/>
+      <w:r>
+        <w:t>UnitTeszt</w:t>
+      </w:r>
+      <w:proofErr w:type="spellEnd"/>
+      <w:r>
+        <w:t xml:space="preserve"> három, opcionálisan négy szakaszból épül fel. Első lépésként a „</w:t>
+      </w:r>
+      <w:proofErr w:type="spellStart"/>
+      <w:r>
+        <w:t>SetUp</w:t>
+      </w:r>
+      <w:proofErr w:type="spellEnd"/>
+      <w:r>
+        <w:t xml:space="preserve">” tulajdonsággal ellátott függvény fut le. Ez előkészíti a teszteket. Ezután a „Test” vagy </w:t>
+      </w:r>
+      <w:proofErr w:type="spellStart"/>
+      <w:r>
+        <w:t>Unity</w:t>
+      </w:r>
+      <w:proofErr w:type="spellEnd"/>
+      <w:r>
+        <w:t xml:space="preserve"> esetén speciális esetben a „</w:t>
+      </w:r>
+      <w:proofErr w:type="spellStart"/>
+      <w:r>
+        <w:t>UnityTest</w:t>
+      </w:r>
+      <w:proofErr w:type="spellEnd"/>
+      <w:r>
+        <w:t xml:space="preserve">” tulajdonsággal ellátott függvények futnak le egymástól elkülönülve. Ezek nem befolyásolják egymás működését, ha esetleg a </w:t>
+      </w:r>
+      <w:proofErr w:type="spellStart"/>
+      <w:r>
+        <w:t>SetUp</w:t>
+      </w:r>
+      <w:proofErr w:type="spellEnd"/>
+      <w:r>
+        <w:t>-ban beállított változókat használja több teszteset is. Ezek a tesztek két szakaszt tartalmaznak. Első a tesztelendő függvények meghívása, második pedig az „</w:t>
+      </w:r>
+      <w:proofErr w:type="spellStart"/>
+      <w:r>
+        <w:t>Assert</w:t>
+      </w:r>
+      <w:proofErr w:type="spellEnd"/>
+      <w:r>
+        <w:t xml:space="preserve">” tesztelő osztály segítségével az eredmények vizsgálata. Ezek a vizsgálatok várt értékekkel való összehasonlítás alapján működnek. Ezek lehetnek a kódban is látható módon az </w:t>
+      </w:r>
+      <w:proofErr w:type="spellStart"/>
+      <w:r>
+        <w:t>Assert.IsTrue</w:t>
+      </w:r>
+      <w:proofErr w:type="spellEnd"/>
+      <w:r>
+        <w:t xml:space="preserve">() </w:t>
+      </w:r>
+      <w:r>
+        <w:t xml:space="preserve">metódussal, vagy az </w:t>
+      </w:r>
+      <w:proofErr w:type="spellStart"/>
+      <w:r>
+        <w:t>Assert.AreEqual</w:t>
+      </w:r>
+      <w:proofErr w:type="spellEnd"/>
+      <w:r>
+        <w:t>() függvénnyel</w:t>
+      </w:r>
+      <w:r>
+        <w:t>,</w:t>
+      </w:r>
+      <w:r>
+        <w:t xml:space="preserve"> ahol a vizsgálni kívánt érték mellett a várt értéket is meg kell adni.</w:t>
+      </w:r>
+      <w:r>
+        <w:t xml:space="preserve"> Végül a negyedik opcionális szakasz a „</w:t>
+      </w:r>
+      <w:proofErr w:type="spellStart"/>
+      <w:r>
+        <w:t>Teardown</w:t>
+      </w:r>
+      <w:proofErr w:type="spellEnd"/>
+      <w:r>
+        <w:t>”</w:t>
+      </w:r>
+      <w:r>
+        <w:t>,</w:t>
+      </w:r>
+      <w:r>
+        <w:t xml:space="preserve"> ami erőforrások felszabadítására használatos, bár a tesztek futásának befejezésével ezt az operációs rendszer is elvégzi szükség esetén.</w:t>
+      </w:r>
+    </w:p>
+    <w:p>
+      <w:pPr>
+        <w:rPr>
+          <w:noProof/>
+        </w:rPr>
+      </w:pPr>
+      <w:r>
+        <w:rPr>
+          <w:noProof/>
+        </w:rPr>
+        <w:lastRenderedPageBreak/>
+        <mc:AlternateContent>
+          <mc:Choice Requires="wps">
+            <w:drawing>
+              <wp:anchor distT="0" distB="0" distL="114300" distR="114300" simplePos="0" relativeHeight="251688960" behindDoc="1" locked="0" layoutInCell="1" allowOverlap="1" wp14:anchorId="5074DF46" wp14:editId="4ED81162">
+                <wp:simplePos x="0" y="0"/>
+                <wp:positionH relativeFrom="column">
+                  <wp:posOffset>-2540</wp:posOffset>
+                </wp:positionH>
+                <wp:positionV relativeFrom="paragraph">
+                  <wp:posOffset>6747510</wp:posOffset>
+                </wp:positionV>
+                <wp:extent cx="5759450" cy="635"/>
+                <wp:effectExtent l="0" t="0" r="0" b="0"/>
+                <wp:wrapTight wrapText="bothSides">
+                  <wp:wrapPolygon edited="0">
+                    <wp:start x="0" y="0"/>
+                    <wp:lineTo x="0" y="21600"/>
+                    <wp:lineTo x="21600" y="21600"/>
+                    <wp:lineTo x="21600" y="0"/>
+                  </wp:wrapPolygon>
+                </wp:wrapTight>
+                <wp:docPr id="467818304" name="Szövegdoboz 1"/>
+                <wp:cNvGraphicFramePr/>
+                <a:graphic xmlns:a="http://schemas.openxmlformats.org/drawingml/2006/main">
+                  <a:graphicData uri="http://schemas.microsoft.com/office/word/2010/wordprocessingShape">
+                    <wps:wsp>
+                      <wps:cNvSpPr txBox="1"/>
+                      <wps:spPr>
+                        <a:xfrm>
+                          <a:off x="0" y="0"/>
+                          <a:ext cx="5759450" cy="635"/>
+                        </a:xfrm>
+                        <a:prstGeom prst="rect">
+                          <a:avLst/>
+                        </a:prstGeom>
+                        <a:solidFill>
+                          <a:prstClr val="white"/>
+                        </a:solidFill>
+                        <a:ln>
+                          <a:noFill/>
+                        </a:ln>
+                      </wps:spPr>
+                      <wps:txbx>
+                        <w:txbxContent>
+                          <w:bookmarkStart w:id="5" w:name="_Ref228128117"/>
+                          <w:p>
+                            <w:pPr>
+                              <w:pStyle w:val="Kpalrs"/>
+                              <w:rPr>
+                                <w:noProof/>
+                                <w:szCs w:val="22"/>
+                              </w:rPr>
+                            </w:pPr>
+                            <w:r>
+                              <w:rPr>
+                                <w:noProof/>
+                              </w:rPr>
+                              <w:fldChar w:fldCharType="begin"/>
+                            </w:r>
+                            <w:r>
+                              <w:rPr>
+                                <w:noProof/>
+                              </w:rPr>
+                              <w:instrText xml:space="preserve"> SEQ ábra \* ARABIC </w:instrText>
+                            </w:r>
+                            <w:r>
+                              <w:rPr>
+                                <w:noProof/>
+                              </w:rPr>
+                              <w:fldChar w:fldCharType="separate"/>
+                            </w:r>
+                            <w:r>
+                              <w:rPr>
+                                <w:noProof/>
+                              </w:rPr>
+                              <w:t>7</w:t>
+                            </w:r>
+                            <w:r>
+                              <w:rPr>
+                                <w:noProof/>
+                              </w:rPr>
+                              <w:fldChar w:fldCharType="end"/>
+                            </w:r>
+                            <w:r>
+                              <w:t>. ábra</w:t>
+                            </w:r>
+                            <w:bookmarkEnd w:id="5"/>
+                            <w:r>
+                              <w:t xml:space="preserve"> </w:t>
+                            </w:r>
+                            <w:proofErr w:type="spellStart"/>
+                            <w:r>
+                              <w:t>NextMap</w:t>
+                            </w:r>
+                            <w:proofErr w:type="spellEnd"/>
+                            <w:r>
+                              <w:t xml:space="preserve"> függvény</w:t>
+                            </w:r>
+                          </w:p>
+                        </w:txbxContent>
+                      </wps:txbx>
+                      <wps:bodyPr rot="0" spcFirstLastPara="0" vertOverflow="overflow" horzOverflow="overflow" vert="horz" wrap="square" lIns="0" tIns="0" rIns="0" bIns="0" numCol="1" spcCol="0" rtlCol="0" fromWordArt="0" anchor="t" anchorCtr="0" forceAA="0" compatLnSpc="1">
+                        <a:prstTxWarp prst="textNoShape">
+                          <a:avLst/>
+                        </a:prstTxWarp>
+                        <a:spAutoFit/>
+                      </wps:bodyPr>
+                    </wps:wsp>
+                  </a:graphicData>
+                </a:graphic>
+              </wp:anchor>
+            </w:drawing>
+          </mc:Choice>
+          <mc:Fallback>
+            <w:pict>
+              <v:shape w14:anchorId="5074DF46" id="_x0000_s1032" type="#_x0000_t202" style="position:absolute;left:0;text-align:left;margin-left:-.2pt;margin-top:531.3pt;width:453.5pt;height:.05pt;z-index:-251627520;visibility:visible;mso-wrap-style:square;mso-wrap-distance-left:9pt;mso-wrap-distance-top:0;mso-wrap-distance-right:9pt;mso-wrap-distance-bottom:0;mso-position-horizontal:absolute;mso-position-horizontal-relative:text;mso-position-vertical:absolute;mso-position-vertical-relative:text;v-text-anchor:top" o:gfxdata="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" stroked="f">
+                <v:textbox style="mso-fit-shape-to-text:t" inset="0,0,0,0">
+                  <w:txbxContent>
+                    <w:bookmarkStart w:id="6" w:name="_Ref228128117"/>
+                    <w:p>
+                      <w:pPr>
+                        <w:pStyle w:val="Kpalrs"/>
+                        <w:rPr>
+                          <w:noProof/>
+                          <w:szCs w:val="22"/>
+                        </w:rPr>
+                      </w:pPr>
+                      <w:r>
+                        <w:rPr>
+                          <w:noProof/>
+                        </w:rPr>
+                        <w:fldChar w:fldCharType="begin"/>
+                      </w:r>
+                      <w:r>
+                        <w:rPr>
+                          <w:noProof/>
+                        </w:rPr>
+                        <w:instrText xml:space="preserve"> SEQ ábra \* ARABIC </w:instrText>
+                      </w:r>
+                      <w:r>
+                        <w:rPr>
+                          <w:noProof/>
+                        </w:rPr>
+                        <w:fldChar w:fldCharType="separate"/>
+                      </w:r>
+                      <w:r>
+                        <w:rPr>
+                          <w:noProof/>
+                        </w:rPr>
+                        <w:t>7</w:t>
+                      </w:r>
+                      <w:r>
+                        <w:rPr>
+                          <w:noProof/>
+                        </w:rPr>
+                        <w:fldChar w:fldCharType="end"/>
+                      </w:r>
+                      <w:r>
+                        <w:t>. ábra</w:t>
+                      </w:r>
+                      <w:bookmarkEnd w:id="6"/>
+                      <w:r>
+                        <w:t xml:space="preserve"> </w:t>
+                      </w:r>
+                      <w:proofErr w:type="spellStart"/>
+                      <w:r>
+                        <w:t>NextMap</w:t>
+                      </w:r>
+                      <w:proofErr w:type="spellEnd"/>
+                      <w:r>
+                        <w:t xml:space="preserve"> függvény</w:t>
+                      </w:r>
+                    </w:p>
+                  </w:txbxContent>
+                </v:textbox>
+                <w10:wrap type="tight"/>
+              </v:shape>
+            </w:pict>
+          </mc:Fallback>
+        </mc:AlternateContent>
+      </w:r>
+      <w:r>
+        <w:rPr>
+          <w:noProof/>
+        </w:rPr>
+        <w:drawing>
+          <wp:anchor distT="0" distB="0" distL="114300" distR="114300" simplePos="0" relativeHeight="251686912" behindDoc="1" locked="0" layoutInCell="1" allowOverlap="1" wp14:anchorId="589150DC" wp14:editId="13B2DE7A">
+            <wp:simplePos x="0" y="0"/>
+            <wp:positionH relativeFrom="column">
+              <wp:posOffset>-2540</wp:posOffset>
+            </wp:positionH>
+            <wp:positionV relativeFrom="paragraph">
+              <wp:posOffset>5237866</wp:posOffset>
+            </wp:positionV>
+            <wp:extent cx="5759450" cy="1452880"/>
+            <wp:effectExtent l="0" t="0" r="0" b="0"/>
+            <wp:wrapTight wrapText="bothSides">
+              <wp:wrapPolygon edited="0">
+                <wp:start x="0" y="0"/>
+                <wp:lineTo x="0" y="21241"/>
+                <wp:lineTo x="21505" y="21241"/>
+                <wp:lineTo x="21505" y="0"/>
+                <wp:lineTo x="0" y="0"/>
+              </wp:wrapPolygon>
+            </wp:wrapTight>
+            <wp:docPr id="1788393317" name="Kép 1"/>
+            <wp:cNvGraphicFramePr>
+              <a:graphicFrameLocks xmlns:a="http://schemas.openxmlformats.org/drawingml/2006/main" noChangeAspect="1"/>
+            </wp:cNvGraphicFramePr>
+            <a:graphic xmlns:a="http://schemas.openxmlformats.org/drawingml/2006/main">
+              <a:graphicData uri="http://schemas.openxmlformats.org/drawingml/2006/picture">
+                <pic:pic xmlns:pic="http://schemas.openxmlformats.org/drawingml/2006/picture">
+                  <pic:nvPicPr>
+                    <pic:cNvPr id="1788393317" name=""/>
+                    <pic:cNvPicPr/>
+                  </pic:nvPicPr>
+                  <pic:blipFill>
+                    <a:blip r:embed="rId19" cstate="print">
+                      <a:extLst>
+                        <a:ext uri="{28A0092B-C50C-407E-A947-70E740481C1C}">
+                          <a14:useLocalDpi xmlns:a14="http://schemas.microsoft.com/office/drawing/2010/main" val="0"/>
+                        </a:ext>
+                      </a:extLst>
+                    </a:blip>
+                    <a:stretch>
+                      <a:fillRect/>
+                    </a:stretch>
+                  </pic:blipFill>
+                  <pic:spPr>
+                    <a:xfrm>
+                      <a:off x="0" y="0"/>
+                      <a:ext cx="5759450" cy="1452880"/>
+                    </a:xfrm>
+                    <a:prstGeom prst="rect">
+                      <a:avLst/>
+                    </a:prstGeom>
+                  </pic:spPr>
+                </pic:pic>
+              </a:graphicData>
+            </a:graphic>
+          </wp:anchor>
+        </w:drawing>
+      </w:r>
+      <w:r>
+        <w:rPr>
+          <w:noProof/>
+        </w:rPr>
+        <mc:AlternateContent>
+          <mc:Choice Requires="wps">
+            <w:drawing>
+              <wp:anchor distT="0" distB="0" distL="114300" distR="114300" simplePos="0" relativeHeight="251685888" behindDoc="1" locked="0" layoutInCell="1" allowOverlap="1" wp14:anchorId="321E5659" wp14:editId="131F0B7D">
+                <wp:simplePos x="0" y="0"/>
+                <wp:positionH relativeFrom="column">
+                  <wp:posOffset>-2540</wp:posOffset>
+                </wp:positionH>
+                <wp:positionV relativeFrom="paragraph">
+                  <wp:posOffset>3455670</wp:posOffset>
+                </wp:positionV>
+                <wp:extent cx="5759450" cy="635"/>
+                <wp:effectExtent l="0" t="0" r="0" b="0"/>
+                <wp:wrapTight wrapText="bothSides">
+                  <wp:wrapPolygon edited="0">
+                    <wp:start x="0" y="0"/>
+                    <wp:lineTo x="0" y="21600"/>
+                    <wp:lineTo x="21600" y="21600"/>
+                    <wp:lineTo x="21600" y="0"/>
+                  </wp:wrapPolygon>
+                </wp:wrapTight>
+                <wp:docPr id="768347087" name="Szövegdoboz 1"/>
+                <wp:cNvGraphicFramePr/>
+                <a:graphic xmlns:a="http://schemas.openxmlformats.org/drawingml/2006/main">
+                  <a:graphicData uri="http://schemas.microsoft.com/office/word/2010/wordprocessingShape">
+                    <wps:wsp>
+                      <wps:cNvSpPr txBox="1"/>
+                      <wps:spPr>
+                        <a:xfrm>
+                          <a:off x="0" y="0"/>
+                          <a:ext cx="5759450" cy="635"/>
+                        </a:xfrm>
+                        <a:prstGeom prst="rect">
+                          <a:avLst/>
+                        </a:prstGeom>
+                        <a:solidFill>
+                          <a:prstClr val="white"/>
+                        </a:solidFill>
+                        <a:ln>
+                          <a:noFill/>
+                        </a:ln>
+                      </wps:spPr>
+                      <wps:txbx>
+                        <w:txbxContent>
+                          <w:bookmarkStart w:id="7" w:name="_Ref228127868"/>
+                          <w:p>
+                            <w:pPr>
+                              <w:pStyle w:val="Kpalrs"/>
+                              <w:rPr>
+                                <w:szCs w:val="22"/>
+                              </w:rPr>
+                            </w:pPr>
+                            <w:r>
+                              <w:fldChar w:fldCharType="begin"/>
+                            </w:r>
+                            <w:r>
+                              <w:instrText xml:space="preserve"> SEQ ábra \* ARABIC </w:instrText>
+                            </w:r>
+                            <w:r>
+                              <w:fldChar w:fldCharType="separate"/>
+                            </w:r>
+                            <w:r>
+                              <w:rPr>
+                                <w:noProof/>
+                              </w:rPr>
+                              <w:t>8</w:t>
+                            </w:r>
+                            <w:r>
+                              <w:fldChar w:fldCharType="end"/>
+                            </w:r>
+                            <w:r>
+                              <w:t>. ábra</w:t>
+                            </w:r>
+                            <w:bookmarkEnd w:id="7"/>
+                            <w:r>
+                              <w:t xml:space="preserve"> </w:t>
+                            </w:r>
+                            <w:proofErr w:type="spellStart"/>
+                            <w:r>
+                              <w:t>LoadMap</w:t>
+                            </w:r>
+                            <w:proofErr w:type="spellEnd"/>
+                            <w:r>
+                              <w:t xml:space="preserve"> függvény első fele</w:t>
+                            </w:r>
+                          </w:p>
+                        </w:txbxContent>
+                      </wps:txbx>
+                      <wps:bodyPr rot="0" spcFirstLastPara="0" vertOverflow="overflow" horzOverflow="overflow" vert="horz" wrap="square" lIns="0" tIns="0" rIns="0" bIns="0" numCol="1" spcCol="0" rtlCol="0" fromWordArt="0" anchor="t" anchorCtr="0" forceAA="0" compatLnSpc="1">
+                        <a:prstTxWarp prst="textNoShape">
+                          <a:avLst/>
+                        </a:prstTxWarp>
+                        <a:spAutoFit/>
+                      </wps:bodyPr>
+                    </wps:wsp>
+                  </a:graphicData>
+                </a:graphic>
+              </wp:anchor>
+            </w:drawing>
+          </mc:Choice>
+          <mc:Fallback>
+            <w:pict>
+              <v:shape w14:anchorId="321E5659" id="_x0000_s1033" type="#_x0000_t202" style="position:absolute;left:0;text-align:left;margin-left:-.2pt;margin-top:272.1pt;width:453.5pt;height:.05pt;z-index:-251630592;visibility:visible;mso-wrap-style:square;mso-wrap-distance-left:9pt;mso-wrap-distance-top:0;mso-wrap-distance-right:9pt;mso-wrap-distance-bottom:0;mso-position-horizontal:absolute;mso-position-horizontal-relative:text;mso-position-vertical:absolute;mso-position-vertical-relative:text;v-text-anchor:top" o:gfxdata="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" stroked="f">
+                <v:textbox style="mso-fit-shape-to-text:t" inset="0,0,0,0">
+                  <w:txbxContent>
+                    <w:bookmarkStart w:id="8" w:name="_Ref228127868"/>
+                    <w:p>
+                      <w:pPr>
+                        <w:pStyle w:val="Kpalrs"/>
+                        <w:rPr>
+                          <w:szCs w:val="22"/>
+                        </w:rPr>
+                      </w:pPr>
+                      <w:r>
+                        <w:fldChar w:fldCharType="begin"/>
+                      </w:r>
+                      <w:r>
+                        <w:instrText xml:space="preserve"> SEQ ábra \* ARABIC </w:instrText>
+                      </w:r>
+                      <w:r>
+                        <w:fldChar w:fldCharType="separate"/>
+                      </w:r>
+                      <w:r>
+                        <w:rPr>
+                          <w:noProof/>
+                        </w:rPr>
+                        <w:t>8</w:t>
+                      </w:r>
+                      <w:r>
+                        <w:fldChar w:fldCharType="end"/>
+                      </w:r>
+                      <w:r>
+                        <w:t>. ábra</w:t>
+                      </w:r>
+                      <w:bookmarkEnd w:id="8"/>
+                      <w:r>
+                        <w:t xml:space="preserve"> </w:t>
+                      </w:r>
+                      <w:proofErr w:type="spellStart"/>
+                      <w:r>
+                        <w:t>LoadMap</w:t>
+                      </w:r>
+                      <w:proofErr w:type="spellEnd"/>
+                      <w:r>
+                        <w:t xml:space="preserve"> függvény első fele</w:t>
+                      </w:r>
+                    </w:p>
+                  </w:txbxContent>
+                </v:textbox>
+                <w10:wrap type="tight"/>
+              </v:shape>
+            </w:pict>
+          </mc:Fallback>
+        </mc:AlternateContent>
+      </w:r>
+      <w:r>
+        <w:rPr>
+          <w:noProof/>
+        </w:rPr>
+        <w:drawing>
+          <wp:anchor distT="0" distB="0" distL="114300" distR="114300" simplePos="0" relativeHeight="251683840" behindDoc="1" locked="0" layoutInCell="1" allowOverlap="1" wp14:anchorId="68630C4A" wp14:editId="290874A2">
+            <wp:simplePos x="0" y="0"/>
+            <wp:positionH relativeFrom="column">
+              <wp:posOffset>-2540</wp:posOffset>
+            </wp:positionH>
+            <wp:positionV relativeFrom="paragraph">
+              <wp:posOffset>824699</wp:posOffset>
+            </wp:positionV>
+            <wp:extent cx="5759450" cy="2574290"/>
+            <wp:effectExtent l="0" t="0" r="0" b="0"/>
+            <wp:wrapTight wrapText="bothSides">
+              <wp:wrapPolygon edited="0">
+                <wp:start x="0" y="0"/>
+                <wp:lineTo x="0" y="21419"/>
+                <wp:lineTo x="21505" y="21419"/>
+                <wp:lineTo x="21505" y="0"/>
+                <wp:lineTo x="0" y="0"/>
+              </wp:wrapPolygon>
+            </wp:wrapTight>
+            <wp:docPr id="963791802" name="Kép 1"/>
+            <wp:cNvGraphicFramePr>
+              <a:graphicFrameLocks xmlns:a="http://schemas.openxmlformats.org/drawingml/2006/main" noChangeAspect="1"/>
+            </wp:cNvGraphicFramePr>
+            <a:graphic xmlns:a="http://schemas.openxmlformats.org/drawingml/2006/main">
+              <a:graphicData uri="http://schemas.openxmlformats.org/drawingml/2006/picture">
+                <pic:pic xmlns:pic="http://schemas.openxmlformats.org/drawingml/2006/picture">
+                  <pic:nvPicPr>
+                    <pic:cNvPr id="963791802" name=""/>
+                    <pic:cNvPicPr/>
+                  </pic:nvPicPr>
+                  <pic:blipFill>
+                    <a:blip r:embed="rId20">
+                      <a:extLst>
+                        <a:ext uri="{28A0092B-C50C-407E-A947-70E740481C1C}">
+                          <a14:useLocalDpi xmlns:a14="http://schemas.microsoft.com/office/drawing/2010/main" val="0"/>
+                        </a:ext>
+                      </a:extLst>
+                    </a:blip>
+                    <a:stretch>
+                      <a:fillRect/>
+                    </a:stretch>
+                  </pic:blipFill>
+                  <pic:spPr>
+                    <a:xfrm>
+                      <a:off x="0" y="0"/>
+                      <a:ext cx="5759450" cy="2574290"/>
+                    </a:xfrm>
+                    <a:prstGeom prst="rect">
+                      <a:avLst/>
+                    </a:prstGeom>
+                  </pic:spPr>
+                </pic:pic>
+              </a:graphicData>
+            </a:graphic>
+          </wp:anchor>
+        </w:drawing>
+      </w:r>
+      <w:r>
+        <w:t>Tekintve, hogy nem tudtam a többi függvényhez tesztet készíteni, néhány fontosabb funkciót szeretnék részletesebben leírni és forráskódból megmutatni.</w:t>
+      </w:r>
+      <w:r>
+        <w:t xml:space="preserve"> Az alábbi </w:t>
+      </w:r>
+      <w:r>
+        <w:fldChar w:fldCharType="begin"/>
+      </w:r>
+      <w:r>
+        <w:instrText xml:space="preserve"> REF _Ref228127868 \h </w:instrText>
+      </w:r>
+      <w:r>
+        <w:fldChar w:fldCharType="separate"/>
+      </w:r>
+      <w:r>
+        <w:rPr>
+          <w:noProof/>
+        </w:rPr>
+        <w:t>7</w:t>
+      </w:r>
+      <w:r>
+        <w:t>. ábra</w:t>
+      </w:r>
+      <w:r>
+        <w:fldChar w:fldCharType="end"/>
+      </w:r>
+      <w:r>
+        <w:t xml:space="preserve"> tartalmazza a pályák betöltését ellátó </w:t>
+      </w:r>
+      <w:proofErr w:type="spellStart"/>
+      <w:r>
+        <w:t>LoadMap</w:t>
+      </w:r>
+      <w:proofErr w:type="spellEnd"/>
+      <w:r>
+        <w:t xml:space="preserve"> függvény egy részét, ami a </w:t>
+      </w:r>
+      <w:proofErr w:type="spellStart"/>
+      <w:r>
+        <w:t>TileMapController</w:t>
+      </w:r>
+      <w:proofErr w:type="spellEnd"/>
+      <w:r>
+        <w:t xml:space="preserve">-ben található. Mint az látható három paraméterrel kell meghívni ezt függvényt, ami a Game osztályban történik. Át kell adni a betölteni kívánt pálya számát, típusát és az adott típushoz és pályaszámhoz tartozó csillagok adatait. A Game osztályban az egyik függvény, ami meghívja a korábban említett betöltő függvényt, az a </w:t>
+      </w:r>
+      <w:r>
+        <w:fldChar w:fldCharType="begin"/>
+      </w:r>
+      <w:r>
+        <w:instrText xml:space="preserve"> REF _Ref228128117 \h </w:instrText>
+      </w:r>
+      <w:r>
+        <w:fldChar w:fldCharType="separate"/>
+      </w:r>
+      <w:r>
+        <w:rPr>
+          <w:noProof/>
+        </w:rPr>
+        <w:t>8</w:t>
+      </w:r>
+      <w:r>
+        <w:t>. ábrán</w:t>
+      </w:r>
+      <w:r>
+        <w:fldChar w:fldCharType="end"/>
+      </w:r>
+      <w:r>
+        <w:t xml:space="preserve"> szereplő </w:t>
+      </w:r>
+      <w:proofErr w:type="spellStart"/>
+      <w:r>
+        <w:t>NextMap</w:t>
+      </w:r>
+      <w:proofErr w:type="spellEnd"/>
+      <w:r>
+        <w:t xml:space="preserve"> függvény, ami egy pálya teljesítése után adott gomb megnyomása után fut le. Ezen az ábrán látható a meghívás módja, ami elég összetettnek tűnhet, de csak azért</w:t>
+      </w:r>
+      <w:r>
+        <w:t>,</w:t>
+      </w:r>
+      <w:r>
+        <w:t xml:space="preserve"> mert mint azt korábban már írtam az egy- és több játékos mód </w:t>
+      </w:r>
+      <w:r>
+        <w:t>egyben van megvalósítva a Game osztályban</w:t>
+      </w:r>
+      <w:r>
+        <w:t xml:space="preserve">. Visszatérve a </w:t>
+      </w:r>
+      <w:proofErr w:type="spellStart"/>
+      <w:r>
+        <w:t>LoadMap</w:t>
+      </w:r>
+      <w:proofErr w:type="spellEnd"/>
+      <w:r>
+        <w:t xml:space="preserve"> függvényhez, az első két sor csak a készítés során volt fontos. Azonban a következő sorok már fontos szerepet töltenek be minden alkalommal. A betölteni kívánt pálya fájljának útját és nevét összeállítva a paraméterek segítségével beolvassuk a </w:t>
+      </w:r>
+      <w:proofErr w:type="spellStart"/>
+      <w:r>
+        <w:t>json</w:t>
+      </w:r>
+      <w:proofErr w:type="spellEnd"/>
+      <w:r>
+        <w:t xml:space="preserve"> fájl tartalmát, majd beletöltjük a megfelelő adatszerkezetbe</w:t>
+      </w:r>
+      <w:r>
+        <w:t>,</w:t>
+      </w:r>
+      <w:r>
+        <w:t xml:space="preserve"> ami tárolja az egész pálya felépítésének adatit.</w:t>
+      </w:r>
+      <w:r>
+        <w:t xml:space="preserve"> </w:t>
+      </w:r>
+      <w:r>
+        <w:lastRenderedPageBreak/>
+        <w:t xml:space="preserve">Miután az adatok megvannak, elkezdődik a pálya felépítése. Az első ciklus végigmegy a </w:t>
+      </w:r>
+      <w:proofErr w:type="spellStart"/>
+      <w:r>
+        <w:t>MainTileData</w:t>
+      </w:r>
+      <w:proofErr w:type="spellEnd"/>
+      <w:r>
+        <w:t xml:space="preserve"> elemein és betölti a „domborzati” </w:t>
+      </w:r>
+      <w:proofErr w:type="spellStart"/>
+      <w:r>
+        <w:t>tile-okat</w:t>
+      </w:r>
+      <w:proofErr w:type="spellEnd"/>
+      <w:r>
+        <w:t xml:space="preserve">. Minden </w:t>
+      </w:r>
+      <w:proofErr w:type="spellStart"/>
+      <w:r>
+        <w:t>tile</w:t>
+      </w:r>
+      <w:proofErr w:type="spellEnd"/>
+      <w:r>
+        <w:t xml:space="preserve"> pozícióját kinyeri a betöltött adatból és a mellette eltárolt nevét is az adott csempének. Ezt a neve felhasználva végig nézi a </w:t>
+      </w:r>
+      <w:proofErr w:type="spellStart"/>
+      <w:r>
+        <w:t>tiles</w:t>
+      </w:r>
+      <w:proofErr w:type="spellEnd"/>
+      <w:r>
+        <w:t xml:space="preserve"> lista tartalmát</w:t>
+      </w:r>
+      <w:r>
+        <w:t>,</w:t>
+      </w:r>
+      <w:r>
+        <w:t xml:space="preserve"> ami </w:t>
+      </w:r>
+      <w:proofErr w:type="spellStart"/>
+      <w:r>
+        <w:t>Custom</w:t>
+      </w:r>
+      <w:proofErr w:type="spellEnd"/>
+      <w:r>
+        <w:t xml:space="preserve"> </w:t>
+      </w:r>
+      <w:proofErr w:type="spellStart"/>
+      <w:r>
+        <w:t>Tile</w:t>
+      </w:r>
+      <w:proofErr w:type="spellEnd"/>
+      <w:r>
+        <w:t xml:space="preserve"> típusú elemeket tárol. </w:t>
+      </w:r>
+      <w:r>
+        <w:t xml:space="preserve">A </w:t>
+      </w:r>
+      <w:proofErr w:type="spellStart"/>
+      <w:r>
+        <w:t>Custom</w:t>
+      </w:r>
+      <w:proofErr w:type="spellEnd"/>
+      <w:r>
+        <w:t xml:space="preserve"> </w:t>
+      </w:r>
+      <w:proofErr w:type="spellStart"/>
+      <w:r>
+        <w:t>Tile</w:t>
+      </w:r>
+      <w:proofErr w:type="spellEnd"/>
+      <w:r>
+        <w:t xml:space="preserve"> tárol egy egyedi, megadott nevet és a hozzá tartozó </w:t>
+      </w:r>
+      <w:proofErr w:type="spellStart"/>
+      <w:r>
+        <w:t>tilemap</w:t>
+      </w:r>
+      <w:proofErr w:type="spellEnd"/>
+      <w:r>
+        <w:t xml:space="preserve"> kompatibilis elem hivatkozását. Ennek köszönhetően egyszerűen </w:t>
+      </w:r>
+      <w:proofErr w:type="spellStart"/>
+      <w:r>
+        <w:t>string</w:t>
+      </w:r>
+      <w:proofErr w:type="spellEnd"/>
+      <w:r>
+        <w:t xml:space="preserve"> név megadásával meghatározható minden csempe.</w:t>
+      </w:r>
+      <w:r>
+        <w:t xml:space="preserve"> Az alap réteg csempéi után </w:t>
+      </w:r>
+      <w:proofErr w:type="spellStart"/>
+      <w:r>
+        <w:t>prefeb-ből</w:t>
+      </w:r>
+      <w:proofErr w:type="spellEnd"/>
+      <w:r>
+        <w:t xml:space="preserve"> létrehozzuk és a helyére rakjuk a csillagokat. A függvény paramétereként érkező </w:t>
+      </w:r>
+      <w:proofErr w:type="spellStart"/>
+      <w:r>
+        <w:t>StarCollection</w:t>
+      </w:r>
+      <w:proofErr w:type="spellEnd"/>
+      <w:r>
+        <w:t xml:space="preserve"> tárolja, hogy mely csillagok vannak már megszerezve, </w:t>
+      </w:r>
+      <w:r>
+        <w:t>a</w:t>
+      </w:r>
+      <w:r>
+        <w:t>bb</w:t>
+      </w:r>
+      <w:r>
+        <w:t>a</w:t>
+      </w:r>
+      <w:r>
+        <w:t xml:space="preserve">n az esetben ugyanis </w:t>
+      </w:r>
+      <w:r>
+        <w:t>módosítjuk</w:t>
+      </w:r>
+      <w:r>
+        <w:t xml:space="preserve"> az átlátszóságát, hogy a játékosnak is jelezve legyen, hogy már megszerezte az adott csillagot.</w:t>
+      </w:r>
+      <w:r>
+        <w:t xml:space="preserve"> </w:t>
+      </w:r>
+      <w:r>
+        <w:t xml:space="preserve">Következő öt sorban az öt extra réteg betöltése történik. Mindegyiknek paraméterként adjuk az adott réteghez tartozó listát, ami tárolja a betöltendő elemeket. Mind az öt </w:t>
+      </w:r>
+      <w:proofErr w:type="spellStart"/>
+      <w:r>
+        <w:t>Load</w:t>
+      </w:r>
+      <w:proofErr w:type="spellEnd"/>
+      <w:r>
+        <w:t xml:space="preserve"> függvényt az adott osztály statikus „</w:t>
+      </w:r>
+      <w:proofErr w:type="spellStart"/>
+      <w:r>
+        <w:t>instance</w:t>
+      </w:r>
+      <w:proofErr w:type="spellEnd"/>
+      <w:r>
+        <w:t xml:space="preserve">” változón keresztül hívja meg a program. Négy osztály hasonlóan működik, ugyanis csak betöltik az elemeket a saját </w:t>
+      </w:r>
+      <w:proofErr w:type="spellStart"/>
+      <w:r>
+        <w:t>tilemap</w:t>
+      </w:r>
+      <w:proofErr w:type="spellEnd"/>
+      <w:r>
+        <w:t xml:space="preserve"> komponensükre, amiben már be van állítva minden funkció vagy rétegződési sorrend. Az ötödik egy kicsit speciálisabb, ugyanis két listát is átadunk paraméterként a „</w:t>
+      </w:r>
+      <w:proofErr w:type="spellStart"/>
+      <w:r>
+        <w:t>LoadMechanicTiles</w:t>
+      </w:r>
+      <w:proofErr w:type="spellEnd"/>
+      <w:r>
+        <w:t xml:space="preserve">” függvénynek. Ez a függvény nem csak a </w:t>
+      </w:r>
+      <w:proofErr w:type="spellStart"/>
+      <w:r>
+        <w:t>tilemap</w:t>
+      </w:r>
+      <w:proofErr w:type="spellEnd"/>
+      <w:r>
+        <w:t xml:space="preserve">-re tölti </w:t>
+      </w:r>
+      <w:r>
+        <w:rPr>
+          <w:noProof/>
+        </w:rPr>
+        <mc:AlternateContent>
+          <mc:Choice Requires="wps">
+            <w:drawing>
+              <wp:anchor distT="0" distB="0" distL="114300" distR="114300" simplePos="0" relativeHeight="251692032" behindDoc="1" locked="0" layoutInCell="1" allowOverlap="1" wp14:anchorId="498FCF84" wp14:editId="0498C3A9">
+                <wp:simplePos x="0" y="0"/>
+                <wp:positionH relativeFrom="column">
+                  <wp:posOffset>0</wp:posOffset>
+                </wp:positionH>
+                <wp:positionV relativeFrom="paragraph">
+                  <wp:posOffset>7408545</wp:posOffset>
+                </wp:positionV>
+                <wp:extent cx="3959225" cy="635"/>
+                <wp:effectExtent l="0" t="0" r="0" b="0"/>
+                <wp:wrapTight wrapText="bothSides">
+                  <wp:wrapPolygon edited="0">
+                    <wp:start x="0" y="0"/>
+                    <wp:lineTo x="0" y="21600"/>
+                    <wp:lineTo x="21600" y="21600"/>
+                    <wp:lineTo x="21600" y="0"/>
+                  </wp:wrapPolygon>
+                </wp:wrapTight>
+                <wp:docPr id="1456840720" name="Szövegdoboz 1"/>
+                <wp:cNvGraphicFramePr/>
+                <a:graphic xmlns:a="http://schemas.openxmlformats.org/drawingml/2006/main">
+                  <a:graphicData uri="http://schemas.microsoft.com/office/word/2010/wordprocessingShape">
+                    <wps:wsp>
+                      <wps:cNvSpPr txBox="1"/>
+                      <wps:spPr>
+                        <a:xfrm>
+                          <a:off x="0" y="0"/>
+                          <a:ext cx="3959225" cy="635"/>
+                        </a:xfrm>
+                        <a:prstGeom prst="rect">
+                          <a:avLst/>
+                        </a:prstGeom>
+                        <a:solidFill>
+                          <a:prstClr val="white"/>
+                        </a:solidFill>
+                        <a:ln>
+                          <a:noFill/>
+                        </a:ln>
+                      </wps:spPr>
+                      <wps:txbx>
+                        <w:txbxContent>
+                          <w:bookmarkStart w:id="9" w:name="_Ref228208631"/>
+                          <w:p>
+                            <w:pPr>
+                              <w:pStyle w:val="Kpalrs"/>
+                              <w:rPr>
+                                <w:noProof/>
+                                <w:szCs w:val="22"/>
+                              </w:rPr>
+                            </w:pPr>
+                            <w:r>
+                              <w:rPr>
+                                <w:noProof/>
+                              </w:rPr>
+                              <w:fldChar w:fldCharType="begin"/>
+                            </w:r>
+                            <w:r>
+                              <w:rPr>
+                                <w:noProof/>
+                              </w:rPr>
+                              <w:instrText xml:space="preserve"> SEQ ábra \* ARABIC </w:instrText>
+                            </w:r>
+                            <w:r>
+                              <w:rPr>
+                                <w:noProof/>
+                              </w:rPr>
+                              <w:fldChar w:fldCharType="separate"/>
+                            </w:r>
+                            <w:r>
+                              <w:rPr>
+                                <w:noProof/>
+                              </w:rPr>
+                              <w:t>9</w:t>
+                            </w:r>
+                            <w:r>
+                              <w:rPr>
+                                <w:noProof/>
+                              </w:rPr>
+                              <w:fldChar w:fldCharType="end"/>
+                            </w:r>
+                            <w:r>
+                              <w:t xml:space="preserve">. ábra </w:t>
+                            </w:r>
+                            <w:proofErr w:type="spellStart"/>
+                            <w:r>
+                              <w:t>Load</w:t>
+                            </w:r>
+                            <w:proofErr w:type="spellEnd"/>
+                            <w:r>
+                              <w:t xml:space="preserve"> </w:t>
+                            </w:r>
+                            <w:proofErr w:type="spellStart"/>
+                            <w:r>
+                              <w:t>MechanicTiles</w:t>
+                            </w:r>
+                            <w:proofErr w:type="spellEnd"/>
+                            <w:r>
+                              <w:t xml:space="preserve"> függvény</w:t>
+                            </w:r>
+                            <w:bookmarkEnd w:id="9"/>
+                          </w:p>
+                        </w:txbxContent>
+                      </wps:txbx>
+                      <wps:bodyPr rot="0" spcFirstLastPara="0" vertOverflow="overflow" horzOverflow="overflow" vert="horz" wrap="square" lIns="0" tIns="0" rIns="0" bIns="0" numCol="1" spcCol="0" rtlCol="0" fromWordArt="0" anchor="t" anchorCtr="0" forceAA="0" compatLnSpc="1">
+                        <a:prstTxWarp prst="textNoShape">
+                          <a:avLst/>
+                        </a:prstTxWarp>
+                        <a:spAutoFit/>
+                      </wps:bodyPr>
+                    </wps:wsp>
+                  </a:graphicData>
+                </a:graphic>
+              </wp:anchor>
+            </w:drawing>
+          </mc:Choice>
+          <mc:Fallback>
+            <w:pict>
+              <v:shape w14:anchorId="498FCF84" id="_x0000_s1034" type="#_x0000_t202" style="position:absolute;left:0;text-align:left;margin-left:0;margin-top:583.35pt;width:311.75pt;height:.05pt;z-index:-251624448;visibility:visible;mso-wrap-style:square;mso-wrap-distance-left:9pt;mso-wrap-distance-top:0;mso-wrap-distance-right:9pt;mso-wrap-distance-bottom:0;mso-position-horizontal:absolute;mso-position-horizontal-relative:text;mso-position-vertical:absolute;mso-position-vertical-relative:text;v-text-anchor:top" o:gfxdata="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" stroked="f">
+                <v:textbox style="mso-fit-shape-to-text:t" inset="0,0,0,0">
+                  <w:txbxContent>
+                    <w:bookmarkStart w:id="10" w:name="_Ref228208631"/>
+                    <w:p>
+                      <w:pPr>
+                        <w:pStyle w:val="Kpalrs"/>
+                        <w:rPr>
+                          <w:noProof/>
+                          <w:szCs w:val="22"/>
+                        </w:rPr>
+                      </w:pPr>
+                      <w:r>
+                        <w:rPr>
+                          <w:noProof/>
+                        </w:rPr>
+                        <w:fldChar w:fldCharType="begin"/>
+                      </w:r>
+                      <w:r>
+                        <w:rPr>
+                          <w:noProof/>
+                        </w:rPr>
+                        <w:instrText xml:space="preserve"> SEQ ábra \* ARABIC </w:instrText>
+                      </w:r>
+                      <w:r>
+                        <w:rPr>
+                          <w:noProof/>
+                        </w:rPr>
+                        <w:fldChar w:fldCharType="separate"/>
+                      </w:r>
+                      <w:r>
+                        <w:rPr>
+                          <w:noProof/>
+                        </w:rPr>
+                        <w:t>9</w:t>
+                      </w:r>
+                      <w:r>
+                        <w:rPr>
+                          <w:noProof/>
+                        </w:rPr>
+                        <w:fldChar w:fldCharType="end"/>
+                      </w:r>
+                      <w:r>
+                        <w:t xml:space="preserve">. ábra </w:t>
+                      </w:r>
+                      <w:proofErr w:type="spellStart"/>
+                      <w:r>
+                        <w:t>Load</w:t>
+                      </w:r>
+                      <w:proofErr w:type="spellEnd"/>
+                      <w:r>
+                        <w:t xml:space="preserve"> </w:t>
+                      </w:r>
+                      <w:proofErr w:type="spellStart"/>
+                      <w:r>
+                        <w:t>MechanicTiles</w:t>
+                      </w:r>
+                      <w:proofErr w:type="spellEnd"/>
+                      <w:r>
+                        <w:t xml:space="preserve"> függvény</w:t>
+                      </w:r>
+                      <w:bookmarkEnd w:id="10"/>
+                    </w:p>
+                  </w:txbxContent>
+                </v:textbox>
+                <w10:wrap type="tight"/>
+              </v:shape>
+            </w:pict>
+          </mc:Fallback>
+        </mc:AlternateContent>
+      </w:r>
+      <w:r>
+        <w:drawing>
+          <wp:anchor distT="0" distB="0" distL="114300" distR="114300" simplePos="0" relativeHeight="251689984" behindDoc="1" locked="0" layoutInCell="1" allowOverlap="1" wp14:anchorId="7ACA0A90" wp14:editId="13F5A1AA">
+            <wp:simplePos x="0" y="0"/>
+            <wp:positionH relativeFrom="margin">
+              <wp:align>left</wp:align>
+            </wp:positionH>
+            <wp:positionV relativeFrom="paragraph">
+              <wp:posOffset>4537986</wp:posOffset>
+            </wp:positionV>
+            <wp:extent cx="3959225" cy="2813685"/>
+            <wp:effectExtent l="0" t="0" r="3175" b="5715"/>
+            <wp:wrapTight wrapText="bothSides">
+              <wp:wrapPolygon edited="0">
+                <wp:start x="0" y="0"/>
+                <wp:lineTo x="0" y="21498"/>
+                <wp:lineTo x="21513" y="21498"/>
+                <wp:lineTo x="21513" y="0"/>
+                <wp:lineTo x="0" y="0"/>
+              </wp:wrapPolygon>
+            </wp:wrapTight>
+            <wp:docPr id="1068517922" name="Kép 1"/>
+            <wp:cNvGraphicFramePr>
+              <a:graphicFrameLocks xmlns:a="http://schemas.openxmlformats.org/drawingml/2006/main" noChangeAspect="1"/>
+            </wp:cNvGraphicFramePr>
+            <a:graphic xmlns:a="http://schemas.openxmlformats.org/drawingml/2006/main">
+              <a:graphicData uri="http://schemas.openxmlformats.org/drawingml/2006/picture">
+                <pic:pic xmlns:pic="http://schemas.openxmlformats.org/drawingml/2006/picture">
+                  <pic:nvPicPr>
+                    <pic:cNvPr id="1068517922" name=""/>
+                    <pic:cNvPicPr/>
+                  </pic:nvPicPr>
+                  <pic:blipFill>
+                    <a:blip r:embed="rId21">
+                      <a:extLst>
+                        <a:ext uri="{28A0092B-C50C-407E-A947-70E740481C1C}">
+                          <a14:useLocalDpi xmlns:a14="http://schemas.microsoft.com/office/drawing/2010/main" val="0"/>
+                        </a:ext>
+                      </a:extLst>
+                    </a:blip>
+                    <a:stretch>
+                      <a:fillRect/>
+                    </a:stretch>
+                  </pic:blipFill>
+                  <pic:spPr>
+                    <a:xfrm>
+                      <a:off x="0" y="0"/>
+                      <a:ext cx="3959225" cy="2813685"/>
+                    </a:xfrm>
+                    <a:prstGeom prst="rect">
+                      <a:avLst/>
+                    </a:prstGeom>
+                  </pic:spPr>
+                </pic:pic>
+              </a:graphicData>
+            </a:graphic>
+          </wp:anchor>
+        </w:drawing>
+      </w:r>
+      <w:r>
+        <w:t xml:space="preserve">be a gombokat, hanem </w:t>
+      </w:r>
+      <w:proofErr w:type="spellStart"/>
+      <w:r>
+        <w:t>prefeb</w:t>
+      </w:r>
+      <w:proofErr w:type="spellEnd"/>
+      <w:r>
+        <w:t>-ek segítségével kapukat is létrehoz és a megfelelő pozícióba rakja.</w:t>
+      </w:r>
+      <w:r>
+        <w:rPr>
+          <w:noProof/>
+        </w:rPr>
+        <w:t xml:space="preserve"> Mint mindegyik függvény elején, így ez (</w:t>
+      </w:r>
+      <w:r>
+        <w:rPr>
+          <w:noProof/>
+        </w:rPr>
+        <w:fldChar w:fldCharType="begin"/>
+      </w:r>
+      <w:r>
+        <w:rPr>
+          <w:noProof/>
+        </w:rPr>
+        <w:instrText xml:space="preserve"> REF _Ref228208631 \h </w:instrText>
+      </w:r>
+      <w:r>
+        <w:rPr>
+          <w:noProof/>
+        </w:rPr>
+      </w:r>
+      <w:r>
+        <w:rPr>
+          <w:noProof/>
+        </w:rPr>
+        <w:fldChar w:fldCharType="separate"/>
+      </w:r>
+      <w:r>
+        <w:rPr>
+          <w:noProof/>
+        </w:rPr>
+        <w:t>9</w:t>
+      </w:r>
+      <w:r>
+        <w:t xml:space="preserve">. ábra </w:t>
+      </w:r>
+      <w:proofErr w:type="spellStart"/>
+      <w:r>
+        <w:t>Load</w:t>
+      </w:r>
+      <w:proofErr w:type="spellEnd"/>
+      <w:r>
+        <w:t xml:space="preserve"> </w:t>
+      </w:r>
+      <w:proofErr w:type="spellStart"/>
+      <w:r>
+        <w:t>MechanicTiles</w:t>
+      </w:r>
+      <w:proofErr w:type="spellEnd"/>
+      <w:r>
+        <w:t xml:space="preserve"> függvény</w:t>
+      </w:r>
+      <w:r>
+        <w:rPr>
+          <w:noProof/>
+        </w:rPr>
+        <w:fldChar w:fldCharType="end"/>
+      </w:r>
+      <w:r>
+        <w:rPr>
+          <w:noProof/>
+        </w:rPr>
+        <w:t xml:space="preserve">) is a tilemap törlésével kezdődik, viszont itt a létező kapukat is törölni kell ha van ilyen korábbi pálya betöltése miatt. </w:t>
+      </w:r>
+      <w:r>
+        <w:rPr>
+          <w:noProof/>
+        </w:rPr>
+        <w:t xml:space="preserve">Ezután a normál csempék betöltéséhez hasonlóan létrehozzuk a szükséges gombokat a megfelelő helyre. Ezután végigmegyünk a másik átadott listán ami a kapuk adatait tartalmazza, majd </w:t>
+      </w:r>
+      <w:r>
+        <w:rPr>
+          <w:noProof/>
+        </w:rPr>
+        <w:lastRenderedPageBreak/>
+        <mc:AlternateContent>
+          <mc:Choice Requires="wps">
+            <w:drawing>
+              <wp:anchor distT="0" distB="0" distL="114300" distR="114300" simplePos="0" relativeHeight="251695104" behindDoc="1" locked="0" layoutInCell="1" allowOverlap="1" wp14:anchorId="0257BD6A" wp14:editId="75EE9EFB">
+                <wp:simplePos x="0" y="0"/>
+                <wp:positionH relativeFrom="column">
+                  <wp:posOffset>0</wp:posOffset>
+                </wp:positionH>
+                <wp:positionV relativeFrom="paragraph">
+                  <wp:posOffset>3650615</wp:posOffset>
+                </wp:positionV>
+                <wp:extent cx="3471545" cy="635"/>
+                <wp:effectExtent l="0" t="0" r="0" b="0"/>
+                <wp:wrapTight wrapText="bothSides">
+                  <wp:wrapPolygon edited="0">
+                    <wp:start x="0" y="0"/>
+                    <wp:lineTo x="0" y="21600"/>
+                    <wp:lineTo x="21600" y="21600"/>
+                    <wp:lineTo x="21600" y="0"/>
+                  </wp:wrapPolygon>
+                </wp:wrapTight>
+                <wp:docPr id="2088302484" name="Szövegdoboz 1"/>
+                <wp:cNvGraphicFramePr/>
+                <a:graphic xmlns:a="http://schemas.openxmlformats.org/drawingml/2006/main">
+                  <a:graphicData uri="http://schemas.microsoft.com/office/word/2010/wordprocessingShape">
+                    <wps:wsp>
+                      <wps:cNvSpPr txBox="1"/>
+                      <wps:spPr>
+                        <a:xfrm>
+                          <a:off x="0" y="0"/>
+                          <a:ext cx="3471545" cy="635"/>
+                        </a:xfrm>
+                        <a:prstGeom prst="rect">
+                          <a:avLst/>
+                        </a:prstGeom>
+                        <a:solidFill>
+                          <a:prstClr val="white"/>
+                        </a:solidFill>
+                        <a:ln>
+                          <a:noFill/>
+                        </a:ln>
+                      </wps:spPr>
+                      <wps:txbx>
+                        <w:txbxContent>
+                          <w:bookmarkStart w:id="11" w:name="_Ref228209160"/>
+                          <w:p>
+                            <w:pPr>
+                              <w:pStyle w:val="Kpalrs"/>
+                              <w:rPr>
+                                <w:noProof/>
+                                <w:szCs w:val="22"/>
+                              </w:rPr>
+                            </w:pPr>
+                            <w:r>
+                              <w:rPr>
+                                <w:noProof/>
+                              </w:rPr>
+                              <w:fldChar w:fldCharType="begin"/>
+                            </w:r>
+                            <w:r>
+                              <w:rPr>
+                                <w:noProof/>
+                              </w:rPr>
+                              <w:instrText xml:space="preserve"> SEQ ábra \* ARABIC </w:instrText>
+                            </w:r>
+                            <w:r>
+                              <w:rPr>
+                                <w:noProof/>
+                              </w:rPr>
+                              <w:fldChar w:fldCharType="separate"/>
+                            </w:r>
+                            <w:r>
+                              <w:rPr>
+                                <w:noProof/>
+                              </w:rPr>
+                              <w:t>10</w:t>
+                            </w:r>
+                            <w:r>
+                              <w:rPr>
+                                <w:noProof/>
+                              </w:rPr>
+                              <w:fldChar w:fldCharType="end"/>
+                            </w:r>
+                            <w:r>
+                              <w:t>. ábra</w:t>
+                            </w:r>
+                            <w:bookmarkEnd w:id="11"/>
+                            <w:r>
+                              <w:t xml:space="preserve"> </w:t>
+                            </w:r>
+                            <w:proofErr w:type="spellStart"/>
+                            <w:r>
+                              <w:t>LoadMap</w:t>
+                            </w:r>
+                            <w:proofErr w:type="spellEnd"/>
+                            <w:r>
+                              <w:t xml:space="preserve"> függvény második fele</w:t>
+                            </w:r>
+                          </w:p>
+                        </w:txbxContent>
+                      </wps:txbx>
+                      <wps:bodyPr rot="0" spcFirstLastPara="0" vertOverflow="overflow" horzOverflow="overflow" vert="horz" wrap="square" lIns="0" tIns="0" rIns="0" bIns="0" numCol="1" spcCol="0" rtlCol="0" fromWordArt="0" anchor="t" anchorCtr="0" forceAA="0" compatLnSpc="1">
+                        <a:prstTxWarp prst="textNoShape">
+                          <a:avLst/>
+                        </a:prstTxWarp>
+                        <a:spAutoFit/>
+                      </wps:bodyPr>
+                    </wps:wsp>
+                  </a:graphicData>
+                </a:graphic>
+              </wp:anchor>
+            </w:drawing>
+          </mc:Choice>
+          <mc:Fallback>
+            <w:pict>
+              <v:shape w14:anchorId="0257BD6A" id="_x0000_s1035" type="#_x0000_t202" style="position:absolute;left:0;text-align:left;margin-left:0;margin-top:287.45pt;width:273.35pt;height:.05pt;z-index:-251621376;visibility:visible;mso-wrap-style:square;mso-wrap-distance-left:9pt;mso-wrap-distance-top:0;mso-wrap-distance-right:9pt;mso-wrap-distance-bottom:0;mso-position-horizontal:absolute;mso-position-horizontal-relative:text;mso-position-vertical:absolute;mso-position-vertical-relative:text;v-text-anchor:top" o:gfxdata="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" stroked="f">
+                <v:textbox style="mso-fit-shape-to-text:t" inset="0,0,0,0">
+                  <w:txbxContent>
+                    <w:bookmarkStart w:id="12" w:name="_Ref228209160"/>
+                    <w:p>
+                      <w:pPr>
+                        <w:pStyle w:val="Kpalrs"/>
+                        <w:rPr>
+                          <w:noProof/>
+                          <w:szCs w:val="22"/>
+                        </w:rPr>
+                      </w:pPr>
+                      <w:r>
+                        <w:rPr>
+                          <w:noProof/>
+                        </w:rPr>
+                        <w:fldChar w:fldCharType="begin"/>
+                      </w:r>
+                      <w:r>
+                        <w:rPr>
+                          <w:noProof/>
+                        </w:rPr>
+                        <w:instrText xml:space="preserve"> SEQ ábra \* ARABIC </w:instrText>
+                      </w:r>
+                      <w:r>
+                        <w:rPr>
+                          <w:noProof/>
+                        </w:rPr>
+                        <w:fldChar w:fldCharType="separate"/>
+                      </w:r>
+                      <w:r>
+                        <w:rPr>
+                          <w:noProof/>
+                        </w:rPr>
+                        <w:t>10</w:t>
+                      </w:r>
+                      <w:r>
+                        <w:rPr>
+                          <w:noProof/>
+                        </w:rPr>
+                        <w:fldChar w:fldCharType="end"/>
+                      </w:r>
+                      <w:r>
+                        <w:t>. ábra</w:t>
+                      </w:r>
+                      <w:bookmarkEnd w:id="12"/>
+                      <w:r>
+                        <w:t xml:space="preserve"> </w:t>
+                      </w:r>
+                      <w:proofErr w:type="spellStart"/>
+                      <w:r>
+                        <w:t>LoadMap</w:t>
+                      </w:r>
+                      <w:proofErr w:type="spellEnd"/>
+                      <w:r>
+                        <w:t xml:space="preserve"> függvény második fele</w:t>
+                      </w:r>
+                    </w:p>
+                  </w:txbxContent>
+                </v:textbox>
+                <w10:wrap type="tight"/>
+              </v:shape>
+            </w:pict>
+          </mc:Fallback>
+        </mc:AlternateContent>
+      </w:r>
+      <w:r>
+        <w:rPr>
+          <w:noProof/>
+        </w:rPr>
+        <w:drawing>
+          <wp:anchor distT="0" distB="0" distL="114300" distR="114300" simplePos="0" relativeHeight="251693056" behindDoc="1" locked="0" layoutInCell="1" allowOverlap="1" wp14:anchorId="0B937E0E" wp14:editId="5ECCC92B">
+            <wp:simplePos x="0" y="0"/>
+            <wp:positionH relativeFrom="margin">
+              <wp:align>left</wp:align>
+            </wp:positionH>
+            <wp:positionV relativeFrom="paragraph">
+              <wp:posOffset>469</wp:posOffset>
+            </wp:positionV>
+            <wp:extent cx="3471545" cy="3593465"/>
+            <wp:effectExtent l="0" t="0" r="0" b="6985"/>
+            <wp:wrapTight wrapText="bothSides">
+              <wp:wrapPolygon edited="0">
+                <wp:start x="0" y="0"/>
+                <wp:lineTo x="0" y="21527"/>
+                <wp:lineTo x="21454" y="21527"/>
+                <wp:lineTo x="21454" y="0"/>
+                <wp:lineTo x="0" y="0"/>
+              </wp:wrapPolygon>
+            </wp:wrapTight>
+            <wp:docPr id="1788446478" name="Kép 1"/>
+            <wp:cNvGraphicFramePr>
+              <a:graphicFrameLocks xmlns:a="http://schemas.openxmlformats.org/drawingml/2006/main" noChangeAspect="1"/>
+            </wp:cNvGraphicFramePr>
+            <a:graphic xmlns:a="http://schemas.openxmlformats.org/drawingml/2006/main">
+              <a:graphicData uri="http://schemas.openxmlformats.org/drawingml/2006/picture">
+                <pic:pic xmlns:pic="http://schemas.openxmlformats.org/drawingml/2006/picture">
+                  <pic:nvPicPr>
+                    <pic:cNvPr id="1788446478" name=""/>
+                    <pic:cNvPicPr/>
+                  </pic:nvPicPr>
+                  <pic:blipFill>
+                    <a:blip r:embed="rId22">
+                      <a:extLst>
+                        <a:ext uri="{28A0092B-C50C-407E-A947-70E740481C1C}">
+                          <a14:useLocalDpi xmlns:a14="http://schemas.microsoft.com/office/drawing/2010/main" val="0"/>
+                        </a:ext>
+                      </a:extLst>
+                    </a:blip>
+                    <a:stretch>
+                      <a:fillRect/>
+                    </a:stretch>
+                  </pic:blipFill>
+                  <pic:spPr>
+                    <a:xfrm>
+                      <a:off x="0" y="0"/>
+                      <a:ext cx="3479415" cy="3601837"/>
+                    </a:xfrm>
+                    <a:prstGeom prst="rect">
+                      <a:avLst/>
+                    </a:prstGeom>
+                  </pic:spPr>
+                </pic:pic>
+              </a:graphicData>
+            </a:graphic>
+            <wp14:sizeRelH relativeFrom="margin">
+              <wp14:pctWidth>0</wp14:pctWidth>
+            </wp14:sizeRelH>
+            <wp14:sizeRelV relativeFrom="margin">
+              <wp14:pctHeight>0</wp14:pctHeight>
+            </wp14:sizeRelV>
+          </wp:anchor>
+        </w:drawing>
+      </w:r>
+      <w:r>
+        <w:rPr>
+          <w:noProof/>
+        </w:rPr>
+        <w:t>azokat a csillagokhoz hasonlóan létrehozza a függvény, majd beállítja a pozíciót és</w:t>
+      </w:r>
+      <w:r>
+        <w:rPr>
+          <w:noProof/>
+        </w:rPr>
+        <w:t xml:space="preserve"> a</w:t>
+      </w:r>
+      <w:r>
+        <w:rPr>
+          <w:noProof/>
+        </w:rPr>
+        <w:t xml:space="preserve"> forgatási szöget. </w:t>
+      </w:r>
+      <w:r>
+        <w:rPr>
+          <w:noProof/>
+        </w:rPr>
+        <w:t xml:space="preserve">Felépítve a pályát ideje a karaktereket is hozzáadni a játéktérhez. Ez látható a </w:t>
+      </w:r>
+      <w:r>
+        <w:rPr>
+          <w:noProof/>
+        </w:rPr>
+        <w:fldChar w:fldCharType="begin"/>
+      </w:r>
+      <w:r>
+        <w:rPr>
+          <w:noProof/>
+        </w:rPr>
+        <w:instrText xml:space="preserve"> REF _Ref228209160 \h </w:instrText>
+      </w:r>
+      <w:r>
+        <w:rPr>
+          <w:noProof/>
+        </w:rPr>
+      </w:r>
+      <w:r>
+        <w:rPr>
+          <w:noProof/>
+        </w:rPr>
+        <w:fldChar w:fldCharType="separate"/>
+      </w:r>
+      <w:r>
+        <w:rPr>
+          <w:noProof/>
+        </w:rPr>
+        <w:t>10</w:t>
+      </w:r>
+      <w:r>
+        <w:t>. ábrán</w:t>
+      </w:r>
+      <w:r>
+        <w:rPr>
+          <w:noProof/>
+        </w:rPr>
+        <w:fldChar w:fldCharType="end"/>
+      </w:r>
+      <w:r>
+        <w:rPr>
+          <w:noProof/>
+        </w:rPr>
+        <w:t>, ami a LoadMap függvény maradék részét ábrázolja. A GameScript segítségével – ami hivatkozik a programban szereplő Game osztály egyedére – lekérdezésre kerül a játékmód, ami alapján különféle módon hozzuk létre a karakterekt.</w:t>
+      </w:r>
+      <w:r>
+        <w:rPr>
+          <w:noProof/>
+        </w:rPr>
+        <w:t xml:space="preserve"> Egyjátékos módban </w:t>
+      </w:r>
+      <w:r>
+        <w:rPr>
+          <w:noProof/>
+        </w:rPr>
+        <w:t xml:space="preserve">ciklussal végignézi a függvény, hogy hány karakter szerepel a pályán és közben összehasonlítja az eltárolt karakterek számával. Szükség esetén ha nincs meg minden játékos egy Game osztálybeli függvénnyel létrehozzuk a szükséges karaktert, majd minden esetben beállítjuk pozícióját, utolsó kapcsolatát és </w:t>
+      </w:r>
+      <w:r>
+        <w:rPr>
+          <w:noProof/>
+        </w:rPr>
+        <mc:AlternateContent>
+          <mc:Choice Requires="wps">
+            <w:drawing>
+              <wp:anchor distT="0" distB="0" distL="114300" distR="114300" simplePos="0" relativeHeight="251698176" behindDoc="1" locked="0" layoutInCell="1" allowOverlap="1" wp14:anchorId="13A3869C" wp14:editId="2802F0BE">
+                <wp:simplePos x="0" y="0"/>
+                <wp:positionH relativeFrom="column">
+                  <wp:posOffset>2482850</wp:posOffset>
+                </wp:positionH>
+                <wp:positionV relativeFrom="paragraph">
+                  <wp:posOffset>7879715</wp:posOffset>
+                </wp:positionV>
+                <wp:extent cx="3267710" cy="635"/>
+                <wp:effectExtent l="0" t="0" r="0" b="0"/>
+                <wp:wrapTight wrapText="bothSides">
+                  <wp:wrapPolygon edited="0">
+                    <wp:start x="0" y="0"/>
+                    <wp:lineTo x="0" y="21600"/>
+                    <wp:lineTo x="21600" y="21600"/>
+                    <wp:lineTo x="21600" y="0"/>
+                  </wp:wrapPolygon>
+                </wp:wrapTight>
+                <wp:docPr id="167469283" name="Szövegdoboz 1"/>
+                <wp:cNvGraphicFramePr/>
+                <a:graphic xmlns:a="http://schemas.openxmlformats.org/drawingml/2006/main">
+                  <a:graphicData uri="http://schemas.microsoft.com/office/word/2010/wordprocessingShape">
+                    <wps:wsp>
+                      <wps:cNvSpPr txBox="1"/>
+                      <wps:spPr>
+                        <a:xfrm>
+                          <a:off x="0" y="0"/>
+                          <a:ext cx="3267710" cy="635"/>
+                        </a:xfrm>
+                        <a:prstGeom prst="rect">
+                          <a:avLst/>
+                        </a:prstGeom>
+                        <a:solidFill>
+                          <a:prstClr val="white"/>
+                        </a:solidFill>
+                        <a:ln>
+                          <a:noFill/>
+                        </a:ln>
+                      </wps:spPr>
+                      <wps:txbx>
+                        <w:txbxContent>
+                          <w:bookmarkStart w:id="13" w:name="_Ref228209749"/>
+                          <w:p>
+                            <w:pPr>
+                              <w:pStyle w:val="Kpalrs"/>
+                              <w:rPr>
+                                <w:noProof/>
+                                <w:szCs w:val="22"/>
+                              </w:rPr>
+                            </w:pPr>
+                            <w:r>
+                              <w:rPr>
+                                <w:noProof/>
+                              </w:rPr>
+                              <w:fldChar w:fldCharType="begin"/>
+                            </w:r>
+                            <w:r>
+                              <w:rPr>
+                                <w:noProof/>
+                              </w:rPr>
+                              <w:instrText xml:space="preserve"> SEQ ábra \* ARABIC </w:instrText>
+                            </w:r>
+                            <w:r>
+                              <w:rPr>
+                                <w:noProof/>
+                              </w:rPr>
+                              <w:fldChar w:fldCharType="separate"/>
+                            </w:r>
+                            <w:r>
+                              <w:rPr>
+                                <w:noProof/>
+                              </w:rPr>
+                              <w:t>11</w:t>
+                            </w:r>
+                            <w:r>
+                              <w:rPr>
+                                <w:noProof/>
+                              </w:rPr>
+                              <w:fldChar w:fldCharType="end"/>
+                            </w:r>
+                            <w:r>
+                              <w:t>. ábra</w:t>
+                            </w:r>
+                            <w:bookmarkEnd w:id="13"/>
+                            <w:r>
+                              <w:t xml:space="preserve"> Egyjátékos karakter létrehozás függvény</w:t>
+                            </w:r>
+                          </w:p>
+                        </w:txbxContent>
+                      </wps:txbx>
+                      <wps:bodyPr rot="0" spcFirstLastPara="0" vertOverflow="overflow" horzOverflow="overflow" vert="horz" wrap="square" lIns="0" tIns="0" rIns="0" bIns="0" numCol="1" spcCol="0" rtlCol="0" fromWordArt="0" anchor="t" anchorCtr="0" forceAA="0" compatLnSpc="1">
+                        <a:prstTxWarp prst="textNoShape">
+                          <a:avLst/>
+                        </a:prstTxWarp>
+                        <a:spAutoFit/>
+                      </wps:bodyPr>
+                    </wps:wsp>
+                  </a:graphicData>
+                </a:graphic>
+              </wp:anchor>
+            </w:drawing>
+          </mc:Choice>
+          <mc:Fallback>
+            <w:pict>
+              <v:shape w14:anchorId="13A3869C" id="_x0000_s1036" type="#_x0000_t202" style="position:absolute;left:0;text-align:left;margin-left:195.5pt;margin-top:620.45pt;width:257.3pt;height:.05pt;z-index:-251618304;visibility:visible;mso-wrap-style:square;mso-wrap-distance-left:9pt;mso-wrap-distance-top:0;mso-wrap-distance-right:9pt;mso-wrap-distance-bottom:0;mso-position-horizontal:absolute;mso-position-horizontal-relative:text;mso-position-vertical:absolute;mso-position-vertical-relative:text;v-text-anchor:top" o:gfxdata="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" stroked="f">
+                <v:textbox style="mso-fit-shape-to-text:t" inset="0,0,0,0">
+                  <w:txbxContent>
+                    <w:bookmarkStart w:id="14" w:name="_Ref228209749"/>
+                    <w:p>
+                      <w:pPr>
+                        <w:pStyle w:val="Kpalrs"/>
+                        <w:rPr>
+                          <w:noProof/>
+                          <w:szCs w:val="22"/>
+                        </w:rPr>
+                      </w:pPr>
+                      <w:r>
+                        <w:rPr>
+                          <w:noProof/>
+                        </w:rPr>
+                        <w:fldChar w:fldCharType="begin"/>
+                      </w:r>
+                      <w:r>
+                        <w:rPr>
+                          <w:noProof/>
+                        </w:rPr>
+                        <w:instrText xml:space="preserve"> SEQ ábra \* ARABIC </w:instrText>
+                      </w:r>
+                      <w:r>
+                        <w:rPr>
+                          <w:noProof/>
+                        </w:rPr>
+                        <w:fldChar w:fldCharType="separate"/>
+                      </w:r>
+                      <w:r>
+                        <w:rPr>
+                          <w:noProof/>
+                        </w:rPr>
+                        <w:t>11</w:t>
+                      </w:r>
+                      <w:r>
+                        <w:rPr>
+                          <w:noProof/>
+                        </w:rPr>
+                        <w:fldChar w:fldCharType="end"/>
+                      </w:r>
+                      <w:r>
+                        <w:t>. ábra</w:t>
+                      </w:r>
+                      <w:bookmarkEnd w:id="14"/>
+                      <w:r>
+                        <w:t xml:space="preserve"> Egyjátékos karakter létrehozás függvény</w:t>
+                      </w:r>
+                    </w:p>
+                  </w:txbxContent>
+                </v:textbox>
+                <w10:wrap type="tight"/>
+              </v:shape>
+            </w:pict>
+          </mc:Fallback>
+        </mc:AlternateContent>
+      </w:r>
+      <w:r>
+        <w:rPr>
+          <w:noProof/>
+        </w:rPr>
+        <w:drawing>
+          <wp:anchor distT="0" distB="0" distL="114300" distR="114300" simplePos="0" relativeHeight="251696128" behindDoc="1" locked="0" layoutInCell="1" allowOverlap="1" wp14:anchorId="20BB96D1" wp14:editId="04E1E565">
+            <wp:simplePos x="0" y="0"/>
+            <wp:positionH relativeFrom="margin">
+              <wp:align>right</wp:align>
+            </wp:positionH>
+            <wp:positionV relativeFrom="paragraph">
+              <wp:posOffset>5372486</wp:posOffset>
+            </wp:positionV>
+            <wp:extent cx="3267710" cy="2450465"/>
+            <wp:effectExtent l="0" t="0" r="8890" b="6985"/>
+            <wp:wrapTight wrapText="bothSides">
+              <wp:wrapPolygon edited="0">
+                <wp:start x="0" y="0"/>
+                <wp:lineTo x="0" y="21494"/>
+                <wp:lineTo x="21533" y="21494"/>
+                <wp:lineTo x="21533" y="0"/>
+                <wp:lineTo x="0" y="0"/>
+              </wp:wrapPolygon>
+            </wp:wrapTight>
+            <wp:docPr id="1810367142" name="Kép 1"/>
+            <wp:cNvGraphicFramePr>
+              <a:graphicFrameLocks xmlns:a="http://schemas.openxmlformats.org/drawingml/2006/main" noChangeAspect="1"/>
+            </wp:cNvGraphicFramePr>
+            <a:graphic xmlns:a="http://schemas.openxmlformats.org/drawingml/2006/main">
+              <a:graphicData uri="http://schemas.openxmlformats.org/drawingml/2006/picture">
+                <pic:pic xmlns:pic="http://schemas.openxmlformats.org/drawingml/2006/picture">
+                  <pic:nvPicPr>
+                    <pic:cNvPr id="1810367142" name=""/>
+                    <pic:cNvPicPr/>
+                  </pic:nvPicPr>
+                  <pic:blipFill>
+                    <a:blip r:embed="rId23">
+                      <a:extLst>
+                        <a:ext uri="{28A0092B-C50C-407E-A947-70E740481C1C}">
+                          <a14:useLocalDpi xmlns:a14="http://schemas.microsoft.com/office/drawing/2010/main" val="0"/>
+                        </a:ext>
+                      </a:extLst>
+                    </a:blip>
+                    <a:stretch>
+                      <a:fillRect/>
+                    </a:stretch>
+                  </pic:blipFill>
+                  <pic:spPr>
+                    <a:xfrm>
+                      <a:off x="0" y="0"/>
+                      <a:ext cx="3267710" cy="2450465"/>
+                    </a:xfrm>
+                    <a:prstGeom prst="rect">
+                      <a:avLst/>
+                    </a:prstGeom>
+                  </pic:spPr>
+                </pic:pic>
+              </a:graphicData>
+            </a:graphic>
+          </wp:anchor>
+        </w:drawing>
+      </w:r>
+      <w:r>
+        <w:rPr>
+          <w:noProof/>
+        </w:rPr>
+        <w:t>aktivitását a karakternek. A függvény (</w:t>
+      </w:r>
+      <w:r>
+        <w:rPr>
+          <w:noProof/>
+        </w:rPr>
+        <w:fldChar w:fldCharType="begin"/>
+      </w:r>
+      <w:r>
+        <w:rPr>
+          <w:noProof/>
+        </w:rPr>
+        <w:instrText xml:space="preserve"> REF _Ref228209749 \h </w:instrText>
+      </w:r>
+      <w:r>
+        <w:rPr>
+          <w:noProof/>
+        </w:rPr>
+      </w:r>
+      <w:r>
+        <w:rPr>
+          <w:noProof/>
+        </w:rPr>
+        <w:fldChar w:fldCharType="separate"/>
+      </w:r>
+      <w:r>
+        <w:rPr>
+          <w:noProof/>
+        </w:rPr>
+        <w:t>11</w:t>
+      </w:r>
+      <w:r>
+        <w:t>. ábra</w:t>
+      </w:r>
+      <w:r>
+        <w:rPr>
+          <w:noProof/>
+        </w:rPr>
+        <w:fldChar w:fldCharType="end"/>
+      </w:r>
+      <w:r>
+        <w:rPr>
+          <w:noProof/>
+        </w:rPr>
+        <w:t>) a megadott index alapján hozza létre a megfelelő prefeb-ből a karaktert, és adja vissza annak GameObject referenciáját. Miután minden karakter pozíciója be lett állítva, az első karakter aktív állapotba kerül. Mindig az első karaktert tudja irán</w:t>
+      </w:r>
+      <w:r>
+        <w:rPr>
+          <w:noProof/>
+        </w:rPr>
+        <w:t>y</w:t>
+      </w:r>
+      <w:r>
+        <w:rPr>
+          <w:noProof/>
+        </w:rPr>
+        <w:t xml:space="preserve">ítani a felhasználó pálya kezdéskor. </w:t>
+      </w:r>
+      <w:r>
+        <w:rPr>
+          <w:noProof/>
+        </w:rPr>
+        <w:t xml:space="preserve">A következő ciklus, szükség esetén, ha esetleg túl sok karakter létezik – amikor egy korábbi pálya kerül elindításra – törli az extra karaktereket a felületről. Az „else” ágban pedig a többjátékos mód karakter betöltése található. Itt mindenképpen törléssel kezdünk. Ezután meghatározzuk a pályaszám alapján mely karakter </w:t>
+      </w:r>
+      <w:r>
+        <w:rPr>
+          <w:noProof/>
+        </w:rPr>
+        <w:lastRenderedPageBreak/>
+        <w:t>párost kell létrehozni, majd ezzel a számmal meghívj</w:t>
+      </w:r>
+      <w:r>
+        <w:rPr>
+          <w:noProof/>
+        </w:rPr>
+        <w:t>u</w:t>
+      </w:r>
+      <w:r>
+        <w:rPr>
+          <w:noProof/>
+        </w:rPr>
+        <w:t xml:space="preserve">k a többjátékos módhoz tartozó karakter létrehozó </w:t>
+      </w:r>
+      <w:r>
+        <w:rPr>
+          <w:noProof/>
+        </w:rPr>
+        <w:t>(</w:t>
+      </w:r>
+      <w:r>
+        <w:rPr>
+          <w:noProof/>
+        </w:rPr>
+        <w:fldChar w:fldCharType="begin"/>
+      </w:r>
+      <w:r>
+        <w:rPr>
+          <w:noProof/>
+        </w:rPr>
+        <w:instrText xml:space="preserve"> REF _Ref228210426 \h </w:instrText>
+      </w:r>
+      <w:r>
+        <w:rPr>
+          <w:noProof/>
+        </w:rPr>
+      </w:r>
+      <w:r>
+        <w:rPr>
+          <w:noProof/>
+        </w:rPr>
+        <w:fldChar w:fldCharType="separate"/>
+      </w:r>
+      <w:r>
+        <w:rPr>
+          <w:noProof/>
+        </w:rPr>
+        <w:t>17</w:t>
+      </w:r>
+      <w:r>
+        <w:t>. ábra</w:t>
+      </w:r>
+      <w:r>
+        <w:rPr>
+          <w:noProof/>
+        </w:rPr>
+        <w:t>)</w:t>
+      </w:r>
+      <w:r>
+        <w:t xml:space="preserve"> "</w:t>
+      </w:r>
+      <w:proofErr w:type="spellStart"/>
+      <w:r>
+        <w:t>MultyplayerCreate</w:t>
+      </w:r>
+      <w:proofErr w:type="spellEnd"/>
+      <w:r>
+        <w:t>" függvény</w:t>
+      </w:r>
+      <w:r>
+        <w:rPr>
+          <w:noProof/>
+        </w:rPr>
+        <w:fldChar w:fldCharType="end"/>
+      </w:r>
+      <w:r>
+        <w:rPr>
+          <w:noProof/>
+        </w:rPr>
+        <w:t>t</w:t>
+      </w:r>
+      <w:r>
+        <w:rPr>
+          <w:noProof/>
+        </w:rPr>
+        <w:t xml:space="preserve"> a Game osztályból.</w:t>
+      </w:r>
+      <w:r>
+        <w:rPr>
+          <w:noProof/>
+        </w:rPr>
+        <w:t xml:space="preserve"> Ami a generált két játékos GameObject referenciáját adja vissza listában. Ezután beállítjuk a két karakter pozícióját a megfelelő értékekre. </w:t>
+      </w:r>
+      <w:r>
+        <w:rPr>
+          <w:noProof/>
+        </w:rPr>
+        <w:t xml:space="preserve">Majd a végén a függvény visszatér </w:t>
+      </w:r>
+      <w:r>
+        <w:rPr>
+          <w:noProof/>
+        </w:rPr>
+        <w:t>a pályához tartozó történet</w:t>
+      </w:r>
+      <w:r>
+        <w:rPr>
+          <w:noProof/>
+        </w:rPr>
+        <w:t>tel</w:t>
+      </w:r>
+      <w:r>
+        <w:rPr>
+          <w:noProof/>
+        </w:rPr>
+        <w:t>, ha létezik.</w:t>
       </w:r>
     </w:p>
     <w:p>
@@ -4016,7 +6745,7 @@
         <w:spacing w:before="24000"/>
         <w:ind w:left="431" w:hanging="431"/>
       </w:pPr>
-      <w:bookmarkStart w:id="3" w:name="_Toc228099599"/>
+      <w:bookmarkStart w:id="15" w:name="_Toc228099599"/>
       <w:r>
         <w:lastRenderedPageBreak/>
         <w:t>Összefoglalás és tovább</w:t>
@@ -4024,7 +6753,7 @@
       <w:r>
         <w:t>i fejlesztési lehetőségek</w:t>
       </w:r>
-      <w:bookmarkEnd w:id="3"/>
+      <w:bookmarkEnd w:id="15"/>
     </w:p>
     <w:p>
       <w:r>
@@ -4045,6 +6774,9 @@
       <w:proofErr w:type="spellEnd"/>
       <w:r>
         <w:t xml:space="preserve"> játékmotor és fejlesztői környezet segítségével hoztam létre, ahol C# nyelven írtam a forráskódot. A program készítés során felhasznált képek, ábrák kilencven százalékát magam készített, hogy egy egyedi világot alkossak a játéknak.</w:t>
+      </w:r>
+      <w:r>
+        <w:t xml:space="preserve"> </w:t>
       </w:r>
     </w:p>
     <w:p>
@@ -4165,12 +6897,12 @@
         <w:spacing w:before="24000"/>
         <w:ind w:left="431" w:hanging="431"/>
       </w:pPr>
-      <w:bookmarkStart w:id="4" w:name="_Toc228099600"/>
+      <w:bookmarkStart w:id="16" w:name="_Toc228099600"/>
       <w:r>
         <w:lastRenderedPageBreak/>
         <w:t>Irodalomjegyzék</w:t>
       </w:r>
-      <w:bookmarkEnd w:id="4"/>
+      <w:bookmarkEnd w:id="16"/>
     </w:p>
     <w:p>
       <w:pPr>
@@ -4179,7 +6911,172 @@
           <w:ilvl w:val="0"/>
           <w:numId w:val="2"/>
         </w:numPr>
-        <w:ind w:left="567" w:hanging="567"/>
+        <w:ind w:left="0" w:firstLine="0"/>
+      </w:pPr>
+      <w:proofErr w:type="spellStart"/>
+      <w:r>
+        <w:t>MonoBehaviour</w:t>
+      </w:r>
+      <w:proofErr w:type="spellEnd"/>
+      <w:r>
+        <w:t xml:space="preserve"> </w:t>
+      </w:r>
+      <w:proofErr w:type="spellStart"/>
+      <w:r>
+        <w:t>class</w:t>
+      </w:r>
+      <w:proofErr w:type="spellEnd"/>
+      <w:r>
+        <w:t xml:space="preserve">. (2022). Letöltve: 2026. április 26., az alábbi címről: </w:t>
+      </w:r>
+      <w:hyperlink r:id="rId24" w:history="1">
+        <w:r>
+          <w:rPr>
+            <w:rStyle w:val="Hiperhivatkozs"/>
+          </w:rPr>
+          <w:t>https://docs.unity3d.com/2022.3/Documentation/Manual/class-MonoBehaviour.html</w:t>
+        </w:r>
+      </w:hyperlink>
+    </w:p>
+    <w:p>
+      <w:pPr>
+        <w:pStyle w:val="Listaszerbekezds"/>
+        <w:numPr>
+          <w:ilvl w:val="0"/>
+          <w:numId w:val="2"/>
+        </w:numPr>
+        <w:ind w:left="0" w:firstLine="0"/>
+      </w:pPr>
+      <w:proofErr w:type="spellStart"/>
+      <w:r>
+        <w:t>MonoBehaviour</w:t>
+      </w:r>
+      <w:proofErr w:type="spellEnd"/>
+      <w:r>
+        <w:t xml:space="preserve"> </w:t>
+      </w:r>
+      <w:proofErr w:type="spellStart"/>
+      <w:r>
+        <w:t>class</w:t>
+      </w:r>
+      <w:proofErr w:type="spellEnd"/>
+      <w:r>
+        <w:t xml:space="preserve">. (2022). Letöltve: 2026. április 26., az alábbi címről: </w:t>
+      </w:r>
+      <w:hyperlink r:id="rId25" w:history="1">
+        <w:r>
+          <w:rPr>
+            <w:rStyle w:val="Hiperhivatkozs"/>
+          </w:rPr>
+          <w:t>https://docs.unity3d.com/2022.3/Documentation/Manual/class-MonoBehaviour.html</w:t>
+        </w:r>
+      </w:hyperlink>
+    </w:p>
+    <w:p>
+      <w:pPr>
+        <w:pStyle w:val="Listaszerbekezds"/>
+        <w:numPr>
+          <w:ilvl w:val="0"/>
+          <w:numId w:val="2"/>
+        </w:numPr>
+        <w:ind w:left="0" w:hanging="11"/>
+      </w:pPr>
+      <w:r>
+        <w:t xml:space="preserve">JSON - </w:t>
+      </w:r>
+      <w:proofErr w:type="spellStart"/>
+      <w:r>
+        <w:t>What</w:t>
+      </w:r>
+      <w:proofErr w:type="spellEnd"/>
+      <w:r>
+        <w:t xml:space="preserve"> is JSON? (</w:t>
+      </w:r>
+      <w:proofErr w:type="spellStart"/>
+      <w:r>
+        <w:t>n.d</w:t>
+      </w:r>
+      <w:proofErr w:type="spellEnd"/>
+      <w:r>
+        <w:t xml:space="preserve">.). Letöltve: 2026. április 26., az alábbi címről: </w:t>
+      </w:r>
+      <w:hyperlink r:id="rId26" w:history="1">
+        <w:r>
+          <w:rPr>
+            <w:rStyle w:val="Hiperhivatkozs"/>
+          </w:rPr>
+          <w:t>https://www.w3schools.com/whatis/whatis_json.asp</w:t>
+        </w:r>
+      </w:hyperlink>
+    </w:p>
+    <w:p>
+      <w:pPr>
+        <w:pStyle w:val="Listaszerbekezds"/>
+        <w:numPr>
+          <w:ilvl w:val="0"/>
+          <w:numId w:val="2"/>
+        </w:numPr>
+        <w:ind w:left="0" w:hanging="11"/>
+      </w:pPr>
+      <w:proofErr w:type="spellStart"/>
+      <w:r>
+        <w:t>GameObject</w:t>
+      </w:r>
+      <w:proofErr w:type="spellEnd"/>
+      <w:r>
+        <w:t xml:space="preserve"> </w:t>
+      </w:r>
+      <w:proofErr w:type="spellStart"/>
+      <w:r>
+        <w:t>class</w:t>
+      </w:r>
+      <w:proofErr w:type="spellEnd"/>
+      <w:r>
+        <w:t xml:space="preserve">. (2022). Letöltve: 2026. április 26., az alábbi címről: </w:t>
+      </w:r>
+      <w:hyperlink r:id="rId27" w:history="1">
+        <w:r>
+          <w:rPr>
+            <w:rStyle w:val="Hiperhivatkozs"/>
+          </w:rPr>
+          <w:t>https://docs.unity3d.com/2022.3/Documentation/ScriptReference/GameObject.html</w:t>
+        </w:r>
+      </w:hyperlink>
+    </w:p>
+    <w:p>
+      <w:pPr>
+        <w:pStyle w:val="Listaszerbekezds"/>
+        <w:numPr>
+          <w:ilvl w:val="0"/>
+          <w:numId w:val="2"/>
+        </w:numPr>
+        <w:ind w:left="0" w:hanging="11"/>
+      </w:pPr>
+      <w:proofErr w:type="spellStart"/>
+      <w:r>
+        <w:t>Tilemap</w:t>
+      </w:r>
+      <w:proofErr w:type="spellEnd"/>
+      <w:r>
+        <w:t xml:space="preserve">. (2022). Letöltve: 2026. április 26., az alábbi címről: </w:t>
+      </w:r>
+      <w:hyperlink r:id="rId28" w:history="1">
+        <w:r>
+          <w:rPr>
+            <w:rStyle w:val="Hiperhivatkozs"/>
+          </w:rPr>
+          <w:t>https://docs.unity3d.com/2022.3/Documentation/Manual/Tilemap.html</w:t>
+        </w:r>
+      </w:hyperlink>
+    </w:p>
+    <w:p>
+      <w:pPr>
+        <w:pStyle w:val="Listaszerbekezds"/>
+        <w:numPr>
+          <w:ilvl w:val="0"/>
+          <w:numId w:val="2"/>
+        </w:numPr>
+        <w:ind w:left="0" w:hanging="11"/>
       </w:pPr>
     </w:p>
     <w:p>
@@ -4194,12 +7091,12 @@
         <w:spacing w:before="24000"/>
         <w:ind w:left="431" w:hanging="431"/>
       </w:pPr>
-      <w:bookmarkStart w:id="5" w:name="_Toc228099601"/>
+      <w:bookmarkStart w:id="17" w:name="_Toc228099601"/>
       <w:r>
         <w:lastRenderedPageBreak/>
         <w:t>Melléklet</w:t>
       </w:r>
-      <w:bookmarkEnd w:id="5"/>
+      <w:bookmarkEnd w:id="17"/>
     </w:p>
     <w:p>
       <w:pPr>
@@ -4228,7 +7125,7 @@
                     <pic:cNvPicPr/>
                   </pic:nvPicPr>
                   <pic:blipFill>
-                    <a:blip r:embed="rId17"/>
+                    <a:blip r:embed="rId29"/>
                     <a:stretch>
                       <a:fillRect/>
                     </a:stretch>
@@ -4249,7 +7146,7 @@
         </w:drawing>
       </w:r>
     </w:p>
-    <w:bookmarkStart w:id="6" w:name="_Ref228097428"/>
+    <w:bookmarkStart w:id="18" w:name="_Ref228097428"/>
     <w:p>
       <w:pPr>
         <w:pStyle w:val="Kpalrs"/>
@@ -4264,14 +7161,14 @@
       <w:r>
         <w:fldChar w:fldCharType="separate"/>
       </w:r>
-      <w:bookmarkStart w:id="7" w:name="_Ref228097438"/>
+      <w:bookmarkStart w:id="19" w:name="_Ref228097438"/>
       <w:r>
         <w:rPr>
           <w:noProof/>
         </w:rPr>
-        <w:t>5</w:t>
-      </w:r>
-      <w:bookmarkEnd w:id="7"/>
+        <w:t>12</w:t>
+      </w:r>
+      <w:bookmarkEnd w:id="19"/>
       <w:r>
         <w:rPr>
           <w:noProof/>
@@ -4287,7 +7184,7 @@
       <w:r>
         <w:t>menü</w:t>
       </w:r>
-      <w:bookmarkEnd w:id="6"/>
+      <w:bookmarkEnd w:id="18"/>
     </w:p>
     <w:p>
       <w:pPr>
@@ -4313,7 +7210,7 @@
                     <pic:cNvPicPr/>
                   </pic:nvPicPr>
                   <pic:blipFill>
-                    <a:blip r:embed="rId18"/>
+                    <a:blip r:embed="rId30"/>
                     <a:stretch>
                       <a:fillRect/>
                     </a:stretch>
@@ -4334,7 +7231,7 @@
         </w:drawing>
       </w:r>
     </w:p>
-    <w:bookmarkStart w:id="8" w:name="_Ref228097648"/>
+    <w:bookmarkStart w:id="20" w:name="_Ref228097648"/>
     <w:p>
       <w:pPr>
         <w:pStyle w:val="Kpalrs"/>
@@ -4353,7 +7250,7 @@
         <w:rPr>
           <w:noProof/>
         </w:rPr>
-        <w:t>6</w:t>
+        <w:t>13</w:t>
       </w:r>
       <w:r>
         <w:rPr>
@@ -4364,13 +7261,16 @@
       <w:r>
         <w:t>. ábra Játék mód választó panel</w:t>
       </w:r>
-      <w:bookmarkEnd w:id="8"/>
+      <w:bookmarkEnd w:id="20"/>
     </w:p>
     <w:p>
       <w:pPr>
         <w:keepNext/>
       </w:pPr>
       <w:r>
+        <w:rPr>
+          <w:noProof/>
+        </w:rPr>
         <w:lastRenderedPageBreak/>
         <w:drawing>
           <wp:inline distT="0" distB="0" distL="0" distR="0" wp14:anchorId="6C0A8208" wp14:editId="518C29E1">
@@ -4388,7 +7288,7 @@
                     <pic:cNvPicPr/>
                   </pic:nvPicPr>
                   <pic:blipFill>
-                    <a:blip r:embed="rId19"/>
+                    <a:blip r:embed="rId31"/>
                     <a:stretch>
                       <a:fillRect/>
                     </a:stretch>
@@ -4409,7 +7309,7 @@
         </w:drawing>
       </w:r>
     </w:p>
-    <w:bookmarkStart w:id="9" w:name="_Ref228099537"/>
+    <w:bookmarkStart w:id="21" w:name="_Ref228099537"/>
     <w:p>
       <w:pPr>
         <w:pStyle w:val="Kpalrs"/>
@@ -4428,7 +7328,7 @@
         <w:rPr>
           <w:noProof/>
         </w:rPr>
-        <w:t>7</w:t>
+        <w:t>14</w:t>
       </w:r>
       <w:r>
         <w:fldChar w:fldCharType="end"/>
@@ -4436,13 +7336,16 @@
       <w:r>
         <w:t>. ábra Többjátékos térkép</w:t>
       </w:r>
-      <w:bookmarkEnd w:id="9"/>
+      <w:bookmarkEnd w:id="21"/>
     </w:p>
     <w:p>
       <w:pPr>
         <w:keepNext/>
       </w:pPr>
       <w:r>
+        <w:rPr>
+          <w:noProof/>
+        </w:rPr>
         <w:drawing>
           <wp:inline distT="0" distB="0" distL="0" distR="0" wp14:anchorId="0A024C00" wp14:editId="001609BE">
             <wp:extent cx="5759450" cy="3238500"/>
@@ -4459,7 +7362,7 @@
                     <pic:cNvPicPr/>
                   </pic:nvPicPr>
                   <pic:blipFill>
-                    <a:blip r:embed="rId20"/>
+                    <a:blip r:embed="rId32"/>
                     <a:stretch>
                       <a:fillRect/>
                     </a:stretch>
@@ -4480,7 +7383,7 @@
         </w:drawing>
       </w:r>
     </w:p>
-    <w:bookmarkStart w:id="10" w:name="_Ref228099570"/>
+    <w:bookmarkStart w:id="22" w:name="_Ref228099570"/>
     <w:p>
       <w:pPr>
         <w:pStyle w:val="Kpalrs"/>
@@ -4499,7 +7402,7 @@
         <w:rPr>
           <w:noProof/>
         </w:rPr>
-        <w:t>8</w:t>
+        <w:t>15</w:t>
       </w:r>
       <w:r>
         <w:fldChar w:fldCharType="end"/>
@@ -4507,11 +7410,315 @@
       <w:r>
         <w:t>. ábra Térkép menü</w:t>
       </w:r>
-      <w:bookmarkEnd w:id="10"/>
+      <w:bookmarkEnd w:id="22"/>
     </w:p>
-    <w:p/>
+    <w:p>
+      <w:pPr>
+        <w:keepNext/>
+      </w:pPr>
+      <w:r>
+        <w:rPr>
+          <w:noProof/>
+        </w:rPr>
+        <w:lastRenderedPageBreak/>
+        <w:drawing>
+          <wp:inline distT="0" distB="0" distL="0" distR="0" wp14:anchorId="38EFBE8F" wp14:editId="1F6E7F70">
+            <wp:extent cx="5755640" cy="3942080"/>
+            <wp:effectExtent l="0" t="0" r="0" b="1270"/>
+            <wp:docPr id="901910300" name="Kép 6"/>
+            <wp:cNvGraphicFramePr>
+              <a:graphicFrameLocks xmlns:a="http://schemas.openxmlformats.org/drawingml/2006/main" noChangeAspect="1"/>
+            </wp:cNvGraphicFramePr>
+            <a:graphic xmlns:a="http://schemas.openxmlformats.org/drawingml/2006/main">
+              <a:graphicData uri="http://schemas.openxmlformats.org/drawingml/2006/picture">
+                <pic:pic xmlns:pic="http://schemas.openxmlformats.org/drawingml/2006/picture">
+                  <pic:nvPicPr>
+                    <pic:cNvPr id="0" name="Picture 2"/>
+                    <pic:cNvPicPr>
+                      <a:picLocks noChangeAspect="1" noChangeArrowheads="1"/>
+                    </pic:cNvPicPr>
+                  </pic:nvPicPr>
+                  <pic:blipFill>
+                    <a:blip r:embed="rId33" cstate="print">
+                      <a:extLst>
+                        <a:ext uri="{28A0092B-C50C-407E-A947-70E740481C1C}">
+                          <a14:useLocalDpi xmlns:a14="http://schemas.microsoft.com/office/drawing/2010/main" val="0"/>
+                        </a:ext>
+                      </a:extLst>
+                    </a:blip>
+                    <a:srcRect/>
+                    <a:stretch>
+                      <a:fillRect/>
+                    </a:stretch>
+                  </pic:blipFill>
+                  <pic:spPr bwMode="auto">
+                    <a:xfrm>
+                      <a:off x="0" y="0"/>
+                      <a:ext cx="5755640" cy="3942080"/>
+                    </a:xfrm>
+                    <a:prstGeom prst="rect">
+                      <a:avLst/>
+                    </a:prstGeom>
+                    <a:noFill/>
+                    <a:ln>
+                      <a:noFill/>
+                    </a:ln>
+                  </pic:spPr>
+                </pic:pic>
+              </a:graphicData>
+            </a:graphic>
+          </wp:inline>
+        </w:drawing>
+      </w:r>
+    </w:p>
+    <w:bookmarkStart w:id="23" w:name="_Ref228113655"/>
+    <w:p>
+      <w:pPr>
+        <w:pStyle w:val="Kpalrs"/>
+        <w:jc w:val="both"/>
+      </w:pPr>
+      <w:r>
+        <w:fldChar w:fldCharType="begin"/>
+      </w:r>
+      <w:r>
+        <w:instrText xml:space="preserve"> SEQ ábra \* ARABIC </w:instrText>
+      </w:r>
+      <w:r>
+        <w:fldChar w:fldCharType="separate"/>
+      </w:r>
+      <w:r>
+        <w:rPr>
+          <w:noProof/>
+        </w:rPr>
+        <w:t>16</w:t>
+      </w:r>
+      <w:r>
+        <w:fldChar w:fldCharType="end"/>
+      </w:r>
+      <w:r>
+        <w:t>. ábra</w:t>
+      </w:r>
+      <w:bookmarkEnd w:id="23"/>
+      <w:r>
+        <w:t xml:space="preserve"> Osztály kapcsolat diagram</w:t>
+      </w:r>
+    </w:p>
+    <w:p>
+      <w:r>
+        <w:rPr>
+          <w:noProof/>
+        </w:rPr>
+        <mc:AlternateContent>
+          <mc:Choice Requires="wps">
+            <w:drawing>
+              <wp:anchor distT="0" distB="0" distL="114300" distR="114300" simplePos="0" relativeHeight="251701248" behindDoc="1" locked="0" layoutInCell="1" allowOverlap="1" wp14:anchorId="4F14E065" wp14:editId="7DAFB5CB">
+                <wp:simplePos x="0" y="0"/>
+                <wp:positionH relativeFrom="column">
+                  <wp:posOffset>-1905</wp:posOffset>
+                </wp:positionH>
+                <wp:positionV relativeFrom="paragraph">
+                  <wp:posOffset>3601720</wp:posOffset>
+                </wp:positionV>
+                <wp:extent cx="3028950" cy="635"/>
+                <wp:effectExtent l="0" t="0" r="0" b="0"/>
+                <wp:wrapTight wrapText="bothSides">
+                  <wp:wrapPolygon edited="0">
+                    <wp:start x="0" y="0"/>
+                    <wp:lineTo x="0" y="21600"/>
+                    <wp:lineTo x="21600" y="21600"/>
+                    <wp:lineTo x="21600" y="0"/>
+                  </wp:wrapPolygon>
+                </wp:wrapTight>
+                <wp:docPr id="112453274" name="Szövegdoboz 1"/>
+                <wp:cNvGraphicFramePr/>
+                <a:graphic xmlns:a="http://schemas.openxmlformats.org/drawingml/2006/main">
+                  <a:graphicData uri="http://schemas.microsoft.com/office/word/2010/wordprocessingShape">
+                    <wps:wsp>
+                      <wps:cNvSpPr txBox="1"/>
+                      <wps:spPr>
+                        <a:xfrm>
+                          <a:off x="0" y="0"/>
+                          <a:ext cx="3028950" cy="635"/>
+                        </a:xfrm>
+                        <a:prstGeom prst="rect">
+                          <a:avLst/>
+                        </a:prstGeom>
+                        <a:solidFill>
+                          <a:prstClr val="white"/>
+                        </a:solidFill>
+                        <a:ln>
+                          <a:noFill/>
+                        </a:ln>
+                      </wps:spPr>
+                      <wps:txbx>
+                        <w:txbxContent>
+                          <w:bookmarkStart w:id="24" w:name="_Ref228210426"/>
+                          <w:p>
+                            <w:pPr>
+                              <w:pStyle w:val="Kpalrs"/>
+                              <w:rPr>
+                                <w:szCs w:val="22"/>
+                              </w:rPr>
+                            </w:pPr>
+                            <w:r>
+                              <w:fldChar w:fldCharType="begin"/>
+                            </w:r>
+                            <w:r>
+                              <w:instrText xml:space="preserve"> SEQ ábra \* ARABIC </w:instrText>
+                            </w:r>
+                            <w:r>
+                              <w:fldChar w:fldCharType="separate"/>
+                            </w:r>
+                            <w:r>
+                              <w:rPr>
+                                <w:noProof/>
+                              </w:rPr>
+                              <w:t>17</w:t>
+                            </w:r>
+                            <w:r>
+                              <w:fldChar w:fldCharType="end"/>
+                            </w:r>
+                            <w:r>
+                              <w:t xml:space="preserve">. ábra </w:t>
+                            </w:r>
+                            <w:proofErr w:type="spellStart"/>
+                            <w:r>
+                              <w:t>MultyplayerCreate</w:t>
+                            </w:r>
+                            <w:proofErr w:type="spellEnd"/>
+                            <w:r>
+                              <w:t xml:space="preserve"> függvény</w:t>
+                            </w:r>
+                            <w:bookmarkEnd w:id="24"/>
+                          </w:p>
+                        </w:txbxContent>
+                      </wps:txbx>
+                      <wps:bodyPr rot="0" spcFirstLastPara="0" vertOverflow="overflow" horzOverflow="overflow" vert="horz" wrap="square" lIns="0" tIns="0" rIns="0" bIns="0" numCol="1" spcCol="0" rtlCol="0" fromWordArt="0" anchor="t" anchorCtr="0" forceAA="0" compatLnSpc="1">
+                        <a:prstTxWarp prst="textNoShape">
+                          <a:avLst/>
+                        </a:prstTxWarp>
+                        <a:spAutoFit/>
+                      </wps:bodyPr>
+                    </wps:wsp>
+                  </a:graphicData>
+                </a:graphic>
+              </wp:anchor>
+            </w:drawing>
+          </mc:Choice>
+          <mc:Fallback>
+            <w:pict>
+              <v:shape w14:anchorId="4F14E065" id="_x0000_s1037" type="#_x0000_t202" style="position:absolute;left:0;text-align:left;margin-left:-.15pt;margin-top:283.6pt;width:238.5pt;height:.05pt;z-index:-251615232;visibility:visible;mso-wrap-style:square;mso-wrap-distance-left:9pt;mso-wrap-distance-top:0;mso-wrap-distance-right:9pt;mso-wrap-distance-bottom:0;mso-position-horizontal:absolute;mso-position-horizontal-relative:text;mso-position-vertical:absolute;mso-position-vertical-relative:text;v-text-anchor:top" o:gfxdata="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" stroked="f">
+                <v:textbox style="mso-fit-shape-to-text:t" inset="0,0,0,0">
+                  <w:txbxContent>
+                    <w:bookmarkStart w:id="25" w:name="_Ref228210426"/>
+                    <w:p>
+                      <w:pPr>
+                        <w:pStyle w:val="Kpalrs"/>
+                        <w:rPr>
+                          <w:szCs w:val="22"/>
+                        </w:rPr>
+                      </w:pPr>
+                      <w:r>
+                        <w:fldChar w:fldCharType="begin"/>
+                      </w:r>
+                      <w:r>
+                        <w:instrText xml:space="preserve"> SEQ ábra \* ARABIC </w:instrText>
+                      </w:r>
+                      <w:r>
+                        <w:fldChar w:fldCharType="separate"/>
+                      </w:r>
+                      <w:r>
+                        <w:rPr>
+                          <w:noProof/>
+                        </w:rPr>
+                        <w:t>17</w:t>
+                      </w:r>
+                      <w:r>
+                        <w:fldChar w:fldCharType="end"/>
+                      </w:r>
+                      <w:r>
+                        <w:t xml:space="preserve">. ábra </w:t>
+                      </w:r>
+                      <w:proofErr w:type="spellStart"/>
+                      <w:r>
+                        <w:t>MultyplayerCreate</w:t>
+                      </w:r>
+                      <w:proofErr w:type="spellEnd"/>
+                      <w:r>
+                        <w:t xml:space="preserve"> függvény</w:t>
+                      </w:r>
+                      <w:bookmarkEnd w:id="25"/>
+                    </w:p>
+                  </w:txbxContent>
+                </v:textbox>
+                <w10:wrap type="tight"/>
+              </v:shape>
+            </w:pict>
+          </mc:Fallback>
+        </mc:AlternateContent>
+      </w:r>
+      <w:r>
+        <w:drawing>
+          <wp:anchor distT="0" distB="0" distL="114300" distR="114300" simplePos="0" relativeHeight="251699200" behindDoc="1" locked="0" layoutInCell="1" allowOverlap="1" wp14:anchorId="76D70EA3" wp14:editId="41C2DB6A">
+            <wp:simplePos x="0" y="0"/>
+            <wp:positionH relativeFrom="column">
+              <wp:posOffset>-1933</wp:posOffset>
+            </wp:positionH>
+            <wp:positionV relativeFrom="paragraph">
+              <wp:posOffset>-2816</wp:posOffset>
+            </wp:positionV>
+            <wp:extent cx="3029447" cy="3547711"/>
+            <wp:effectExtent l="0" t="0" r="0" b="0"/>
+            <wp:wrapTight wrapText="bothSides">
+              <wp:wrapPolygon edited="0">
+                <wp:start x="0" y="0"/>
+                <wp:lineTo x="0" y="21461"/>
+                <wp:lineTo x="21464" y="21461"/>
+                <wp:lineTo x="21464" y="0"/>
+                <wp:lineTo x="0" y="0"/>
+              </wp:wrapPolygon>
+            </wp:wrapTight>
+            <wp:docPr id="97264753" name="Kép 1"/>
+            <wp:cNvGraphicFramePr>
+              <a:graphicFrameLocks xmlns:a="http://schemas.openxmlformats.org/drawingml/2006/main" noChangeAspect="1"/>
+            </wp:cNvGraphicFramePr>
+            <a:graphic xmlns:a="http://schemas.openxmlformats.org/drawingml/2006/main">
+              <a:graphicData uri="http://schemas.openxmlformats.org/drawingml/2006/picture">
+                <pic:pic xmlns:pic="http://schemas.openxmlformats.org/drawingml/2006/picture">
+                  <pic:nvPicPr>
+                    <pic:cNvPr id="97264753" name=""/>
+                    <pic:cNvPicPr/>
+                  </pic:nvPicPr>
+                  <pic:blipFill>
+                    <a:blip r:embed="rId34">
+                      <a:extLst>
+                        <a:ext uri="{28A0092B-C50C-407E-A947-70E740481C1C}">
+                          <a14:useLocalDpi xmlns:a14="http://schemas.microsoft.com/office/drawing/2010/main" val="0"/>
+                        </a:ext>
+                      </a:extLst>
+                    </a:blip>
+                    <a:stretch>
+                      <a:fillRect/>
+                    </a:stretch>
+                  </pic:blipFill>
+                  <pic:spPr>
+                    <a:xfrm>
+                      <a:off x="0" y="0"/>
+                      <a:ext cx="3029447" cy="3547711"/>
+                    </a:xfrm>
+                    <a:prstGeom prst="rect">
+                      <a:avLst/>
+                    </a:prstGeom>
+                  </pic:spPr>
+                </pic:pic>
+              </a:graphicData>
+            </a:graphic>
+          </wp:anchor>
+        </w:drawing>
+      </w:r>
+    </w:p>
     <w:sectPr>
-      <w:footerReference w:type="default" r:id="rId21"/>
+      <w:footerReference w:type="default" r:id="rId35"/>
       <w:pgSz w:w="11906" w:h="16838"/>
       <w:pgMar w:top="1418" w:right="1418" w:bottom="1418" w:left="1418" w:header="709" w:footer="709" w:gutter="0"/>
       <w:pgNumType w:start="1"/>
@@ -6398,6 +9605,30 @@
       </w:tcPr>
     </w:tblStylePr>
   </w:style>
+  <w:style w:type="character" w:styleId="Feloldatlanmegemlts">
+    <w:name w:val="Unresolved Mention"/>
+    <w:basedOn w:val="Bekezdsalapbettpusa"/>
+    <w:uiPriority w:val="99"/>
+    <w:semiHidden/>
+    <w:unhideWhenUsed/>
+    <w:rsid w:val="0096527A"/>
+    <w:rPr>
+      <w:color w:val="605E5C"/>
+      <w:shd w:val="clear" w:color="auto" w:fill="E1DFDD"/>
+    </w:rPr>
+  </w:style>
+  <w:style w:type="character" w:styleId="Mrltotthiperhivatkozs">
+    <w:name w:val="FollowedHyperlink"/>
+    <w:basedOn w:val="Bekezdsalapbettpusa"/>
+    <w:uiPriority w:val="99"/>
+    <w:semiHidden/>
+    <w:unhideWhenUsed/>
+    <w:rsid w:val="0096527A"/>
+    <w:rPr>
+      <w:color w:val="954F72" w:themeColor="followedHyperlink"/>
+      <w:u w:val="single"/>
+    </w:rPr>
+  </w:style>
 </w:styles>
 </file>
 

--- a/Szakdolgozat.docx
+++ b/Szakdolgozat.docx
@@ -120,26 +120,62 @@
           <w:sz w:val="28"/>
           <w:szCs w:val="28"/>
         </w:rPr>
-        <w:t>Informatikatudományi Intézet</w:t>
-      </w:r>
-    </w:p>
-    <w:p>
-      <w:pPr>
+        <w:t>Egyetemi-Vállalatai Együttműködési</w:t>
+      </w:r>
+      <w:r>
         <w:rPr>
           <w:b/>
           <w:bCs/>
           <w:sz w:val="28"/>
           <w:szCs w:val="28"/>
         </w:rPr>
-      </w:pPr>
-      <w:r>
+        <w:t xml:space="preserve"> Intézet</w:t>
+      </w:r>
+    </w:p>
+    <w:p>
+      <w:pPr>
         <w:rPr>
           <w:b/>
           <w:bCs/>
           <w:sz w:val="28"/>
           <w:szCs w:val="28"/>
         </w:rPr>
-        <w:t>Programozáselmélet és Szoftvertechnológia Tanszék</w:t>
+      </w:pPr>
+      <w:r>
+        <w:rPr>
+          <w:b/>
+          <w:bCs/>
+          <w:sz w:val="28"/>
+          <w:szCs w:val="28"/>
+        </w:rPr>
+        <w:t>Adattudományi</w:t>
+      </w:r>
+      <w:r>
+        <w:rPr>
+          <w:b/>
+          <w:bCs/>
+          <w:sz w:val="28"/>
+          <w:szCs w:val="28"/>
+        </w:rPr>
+        <w:t xml:space="preserve"> és </w:t>
+      </w:r>
+      <w:r>
+        <w:rPr>
+          <w:b/>
+          <w:bCs/>
+          <w:sz w:val="28"/>
+          <w:szCs w:val="28"/>
+        </w:rPr>
+        <w:t>Adattechnológiai</w:t>
+      </w:r>
+      <w:r>
+        <w:rPr>
+          <w:b/>
+          <w:bCs/>
+          <w:sz w:val="28"/>
+          <w:szCs w:val="28"/>
+        </w:rPr>
+        <w:t xml:space="preserve"> Tanszék</w:t>
       </w:r>
     </w:p>
     <w:p/>
@@ -148,11 +184,9 @@
         <w:pStyle w:val="Cm"/>
         <w:spacing w:before="2880" w:after="3600"/>
       </w:pPr>
-      <w:proofErr w:type="spellStart"/>
       <w:r>
         <w:t>PuzzlePlatformer</w:t>
       </w:r>
-      <w:proofErr w:type="spellEnd"/>
     </w:p>
     <w:p>
       <w:pPr>
@@ -232,15 +266,7 @@
         <w:tab/>
       </w:r>
       <w:r>
-        <w:t xml:space="preserve">Programtervező informatikus </w:t>
-      </w:r>
-      <w:proofErr w:type="spellStart"/>
-      <w:r>
-        <w:t>BSc</w:t>
-      </w:r>
-      <w:proofErr w:type="spellEnd"/>
-      <w:r>
-        <w:t>.</w:t>
+        <w:t>Programtervező informatikus BSc.</w:t>
       </w:r>
       <w:r>
         <w:tab/>
@@ -719,7 +745,7 @@
                 <w:noProof/>
                 <w:webHidden/>
               </w:rPr>
-              <w:t>10</w:t>
+              <w:t>17</w:t>
             </w:r>
             <w:r>
               <w:rPr>
@@ -811,7 +837,7 @@
                 <w:noProof/>
                 <w:webHidden/>
               </w:rPr>
-              <w:t>11</w:t>
+              <w:t>18</w:t>
             </w:r>
             <w:r>
               <w:rPr>
@@ -903,7 +929,7 @@
                 <w:noProof/>
                 <w:webHidden/>
               </w:rPr>
-              <w:t>12</w:t>
+              <w:t>19</w:t>
             </w:r>
             <w:r>
               <w:rPr>
@@ -949,15 +975,7 @@
     </w:p>
     <w:p>
       <w:r>
-        <w:t xml:space="preserve">Ez a dokumentum a </w:t>
-      </w:r>
-      <w:proofErr w:type="spellStart"/>
-      <w:r>
-        <w:t>PuzzlePlatformer</w:t>
-      </w:r>
-      <w:proofErr w:type="spellEnd"/>
-      <w:r>
-        <w:t xml:space="preserve"> nevű programhoz készült dokumentáció és szakdolgozat.</w:t>
+        <w:t>Ez a dokumentum a PuzzlePlatformer nevű programhoz készült dokumentáció és szakdolgozat.</w:t>
       </w:r>
     </w:p>
     <w:p>
@@ -967,21 +985,8 @@
       <w:r>
         <w:t xml:space="preserve"> </w:t>
       </w:r>
-      <w:proofErr w:type="spellStart"/>
-      <w:r>
-        <w:t>Unityben</w:t>
-      </w:r>
-      <w:proofErr w:type="spellEnd"/>
-      <w:r>
-        <w:t xml:space="preserve"> készül, ahol lesz menürendszer és 2D-s </w:t>
-      </w:r>
-      <w:proofErr w:type="spellStart"/>
-      <w:r>
-        <w:t>platformer</w:t>
-      </w:r>
-      <w:proofErr w:type="spellEnd"/>
-      <w:r>
-        <w:t xml:space="preserve"> pályák, amiken különböző rejtvényeket megoldva kell átjutni. A menüben lesz egy kilépés gomb, amivel bezárható a program. </w:t>
+      <w:r>
+        <w:t xml:space="preserve">Unityben készül, ahol lesz menürendszer és 2D-s platformer pályák, amiken különböző rejtvényeket megoldva kell átjutni. A menüben lesz egy kilépés gomb, amivel bezárható a program. </w:t>
       </w:r>
       <w:r>
         <w:t xml:space="preserve">Lesz egy beállítások gomb, ami </w:t>
@@ -1063,23 +1068,7 @@
     </w:p>
     <w:p>
       <w:r>
-        <w:t xml:space="preserve">A </w:t>
-      </w:r>
-      <w:proofErr w:type="spellStart"/>
-      <w:r>
-        <w:t>PuzzlePlatformer</w:t>
-      </w:r>
-      <w:proofErr w:type="spellEnd"/>
-      <w:r>
-        <w:t xml:space="preserve"> játék egy </w:t>
-      </w:r>
-      <w:proofErr w:type="spellStart"/>
-      <w:r>
-        <w:t>Unityben</w:t>
-      </w:r>
-      <w:proofErr w:type="spellEnd"/>
-      <w:r>
-        <w:t xml:space="preserve"> készült alkalmazás. A programban egy menürendszer köszönt elindítás után, ahol beállításokat lehet módosítani</w:t>
+        <w:t>A PuzzlePlatformer játék egy Unityben készült alkalmazás. A programban egy menürendszer köszönt elindítás után, ahol beállításokat lehet módosítani</w:t>
       </w:r>
       <w:r>
         <w:t>, bezárni az alkalmazást vagy elindítani a játékot.</w:t>
@@ -1144,37 +1133,13 @@
         <w:t xml:space="preserve"> program kódjában létrehozott</w:t>
       </w:r>
       <w:r>
-        <w:t xml:space="preserve"> legtöbb osztályt, a </w:t>
-      </w:r>
-      <w:proofErr w:type="spellStart"/>
-      <w:r>
-        <w:t>MonoBehaviour</w:t>
-      </w:r>
-      <w:proofErr w:type="spellEnd"/>
-      <w:r>
-        <w:t xml:space="preserve"> osztályból</w:t>
+        <w:t xml:space="preserve"> legtöbb osztályt, a MonoBehaviour osztályból</w:t>
       </w:r>
       <w:r>
         <w:t xml:space="preserve"> van származtatva</w:t>
       </w:r>
       <w:r>
-        <w:t xml:space="preserve">, ezzel a létrehozott osztályok tartalmazzák a szükséges tulajdonságokat, hogy egy </w:t>
-      </w:r>
-      <w:proofErr w:type="spellStart"/>
-      <w:r>
-        <w:t>unity</w:t>
-      </w:r>
-      <w:proofErr w:type="spellEnd"/>
-      <w:r>
-        <w:t xml:space="preserve">-s objektumhoz köthetőek legyenek. Ezt kihasználva olyan osztályokat és függvényeket írtam, amelyek akár többször is felhasználhatóak, különböző objektumokhoz rendelve. Például a </w:t>
-      </w:r>
-      <w:proofErr w:type="spellStart"/>
-      <w:r>
-        <w:t>PlayerMovement</w:t>
-      </w:r>
-      <w:proofErr w:type="spellEnd"/>
-      <w:r>
-        <w:t xml:space="preserve"> osztály</w:t>
+        <w:t>, ezzel a létrehozott osztályok tartalmazzák a szükséges tulajdonságokat, hogy egy unity-s objektumhoz köthetőek legyenek. Ezt kihasználva olyan osztályokat és függvényeket írtam, amelyek akár többször is felhasználhatóak, különböző objektumokhoz rendelve. Például a PlayerMovement osztály</w:t>
       </w:r>
       <w:r>
         <w:t xml:space="preserve">, amely </w:t>
@@ -1239,27 +1204,14 @@
                                 <w:szCs w:val="22"/>
                               </w:rPr>
                             </w:pPr>
-                            <w:r>
-                              <w:fldChar w:fldCharType="begin"/>
-                            </w:r>
-                            <w:r>
-                              <w:instrText xml:space="preserve"> SEQ ábra \* ARABIC </w:instrText>
-                            </w:r>
-                            <w:r>
-                              <w:fldChar w:fldCharType="separate"/>
-                            </w:r>
-                            <w:r>
-                              <w:rPr>
-                                <w:noProof/>
-                              </w:rPr>
-                              <w:t>1</w:t>
-                            </w:r>
-                            <w:r>
-                              <w:rPr>
-                                <w:noProof/>
-                              </w:rPr>
-                              <w:fldChar w:fldCharType="end"/>
-                            </w:r>
+                            <w:fldSimple w:instr=" SEQ ábra \* ARABIC ">
+                              <w:r>
+                                <w:rPr>
+                                  <w:noProof/>
+                                </w:rPr>
+                                <w:t>1</w:t>
+                              </w:r>
+                            </w:fldSimple>
                             <w:r>
                               <w:t>. ábra Főmenü, Játék feliraton a kurzor</w:t>
                             </w:r>
@@ -1294,27 +1246,14 @@
                           <w:szCs w:val="22"/>
                         </w:rPr>
                       </w:pPr>
-                      <w:r>
-                        <w:fldChar w:fldCharType="begin"/>
-                      </w:r>
-                      <w:r>
-                        <w:instrText xml:space="preserve"> SEQ ábra \* ARABIC </w:instrText>
-                      </w:r>
-                      <w:r>
-                        <w:fldChar w:fldCharType="separate"/>
-                      </w:r>
-                      <w:r>
-                        <w:rPr>
-                          <w:noProof/>
-                        </w:rPr>
-                        <w:t>1</w:t>
-                      </w:r>
-                      <w:r>
-                        <w:rPr>
-                          <w:noProof/>
-                        </w:rPr>
-                        <w:fldChar w:fldCharType="end"/>
-                      </w:r>
+                      <w:fldSimple w:instr=" SEQ ábra \* ARABIC ">
+                        <w:r>
+                          <w:rPr>
+                            <w:noProof/>
+                          </w:rPr>
+                          <w:t>1</w:t>
+                        </w:r>
+                      </w:fldSimple>
                       <w:r>
                         <w:t>. ábra Főmenü, Játék feliraton a kurzor</w:t>
                       </w:r>
@@ -1456,7 +1395,7 @@
           <w:iCs/>
           <w:noProof/>
         </w:rPr>
-        <w:t>6</w:t>
+        <w:t>15</w:t>
       </w:r>
       <w:r>
         <w:rPr>
@@ -1482,15 +1421,7 @@
         <w:t>mégse</w:t>
       </w:r>
       <w:r>
-        <w:t xml:space="preserve"> gombbal bezárható ez a kis választó felület. A Beállítások-</w:t>
-      </w:r>
-      <w:proofErr w:type="spellStart"/>
-      <w:r>
-        <w:t>at</w:t>
-      </w:r>
-      <w:proofErr w:type="spellEnd"/>
-      <w:r>
-        <w:t xml:space="preserve"> kiválasztva is megjelenik egy panel</w:t>
+        <w:t xml:space="preserve"> gombbal bezárható ez a kis választó felület. A Beállítások-at kiválasztva is megjelenik egy panel</w:t>
       </w:r>
       <w:r>
         <w:t xml:space="preserve"> (</w:t>
@@ -1528,7 +1459,7 @@
           <w:iCs/>
           <w:noProof/>
         </w:rPr>
-        <w:t>5</w:t>
+        <w:t>14</w:t>
       </w:r>
       <w:r>
         <w:rPr>
@@ -2017,7 +1948,7 @@
           <w:iCs/>
           <w:noProof/>
         </w:rPr>
-        <w:t>7</w:t>
+        <w:t>16</w:t>
       </w:r>
       <w:r>
         <w:rPr>
@@ -2042,15 +1973,7 @@
     </w:p>
     <w:p>
       <w:r>
-        <w:t xml:space="preserve">A program egyes részeinek megkönnyítésére készítettem gyorsgombokat bizonyos funkciókhoz. A legtöbb </w:t>
-      </w:r>
-      <w:proofErr w:type="spellStart"/>
-      <w:r>
-        <w:t>pause</w:t>
-      </w:r>
-      <w:proofErr w:type="spellEnd"/>
-      <w:r>
-        <w:t xml:space="preserve"> menü megnyitható</w:t>
+        <w:t>A program egyes részeinek megkönnyítésére készítettem gyorsgombokat bizonyos funkciókhoz. A legtöbb pause menü megnyitható</w:t>
       </w:r>
       <w:r>
         <w:t xml:space="preserve"> (</w:t>
@@ -2095,7 +2018,7 @@
           <w:iCs/>
           <w:noProof/>
         </w:rPr>
-        <w:t>8</w:t>
+        <w:t>17</w:t>
       </w:r>
       <w:r>
         <w:rPr>
@@ -2115,35 +2038,11 @@
         <w:t>)</w:t>
       </w:r>
       <w:r>
-        <w:t xml:space="preserve"> az </w:t>
-      </w:r>
-      <w:proofErr w:type="spellStart"/>
-      <w:r>
-        <w:t>Esc</w:t>
-      </w:r>
-      <w:proofErr w:type="spellEnd"/>
-      <w:r>
-        <w:t xml:space="preserve"> gomb </w:t>
+        <w:t xml:space="preserve"> az Esc gomb </w:t>
       </w:r>
       <w:r>
         <w:lastRenderedPageBreak/>
-        <w:t xml:space="preserve">megnyomásával, ha esetleg aktív a menü akkor pedig bezáródik. Az R billentyűvel újrakezdhető egy pálya, ha meg van nyitva a </w:t>
-      </w:r>
-      <w:proofErr w:type="spellStart"/>
-      <w:r>
-        <w:t>pause</w:t>
-      </w:r>
-      <w:proofErr w:type="spellEnd"/>
-      <w:r>
-        <w:t xml:space="preserve"> menü, vagy éppen aktív a vesztes vagy nyertes panel. A </w:t>
-      </w:r>
-      <w:proofErr w:type="spellStart"/>
-      <w:r>
-        <w:t>Space</w:t>
-      </w:r>
-      <w:proofErr w:type="spellEnd"/>
-      <w:r>
-        <w:t xml:space="preserve"> billentyűhöz is tartozik némi funkció, amikor a vesztes vagy nyertes panel látható. A nyertes panel esetén a következő pálya gomb helyett lehet használni, a vesztes panel esetén pedig az újrakezdést hívja meg.</w:t>
+        <w:t>megnyomásával, ha esetleg aktív a menü akkor pedig bezáródik. Az R billentyűvel újrakezdhető egy pálya, ha meg van nyitva a pause menü, vagy éppen aktív a vesztes vagy nyertes panel. A Space billentyűhöz is tartozik némi funkció, amikor a vesztes vagy nyertes panel látható. A nyertes panel esetén a következő pálya gomb helyett lehet használni, a vesztes panel esetén pedig az újrakezdést hívja meg.</w:t>
       </w:r>
     </w:p>
     <w:p>
@@ -2195,24 +2094,11 @@
       </w:r>
     </w:p>
     <w:p>
-      <w:proofErr w:type="spellStart"/>
-      <w:r>
-        <w:t>Unity</w:t>
-      </w:r>
-      <w:proofErr w:type="spellEnd"/>
-      <w:r>
-        <w:t xml:space="preserve"> 2022.3.62f2 verzióban készítettem a programot.</w:t>
-      </w:r>
-      <w:r>
-        <w:t xml:space="preserve"> A program kódja C# nyelven van, és a különböző scriptek a </w:t>
-      </w:r>
-      <w:proofErr w:type="spellStart"/>
-      <w:r>
-        <w:t>Unity</w:t>
-      </w:r>
-      <w:proofErr w:type="spellEnd"/>
-      <w:r>
-        <w:t xml:space="preserve">-s </w:t>
+      <w:r>
+        <w:t>Unity 2022.3.62f2 verzióban készítettem a programot.</w:t>
+      </w:r>
+      <w:r>
+        <w:t xml:space="preserve"> A program kódja C# nyelven van, és a különböző scriptek a Unity-s </w:t>
       </w:r>
       <w:r>
         <w:t>objektumo</w:t>
@@ -2224,55 +2110,7 @@
         <w:t>o</w:t>
       </w:r>
       <w:r>
-        <w:t xml:space="preserve">z vannak rendelve. </w:t>
-      </w:r>
-      <w:proofErr w:type="spellStart"/>
-      <w:r>
-        <w:t>Unity</w:t>
-      </w:r>
-      <w:proofErr w:type="spellEnd"/>
-      <w:r>
-        <w:t xml:space="preserve">-ben létrehoztam saját </w:t>
-      </w:r>
-      <w:proofErr w:type="spellStart"/>
-      <w:r>
-        <w:t>layer-eket</w:t>
-      </w:r>
-      <w:proofErr w:type="spellEnd"/>
-      <w:r>
-        <w:t xml:space="preserve">, </w:t>
-      </w:r>
-      <w:proofErr w:type="spellStart"/>
-      <w:r>
-        <w:t>custom</w:t>
-      </w:r>
-      <w:proofErr w:type="spellEnd"/>
-      <w:r>
-        <w:t xml:space="preserve"> típusokat, hogy megvalósítsam a programot. A pályák egy </w:t>
-      </w:r>
-      <w:proofErr w:type="spellStart"/>
-      <w:r>
-        <w:t>grid</w:t>
-      </w:r>
-      <w:proofErr w:type="spellEnd"/>
-      <w:r>
-        <w:t xml:space="preserve">-en szereplő több </w:t>
-      </w:r>
-      <w:proofErr w:type="spellStart"/>
-      <w:r>
-        <w:t>tilemap-ből</w:t>
-      </w:r>
-      <w:proofErr w:type="spellEnd"/>
-      <w:r>
-        <w:t xml:space="preserve"> álló szerkezetben vannak, amelyek 2Ds nézete adja a pálya egészét. Emellett minden pályához tartozik egy háttér is. Mivel a pályákat fájlból tölti be a program, ezért minden pályához tartozik egy </w:t>
-      </w:r>
-      <w:proofErr w:type="spellStart"/>
-      <w:r>
-        <w:t>json</w:t>
-      </w:r>
-      <w:proofErr w:type="spellEnd"/>
-      <w:r>
-        <w:t xml:space="preserve"> fájl</w:t>
+        <w:t>z vannak rendelve. Unity-ben létrehoztam saját layer-eket, custom típusokat, hogy megvalósítsam a programot. A pályák egy grid-en szereplő több tilemap-ből álló szerkezetben vannak, amelyek 2Ds nézete adja a pálya egészét. Emellett minden pályához tartozik egy háttér is. Mivel a pályákat fájlból tölti be a program, ezért minden pályához tartozik egy json fájl</w:t>
       </w:r>
       <w:r>
         <w:t>,</w:t>
@@ -2298,17 +2136,8 @@
         <w:t>ek</w:t>
       </w:r>
       <w:r>
-        <w:t xml:space="preserve"> egy </w:t>
-      </w:r>
-      <w:proofErr w:type="spellStart"/>
-      <w:r>
-        <w:t>Unity</w:t>
-      </w:r>
-      <w:proofErr w:type="spellEnd"/>
-      <w:r>
-        <w:t xml:space="preserve">-s </w:t>
-      </w:r>
-      <w:proofErr w:type="spellStart"/>
+        <w:t xml:space="preserve"> egy Unity-s </w:t>
+      </w:r>
       <w:r>
         <w:t>G</w:t>
       </w:r>
@@ -2319,16 +2148,11 @@
         <w:t>O</w:t>
       </w:r>
       <w:r>
-        <w:t>bject-hez</w:t>
-      </w:r>
-      <w:proofErr w:type="spellEnd"/>
-      <w:r>
-        <w:t xml:space="preserve"> vannak csatolva, </w:t>
+        <w:t xml:space="preserve">bject-hez vannak csatolva, </w:t>
       </w:r>
       <w:r>
         <w:t xml:space="preserve">a </w:t>
       </w:r>
-      <w:proofErr w:type="spellStart"/>
       <w:r>
         <w:t>MonoBehavio</w:t>
       </w:r>
@@ -2336,35 +2160,7 @@
         <w:t>u</w:t>
       </w:r>
       <w:r>
-        <w:t>r</w:t>
-      </w:r>
-      <w:proofErr w:type="spellEnd"/>
-      <w:r>
-        <w:t xml:space="preserve"> osztályból vannak származtatva. Ezek tartalmaznak </w:t>
-      </w:r>
-      <w:proofErr w:type="spellStart"/>
-      <w:r>
-        <w:t>Awake</w:t>
-      </w:r>
-      <w:proofErr w:type="spellEnd"/>
-      <w:r>
-        <w:t xml:space="preserve">, Start, Update, és </w:t>
-      </w:r>
-      <w:proofErr w:type="spellStart"/>
-      <w:r>
-        <w:t>FixedUpdate</w:t>
-      </w:r>
-      <w:proofErr w:type="spellEnd"/>
-      <w:r>
-        <w:t xml:space="preserve"> függvényeket, amelyek </w:t>
-      </w:r>
-      <w:proofErr w:type="spellStart"/>
-      <w:r>
-        <w:t>Unity</w:t>
-      </w:r>
-      <w:proofErr w:type="spellEnd"/>
-      <w:r>
-        <w:t xml:space="preserve">-ben előre meghatározott esetekben futnak le. </w:t>
+        <w:t xml:space="preserve">r osztályból vannak származtatva. Ezek tartalmaznak Awake, Start, Update, és FixedUpdate függvényeket, amelyek Unity-ben előre meghatározott esetekben futnak le. </w:t>
       </w:r>
       <w:r>
         <w:t>Bizonyos scriptek tartalmaznak OnTriggerEnter2D vagy OnTriggerExit2D függvényeket, ezek a pályán a különböző elemek érintésének érzékelésé</w:t>
@@ -2378,13 +2174,8 @@
       <w:r>
         <w:t xml:space="preserve"> </w:t>
       </w:r>
-      <w:proofErr w:type="spellStart"/>
-      <w:r>
-        <w:t>Unity</w:t>
-      </w:r>
-      <w:proofErr w:type="spellEnd"/>
-      <w:r>
-        <w:t>-be beépített függvények</w:t>
+      <w:r>
+        <w:t>Unity-be beépített függvények</w:t>
       </w:r>
       <w:r>
         <w:t xml:space="preserve"> közé tartozik</w:t>
@@ -2393,31 +2184,7 @@
         <w:t>.</w:t>
       </w:r>
       <w:r>
-        <w:t xml:space="preserve"> A nem </w:t>
-      </w:r>
-      <w:proofErr w:type="spellStart"/>
-      <w:r>
-        <w:t>MonoBehaviour</w:t>
-      </w:r>
-      <w:proofErr w:type="spellEnd"/>
-      <w:r>
-        <w:t xml:space="preserve"> osztályból származtatott osztályok, nem kapcsolódnak </w:t>
-      </w:r>
-      <w:proofErr w:type="spellStart"/>
-      <w:r>
-        <w:t>GameObject-ekhez</w:t>
-      </w:r>
-      <w:proofErr w:type="spellEnd"/>
-      <w:r>
-        <w:t xml:space="preserve">, ezek </w:t>
-      </w:r>
-      <w:proofErr w:type="spellStart"/>
-      <w:r>
-        <w:t>custom</w:t>
-      </w:r>
-      <w:proofErr w:type="spellEnd"/>
-      <w:r>
-        <w:t xml:space="preserve"> típus</w:t>
+        <w:t xml:space="preserve"> A nem MonoBehaviour osztályból származtatott osztályok, nem kapcsolódnak GameObject-ekhez, ezek custom típus</w:t>
       </w:r>
       <w:r>
         <w:t>t</w:t>
@@ -2657,15 +2424,7 @@
               <w:cnfStyle w:val="000000000000" w:firstRow="0" w:lastRow="0" w:firstColumn="0" w:lastColumn="0" w:oddVBand="0" w:evenVBand="0" w:oddHBand="0" w:evenHBand="0" w:firstRowFirstColumn="0" w:firstRowLastColumn="0" w:lastRowFirstColumn="0" w:lastRowLastColumn="0"/>
             </w:pPr>
             <w:r>
-              <w:t>Egy rács alapú térkép, amely csempékből (</w:t>
-            </w:r>
-            <w:proofErr w:type="spellStart"/>
-            <w:r>
-              <w:t>tile</w:t>
-            </w:r>
-            <w:proofErr w:type="spellEnd"/>
-            <w:r>
-              <w:t xml:space="preserve">-okból) áll. </w:t>
+              <w:t xml:space="preserve">Egy rács alapú térkép, amely csempékből (tile-okból) áll. </w:t>
             </w:r>
           </w:p>
         </w:tc>
@@ -2723,13 +2482,8 @@
             <w:pPr>
               <w:cnfStyle w:val="000000000000" w:firstRow="0" w:lastRow="0" w:firstColumn="0" w:lastColumn="0" w:oddVBand="0" w:evenVBand="0" w:oddHBand="0" w:evenHBand="0" w:firstRowFirstColumn="0" w:firstRowLastColumn="0" w:lastRowFirstColumn="0" w:lastRowLastColumn="0"/>
             </w:pPr>
-            <w:proofErr w:type="spellStart"/>
             <w:r>
-              <w:t>Unity</w:t>
-            </w:r>
-            <w:proofErr w:type="spellEnd"/>
-            <w:r>
-              <w:t>-ben egy alapvető objektum, amely komponenseket tartalmaz és a játék világában helyezkedik el.</w:t>
+              <w:t>Unity-ben egy alapvető objektum, amely komponenseket tartalmaz és a játék világában helyezkedik el.</w:t>
             </w:r>
           </w:p>
         </w:tc>
@@ -2759,21 +2513,8 @@
             <w:pPr>
               <w:cnfStyle w:val="000000100000" w:firstRow="0" w:lastRow="0" w:firstColumn="0" w:lastColumn="0" w:oddVBand="0" w:evenVBand="0" w:oddHBand="1" w:evenHBand="0" w:firstRowFirstColumn="0" w:firstRowLastColumn="0" w:lastRowFirstColumn="0" w:lastRowLastColumn="0"/>
             </w:pPr>
-            <w:proofErr w:type="spellStart"/>
             <w:r>
-              <w:t>Unity</w:t>
-            </w:r>
-            <w:proofErr w:type="spellEnd"/>
-            <w:r>
-              <w:t xml:space="preserve">-ben egy alap osztály, amelyből a scriptek származnak, hogy viselkedést adjanak a </w:t>
-            </w:r>
-            <w:proofErr w:type="spellStart"/>
-            <w:r>
-              <w:t>GamObject-ekhez</w:t>
-            </w:r>
-            <w:proofErr w:type="spellEnd"/>
-            <w:r>
-              <w:t>.</w:t>
+              <w:t>Unity-ben egy alap osztály, amelyből a scriptek származnak, hogy viselkedést adjanak a GamObject-ekhez.</w:t>
             </w:r>
           </w:p>
         </w:tc>
@@ -2861,23 +2602,7 @@
               <w:cnfStyle w:val="000000000000" w:firstRow="0" w:lastRow="0" w:firstColumn="0" w:lastColumn="0" w:oddVBand="0" w:evenVBand="0" w:oddHBand="0" w:evenHBand="0" w:firstRowFirstColumn="0" w:firstRowLastColumn="0" w:lastRowFirstColumn="0" w:lastRowLastColumn="0"/>
             </w:pPr>
             <w:r>
-              <w:t xml:space="preserve">Egy önálló alkalmazás, amely segíti a </w:t>
-            </w:r>
-            <w:proofErr w:type="spellStart"/>
-            <w:r>
-              <w:t>Unity</w:t>
-            </w:r>
-            <w:proofErr w:type="spellEnd"/>
-            <w:r>
-              <w:t xml:space="preserve"> projektek és a </w:t>
-            </w:r>
-            <w:proofErr w:type="spellStart"/>
-            <w:r>
-              <w:t>Unity</w:t>
-            </w:r>
-            <w:proofErr w:type="spellEnd"/>
-            <w:r>
-              <w:t xml:space="preserve"> szerkesztői verziók telepítésének, kezelésének és rendszerezésének egyszerűsítését.</w:t>
+              <w:t>Egy önálló alkalmazás, amely segíti a Unity projektek és a Unity szerkesztői verziók telepítésének, kezelésének és rendszerezésének egyszerűsítését.</w:t>
             </w:r>
           </w:p>
         </w:tc>
@@ -2907,21 +2632,8 @@
             <w:pPr>
               <w:cnfStyle w:val="000000100000" w:firstRow="0" w:lastRow="0" w:firstColumn="0" w:lastColumn="0" w:oddVBand="0" w:evenVBand="0" w:oddHBand="1" w:evenHBand="0" w:firstRowFirstColumn="0" w:firstRowLastColumn="0" w:lastRowFirstColumn="0" w:lastRowLastColumn="0"/>
             </w:pPr>
-            <w:proofErr w:type="spellStart"/>
             <w:r>
-              <w:t>Unity</w:t>
-            </w:r>
-            <w:proofErr w:type="spellEnd"/>
-            <w:r>
-              <w:t xml:space="preserve">-ben egy előre elkészített, újrahasznosítható objektum sablon, amely lehetővé teszi </w:t>
-            </w:r>
-            <w:proofErr w:type="spellStart"/>
-            <w:r>
-              <w:t>GameObject</w:t>
-            </w:r>
-            <w:proofErr w:type="spellEnd"/>
-            <w:r>
-              <w:t>-ek és azok komponenseinek gyors és egységes létrehozását és módosítását.</w:t>
+              <w:t>Unity-ben egy előre elkészített, újrahasznosítható objektum sablon, amely lehetővé teszi GameObject-ek és azok komponenseinek gyors és egységes létrehozását és módosítását.</w:t>
             </w:r>
           </w:p>
         </w:tc>
@@ -2936,29 +2648,8 @@
         <w:t xml:space="preserve"> program két fő osztálya a</w:t>
       </w:r>
       <w:r>
-        <w:t xml:space="preserve"> </w:t>
-      </w:r>
-      <w:proofErr w:type="spellStart"/>
-      <w:r>
-        <w:t>MenuCotroller</w:t>
-      </w:r>
-      <w:proofErr w:type="spellEnd"/>
-      <w:r>
-        <w:t xml:space="preserve"> és a Game. Ezek látják el a fő műveleteket a program során. A </w:t>
-      </w:r>
-      <w:proofErr w:type="spellStart"/>
-      <w:r>
-        <w:t>MenuController</w:t>
-      </w:r>
-      <w:proofErr w:type="spellEnd"/>
-      <w:r>
-        <w:t xml:space="preserve"> osztály tartalmazza a menüben szereplő gombok funkciójának megvalósítását, a </w:t>
-      </w:r>
-      <w:proofErr w:type="spellStart"/>
-      <w:r>
-        <w:t>SceneLoader</w:t>
-      </w:r>
-      <w:proofErr w:type="spellEnd"/>
+        <w:t xml:space="preserve"> MenuCotroller és a Game. Ezek látják el a fő műveleteket a program során. A MenuController osztály tartalmazza a menüben szereplő gombok funkciójának megvalósítását, a SceneLoader</w:t>
+      </w:r>
       <w:r>
         <w:t xml:space="preserve"> osztály</w:t>
       </w:r>
@@ -3004,29 +2695,11 @@
       <w:r>
         <w:t xml:space="preserve"> „</w:t>
       </w:r>
-      <w:proofErr w:type="spellStart"/>
-      <w:r>
-        <w:t>TileMapController</w:t>
-      </w:r>
-      <w:proofErr w:type="spellEnd"/>
-      <w:r>
-        <w:t>” -</w:t>
-      </w:r>
-      <w:proofErr w:type="spellStart"/>
-      <w:r>
-        <w:t>nek</w:t>
-      </w:r>
-      <w:proofErr w:type="spellEnd"/>
-      <w:r>
-        <w:t xml:space="preserve"> neveztem el. Ebben megírt „</w:t>
-      </w:r>
-      <w:proofErr w:type="spellStart"/>
-      <w:r>
-        <w:t>LoadMap</w:t>
-      </w:r>
-      <w:proofErr w:type="spellEnd"/>
-      <w:r>
-        <w:t>” függvényt hívja meg a Game egyik függvénye és ez tölti be fájlból az adatokat majd hívja meg</w:t>
+      <w:r>
+        <w:t>TileMapController” -nek</w:t>
+      </w:r>
+      <w:r>
+        <w:t xml:space="preserve"> neveztem el. Ebben megírt „LoadMap” függvényt hívja meg a Game egyik függvénye és ez tölti be fájlból az adatokat majd hívja meg</w:t>
       </w:r>
       <w:r>
         <w:t xml:space="preserve"> a többi </w:t>
@@ -3035,37 +2708,13 @@
         <w:t>öt osztályt</w:t>
       </w:r>
       <w:r>
-        <w:t xml:space="preserve">. Ezek a </w:t>
-      </w:r>
-      <w:proofErr w:type="spellStart"/>
-      <w:r>
-        <w:t>tilemap</w:t>
-      </w:r>
-      <w:proofErr w:type="spellEnd"/>
-      <w:r>
-        <w:t xml:space="preserve"> különböző </w:t>
-      </w:r>
-      <w:proofErr w:type="spellStart"/>
-      <w:r>
-        <w:t>rétegeit</w:t>
-      </w:r>
-      <w:proofErr w:type="spellEnd"/>
-      <w:r>
-        <w:t xml:space="preserve"> betöltő és funkcióit megvalósító </w:t>
+        <w:t xml:space="preserve">. Ezek a tilemap különböző rétegeit betöltő és funkcióit megvalósító </w:t>
       </w:r>
       <w:r>
         <w:t>osztályok</w:t>
       </w:r>
       <w:r>
-        <w:t xml:space="preserve"> tartalmaznak egy statikus „</w:t>
-      </w:r>
-      <w:proofErr w:type="spellStart"/>
-      <w:r>
-        <w:t>instance</w:t>
-      </w:r>
-      <w:proofErr w:type="spellEnd"/>
-      <w:r>
-        <w:t xml:space="preserve">” változót, aminek segítségével </w:t>
+        <w:t xml:space="preserve"> tartalmaznak egy statikus „instance” változót, aminek segítségével </w:t>
       </w:r>
       <w:r>
         <w:t xml:space="preserve">lehet meghívni </w:t>
@@ -3077,15 +2726,7 @@
         <w:t>et</w:t>
       </w:r>
       <w:r>
-        <w:t>. A karakterek mozgását a karakterekhez hozzárendelt „</w:t>
-      </w:r>
-      <w:proofErr w:type="spellStart"/>
-      <w:r>
-        <w:t>PlayerMovement.cs</w:t>
-      </w:r>
-      <w:proofErr w:type="spellEnd"/>
-      <w:r>
-        <w:t xml:space="preserve">” </w:t>
+        <w:t xml:space="preserve">. A karakterek mozgását a karakterekhez hozzárendelt „PlayerMovement.cs” </w:t>
       </w:r>
       <w:r>
         <w:t>fájl</w:t>
@@ -3116,23 +2757,7 @@
         <w:t xml:space="preserve"> szükséges adatot</w:t>
       </w:r>
       <w:r>
-        <w:t xml:space="preserve">. A Game osztály egyszerre tartalmazza az egyjátékos és többjátékos mód megvalósítását is. A mód meghatározását egy </w:t>
-      </w:r>
-      <w:proofErr w:type="spellStart"/>
-      <w:r>
-        <w:t>boolen</w:t>
-      </w:r>
-      <w:proofErr w:type="spellEnd"/>
-      <w:r>
-        <w:t xml:space="preserve"> „</w:t>
-      </w:r>
-      <w:proofErr w:type="spellStart"/>
-      <w:r>
-        <w:t>Singleplayer</w:t>
-      </w:r>
-      <w:proofErr w:type="spellEnd"/>
-      <w:r>
-        <w:t>” változó segíti a kód nagy</w:t>
+        <w:t>. A Game osztály egyszerre tartalmazza az egyjátékos és többjátékos mód megvalósítását is. A mód meghatározását egy boolen „Singleplayer” változó segíti a kód nagy</w:t>
       </w:r>
       <w:r>
         <w:t xml:space="preserve"> </w:t>
@@ -3144,89 +2769,7 @@
         <w:t xml:space="preserve"> </w:t>
       </w:r>
       <w:r>
-        <w:t xml:space="preserve">Hivatkozást tartalmaz sok osztály ahhoz a </w:t>
-      </w:r>
-      <w:proofErr w:type="spellStart"/>
-      <w:proofErr w:type="gramStart"/>
-      <w:r>
-        <w:t>GameObject-hez</w:t>
-      </w:r>
-      <w:proofErr w:type="spellEnd"/>
-      <w:proofErr w:type="gramEnd"/>
-      <w:r>
-        <w:t xml:space="preserve"> amelyhez a Game script van hozzárendelve. Ilyen osztályok a </w:t>
-      </w:r>
-      <w:proofErr w:type="spellStart"/>
-      <w:r>
-        <w:t>tilemap</w:t>
-      </w:r>
-      <w:proofErr w:type="spellEnd"/>
-      <w:r>
-        <w:t xml:space="preserve"> </w:t>
-      </w:r>
-      <w:proofErr w:type="spellStart"/>
-      <w:r>
-        <w:t>rétegeit</w:t>
-      </w:r>
-      <w:proofErr w:type="spellEnd"/>
-      <w:r>
-        <w:t xml:space="preserve"> betöltő osztályok, a </w:t>
-      </w:r>
-      <w:proofErr w:type="spellStart"/>
-      <w:r>
-        <w:t>MenuController</w:t>
-      </w:r>
-      <w:proofErr w:type="spellEnd"/>
-      <w:r>
-        <w:t xml:space="preserve"> és a </w:t>
-      </w:r>
-      <w:proofErr w:type="spellStart"/>
-      <w:r>
-        <w:t>StarController</w:t>
-      </w:r>
-      <w:proofErr w:type="spellEnd"/>
-      <w:r>
-        <w:t xml:space="preserve">. Míg a </w:t>
-      </w:r>
-      <w:proofErr w:type="spellStart"/>
-      <w:r>
-        <w:t>tilemap-et</w:t>
-      </w:r>
-      <w:proofErr w:type="spellEnd"/>
-      <w:r>
-        <w:t xml:space="preserve"> betöltő és bizonyos funkcióit ellátó osztályok csak néhány függvényhívás, vagy változó használatának céljából tartalmazza a Game osztály hivatkozását, addig a </w:t>
-      </w:r>
-      <w:proofErr w:type="spellStart"/>
-      <w:r>
-        <w:t>MenuController</w:t>
-      </w:r>
-      <w:proofErr w:type="spellEnd"/>
-      <w:r>
-        <w:t xml:space="preserve"> valamivel többre. A program elindításakor a </w:t>
-      </w:r>
-      <w:proofErr w:type="spellStart"/>
-      <w:r>
-        <w:t>MenuControlleren</w:t>
-      </w:r>
-      <w:proofErr w:type="spellEnd"/>
-      <w:r>
-        <w:t xml:space="preserve"> keresztül töltődik be a beállítások fájlból, „</w:t>
-      </w:r>
-      <w:proofErr w:type="spellStart"/>
-      <w:r>
-        <w:t>Options.json</w:t>
-      </w:r>
-      <w:proofErr w:type="spellEnd"/>
-      <w:r>
-        <w:t>” -</w:t>
-      </w:r>
-      <w:proofErr w:type="spellStart"/>
-      <w:r>
-        <w:t>ből</w:t>
-      </w:r>
-      <w:proofErr w:type="spellEnd"/>
-      <w:r>
-        <w:t>, az elmentett beállítások</w:t>
+        <w:t>Hivatkozást tartalmaz sok osztály ahhoz a GameObject-hez amelyhez a Game script van hozzárendelve. Ilyen osztályok a tilemap rétegeit betöltő osztályok, a MenuController és a StarController. Míg a tilemap-et betöltő és bizonyos funkcióit ellátó osztályok csak néhány függvényhívás, vagy változó használatának céljából tartalmazza a Game osztály hivatkozását, addig a MenuController valamivel többre. A program elindításakor a MenuControlleren keresztül töltődik be a beállítások fájlból, „Options.json” -ből, az elmentett beállítások</w:t>
       </w:r>
       <w:r>
         <w:t>,</w:t>
@@ -3235,15 +2778,7 @@
         <w:t xml:space="preserve"> a Game osztály változóiba.</w:t>
       </w:r>
       <w:r>
-        <w:t xml:space="preserve"> A betöltést és a mentést egy statikus osztály hajtja végre, ez a „</w:t>
-      </w:r>
-      <w:proofErr w:type="spellStart"/>
-      <w:r>
-        <w:t>Saver.cs</w:t>
-      </w:r>
-      <w:proofErr w:type="spellEnd"/>
-      <w:r>
-        <w:t>” nevű fájlban lett megírva.</w:t>
+        <w:t xml:space="preserve"> A betöltést és a mentést egy statikus osztály hajtja végre, ez a „Saver.cs” nevű fájlban lett megírva.</w:t>
       </w:r>
     </w:p>
     <w:p>
@@ -3253,138 +2788,10 @@
         </w:rPr>
       </w:pPr>
       <w:r>
-        <w:t xml:space="preserve">Néhány fájl nem csak az osztály definícióját tartalmazza, hanem olyan </w:t>
-      </w:r>
-      <w:proofErr w:type="spellStart"/>
-      <w:r>
-        <w:t>custom</w:t>
-      </w:r>
-      <w:proofErr w:type="spellEnd"/>
-      <w:r>
-        <w:t xml:space="preserve"> típusokat is, amelyek segítik a </w:t>
-      </w:r>
-      <w:proofErr w:type="spellStart"/>
-      <w:r>
-        <w:t>json</w:t>
-      </w:r>
-      <w:proofErr w:type="spellEnd"/>
-      <w:r>
-        <w:t xml:space="preserve"> fájlok írását és olvasását. Ilyen típusok szerepelnek a </w:t>
-      </w:r>
-      <w:proofErr w:type="spellStart"/>
-      <w:r>
-        <w:t>Saver</w:t>
-      </w:r>
-      <w:proofErr w:type="spellEnd"/>
-      <w:r>
-        <w:t xml:space="preserve"> osztály mellett, a </w:t>
-      </w:r>
-      <w:proofErr w:type="spellStart"/>
-      <w:r>
-        <w:t>StarController</w:t>
-      </w:r>
-      <w:proofErr w:type="spellEnd"/>
-      <w:r>
-        <w:t xml:space="preserve"> mellett, illetve a </w:t>
-      </w:r>
-      <w:proofErr w:type="spellStart"/>
-      <w:r>
-        <w:t>TileMapController</w:t>
-      </w:r>
-      <w:proofErr w:type="spellEnd"/>
-      <w:r>
-        <w:t xml:space="preserve"> mellett is. Ezekhez az összetett típusokhoz nem láttam szükségét külön fájlt létrehozni, így oda raktam őket, ahol használatuk alapján logikusnak éreztem. A „</w:t>
-      </w:r>
-      <w:proofErr w:type="spellStart"/>
-      <w:r>
-        <w:t>StarController.cs</w:t>
-      </w:r>
-      <w:proofErr w:type="spellEnd"/>
-      <w:r>
-        <w:t xml:space="preserve">” tartalmazza a </w:t>
-      </w:r>
-      <w:proofErr w:type="spellStart"/>
-      <w:r>
-        <w:t>StarCollection</w:t>
-      </w:r>
-      <w:proofErr w:type="spellEnd"/>
-      <w:r>
-        <w:t xml:space="preserve"> osztályt, ami segíti a gyűjtött csillagok kezelését, illetve mentését. A </w:t>
-      </w:r>
-      <w:proofErr w:type="spellStart"/>
-      <w:r>
-        <w:t>Saver</w:t>
-      </w:r>
-      <w:proofErr w:type="spellEnd"/>
-      <w:r>
-        <w:t xml:space="preserve"> osztály mellett </w:t>
-      </w:r>
-      <w:proofErr w:type="spellStart"/>
-      <w:r>
-        <w:t>találtahó</w:t>
-      </w:r>
-      <w:proofErr w:type="spellEnd"/>
-      <w:r>
-        <w:t xml:space="preserve"> egy </w:t>
-      </w:r>
-      <w:proofErr w:type="spellStart"/>
-      <w:r>
-        <w:t>OptionSave</w:t>
-      </w:r>
-      <w:proofErr w:type="spellEnd"/>
-      <w:r>
-        <w:t xml:space="preserve"> </w:t>
-      </w:r>
-      <w:proofErr w:type="spellStart"/>
-      <w:r>
-        <w:t>struct</w:t>
-      </w:r>
-      <w:proofErr w:type="spellEnd"/>
-      <w:r>
-        <w:t xml:space="preserve"> szerkezet, amely az alapbeállítások és a csillagok adatait tárolja mentés céljából. </w:t>
-      </w:r>
-      <w:r>
-        <w:t>A „</w:t>
-      </w:r>
-      <w:proofErr w:type="spellStart"/>
-      <w:r>
-        <w:t>TileMapController.cs</w:t>
-      </w:r>
-      <w:proofErr w:type="spellEnd"/>
-      <w:r>
-        <w:t xml:space="preserve">” több saját osztályt tartalmaz, ezek közül a </w:t>
-      </w:r>
-      <w:proofErr w:type="spellStart"/>
-      <w:r>
-        <w:t>LevelData</w:t>
-      </w:r>
-      <w:proofErr w:type="spellEnd"/>
-      <w:r>
-        <w:t xml:space="preserve"> osztály adja a pályákat tároló fájlok szerkezetét. Ennek az osztálynak a változóiba töltődik be a </w:t>
-      </w:r>
-      <w:proofErr w:type="spellStart"/>
-      <w:r>
-        <w:t>json</w:t>
-      </w:r>
-      <w:proofErr w:type="spellEnd"/>
-      <w:r>
-        <w:t xml:space="preserve"> fájlban pálya adatok. Tartalmazza listában a karakterek, csillagok és az összes </w:t>
-      </w:r>
-      <w:proofErr w:type="spellStart"/>
-      <w:r>
-        <w:t>tilemap</w:t>
-      </w:r>
-      <w:proofErr w:type="spellEnd"/>
-      <w:r>
-        <w:t xml:space="preserve"> réteg elemeinek pozícióját, emellett a betöltendő </w:t>
-      </w:r>
-      <w:proofErr w:type="spellStart"/>
-      <w:r>
-        <w:t>tile</w:t>
-      </w:r>
-      <w:proofErr w:type="spellEnd"/>
-      <w:r>
-        <w:t>-ok neveit is. Két speciális szerkezetben van tárolva a betöltendő gombok és kapuk adatai. A gomboknál listában tárolva van mely kapukat aktiválják, a kapuknál pedig, hogy milyen szögben vannak elforgatva.</w:t>
+        <w:t xml:space="preserve">Néhány fájl nem csak az osztály definícióját tartalmazza, hanem olyan custom típusokat is, amelyek segítik a json fájlok írását és olvasását. Ilyen típusok szerepelnek a Saver osztály mellett, a StarController mellett, illetve a TileMapController mellett is. Ezekhez az összetett típusokhoz nem láttam szükségét külön fájlt létrehozni, így oda raktam őket, ahol használatuk alapján logikusnak éreztem. A „StarController.cs” tartalmazza a StarCollection osztályt, ami segíti a gyűjtött csillagok kezelését, illetve mentését. A Saver osztály mellett találtahó egy OptionSave struct szerkezet, amely az alapbeállítások és a csillagok adatait tárolja mentés céljából. </w:t>
+      </w:r>
+      <w:r>
+        <w:t>A „TileMapController.cs” több saját osztályt tartalmaz, ezek közül a LevelData osztály adja a pályákat tároló fájlok szerkezetét. Ennek az osztálynak a változóiba töltődik be a json fájlban pálya adatok. Tartalmazza listában a karakterek, csillagok és az összes tilemap réteg elemeinek pozícióját, emellett a betöltendő tile-ok neveit is. Két speciális szerkezetben van tárolva a betöltendő gombok és kapuk adatai. A gomboknál listában tárolva van mely kapukat aktiválják, a kapuknál pedig, hogy milyen szögben vannak elforgatva.</w:t>
       </w:r>
     </w:p>
     <w:p>
@@ -3486,13 +2893,8 @@
                             <w:r>
                               <w:t xml:space="preserve">. ábra </w:t>
                             </w:r>
-                            <w:proofErr w:type="spellStart"/>
-                            <w:r>
-                              <w:t>Assets</w:t>
-                            </w:r>
-                            <w:proofErr w:type="spellEnd"/>
-                            <w:r>
-                              <w:t xml:space="preserve"> mappa szerkezete</w:t>
+                            <w:r>
+                              <w:t>Assets mappa szerkezete</w:t>
                             </w:r>
                           </w:p>
                         </w:txbxContent>
@@ -3555,13 +2957,8 @@
                       <w:r>
                         <w:t xml:space="preserve">. ábra </w:t>
                       </w:r>
-                      <w:proofErr w:type="spellStart"/>
-                      <w:r>
-                        <w:t>Assets</w:t>
-                      </w:r>
-                      <w:proofErr w:type="spellEnd"/>
-                      <w:r>
-                        <w:t xml:space="preserve"> mappa szerkezete</w:t>
+                      <w:r>
+                        <w:t>Assets mappa szerkezete</w:t>
                       </w:r>
                     </w:p>
                   </w:txbxContent>
@@ -3640,130 +3037,11 @@
           </wp:anchor>
         </w:drawing>
       </w:r>
-      <w:proofErr w:type="spellStart"/>
-      <w:r>
-        <w:t>Unity</w:t>
-      </w:r>
-      <w:proofErr w:type="spellEnd"/>
-      <w:r>
-        <w:t xml:space="preserve"> projekt a </w:t>
-      </w:r>
-      <w:proofErr w:type="spellStart"/>
-      <w:r>
-        <w:t>UnityHub</w:t>
-      </w:r>
-      <w:proofErr w:type="spellEnd"/>
-      <w:r>
-        <w:t xml:space="preserve"> program segítségével lett generálva. A </w:t>
-      </w:r>
-      <w:proofErr w:type="spellStart"/>
-      <w:r>
-        <w:t>build</w:t>
-      </w:r>
-      <w:proofErr w:type="spellEnd"/>
-      <w:r>
-        <w:t xml:space="preserve"> előtti állapotban az </w:t>
-      </w:r>
-      <w:proofErr w:type="spellStart"/>
-      <w:r>
-        <w:t>Assets</w:t>
-      </w:r>
-      <w:proofErr w:type="spellEnd"/>
-      <w:r>
-        <w:t xml:space="preserve"> mappa tartalmaz minden általam készített fájlt a programhoz. A </w:t>
-      </w:r>
-      <w:proofErr w:type="spellStart"/>
-      <w:r>
-        <w:t>Custom</w:t>
-      </w:r>
-      <w:proofErr w:type="spellEnd"/>
-      <w:r>
-        <w:t xml:space="preserve"> </w:t>
-      </w:r>
-      <w:proofErr w:type="spellStart"/>
-      <w:r>
-        <w:t>Tiles</w:t>
-      </w:r>
-      <w:proofErr w:type="spellEnd"/>
-      <w:r>
-        <w:t xml:space="preserve"> mappa tartalmazza a korábban már megemlített </w:t>
-      </w:r>
-      <w:proofErr w:type="spellStart"/>
-      <w:r>
-        <w:t>Custom</w:t>
-      </w:r>
-      <w:proofErr w:type="spellEnd"/>
-      <w:r>
-        <w:t xml:space="preserve"> </w:t>
-      </w:r>
-      <w:proofErr w:type="spellStart"/>
-      <w:r>
-        <w:t>Tile</w:t>
-      </w:r>
-      <w:proofErr w:type="spellEnd"/>
-      <w:r>
-        <w:t xml:space="preserve"> saját típusból készült objektumokat, amelyek különböző scriptekhez vannak csatolva. A </w:t>
-      </w:r>
-      <w:proofErr w:type="spellStart"/>
-      <w:r>
-        <w:t>Prefebs</w:t>
-      </w:r>
-      <w:proofErr w:type="spellEnd"/>
-      <w:r>
-        <w:t xml:space="preserve"> mappa tartalmazza az olyan </w:t>
-      </w:r>
-      <w:proofErr w:type="spellStart"/>
-      <w:r>
-        <w:t>Unitys</w:t>
-      </w:r>
-      <w:proofErr w:type="spellEnd"/>
-      <w:r>
-        <w:t xml:space="preserve"> </w:t>
-      </w:r>
-      <w:proofErr w:type="spellStart"/>
-      <w:proofErr w:type="gramStart"/>
-      <w:r>
-        <w:t>gameobjekt-eket</w:t>
-      </w:r>
-      <w:proofErr w:type="spellEnd"/>
-      <w:proofErr w:type="gramEnd"/>
-      <w:r>
-        <w:t xml:space="preserve"> amelyek bizonyos komponensekkel, scriptekkel vannak ellátva, akár előre beállított értékekkel. Ezeket a </w:t>
-      </w:r>
-      <w:proofErr w:type="spellStart"/>
-      <w:r>
-        <w:t>prefeb-eket</w:t>
-      </w:r>
-      <w:proofErr w:type="spellEnd"/>
-      <w:r>
-        <w:t xml:space="preserve"> hozzáadva scriptekhez, létrehozható másolat ezekről a </w:t>
-      </w:r>
-      <w:proofErr w:type="spellStart"/>
-      <w:r>
-        <w:t>gamobject-ekről</w:t>
-      </w:r>
-      <w:proofErr w:type="spellEnd"/>
-      <w:r>
-        <w:t xml:space="preserve"> kódból, hogy új elemek legyenek hozzáadva a program felületéhez futás közben.</w:t>
-      </w:r>
-      <w:r>
-        <w:t xml:space="preserve"> Ilyen </w:t>
-      </w:r>
-      <w:proofErr w:type="spellStart"/>
-      <w:r>
-        <w:t>prefeb</w:t>
-      </w:r>
-      <w:proofErr w:type="spellEnd"/>
-      <w:r>
-        <w:t xml:space="preserve">-ek a karakterekhez, a különböző színű kapukhoz és a csillaghoz vannak elkészítve. Mellettük található egy </w:t>
-      </w:r>
-      <w:proofErr w:type="spellStart"/>
-      <w:r>
-        <w:t>Animations</w:t>
-      </w:r>
-      <w:proofErr w:type="spellEnd"/>
-      <w:r>
-        <w:t xml:space="preserve"> mappa is</w:t>
+      <w:r>
+        <w:t>Unity projekt a UnityHub program segítségével lett generálva. A build előtti állapotban az Assets mappa tartalmaz minden általam készített fájlt a programhoz. A Custom Tiles mappa tartalmazza a korábban már megemlített Custom Tile saját típusból készült objektumokat, amelyek különböző scriptekhez vannak csatolva. A Prefebs mappa tartalmazza az olyan Unitys gameobjekt-eket amelyek bizonyos komponensekkel, scriptekkel vannak ellátva, akár előre beállított értékekkel. Ezeket a prefeb-eket hozzáadva scriptekhez, létrehozható másolat ezekről a gamobject-ekről kódból, hogy új elemek legyenek hozzáadva a program felületéhez futás közben.</w:t>
+      </w:r>
+      <w:r>
+        <w:t xml:space="preserve"> Ilyen prefeb-ek a karakterekhez, a különböző színű kapukhoz és a csillaghoz vannak elkészítve. Mellettük található egy Animations mappa is</w:t>
       </w:r>
       <w:r>
         <w:t>,</w:t>
@@ -3778,233 +3056,33 @@
         <w:t xml:space="preserve"> illetve a csillaghoz tartozó animációkat leíró fájlokat tartalmazza.</w:t>
       </w:r>
       <w:r>
-        <w:t xml:space="preserve"> A </w:t>
-      </w:r>
-      <w:proofErr w:type="spellStart"/>
-      <w:r>
-        <w:t>Scenes</w:t>
-      </w:r>
-      <w:proofErr w:type="spellEnd"/>
-      <w:r>
-        <w:t xml:space="preserve"> mappa tárolja a három jelenetet, amit a program használ. Külön van a menü és a két játékmód</w:t>
-      </w:r>
-      <w:r>
-        <w:t xml:space="preserve">. A </w:t>
-      </w:r>
-      <w:proofErr w:type="spellStart"/>
-      <w:r>
-        <w:t>Sprites</w:t>
-      </w:r>
-      <w:proofErr w:type="spellEnd"/>
-      <w:r>
-        <w:t xml:space="preserve"> mappa tartalmazza a képeket, ábrákat, amiket használtam a program készítéséhez. Ezek többségét én készítettem a programhoz. A </w:t>
-      </w:r>
-      <w:proofErr w:type="spellStart"/>
-      <w:r>
-        <w:t>StreamingAssets</w:t>
-      </w:r>
-      <w:proofErr w:type="spellEnd"/>
-      <w:r>
-        <w:t xml:space="preserve"> mappa speciális tulajdonsággal bír </w:t>
-      </w:r>
-      <w:proofErr w:type="gramStart"/>
-      <w:r>
-        <w:t>a</w:t>
-      </w:r>
-      <w:proofErr w:type="gramEnd"/>
-      <w:r>
-        <w:t xml:space="preserve"> </w:t>
-      </w:r>
-      <w:proofErr w:type="spellStart"/>
-      <w:r>
-        <w:t>unityben</w:t>
-      </w:r>
-      <w:proofErr w:type="spellEnd"/>
-      <w:r>
-        <w:t xml:space="preserve">, ugyanis tartalma </w:t>
-      </w:r>
-      <w:proofErr w:type="spellStart"/>
-      <w:r>
-        <w:t>build-eléskor</w:t>
-      </w:r>
-      <w:proofErr w:type="spellEnd"/>
-      <w:r>
-        <w:t xml:space="preserve"> átkerül a </w:t>
-      </w:r>
-      <w:proofErr w:type="spellStart"/>
-      <w:r>
-        <w:t>build</w:t>
-      </w:r>
-      <w:proofErr w:type="spellEnd"/>
-      <w:r>
-        <w:t xml:space="preserve"> adatai közé. Ebbe készítettem és itt tárolom a pályák </w:t>
-      </w:r>
-      <w:proofErr w:type="spellStart"/>
-      <w:r>
-        <w:t>json</w:t>
-      </w:r>
-      <w:proofErr w:type="spellEnd"/>
-      <w:r>
-        <w:t xml:space="preserve"> fájljait egy </w:t>
-      </w:r>
-      <w:proofErr w:type="spellStart"/>
-      <w:r>
-        <w:t>Maps</w:t>
-      </w:r>
-      <w:proofErr w:type="spellEnd"/>
-      <w:r>
-        <w:t xml:space="preserve"> almappában. A </w:t>
-      </w:r>
-      <w:proofErr w:type="spellStart"/>
-      <w:r>
-        <w:t>TileMapAssets</w:t>
-      </w:r>
-      <w:proofErr w:type="spellEnd"/>
-      <w:r>
-        <w:t xml:space="preserve"> tartalmazza a </w:t>
-      </w:r>
-      <w:proofErr w:type="spellStart"/>
-      <w:r>
-        <w:t>tilemap</w:t>
-      </w:r>
-      <w:proofErr w:type="spellEnd"/>
-      <w:r>
-        <w:t xml:space="preserve"> készítéséhez használt paletta megfogalmazását és bizonyos elemit. Végül a </w:t>
-      </w:r>
-      <w:proofErr w:type="spellStart"/>
-      <w:r>
-        <w:t>Scripts</w:t>
-      </w:r>
-      <w:proofErr w:type="spellEnd"/>
-      <w:r>
-        <w:t xml:space="preserve"> mappa tartalmazza a .</w:t>
-      </w:r>
-      <w:proofErr w:type="spellStart"/>
-      <w:r>
-        <w:t>cs</w:t>
-      </w:r>
-      <w:proofErr w:type="spellEnd"/>
-      <w:r>
-        <w:t xml:space="preserve"> fájlokat, amelyek a program működésének alapjai.</w:t>
+        <w:t xml:space="preserve"> A Scenes mappa tárolja a három jelenetet, amit a program használ. Külön van a menü és a két játékmód</w:t>
+      </w:r>
+      <w:r>
+        <w:t>. A Sprites mappa tartalmazza a képeket, ábrákat, amiket használtam a program készítéséhez. Ezek többségét én készítettem a programhoz. A StreamingAssets mappa speciális tulajdonsággal bír a unityben, ugyanis tartalma build-eléskor átkerül a build adatai közé. Ebbe készítettem és itt tárolom a pályák json fájljait egy Maps almappában. A TileMapAssets tartalmazza a tilemap készítéséhez használt paletta megfogalmazását és bizonyos elemit. Végül a Scripts mappa tartalmazza a .cs fájlokat, amelyek a program működésének alapjai.</w:t>
       </w:r>
     </w:p>
     <w:p>
       <w:r>
-        <w:t xml:space="preserve">A </w:t>
-      </w:r>
-      <w:proofErr w:type="spellStart"/>
-      <w:r>
-        <w:t>UnityHubon</w:t>
-      </w:r>
-      <w:proofErr w:type="spellEnd"/>
-      <w:r>
-        <w:t xml:space="preserve"> keresztül megnyitva a projektet lehet </w:t>
-      </w:r>
-      <w:proofErr w:type="spellStart"/>
-      <w:r>
-        <w:t>buildelni</w:t>
-      </w:r>
-      <w:proofErr w:type="spellEnd"/>
-      <w:r>
-        <w:t xml:space="preserve"> azt. Ezt már elvégeztem</w:t>
+        <w:t>A UnityHubon keresztül megnyitva a projektet lehet buildelni azt. Ezt már elvégeztem</w:t>
       </w:r>
       <w:r>
         <w:t>,</w:t>
       </w:r>
       <w:r>
-        <w:t xml:space="preserve"> így jött létre a </w:t>
-      </w:r>
-      <w:proofErr w:type="spellStart"/>
-      <w:r>
-        <w:t>Build</w:t>
-      </w:r>
-      <w:proofErr w:type="spellEnd"/>
-      <w:r>
-        <w:t xml:space="preserve"> mappa tartalma. </w:t>
-      </w:r>
-      <w:r>
-        <w:t xml:space="preserve">Felbontással és ablakmóddal kapcsolatos beállítások miatt csak Windows rendszeren fut a program. A </w:t>
-      </w:r>
-      <w:proofErr w:type="spellStart"/>
-      <w:r>
-        <w:t>buildelés</w:t>
-      </w:r>
-      <w:proofErr w:type="spellEnd"/>
-      <w:r>
-        <w:t xml:space="preserve"> egyébként a projekt megnyitása után a File </w:t>
+        <w:t xml:space="preserve"> így jött létre a Build mappa tartalma. </w:t>
+      </w:r>
+      <w:r>
+        <w:t xml:space="preserve">Felbontással és ablakmóddal kapcsolatos beállítások miatt csak Windows rendszeren fut a program. A buildelés egyébként a projekt megnyitása után a File </w:t>
       </w:r>
       <w:r>
         <w:t>&gt;</w:t>
       </w:r>
       <w:r>
-        <w:t xml:space="preserve"> </w:t>
-      </w:r>
-      <w:proofErr w:type="spellStart"/>
-      <w:r>
-        <w:t>Build</w:t>
-      </w:r>
-      <w:proofErr w:type="spellEnd"/>
-      <w:r>
-        <w:t xml:space="preserve"> and </w:t>
-      </w:r>
-      <w:proofErr w:type="spellStart"/>
-      <w:r>
-        <w:t>Run</w:t>
-      </w:r>
-      <w:proofErr w:type="spellEnd"/>
-      <w:r>
-        <w:t xml:space="preserve"> opcióval vagy a </w:t>
-      </w:r>
-      <w:proofErr w:type="spellStart"/>
-      <w:r>
-        <w:t>Build</w:t>
-      </w:r>
-      <w:proofErr w:type="spellEnd"/>
-      <w:r>
-        <w:t xml:space="preserve"> </w:t>
-      </w:r>
-      <w:proofErr w:type="spellStart"/>
-      <w:r>
-        <w:t>Settings</w:t>
-      </w:r>
-      <w:proofErr w:type="spellEnd"/>
-      <w:r>
-        <w:t xml:space="preserve">… -en belül a </w:t>
-      </w:r>
-      <w:proofErr w:type="spellStart"/>
-      <w:r>
-        <w:t>Build</w:t>
-      </w:r>
-      <w:proofErr w:type="spellEnd"/>
-      <w:r>
-        <w:t xml:space="preserve"> vagy </w:t>
-      </w:r>
-      <w:proofErr w:type="spellStart"/>
-      <w:r>
-        <w:t>Build</w:t>
-      </w:r>
-      <w:proofErr w:type="spellEnd"/>
-      <w:r>
-        <w:t xml:space="preserve"> and </w:t>
-      </w:r>
-      <w:proofErr w:type="spellStart"/>
-      <w:r>
-        <w:t>Run</w:t>
-      </w:r>
-      <w:proofErr w:type="spellEnd"/>
-      <w:r>
-        <w:t xml:space="preserve"> gombbal hajtható végre.</w:t>
-      </w:r>
-      <w:r>
-        <w:t xml:space="preserve"> A program futtatásához a </w:t>
-      </w:r>
-      <w:proofErr w:type="spellStart"/>
-      <w:r>
-        <w:t>Build</w:t>
-      </w:r>
-      <w:proofErr w:type="spellEnd"/>
-      <w:r>
-        <w:t xml:space="preserve"> mappa tartalmán kívül másra nincs szükség a működés szempontjából.</w:t>
+        <w:t xml:space="preserve"> Build and Run opcióval vagy a Build Settings… -en belül a Build vagy Build and Run gombbal hajtható végre.</w:t>
+      </w:r>
+      <w:r>
+        <w:t xml:space="preserve"> A program futtatásához a Build mappa tartalmán kívül másra nincs szükség a működés szempontjából.</w:t>
       </w:r>
     </w:p>
     <w:p>
@@ -4259,158 +3337,36 @@
         <w:t>10</w:t>
       </w:r>
       <w:r>
-        <w:t>. ábrá</w:t>
+        <w:t xml:space="preserve">. </w:t>
+      </w:r>
+      <w:r>
+        <w:t>á</w:t>
+      </w:r>
+      <w:r>
+        <w:t>brá</w:t>
       </w:r>
       <w:r>
         <w:fldChar w:fldCharType="end"/>
       </w:r>
       <w:r>
-        <w:t xml:space="preserve">n látható. Ez ábrázolja, hogy a legtöbb osztály </w:t>
-      </w:r>
-      <w:proofErr w:type="spellStart"/>
-      <w:r>
-        <w:t>MonoBehaviour</w:t>
-      </w:r>
-      <w:proofErr w:type="spellEnd"/>
+        <w:t>n látható. Ez ábrázolja, hogy a legtöbb osztály MonoBehaviour unity-s osztályból származik, illetve jól látható a kettő saját típus is. Az ábrán továbbá látható, hogy a SceneLoader és a Saver nem kapcsolódik semmihez, ezek tartalmaznak egy statikus „instcance” változót, amin keresztül vannak hívva bizonyos függvények más osztályokból a program futása során.</w:t>
+      </w:r>
       <w:r>
         <w:t xml:space="preserve"> </w:t>
       </w:r>
-      <w:proofErr w:type="spellStart"/>
-      <w:r>
-        <w:t>unity</w:t>
-      </w:r>
-      <w:proofErr w:type="spellEnd"/>
-      <w:r>
-        <w:t xml:space="preserve">-s osztályból származik, illetve jól látható a kettő saját típus is. Az ábrán továbbá látható, hogy a </w:t>
-      </w:r>
-      <w:proofErr w:type="spellStart"/>
-      <w:r>
-        <w:t>SceneLoader</w:t>
-      </w:r>
-      <w:proofErr w:type="spellEnd"/>
-      <w:r>
-        <w:t xml:space="preserve"> és a </w:t>
-      </w:r>
-      <w:proofErr w:type="spellStart"/>
-      <w:r>
-        <w:t>Saver</w:t>
-      </w:r>
-      <w:proofErr w:type="spellEnd"/>
-      <w:r>
-        <w:t xml:space="preserve"> nem kapcsolódik semmihez, ezek tartalmaznak egy statikus „</w:t>
-      </w:r>
-      <w:proofErr w:type="spellStart"/>
-      <w:r>
-        <w:t>instcance</w:t>
-      </w:r>
-      <w:proofErr w:type="spellEnd"/>
-      <w:r>
-        <w:t>” változót, amin keresztül vannak hívva bizonyos függvények más osztályokból a program futása során.</w:t>
-      </w:r>
-      <w:r>
-        <w:t xml:space="preserve"> </w:t>
-      </w:r>
-      <w:r>
-        <w:t xml:space="preserve">A </w:t>
-      </w:r>
-      <w:proofErr w:type="spellStart"/>
-      <w:r>
-        <w:t>CustomTile</w:t>
-      </w:r>
-      <w:proofErr w:type="spellEnd"/>
-      <w:r>
-        <w:t xml:space="preserve"> kapcsolata a hat különböző </w:t>
-      </w:r>
-      <w:proofErr w:type="spellStart"/>
-      <w:r>
-        <w:t>tilemap</w:t>
-      </w:r>
-      <w:proofErr w:type="spellEnd"/>
-      <w:r>
-        <w:t xml:space="preserve"> </w:t>
-      </w:r>
-      <w:proofErr w:type="spellStart"/>
-      <w:r>
-        <w:t>controller</w:t>
-      </w:r>
-      <w:proofErr w:type="spellEnd"/>
-      <w:r>
-        <w:t xml:space="preserve"> osztályhoz abból adódik, hogy a </w:t>
-      </w:r>
-      <w:proofErr w:type="spellStart"/>
-      <w:r>
-        <w:t>gridre</w:t>
-      </w:r>
-      <w:proofErr w:type="spellEnd"/>
-      <w:r>
-        <w:t xml:space="preserve"> betöltendő elemeket </w:t>
-      </w:r>
-      <w:proofErr w:type="spellStart"/>
-      <w:r>
-        <w:t>CustomTile</w:t>
-      </w:r>
-      <w:proofErr w:type="spellEnd"/>
-      <w:r>
-        <w:t xml:space="preserve"> típusként tárolom a könnyebb azonosítás céljából.</w:t>
+      <w:r>
+        <w:t>A CustomTile kapcsolata a hat különböző tilemap controller osztályhoz abból adódik, hogy a gridre betöltendő elemeket CustomTile típusként tárolom a könnyebb azonosítás céljából.</w:t>
       </w:r>
     </w:p>
     <w:p>
       <w:r>
-        <w:t xml:space="preserve">A program kódjának tesztelésére készítettem </w:t>
-      </w:r>
-      <w:proofErr w:type="spellStart"/>
-      <w:r>
-        <w:t>UnitTeszteket</w:t>
-      </w:r>
-      <w:proofErr w:type="spellEnd"/>
-      <w:r>
-        <w:t xml:space="preserve">. Ennek két típusa van a </w:t>
-      </w:r>
-      <w:proofErr w:type="spellStart"/>
-      <w:r>
-        <w:t>Unity</w:t>
-      </w:r>
-      <w:proofErr w:type="spellEnd"/>
-      <w:r>
-        <w:t xml:space="preserve">-ben az Edit </w:t>
-      </w:r>
-      <w:proofErr w:type="spellStart"/>
-      <w:r>
-        <w:t>Mode</w:t>
-      </w:r>
-      <w:proofErr w:type="spellEnd"/>
-      <w:r>
-        <w:t xml:space="preserve"> tesztek és a Play </w:t>
-      </w:r>
-      <w:proofErr w:type="spellStart"/>
-      <w:r>
-        <w:t>Mode</w:t>
-      </w:r>
-      <w:proofErr w:type="spellEnd"/>
-      <w:r>
-        <w:t xml:space="preserve"> tesztek. </w:t>
+        <w:t xml:space="preserve">A program kódjának tesztelésére készítettem UnitTeszteket. Ennek két típusa van a Unity-ben az Edit Mode tesztek és a Play Mode tesztek. </w:t>
       </w:r>
       <w:r>
         <w:t xml:space="preserve">Az elkészített </w:t>
       </w:r>
       <w:r>
-        <w:t xml:space="preserve">teszteket a </w:t>
-      </w:r>
-      <w:proofErr w:type="spellStart"/>
-      <w:r>
-        <w:t>Scripts</w:t>
-      </w:r>
-      <w:proofErr w:type="spellEnd"/>
-      <w:r>
-        <w:t xml:space="preserve"> mappán belül található Editor/</w:t>
-      </w:r>
-      <w:proofErr w:type="spellStart"/>
-      <w:r>
-        <w:t>Tests</w:t>
-      </w:r>
-      <w:proofErr w:type="spellEnd"/>
-      <w:r>
-        <w:t xml:space="preserve"> almappában szereplő script tartalmazz</w:t>
+        <w:t>teszteket a Scripts mappán belül található Editor/Tests almappában szereplő script tartalmazz</w:t>
       </w:r>
       <w:r>
         <w:t>a</w:t>
@@ -4419,35 +3375,11 @@
         <w:t>.</w:t>
       </w:r>
       <w:r>
-        <w:t xml:space="preserve"> Az </w:t>
-      </w:r>
-      <w:proofErr w:type="spellStart"/>
-      <w:r>
-        <w:t>EditTests</w:t>
-      </w:r>
-      <w:proofErr w:type="spellEnd"/>
-      <w:r>
-        <w:t xml:space="preserve"> osztályan szereplő teszek az Edit </w:t>
-      </w:r>
-      <w:proofErr w:type="spellStart"/>
-      <w:r>
-        <w:t>Mode</w:t>
-      </w:r>
-      <w:proofErr w:type="spellEnd"/>
-      <w:r>
-        <w:t xml:space="preserve"> tesztek melyek nem igénylik a program futását a funkciók ellenőrzésére. </w:t>
+        <w:t xml:space="preserve"> Az EditTests osztályan szereplő teszek az Edit Mode tesztek melyek nem igénylik a program futását a funkciók ellenőrzésére. </w:t>
       </w:r>
       <w:r>
         <w:lastRenderedPageBreak/>
-        <w:t xml:space="preserve">Ezzel ellentétben a Play </w:t>
-      </w:r>
-      <w:proofErr w:type="spellStart"/>
-      <w:r>
-        <w:t>Mode</w:t>
-      </w:r>
-      <w:proofErr w:type="spellEnd"/>
-      <w:r>
-        <w:t xml:space="preserve"> tesztek a program futása közben</w:t>
+        <w:t>Ezzel ellentétben a Play Mode tesztek a program futása közben</w:t>
       </w:r>
       <w:r>
         <w:t>,</w:t>
@@ -4459,23 +3391,7 @@
         <w:t>,</w:t>
       </w:r>
       <w:r>
-        <w:t xml:space="preserve"> hajtják végre a megírt teszteket. Sajnos bárhogy kerestem és próbálkoztam nem sikerült megvalósítanom az alapkövetelményeket, hogy ilyen teszteket tudjak futtatni, így csak néhány Edit </w:t>
-      </w:r>
-      <w:proofErr w:type="spellStart"/>
-      <w:r>
-        <w:t>Mode</w:t>
-      </w:r>
-      <w:proofErr w:type="spellEnd"/>
-      <w:r>
-        <w:t xml:space="preserve"> tesztet készítettem. A Play </w:t>
-      </w:r>
-      <w:proofErr w:type="spellStart"/>
-      <w:r>
-        <w:t>Mode</w:t>
-      </w:r>
-      <w:proofErr w:type="spellEnd"/>
-      <w:r>
-        <w:t xml:space="preserve"> tesztek lehetővé tették volna, hogy az editorban beállított különböző komponens referenciákat is </w:t>
+        <w:t xml:space="preserve"> hajtják végre a megírt teszteket. Sajnos bárhogy kerestem és próbálkoztam nem sikerült megvalósítanom az alapkövetelményeket, hogy ilyen teszteket tudjak futtatni, így csak néhány Edit Mode tesztet készítettem. A Play Mode tesztek lehetővé tették volna, hogy az editorban beállított különböző komponens referenciákat is </w:t>
       </w:r>
       <w:r>
         <w:t>használni tudja</w:t>
@@ -4505,21 +3421,13 @@
         <w:t>funkciói</w:t>
       </w:r>
       <w:r>
-        <w:t xml:space="preserve">nak tesztelése szempontjából a </w:t>
-      </w:r>
-      <w:proofErr w:type="spellStart"/>
-      <w:r>
-        <w:t>build</w:t>
+        <w:t>nak tesztelése szempontjából a build</w:t>
       </w:r>
       <w:r>
         <w:t>-</w:t>
       </w:r>
       <w:r>
-        <w:t>elt</w:t>
-      </w:r>
-      <w:proofErr w:type="spellEnd"/>
-      <w:r>
-        <w:t xml:space="preserve"> </w:t>
+        <w:t xml:space="preserve">elt </w:t>
       </w:r>
       <w:r>
         <w:t xml:space="preserve">változatot </w:t>
@@ -4614,15 +3522,7 @@
                             </w:r>
                             <w:bookmarkEnd w:id="3"/>
                             <w:r>
-                              <w:t xml:space="preserve"> </w:t>
-                            </w:r>
-                            <w:proofErr w:type="spellStart"/>
-                            <w:r>
-                              <w:t>EditTests</w:t>
-                            </w:r>
-                            <w:proofErr w:type="spellEnd"/>
-                            <w:r>
-                              <w:t xml:space="preserve"> osztály kódja</w:t>
+                              <w:t xml:space="preserve"> EditTests osztály kódja</w:t>
                             </w:r>
                           </w:p>
                         </w:txbxContent>
@@ -4675,15 +3575,7 @@
                       </w:r>
                       <w:bookmarkEnd w:id="4"/>
                       <w:r>
-                        <w:t xml:space="preserve"> </w:t>
-                      </w:r>
-                      <w:proofErr w:type="spellStart"/>
-                      <w:r>
-                        <w:t>EditTests</w:t>
-                      </w:r>
-                      <w:proofErr w:type="spellEnd"/>
-                      <w:r>
-                        <w:t xml:space="preserve"> osztály kódja</w:t>
+                        <w:t xml:space="preserve"> EditTests osztály kódja</w:t>
                       </w:r>
                     </w:p>
                   </w:txbxContent>
@@ -4787,74 +3679,10 @@
         <w:fldChar w:fldCharType="end"/>
       </w:r>
       <w:r>
-        <w:t xml:space="preserve"> ábrázolja. Egy </w:t>
-      </w:r>
-      <w:proofErr w:type="spellStart"/>
-      <w:r>
-        <w:t>UnitTeszt</w:t>
-      </w:r>
-      <w:proofErr w:type="spellEnd"/>
-      <w:r>
-        <w:t xml:space="preserve"> három, opcionálisan négy szakaszból épül fel. Első lépésként a „</w:t>
-      </w:r>
-      <w:proofErr w:type="spellStart"/>
-      <w:r>
-        <w:t>SetUp</w:t>
-      </w:r>
-      <w:proofErr w:type="spellEnd"/>
-      <w:r>
-        <w:t xml:space="preserve">” tulajdonsággal ellátott függvény fut le. Ez előkészíti a teszteket. Ezután a „Test” vagy </w:t>
-      </w:r>
-      <w:proofErr w:type="spellStart"/>
-      <w:r>
-        <w:t>Unity</w:t>
-      </w:r>
-      <w:proofErr w:type="spellEnd"/>
-      <w:r>
-        <w:t xml:space="preserve"> esetén speciális esetben a „</w:t>
-      </w:r>
-      <w:proofErr w:type="spellStart"/>
-      <w:r>
-        <w:t>UnityTest</w:t>
-      </w:r>
-      <w:proofErr w:type="spellEnd"/>
-      <w:r>
-        <w:t xml:space="preserve">” tulajdonsággal ellátott függvények futnak le egymástól elkülönülve. Ezek nem befolyásolják egymás működését, ha esetleg a </w:t>
-      </w:r>
-      <w:proofErr w:type="spellStart"/>
-      <w:r>
-        <w:t>SetUp</w:t>
-      </w:r>
-      <w:proofErr w:type="spellEnd"/>
-      <w:r>
-        <w:t>-ban beállított változókat használja több teszteset is. Ezek a tesztek két szakaszt tartalmaznak. Első a tesztelendő függvények meghívása, második pedig az „</w:t>
-      </w:r>
-      <w:proofErr w:type="spellStart"/>
-      <w:r>
-        <w:t>Assert</w:t>
-      </w:r>
-      <w:proofErr w:type="spellEnd"/>
-      <w:r>
-        <w:t xml:space="preserve">” tesztelő osztály segítségével az eredmények vizsgálata. Ezek a vizsgálatok várt értékekkel való összehasonlítás alapján működnek. Ezek lehetnek a kódban is látható módon az </w:t>
-      </w:r>
-      <w:proofErr w:type="spellStart"/>
-      <w:r>
-        <w:t>Assert.IsTrue</w:t>
-      </w:r>
-      <w:proofErr w:type="spellEnd"/>
-      <w:r>
-        <w:t xml:space="preserve">() </w:t>
-      </w:r>
-      <w:r>
-        <w:t xml:space="preserve">metódussal, vagy az </w:t>
-      </w:r>
-      <w:proofErr w:type="spellStart"/>
-      <w:r>
-        <w:t>Assert.AreEqual</w:t>
-      </w:r>
-      <w:proofErr w:type="spellEnd"/>
-      <w:r>
-        <w:t>() függvénnyel</w:t>
+        <w:t xml:space="preserve"> ábrázolja. Egy UnitTeszt három, opcionálisan négy szakaszból épül fel. Első lépésként a „SetUp” tulajdonsággal ellátott függvény fut le. Ez előkészíti a teszteket. Ezután a „Test” vagy Unity esetén speciális esetben a „UnityTest” tulajdonsággal ellátott függvények futnak le egymástól elkülönülve. Ezek nem befolyásolják egymás működését, ha esetleg a SetUp-ban beállított változókat használja több teszteset is. Ezek a tesztek két szakaszt tartalmaznak. Első a tesztelendő függvények meghívása, második pedig az „Assert” tesztelő osztály segítségével az eredmények vizsgálata. Ezek a vizsgálatok várt értékekkel való összehasonlítás alapján működnek. Ezek lehetnek a kódban is látható módon az Assert.IsTrue() </w:t>
+      </w:r>
+      <w:r>
+        <w:t>metódussal, vagy az Assert.AreEqual() függvénnyel</w:t>
       </w:r>
       <w:r>
         <w:t>,</w:t>
@@ -4863,15 +3691,7 @@
         <w:t xml:space="preserve"> ahol a vizsgálni kívánt érték mellett a várt értéket is meg kell adni.</w:t>
       </w:r>
       <w:r>
-        <w:t xml:space="preserve"> Végül a negyedik opcionális szakasz a „</w:t>
-      </w:r>
-      <w:proofErr w:type="spellStart"/>
-      <w:r>
-        <w:t>Teardown</w:t>
-      </w:r>
-      <w:proofErr w:type="spellEnd"/>
-      <w:r>
-        <w:t>”</w:t>
+        <w:t xml:space="preserve"> Végül a negyedik opcionális szakasz a „Teardown”</w:t>
       </w:r>
       <w:r>
         <w:t>,</w:t>
@@ -4979,15 +3799,7 @@
                             </w:r>
                             <w:bookmarkEnd w:id="5"/>
                             <w:r>
-                              <w:t xml:space="preserve"> </w:t>
-                            </w:r>
-                            <w:proofErr w:type="spellStart"/>
-                            <w:r>
-                              <w:t>NextMap</w:t>
-                            </w:r>
-                            <w:proofErr w:type="spellEnd"/>
-                            <w:r>
-                              <w:t xml:space="preserve"> függvény</w:t>
+                              <w:t xml:space="preserve"> NextMap függvény</w:t>
                             </w:r>
                           </w:p>
                         </w:txbxContent>
@@ -5053,15 +3865,7 @@
                       </w:r>
                       <w:bookmarkEnd w:id="6"/>
                       <w:r>
-                        <w:t xml:space="preserve"> </w:t>
-                      </w:r>
-                      <w:proofErr w:type="spellStart"/>
-                      <w:r>
-                        <w:t>NextMap</w:t>
-                      </w:r>
-                      <w:proofErr w:type="spellEnd"/>
-                      <w:r>
-                        <w:t xml:space="preserve"> függvény</w:t>
+                        <w:t xml:space="preserve"> NextMap függvény</w:t>
                       </w:r>
                     </w:p>
                   </w:txbxContent>
@@ -5077,7 +3881,7 @@
           <w:noProof/>
         </w:rPr>
         <w:drawing>
-          <wp:anchor distT="0" distB="0" distL="114300" distR="114300" simplePos="0" relativeHeight="251686912" behindDoc="1" locked="0" layoutInCell="1" allowOverlap="1" wp14:anchorId="589150DC" wp14:editId="13B2DE7A">
+          <wp:anchor distT="0" distB="0" distL="114300" distR="114300" simplePos="0" relativeHeight="251686912" behindDoc="1" locked="0" layoutInCell="1" allowOverlap="1" wp14:anchorId="589150DC" wp14:editId="1AD2E720">
             <wp:simplePos x="0" y="0"/>
             <wp:positionH relativeFrom="column">
               <wp:posOffset>-2540</wp:posOffset>
@@ -5213,15 +4017,7 @@
                             </w:r>
                             <w:bookmarkEnd w:id="7"/>
                             <w:r>
-                              <w:t xml:space="preserve"> </w:t>
-                            </w:r>
-                            <w:proofErr w:type="spellStart"/>
-                            <w:r>
-                              <w:t>LoadMap</w:t>
-                            </w:r>
-                            <w:proofErr w:type="spellEnd"/>
-                            <w:r>
-                              <w:t xml:space="preserve"> függvény első fele</w:t>
+                              <w:t xml:space="preserve"> LoadMap függvény első fele</w:t>
                             </w:r>
                           </w:p>
                         </w:txbxContent>
@@ -5274,15 +4070,7 @@
                       </w:r>
                       <w:bookmarkEnd w:id="8"/>
                       <w:r>
-                        <w:t xml:space="preserve"> </w:t>
-                      </w:r>
-                      <w:proofErr w:type="spellStart"/>
-                      <w:r>
-                        <w:t>LoadMap</w:t>
-                      </w:r>
-                      <w:proofErr w:type="spellEnd"/>
-                      <w:r>
-                        <w:t xml:space="preserve"> függvény első fele</w:t>
+                        <w:t xml:space="preserve"> LoadMap függvény első fele</w:t>
                       </w:r>
                     </w:p>
                   </w:txbxContent>
@@ -5374,6 +4162,30 @@
         <w:rPr>
           <w:noProof/>
         </w:rPr>
+        <w:t>8</w:t>
+      </w:r>
+      <w:r>
+        <w:t>. ábra</w:t>
+      </w:r>
+      <w:r>
+        <w:fldChar w:fldCharType="end"/>
+      </w:r>
+      <w:r>
+        <w:t xml:space="preserve"> tartalmazza a pályák betöltését ellátó LoadMap függvény egy részét, ami a TileMapController-ben található. Mint az látható három paraméterrel kell meghívni ezt függvényt, ami a Game osztályban történik. Át kell adni a betölteni kívánt pálya számát, típusát és az adott típushoz és pályaszámhoz tartozó csillagok adatait. A Game osztályban az egyik függvény, ami meghívja a korábban említett betöltő függvényt, az a </w:t>
+      </w:r>
+      <w:r>
+        <w:fldChar w:fldCharType="begin"/>
+      </w:r>
+      <w:r>
+        <w:instrText xml:space="preserve"> REF _Ref228128117 \h </w:instrText>
+      </w:r>
+      <w:r>
+        <w:fldChar w:fldCharType="separate"/>
+      </w:r>
+      <w:r>
+        <w:rPr>
+          <w:noProof/>
+        </w:rPr>
         <w:t>7</w:t>
       </w:r>
       <w:r>
@@ -5383,55 +4195,7 @@
         <w:fldChar w:fldCharType="end"/>
       </w:r>
       <w:r>
-        <w:t xml:space="preserve"> tartalmazza a pályák betöltését ellátó </w:t>
-      </w:r>
-      <w:proofErr w:type="spellStart"/>
-      <w:r>
-        <w:t>LoadMap</w:t>
-      </w:r>
-      <w:proofErr w:type="spellEnd"/>
-      <w:r>
-        <w:t xml:space="preserve"> függvény egy részét, ami a </w:t>
-      </w:r>
-      <w:proofErr w:type="spellStart"/>
-      <w:r>
-        <w:t>TileMapController</w:t>
-      </w:r>
-      <w:proofErr w:type="spellEnd"/>
-      <w:r>
-        <w:t xml:space="preserve">-ben található. Mint az látható három paraméterrel kell meghívni ezt függvényt, ami a Game osztályban történik. Át kell adni a betölteni kívánt pálya számát, típusát és az adott típushoz és pályaszámhoz tartozó csillagok adatait. A Game osztályban az egyik függvény, ami meghívja a korábban említett betöltő függvényt, az a </w:t>
-      </w:r>
-      <w:r>
-        <w:fldChar w:fldCharType="begin"/>
-      </w:r>
-      <w:r>
-        <w:instrText xml:space="preserve"> REF _Ref228128117 \h </w:instrText>
-      </w:r>
-      <w:r>
-        <w:fldChar w:fldCharType="separate"/>
-      </w:r>
-      <w:r>
-        <w:rPr>
-          <w:noProof/>
-        </w:rPr>
-        <w:t>8</w:t>
-      </w:r>
-      <w:r>
-        <w:t>. ábrán</w:t>
-      </w:r>
-      <w:r>
-        <w:fldChar w:fldCharType="end"/>
-      </w:r>
-      <w:r>
-        <w:t xml:space="preserve"> szereplő </w:t>
-      </w:r>
-      <w:proofErr w:type="spellStart"/>
-      <w:r>
-        <w:t>NextMap</w:t>
-      </w:r>
-      <w:proofErr w:type="spellEnd"/>
-      <w:r>
-        <w:t xml:space="preserve"> függvény, ami egy pálya teljesítése után adott gomb megnyomása után fut le. Ezen az ábrán látható a meghívás módja, ami elég összetettnek tűnhet, de csak azért</w:t>
+        <w:t xml:space="preserve"> szereplő NextMap függvény, ami egy pálya teljesítése után adott gomb megnyomása után fut le. Ezen az ábrán látható a meghívás módja, ami elég összetettnek tűnhet, de csak azért</w:t>
       </w:r>
       <w:r>
         <w:t>,</w:t>
@@ -5443,23 +4207,7 @@
         <w:t>egyben van megvalósítva a Game osztályban</w:t>
       </w:r>
       <w:r>
-        <w:t xml:space="preserve">. Visszatérve a </w:t>
-      </w:r>
-      <w:proofErr w:type="spellStart"/>
-      <w:r>
-        <w:t>LoadMap</w:t>
-      </w:r>
-      <w:proofErr w:type="spellEnd"/>
-      <w:r>
-        <w:t xml:space="preserve"> függvényhez, az első két sor csak a készítés során volt fontos. Azonban a következő sorok már fontos szerepet töltenek be minden alkalommal. A betölteni kívánt pálya fájljának útját és nevét összeállítva a paraméterek segítségével beolvassuk a </w:t>
-      </w:r>
-      <w:proofErr w:type="spellStart"/>
-      <w:r>
-        <w:t>json</w:t>
-      </w:r>
-      <w:proofErr w:type="spellEnd"/>
-      <w:r>
-        <w:t xml:space="preserve"> fájl tartalmát, majd beletöltjük a megfelelő adatszerkezetbe</w:t>
+        <w:t>. Visszatérve a LoadMap függvényhez, az első két sor csak a készítés során volt fontos. Azonban a következő sorok már fontos szerepet töltenek be minden alkalommal. A betölteni kívánt pálya fájljának útját és nevét összeállítva a paraméterek segítségével beolvassuk a json fájl tartalmát, majd beletöltjük a megfelelő adatszerkezetbe</w:t>
       </w:r>
       <w:r>
         <w:t>,</w:t>
@@ -5472,179 +4220,43 @@
       </w:r>
       <w:r>
         <w:lastRenderedPageBreak/>
-        <w:t xml:space="preserve">Miután az adatok megvannak, elkezdődik a pálya felépítése. Az első ciklus végigmegy a </w:t>
-      </w:r>
-      <w:proofErr w:type="spellStart"/>
-      <w:r>
-        <w:t>MainTileData</w:t>
-      </w:r>
-      <w:proofErr w:type="spellEnd"/>
-      <w:r>
-        <w:t xml:space="preserve"> elemein és betölti a „domborzati” </w:t>
-      </w:r>
-      <w:proofErr w:type="spellStart"/>
-      <w:r>
-        <w:t>tile-okat</w:t>
-      </w:r>
-      <w:proofErr w:type="spellEnd"/>
-      <w:r>
-        <w:t xml:space="preserve">. Minden </w:t>
-      </w:r>
-      <w:proofErr w:type="spellStart"/>
-      <w:r>
-        <w:t>tile</w:t>
-      </w:r>
-      <w:proofErr w:type="spellEnd"/>
-      <w:r>
-        <w:t xml:space="preserve"> pozícióját kinyeri a betöltött adatból és a mellette eltárolt nevét is az adott csempének. Ezt a neve felhasználva végig nézi a </w:t>
-      </w:r>
-      <w:proofErr w:type="spellStart"/>
-      <w:r>
-        <w:t>tiles</w:t>
-      </w:r>
-      <w:proofErr w:type="spellEnd"/>
-      <w:r>
-        <w:t xml:space="preserve"> lista tartalmát</w:t>
+        <w:t>Miután az adatok megvannak, elkezdődik a pálya felépítése. Az első ciklus végigmegy a MainTileData elemein és betölti a „domborzati” tile-okat. Minden tile pozícióját kinyeri a betöltött adatból és a mellette eltárolt nevét is az adott csempének. Ezt a neve felhasználva végig nézi a tiles lista tartalmát</w:t>
       </w:r>
       <w:r>
         <w:t>,</w:t>
       </w:r>
       <w:r>
-        <w:t xml:space="preserve"> ami </w:t>
-      </w:r>
-      <w:proofErr w:type="spellStart"/>
-      <w:r>
-        <w:t>Custom</w:t>
-      </w:r>
-      <w:proofErr w:type="spellEnd"/>
+        <w:t xml:space="preserve"> ami Custom Tile típusú elemeket tárol. </w:t>
+      </w:r>
+      <w:r>
+        <w:t>A Custom Tile tárol egy egyedi, megadott nevet és a hozzá tartozó tilemap kompatibilis elem hivatkozását. Ennek köszönhetően egyszerűen string név megadásával meghatározható minden csempe.</w:t>
+      </w:r>
+      <w:r>
+        <w:t xml:space="preserve"> Az alap réteg csempéi után prefeb-ből létrehozzuk és a helyére rakjuk a csillagokat. A függvény paramétereként érkező StarCollection tárolja, hogy mely csillagok vannak már megszerezve, </w:t>
+      </w:r>
+      <w:r>
+        <w:t>a</w:t>
+      </w:r>
+      <w:r>
+        <w:t>bb</w:t>
+      </w:r>
+      <w:r>
+        <w:t>a</w:t>
+      </w:r>
+      <w:r>
+        <w:t xml:space="preserve">n az esetben ugyanis </w:t>
+      </w:r>
+      <w:r>
+        <w:t>módosítjuk</w:t>
+      </w:r>
+      <w:r>
+        <w:t xml:space="preserve"> az átlátszóságát, hogy a játékosnak is jelezve legyen, hogy már megszerezte az adott csillagot.</w:t>
+      </w:r>
       <w:r>
         <w:t xml:space="preserve"> </w:t>
       </w:r>
-      <w:proofErr w:type="spellStart"/>
-      <w:r>
-        <w:t>Tile</w:t>
-      </w:r>
-      <w:proofErr w:type="spellEnd"/>
-      <w:r>
-        <w:t xml:space="preserve"> típusú elemeket tárol. </w:t>
-      </w:r>
-      <w:r>
-        <w:t xml:space="preserve">A </w:t>
-      </w:r>
-      <w:proofErr w:type="spellStart"/>
-      <w:r>
-        <w:t>Custom</w:t>
-      </w:r>
-      <w:proofErr w:type="spellEnd"/>
-      <w:r>
-        <w:t xml:space="preserve"> </w:t>
-      </w:r>
-      <w:proofErr w:type="spellStart"/>
-      <w:r>
-        <w:t>Tile</w:t>
-      </w:r>
-      <w:proofErr w:type="spellEnd"/>
-      <w:r>
-        <w:t xml:space="preserve"> tárol egy egyedi, megadott nevet és a hozzá tartozó </w:t>
-      </w:r>
-      <w:proofErr w:type="spellStart"/>
-      <w:r>
-        <w:t>tilemap</w:t>
-      </w:r>
-      <w:proofErr w:type="spellEnd"/>
-      <w:r>
-        <w:t xml:space="preserve"> kompatibilis elem hivatkozását. Ennek köszönhetően egyszerűen </w:t>
-      </w:r>
-      <w:proofErr w:type="spellStart"/>
-      <w:r>
-        <w:t>string</w:t>
-      </w:r>
-      <w:proofErr w:type="spellEnd"/>
-      <w:r>
-        <w:t xml:space="preserve"> név megadásával meghatározható minden csempe.</w:t>
-      </w:r>
-      <w:r>
-        <w:t xml:space="preserve"> Az alap réteg csempéi után </w:t>
-      </w:r>
-      <w:proofErr w:type="spellStart"/>
-      <w:r>
-        <w:t>prefeb-ből</w:t>
-      </w:r>
-      <w:proofErr w:type="spellEnd"/>
-      <w:r>
-        <w:t xml:space="preserve"> létrehozzuk és a helyére rakjuk a csillagokat. A függvény paramétereként érkező </w:t>
-      </w:r>
-      <w:proofErr w:type="spellStart"/>
-      <w:r>
-        <w:t>StarCollection</w:t>
-      </w:r>
-      <w:proofErr w:type="spellEnd"/>
-      <w:r>
-        <w:t xml:space="preserve"> tárolja, hogy mely csillagok vannak már megszerezve, </w:t>
-      </w:r>
-      <w:r>
-        <w:t>a</w:t>
-      </w:r>
-      <w:r>
-        <w:t>bb</w:t>
-      </w:r>
-      <w:r>
-        <w:t>a</w:t>
-      </w:r>
-      <w:r>
-        <w:t xml:space="preserve">n az esetben ugyanis </w:t>
-      </w:r>
-      <w:r>
-        <w:t>módosítjuk</w:t>
-      </w:r>
-      <w:r>
-        <w:t xml:space="preserve"> az átlátszóságát, hogy a játékosnak is jelezve legyen, hogy már megszerezte az adott csillagot.</w:t>
-      </w:r>
-      <w:r>
-        <w:t xml:space="preserve"> </w:t>
-      </w:r>
-      <w:r>
-        <w:t xml:space="preserve">Következő öt sorban az öt extra réteg betöltése történik. Mindegyiknek paraméterként adjuk az adott réteghez tartozó listát, ami tárolja a betöltendő elemeket. Mind az öt </w:t>
-      </w:r>
-      <w:proofErr w:type="spellStart"/>
-      <w:r>
-        <w:t>Load</w:t>
-      </w:r>
-      <w:proofErr w:type="spellEnd"/>
-      <w:r>
-        <w:t xml:space="preserve"> függvényt az adott osztály statikus „</w:t>
-      </w:r>
-      <w:proofErr w:type="spellStart"/>
-      <w:r>
-        <w:t>instance</w:t>
-      </w:r>
-      <w:proofErr w:type="spellEnd"/>
-      <w:r>
-        <w:t xml:space="preserve">” változón keresztül hívja meg a program. Négy osztály hasonlóan működik, ugyanis csak betöltik az elemeket a saját </w:t>
-      </w:r>
-      <w:proofErr w:type="spellStart"/>
-      <w:r>
-        <w:t>tilemap</w:t>
-      </w:r>
-      <w:proofErr w:type="spellEnd"/>
-      <w:r>
-        <w:t xml:space="preserve"> komponensükre, amiben már be van állítva minden funkció vagy rétegződési sorrend. Az ötödik egy kicsit speciálisabb, ugyanis két listát is átadunk paraméterként a „</w:t>
-      </w:r>
-      <w:proofErr w:type="spellStart"/>
-      <w:r>
-        <w:t>LoadMechanicTiles</w:t>
-      </w:r>
-      <w:proofErr w:type="spellEnd"/>
-      <w:r>
-        <w:t xml:space="preserve">” függvénynek. Ez a függvény nem csak a </w:t>
-      </w:r>
-      <w:proofErr w:type="spellStart"/>
-      <w:r>
-        <w:t>tilemap</w:t>
-      </w:r>
-      <w:proofErr w:type="spellEnd"/>
-      <w:r>
-        <w:t xml:space="preserve">-re tölti </w:t>
+      <w:r>
+        <w:t xml:space="preserve">Következő öt sorban az öt extra réteg betöltése történik. Mindegyiknek paraméterként adjuk az adott réteghez tartozó listát, ami tárolja a betöltendő elemeket. Mind az öt Load függvényt az adott osztály statikus „instance” változón keresztül hívja meg a program. Négy osztály hasonlóan működik, ugyanis csak betöltik az elemeket a saját tilemap komponensükre, amiben már be van állítva minden funkció vagy rétegződési sorrend. Az ötödik egy kicsit speciálisabb, ugyanis két listát is átadunk paraméterként a „LoadMechanicTiles” függvénynek. Ez a függvény nem csak a tilemap-re tölti </w:t>
       </w:r>
       <w:r>
         <w:rPr>
@@ -5734,23 +4346,7 @@
                               <w:fldChar w:fldCharType="end"/>
                             </w:r>
                             <w:r>
-                              <w:t xml:space="preserve">. ábra </w:t>
-                            </w:r>
-                            <w:proofErr w:type="spellStart"/>
-                            <w:r>
-                              <w:t>Load</w:t>
-                            </w:r>
-                            <w:proofErr w:type="spellEnd"/>
-                            <w:r>
-                              <w:t xml:space="preserve"> </w:t>
-                            </w:r>
-                            <w:proofErr w:type="spellStart"/>
-                            <w:r>
-                              <w:t>MechanicTiles</w:t>
-                            </w:r>
-                            <w:proofErr w:type="spellEnd"/>
-                            <w:r>
-                              <w:t xml:space="preserve"> függvény</w:t>
+                              <w:t>. ábra Load MechanicTiles függvény</w:t>
                             </w:r>
                             <w:bookmarkEnd w:id="9"/>
                           </w:p>
@@ -5813,23 +4409,7 @@
                         <w:fldChar w:fldCharType="end"/>
                       </w:r>
                       <w:r>
-                        <w:t xml:space="preserve">. ábra </w:t>
-                      </w:r>
-                      <w:proofErr w:type="spellStart"/>
-                      <w:r>
-                        <w:t>Load</w:t>
-                      </w:r>
-                      <w:proofErr w:type="spellEnd"/>
-                      <w:r>
-                        <w:t xml:space="preserve"> </w:t>
-                      </w:r>
-                      <w:proofErr w:type="spellStart"/>
-                      <w:r>
-                        <w:t>MechanicTiles</w:t>
-                      </w:r>
-                      <w:proofErr w:type="spellEnd"/>
-                      <w:r>
-                        <w:t xml:space="preserve"> függvény</w:t>
+                        <w:t>. ábra Load MechanicTiles függvény</w:t>
                       </w:r>
                       <w:bookmarkEnd w:id="10"/>
                     </w:p>
@@ -5842,6 +4422,9 @@
         </mc:AlternateContent>
       </w:r>
       <w:r>
+        <w:rPr>
+          <w:noProof/>
+        </w:rPr>
         <w:drawing>
           <wp:anchor distT="0" distB="0" distL="114300" distR="114300" simplePos="0" relativeHeight="251689984" behindDoc="1" locked="0" layoutInCell="1" allowOverlap="1" wp14:anchorId="7ACA0A90" wp14:editId="13F5A1AA">
             <wp:simplePos x="0" y="0"/>
@@ -5901,15 +4484,7 @@
         </w:drawing>
       </w:r>
       <w:r>
-        <w:t xml:space="preserve">be a gombokat, hanem </w:t>
-      </w:r>
-      <w:proofErr w:type="spellStart"/>
-      <w:r>
-        <w:t>prefeb</w:t>
-      </w:r>
-      <w:proofErr w:type="spellEnd"/>
-      <w:r>
-        <w:t>-ek segítségével kapukat is létrehoz és a megfelelő pozícióba rakja.</w:t>
+        <w:t>be a gombokat, hanem prefeb-ek segítségével kapukat is létrehoz és a megfelelő pozícióba rakja.</w:t>
       </w:r>
       <w:r>
         <w:rPr>
@@ -5947,23 +4522,7 @@
         <w:t>9</w:t>
       </w:r>
       <w:r>
-        <w:t xml:space="preserve">. ábra </w:t>
-      </w:r>
-      <w:proofErr w:type="spellStart"/>
-      <w:r>
-        <w:t>Load</w:t>
-      </w:r>
-      <w:proofErr w:type="spellEnd"/>
-      <w:r>
-        <w:t xml:space="preserve"> </w:t>
-      </w:r>
-      <w:proofErr w:type="spellStart"/>
-      <w:r>
-        <w:t>MechanicTiles</w:t>
-      </w:r>
-      <w:proofErr w:type="spellEnd"/>
-      <w:r>
-        <w:t xml:space="preserve"> függvény</w:t>
+        <w:t>. ábra Load MechanicTiles függvény</w:t>
       </w:r>
       <w:r>
         <w:rPr>
@@ -6076,15 +4635,7 @@
                             </w:r>
                             <w:bookmarkEnd w:id="11"/>
                             <w:r>
-                              <w:t xml:space="preserve"> </w:t>
-                            </w:r>
-                            <w:proofErr w:type="spellStart"/>
-                            <w:r>
-                              <w:t>LoadMap</w:t>
-                            </w:r>
-                            <w:proofErr w:type="spellEnd"/>
-                            <w:r>
-                              <w:t xml:space="preserve"> függvény második fele</w:t>
+                              <w:t xml:space="preserve"> LoadMap függvény második fele</w:t>
                             </w:r>
                           </w:p>
                         </w:txbxContent>
@@ -6150,15 +4701,7 @@
                       </w:r>
                       <w:bookmarkEnd w:id="12"/>
                       <w:r>
-                        <w:t xml:space="preserve"> </w:t>
-                      </w:r>
-                      <w:proofErr w:type="spellStart"/>
-                      <w:r>
-                        <w:t>LoadMap</w:t>
-                      </w:r>
-                      <w:proofErr w:type="spellEnd"/>
-                      <w:r>
-                        <w:t xml:space="preserve"> függvény második fele</w:t>
+                        <w:t xml:space="preserve"> LoadMap függvény második fele</w:t>
                       </w:r>
                     </w:p>
                   </w:txbxContent>
@@ -6651,7 +5194,7 @@
         <w:rPr>
           <w:noProof/>
         </w:rPr>
-        <w:instrText xml:space="preserve"> REF _Ref228210426 \h </w:instrText>
+        <w:instrText xml:space="preserve"> REF _Ref228350155 \h </w:instrText>
       </w:r>
       <w:r>
         <w:rPr>
@@ -6668,6 +5211,2050 @@
         <w:rPr>
           <w:noProof/>
         </w:rPr>
+        <w:t>23</w:t>
+      </w:r>
+      <w:r>
+        <w:t>. ábra) "</w:t>
+      </w:r>
+      <w:r>
+        <w:t>MultyplayerCreate</w:t>
+      </w:r>
+      <w:r>
+        <w:t>"</w:t>
+      </w:r>
+      <w:r>
+        <w:t xml:space="preserve"> függvény</w:t>
+      </w:r>
+      <w:r>
+        <w:rPr>
+          <w:noProof/>
+        </w:rPr>
+        <w:fldChar w:fldCharType="end"/>
+      </w:r>
+      <w:r>
+        <w:rPr>
+          <w:noProof/>
+        </w:rPr>
+        <w:t xml:space="preserve">t </w:t>
+      </w:r>
+      <w:r>
+        <w:rPr>
+          <w:noProof/>
+        </w:rPr>
+        <w:t>a Game osztályból.</w:t>
+      </w:r>
+      <w:r>
+        <w:rPr>
+          <w:noProof/>
+        </w:rPr>
+        <w:t xml:space="preserve"> Ami a generált két játékos GameObject referenciáját adja vissza listában. Ezután beállítjuk a két karakter pozícióját a megfelelő értékekre. </w:t>
+      </w:r>
+      <w:r>
+        <w:rPr>
+          <w:noProof/>
+        </w:rPr>
+        <w:t xml:space="preserve">Majd a végén a függvény visszatér </w:t>
+      </w:r>
+      <w:r>
+        <w:rPr>
+          <w:noProof/>
+        </w:rPr>
+        <w:t>a pályához tartozó történet</w:t>
+      </w:r>
+      <w:r>
+        <w:rPr>
+          <w:noProof/>
+        </w:rPr>
+        <w:t>tel</w:t>
+      </w:r>
+      <w:r>
+        <w:rPr>
+          <w:noProof/>
+        </w:rPr>
+        <w:t>, ha létezik.</w:t>
+      </w:r>
+    </w:p>
+    <w:p>
+      <w:pPr>
+        <w:rPr>
+          <w:noProof/>
+        </w:rPr>
+      </w:pPr>
+      <w:r>
+        <w:rPr>
+          <w:noProof/>
+        </w:rPr>
+        <mc:AlternateContent>
+          <mc:Choice Requires="wps">
+            <w:drawing>
+              <wp:anchor distT="0" distB="0" distL="114300" distR="114300" simplePos="0" relativeHeight="251704320" behindDoc="1" locked="0" layoutInCell="1" allowOverlap="1" wp14:anchorId="760C02B1" wp14:editId="7979C322">
+                <wp:simplePos x="0" y="0"/>
+                <wp:positionH relativeFrom="column">
+                  <wp:posOffset>0</wp:posOffset>
+                </wp:positionH>
+                <wp:positionV relativeFrom="paragraph">
+                  <wp:posOffset>6595110</wp:posOffset>
+                </wp:positionV>
+                <wp:extent cx="3176905" cy="635"/>
+                <wp:effectExtent l="0" t="0" r="0" b="0"/>
+                <wp:wrapTight wrapText="bothSides">
+                  <wp:wrapPolygon edited="0">
+                    <wp:start x="0" y="0"/>
+                    <wp:lineTo x="0" y="21600"/>
+                    <wp:lineTo x="21600" y="21600"/>
+                    <wp:lineTo x="21600" y="0"/>
+                  </wp:wrapPolygon>
+                </wp:wrapTight>
+                <wp:docPr id="1352119667" name="Szövegdoboz 1"/>
+                <wp:cNvGraphicFramePr/>
+                <a:graphic xmlns:a="http://schemas.openxmlformats.org/drawingml/2006/main">
+                  <a:graphicData uri="http://schemas.microsoft.com/office/word/2010/wordprocessingShape">
+                    <wps:wsp>
+                      <wps:cNvSpPr txBox="1"/>
+                      <wps:spPr>
+                        <a:xfrm>
+                          <a:off x="0" y="0"/>
+                          <a:ext cx="3176905" cy="635"/>
+                        </a:xfrm>
+                        <a:prstGeom prst="rect">
+                          <a:avLst/>
+                        </a:prstGeom>
+                        <a:solidFill>
+                          <a:prstClr val="white"/>
+                        </a:solidFill>
+                        <a:ln>
+                          <a:noFill/>
+                        </a:ln>
+                      </wps:spPr>
+                      <wps:txbx>
+                        <w:txbxContent>
+                          <w:bookmarkStart w:id="15" w:name="_Ref228297782"/>
+                          <w:bookmarkStart w:id="16" w:name="_Ref228350110"/>
+                          <w:p>
+                            <w:pPr>
+                              <w:pStyle w:val="Kpalrs"/>
+                              <w:rPr>
+                                <w:noProof/>
+                                <w:szCs w:val="22"/>
+                              </w:rPr>
+                            </w:pPr>
+                            <w:r>
+                              <w:rPr>
+                                <w:noProof/>
+                              </w:rPr>
+                              <w:fldChar w:fldCharType="begin"/>
+                            </w:r>
+                            <w:r>
+                              <w:rPr>
+                                <w:noProof/>
+                              </w:rPr>
+                              <w:instrText xml:space="preserve"> SEQ ábra \* ARABIC </w:instrText>
+                            </w:r>
+                            <w:r>
+                              <w:rPr>
+                                <w:noProof/>
+                              </w:rPr>
+                              <w:fldChar w:fldCharType="separate"/>
+                            </w:r>
+                            <w:r>
+                              <w:rPr>
+                                <w:noProof/>
+                              </w:rPr>
+                              <w:t>12</w:t>
+                            </w:r>
+                            <w:r>
+                              <w:rPr>
+                                <w:noProof/>
+                              </w:rPr>
+                              <w:fldChar w:fldCharType="end"/>
+                            </w:r>
+                            <w:r>
+                              <w:t>. ábra</w:t>
+                            </w:r>
+                            <w:bookmarkEnd w:id="16"/>
+                            <w:r>
+                              <w:t xml:space="preserve"> MechanicController</w:t>
+                            </w:r>
+                            <w:r>
+                              <w:t xml:space="preserve"> TriggerEnter</w:t>
+                            </w:r>
+                            <w:r>
+                              <w:t xml:space="preserve"> függvénye</w:t>
+                            </w:r>
+                            <w:bookmarkEnd w:id="15"/>
+                          </w:p>
+                        </w:txbxContent>
+                      </wps:txbx>
+                      <wps:bodyPr rot="0" spcFirstLastPara="0" vertOverflow="overflow" horzOverflow="overflow" vert="horz" wrap="square" lIns="0" tIns="0" rIns="0" bIns="0" numCol="1" spcCol="0" rtlCol="0" fromWordArt="0" anchor="t" anchorCtr="0" forceAA="0" compatLnSpc="1">
+                        <a:prstTxWarp prst="textNoShape">
+                          <a:avLst/>
+                        </a:prstTxWarp>
+                        <a:spAutoFit/>
+                      </wps:bodyPr>
+                    </wps:wsp>
+                  </a:graphicData>
+                </a:graphic>
+              </wp:anchor>
+            </w:drawing>
+          </mc:Choice>
+          <mc:Fallback>
+            <w:pict>
+              <v:shape w14:anchorId="760C02B1" id="_x0000_s1037" type="#_x0000_t202" style="position:absolute;left:0;text-align:left;margin-left:0;margin-top:519.3pt;width:250.15pt;height:.05pt;z-index:-251612160;visibility:visible;mso-wrap-style:square;mso-wrap-distance-left:9pt;mso-wrap-distance-top:0;mso-wrap-distance-right:9pt;mso-wrap-distance-bottom:0;mso-position-horizontal:absolute;mso-position-horizontal-relative:text;mso-position-vertical:absolute;mso-position-vertical-relative:text;v-text-anchor:top" o:gfxdata="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" stroked="f">
+                <v:textbox style="mso-fit-shape-to-text:t" inset="0,0,0,0">
+                  <w:txbxContent>
+                    <w:bookmarkStart w:id="17" w:name="_Ref228297782"/>
+                    <w:bookmarkStart w:id="18" w:name="_Ref228350110"/>
+                    <w:p>
+                      <w:pPr>
+                        <w:pStyle w:val="Kpalrs"/>
+                        <w:rPr>
+                          <w:noProof/>
+                          <w:szCs w:val="22"/>
+                        </w:rPr>
+                      </w:pPr>
+                      <w:r>
+                        <w:rPr>
+                          <w:noProof/>
+                        </w:rPr>
+                        <w:fldChar w:fldCharType="begin"/>
+                      </w:r>
+                      <w:r>
+                        <w:rPr>
+                          <w:noProof/>
+                        </w:rPr>
+                        <w:instrText xml:space="preserve"> SEQ ábra \* ARABIC </w:instrText>
+                      </w:r>
+                      <w:r>
+                        <w:rPr>
+                          <w:noProof/>
+                        </w:rPr>
+                        <w:fldChar w:fldCharType="separate"/>
+                      </w:r>
+                      <w:r>
+                        <w:rPr>
+                          <w:noProof/>
+                        </w:rPr>
+                        <w:t>12</w:t>
+                      </w:r>
+                      <w:r>
+                        <w:rPr>
+                          <w:noProof/>
+                        </w:rPr>
+                        <w:fldChar w:fldCharType="end"/>
+                      </w:r>
+                      <w:r>
+                        <w:t>. ábra</w:t>
+                      </w:r>
+                      <w:bookmarkEnd w:id="18"/>
+                      <w:r>
+                        <w:t xml:space="preserve"> MechanicController</w:t>
+                      </w:r>
+                      <w:r>
+                        <w:t xml:space="preserve"> TriggerEnter</w:t>
+                      </w:r>
+                      <w:r>
+                        <w:t xml:space="preserve"> függvénye</w:t>
+                      </w:r>
+                      <w:bookmarkEnd w:id="17"/>
+                    </w:p>
+                  </w:txbxContent>
+                </v:textbox>
+                <w10:wrap type="tight"/>
+              </v:shape>
+            </w:pict>
+          </mc:Fallback>
+        </mc:AlternateContent>
+      </w:r>
+      <w:r>
+        <w:rPr>
+          <w:noProof/>
+        </w:rPr>
+        <w:drawing>
+          <wp:anchor distT="0" distB="0" distL="114300" distR="114300" simplePos="0" relativeHeight="251702272" behindDoc="1" locked="0" layoutInCell="1" allowOverlap="1" wp14:anchorId="6C5F4CC9" wp14:editId="14403EA4">
+            <wp:simplePos x="0" y="0"/>
+            <wp:positionH relativeFrom="margin">
+              <wp:align>left</wp:align>
+            </wp:positionH>
+            <wp:positionV relativeFrom="paragraph">
+              <wp:posOffset>638479</wp:posOffset>
+            </wp:positionV>
+            <wp:extent cx="3176905" cy="5899785"/>
+            <wp:effectExtent l="0" t="0" r="4445" b="5715"/>
+            <wp:wrapTight wrapText="bothSides">
+              <wp:wrapPolygon edited="0">
+                <wp:start x="0" y="0"/>
+                <wp:lineTo x="0" y="21551"/>
+                <wp:lineTo x="21501" y="21551"/>
+                <wp:lineTo x="21501" y="0"/>
+                <wp:lineTo x="0" y="0"/>
+              </wp:wrapPolygon>
+            </wp:wrapTight>
+            <wp:docPr id="1315631008" name="Kép 1"/>
+            <wp:cNvGraphicFramePr>
+              <a:graphicFrameLocks xmlns:a="http://schemas.openxmlformats.org/drawingml/2006/main" noChangeAspect="1"/>
+            </wp:cNvGraphicFramePr>
+            <a:graphic xmlns:a="http://schemas.openxmlformats.org/drawingml/2006/main">
+              <a:graphicData uri="http://schemas.openxmlformats.org/drawingml/2006/picture">
+                <pic:pic xmlns:pic="http://schemas.openxmlformats.org/drawingml/2006/picture">
+                  <pic:nvPicPr>
+                    <pic:cNvPr id="1315631008" name=""/>
+                    <pic:cNvPicPr/>
+                  </pic:nvPicPr>
+                  <pic:blipFill>
+                    <a:blip r:embed="rId24">
+                      <a:extLst>
+                        <a:ext uri="{28A0092B-C50C-407E-A947-70E740481C1C}">
+                          <a14:useLocalDpi xmlns:a14="http://schemas.microsoft.com/office/drawing/2010/main" val="0"/>
+                        </a:ext>
+                      </a:extLst>
+                    </a:blip>
+                    <a:stretch>
+                      <a:fillRect/>
+                    </a:stretch>
+                  </pic:blipFill>
+                  <pic:spPr>
+                    <a:xfrm>
+                      <a:off x="0" y="0"/>
+                      <a:ext cx="3176905" cy="5899785"/>
+                    </a:xfrm>
+                    <a:prstGeom prst="rect">
+                      <a:avLst/>
+                    </a:prstGeom>
+                  </pic:spPr>
+                </pic:pic>
+              </a:graphicData>
+            </a:graphic>
+          </wp:anchor>
+        </w:drawing>
+      </w:r>
+      <w:r>
+        <w:rPr>
+          <w:noProof/>
+        </w:rPr>
+        <w:t>A pályákon szereplő mechanizmusok közül a legkomplexebb a gombok és kapuk összehangolása volt.</w:t>
+      </w:r>
+      <w:r>
+        <w:rPr>
+          <w:noProof/>
+        </w:rPr>
+        <w:t xml:space="preserve"> </w:t>
+      </w:r>
+      <w:r>
+        <w:rPr>
+          <w:noProof/>
+        </w:rPr>
+        <w:t>Kétféle gomb van megkülönböztetve típus szerint a játékban. Mindkettő esetén ugyanúgy kezdődik a folyamat. A kontakt pillanatában meghívódik az OnTriggerEnter2D függvény (</w:t>
+      </w:r>
+      <w:r>
+        <w:rPr>
+          <w:noProof/>
+        </w:rPr>
+        <w:fldChar w:fldCharType="begin"/>
+      </w:r>
+      <w:r>
+        <w:rPr>
+          <w:noProof/>
+        </w:rPr>
+        <w:instrText xml:space="preserve"> REF _Ref228350110 \h </w:instrText>
+      </w:r>
+      <w:r>
+        <w:rPr>
+          <w:noProof/>
+        </w:rPr>
+      </w:r>
+      <w:r>
+        <w:rPr>
+          <w:noProof/>
+        </w:rPr>
+        <w:fldChar w:fldCharType="separate"/>
+      </w:r>
+      <w:r>
+        <w:rPr>
+          <w:noProof/>
+        </w:rPr>
+        <w:t>12</w:t>
+      </w:r>
+      <w:r>
+        <w:t>. ábra</w:t>
+      </w:r>
+      <w:r>
+        <w:rPr>
+          <w:noProof/>
+        </w:rPr>
+        <w:fldChar w:fldCharType="end"/>
+      </w:r>
+      <w:r>
+        <w:rPr>
+          <w:noProof/>
+        </w:rPr>
+        <w:t xml:space="preserve">) ami paraméterben kapja a kontaktba került objektumot. Ha esetleg nem egy karakter lenne, visszatérünk a függvényből. Ha benn maradunk változóba mentjük a játékos adatit, hogy könnyebb legyen kezelni. Majd kikeressük az eltárolt gombok listájából, hogy melyikkel érintkezett a karakter. A gomb meghatározása után </w:t>
+      </w:r>
+      <w:r>
+        <w:rPr>
+          <w:noProof/>
+        </w:rPr>
+        <w:t>elmenjtük a gomb lista indexét, aminek majd később lesz haszna. Ezután eldöntjük milyen színű a megnyomott gomb, majd ezzel az információval meghívjuk az ActivateButton függvényt</w:t>
+      </w:r>
+      <w:r>
+        <w:rPr>
+          <w:noProof/>
+        </w:rPr>
+        <w:t xml:space="preserve"> (</w:t>
+      </w:r>
+      <w:r>
+        <w:rPr>
+          <w:noProof/>
+        </w:rPr>
+        <w:fldChar w:fldCharType="begin"/>
+      </w:r>
+      <w:r>
+        <w:rPr>
+          <w:noProof/>
+        </w:rPr>
+        <w:instrText xml:space="preserve"> REF _Ref228299056 \h </w:instrText>
+      </w:r>
+      <w:r>
+        <w:rPr>
+          <w:noProof/>
+        </w:rPr>
+      </w:r>
+      <w:r>
+        <w:rPr>
+          <w:noProof/>
+        </w:rPr>
+        <w:fldChar w:fldCharType="separate"/>
+      </w:r>
+      <w:r>
+        <w:rPr>
+          <w:noProof/>
+        </w:rPr>
+        <w:t>20</w:t>
+      </w:r>
+      <w:r>
+        <w:t>. ábra</w:t>
+      </w:r>
+      <w:r>
+        <w:rPr>
+          <w:noProof/>
+        </w:rPr>
+        <w:fldChar w:fldCharType="end"/>
+      </w:r>
+      <w:r>
+        <w:rPr>
+          <w:noProof/>
+        </w:rPr>
+        <w:t>)</w:t>
+      </w:r>
+      <w:r>
+        <w:rPr>
+          <w:noProof/>
+        </w:rPr>
+        <w:t>.</w:t>
+      </w:r>
+      <w:r>
+        <w:rPr>
+          <w:noProof/>
+        </w:rPr>
+        <w:t xml:space="preserve"> </w:t>
+      </w:r>
+      <w:r>
+        <w:rPr>
+          <w:noProof/>
+        </w:rPr>
+        <w:t>Ebben előbb kicserélődik a tilemap-en a gomb a megnyomott állapotú csempére, majd aktiváljuk az animációkat az összes gombhoz kapcsolt kapun.</w:t>
+      </w:r>
+      <w:r>
+        <w:rPr>
+          <w:noProof/>
+        </w:rPr>
+        <w:t xml:space="preserve"> A felengedős gombok mechanikájához az OnTriggerExit2D függvényt kellett megírni. </w:t>
+      </w:r>
+      <w:r>
+        <w:rPr>
+          <w:noProof/>
+        </w:rPr>
+        <w:t xml:space="preserve">Kilencven százalékban ugyanazt tartalmazza mint az „Enter”. Ebben </w:t>
+      </w:r>
+      <w:r>
+        <w:rPr>
+          <w:noProof/>
+        </w:rPr>
+        <w:lastRenderedPageBreak/>
+        <w:t xml:space="preserve">lekérdezzük a LastContact-ot a karakterről, és ha volt ilyen, akkor megkeressük a hozzá tartozó gombot. Ha ez a gomb felengedős volt akkor meghatározza a függvény a színét, majd meghívja a </w:t>
+      </w:r>
+      <w:r>
+        <w:rPr>
+          <w:noProof/>
+        </w:rPr>
+        <w:t>(</w:t>
+      </w:r>
+      <w:r>
+        <w:rPr>
+          <w:noProof/>
+        </w:rPr>
+        <w:fldChar w:fldCharType="begin"/>
+      </w:r>
+      <w:r>
+        <w:rPr>
+          <w:noProof/>
+        </w:rPr>
+        <w:instrText xml:space="preserve"> REF _Ref228299130 \h </w:instrText>
+      </w:r>
+      <w:r>
+        <w:rPr>
+          <w:noProof/>
+        </w:rPr>
+      </w:r>
+      <w:r>
+        <w:rPr>
+          <w:noProof/>
+        </w:rPr>
+        <w:fldChar w:fldCharType="separate"/>
+      </w:r>
+      <w:r>
+        <w:rPr>
+          <w:noProof/>
+        </w:rPr>
+        <w:t>19</w:t>
+      </w:r>
+      <w:r>
+        <w:t>. ábra</w:t>
+      </w:r>
+      <w:r>
+        <w:rPr>
+          <w:noProof/>
+        </w:rPr>
+        <w:fldChar w:fldCharType="end"/>
+      </w:r>
+      <w:r>
+        <w:rPr>
+          <w:noProof/>
+        </w:rPr>
+        <w:t xml:space="preserve">) </w:t>
+      </w:r>
+      <w:r>
+        <w:rPr>
+          <w:noProof/>
+        </w:rPr>
+        <w:t>DeactivateButton függvényét az osztálynak.</w:t>
+      </w:r>
+      <w:r>
+        <w:rPr>
+          <w:noProof/>
+        </w:rPr>
+        <w:t xml:space="preserve"> </w:t>
+      </w:r>
+      <w:r>
+        <w:rPr>
+          <w:noProof/>
+        </w:rPr>
+        <w:t>Azonban ha több gomb is aktiválja ugyanazt a kaput, akkor meg kell vizsgálni, hogy másik gomb</w:t>
+      </w:r>
+      <w:r>
+        <w:rPr>
+          <w:noProof/>
+        </w:rPr>
+        <w:t xml:space="preserve"> miatt nem kell-e nyitva tartani a kaput. Az is megeshet, hogy ugyanazon a gombon áll két karakter, ebben az esetben nem kell csinálni semmit a gombbal, míg minden más esetben vissza kell állítani a gomb megnyomás </w:t>
+      </w:r>
+      <w:r>
+        <w:rPr>
+          <w:noProof/>
+        </w:rPr>
+        <mc:AlternateContent>
+          <mc:Choice Requires="wps">
+            <w:drawing>
+              <wp:anchor distT="0" distB="0" distL="114300" distR="114300" simplePos="0" relativeHeight="251722752" behindDoc="1" locked="0" layoutInCell="1" allowOverlap="1" wp14:anchorId="101AB3C6" wp14:editId="7518EEB0">
+                <wp:simplePos x="0" y="0"/>
+                <wp:positionH relativeFrom="column">
+                  <wp:posOffset>0</wp:posOffset>
+                </wp:positionH>
+                <wp:positionV relativeFrom="paragraph">
+                  <wp:posOffset>6175375</wp:posOffset>
+                </wp:positionV>
+                <wp:extent cx="5759450" cy="635"/>
+                <wp:effectExtent l="0" t="0" r="0" b="0"/>
+                <wp:wrapTight wrapText="bothSides">
+                  <wp:wrapPolygon edited="0">
+                    <wp:start x="0" y="0"/>
+                    <wp:lineTo x="0" y="21600"/>
+                    <wp:lineTo x="21600" y="21600"/>
+                    <wp:lineTo x="21600" y="0"/>
+                  </wp:wrapPolygon>
+                </wp:wrapTight>
+                <wp:docPr id="176557839" name="Szövegdoboz 1"/>
+                <wp:cNvGraphicFramePr/>
+                <a:graphic xmlns:a="http://schemas.openxmlformats.org/drawingml/2006/main">
+                  <a:graphicData uri="http://schemas.microsoft.com/office/word/2010/wordprocessingShape">
+                    <wps:wsp>
+                      <wps:cNvSpPr txBox="1"/>
+                      <wps:spPr>
+                        <a:xfrm>
+                          <a:off x="0" y="0"/>
+                          <a:ext cx="5759450" cy="635"/>
+                        </a:xfrm>
+                        <a:prstGeom prst="rect">
+                          <a:avLst/>
+                        </a:prstGeom>
+                        <a:solidFill>
+                          <a:prstClr val="white"/>
+                        </a:solidFill>
+                        <a:ln>
+                          <a:noFill/>
+                        </a:ln>
+                      </wps:spPr>
+                      <wps:txbx>
+                        <w:txbxContent>
+                          <w:bookmarkStart w:id="19" w:name="_Ref228299568"/>
+                          <w:p>
+                            <w:pPr>
+                              <w:pStyle w:val="Kpalrs"/>
+                              <w:rPr>
+                                <w:noProof/>
+                                <w:szCs w:val="22"/>
+                              </w:rPr>
+                            </w:pPr>
+                            <w:r>
+                              <w:rPr>
+                                <w:noProof/>
+                              </w:rPr>
+                              <w:fldChar w:fldCharType="begin"/>
+                            </w:r>
+                            <w:r>
+                              <w:rPr>
+                                <w:noProof/>
+                              </w:rPr>
+                              <w:instrText xml:space="preserve"> SEQ ábra \* ARABIC </w:instrText>
+                            </w:r>
+                            <w:r>
+                              <w:rPr>
+                                <w:noProof/>
+                              </w:rPr>
+                              <w:fldChar w:fldCharType="separate"/>
+                            </w:r>
+                            <w:r>
+                              <w:rPr>
+                                <w:noProof/>
+                              </w:rPr>
+                              <w:t>13</w:t>
+                            </w:r>
+                            <w:r>
+                              <w:rPr>
+                                <w:noProof/>
+                              </w:rPr>
+                              <w:fldChar w:fldCharType="end"/>
+                            </w:r>
+                            <w:r>
+                              <w:t>. ábra</w:t>
+                            </w:r>
+                            <w:bookmarkEnd w:id="19"/>
+                            <w:r>
+                              <w:t xml:space="preserve"> Still Active Gate MechanicController függvény</w:t>
+                            </w:r>
+                          </w:p>
+                        </w:txbxContent>
+                      </wps:txbx>
+                      <wps:bodyPr rot="0" spcFirstLastPara="0" vertOverflow="overflow" horzOverflow="overflow" vert="horz" wrap="square" lIns="0" tIns="0" rIns="0" bIns="0" numCol="1" spcCol="0" rtlCol="0" fromWordArt="0" anchor="t" anchorCtr="0" forceAA="0" compatLnSpc="1">
+                        <a:prstTxWarp prst="textNoShape">
+                          <a:avLst/>
+                        </a:prstTxWarp>
+                        <a:spAutoFit/>
+                      </wps:bodyPr>
+                    </wps:wsp>
+                  </a:graphicData>
+                </a:graphic>
+              </wp:anchor>
+            </w:drawing>
+          </mc:Choice>
+          <mc:Fallback>
+            <w:pict>
+              <v:shape w14:anchorId="101AB3C6" id="_x0000_s1038" type="#_x0000_t202" style="position:absolute;left:0;text-align:left;margin-left:0;margin-top:486.25pt;width:453.5pt;height:.05pt;z-index:-251593728;visibility:visible;mso-wrap-style:square;mso-wrap-distance-left:9pt;mso-wrap-distance-top:0;mso-wrap-distance-right:9pt;mso-wrap-distance-bottom:0;mso-position-horizontal:absolute;mso-position-horizontal-relative:text;mso-position-vertical:absolute;mso-position-vertical-relative:text;v-text-anchor:top" o:gfxdata="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" stroked="f">
+                <v:textbox style="mso-fit-shape-to-text:t" inset="0,0,0,0">
+                  <w:txbxContent>
+                    <w:bookmarkStart w:id="20" w:name="_Ref228299568"/>
+                    <w:p>
+                      <w:pPr>
+                        <w:pStyle w:val="Kpalrs"/>
+                        <w:rPr>
+                          <w:noProof/>
+                          <w:szCs w:val="22"/>
+                        </w:rPr>
+                      </w:pPr>
+                      <w:r>
+                        <w:rPr>
+                          <w:noProof/>
+                        </w:rPr>
+                        <w:fldChar w:fldCharType="begin"/>
+                      </w:r>
+                      <w:r>
+                        <w:rPr>
+                          <w:noProof/>
+                        </w:rPr>
+                        <w:instrText xml:space="preserve"> SEQ ábra \* ARABIC </w:instrText>
+                      </w:r>
+                      <w:r>
+                        <w:rPr>
+                          <w:noProof/>
+                        </w:rPr>
+                        <w:fldChar w:fldCharType="separate"/>
+                      </w:r>
+                      <w:r>
+                        <w:rPr>
+                          <w:noProof/>
+                        </w:rPr>
+                        <w:t>13</w:t>
+                      </w:r>
+                      <w:r>
+                        <w:rPr>
+                          <w:noProof/>
+                        </w:rPr>
+                        <w:fldChar w:fldCharType="end"/>
+                      </w:r>
+                      <w:r>
+                        <w:t>. ábra</w:t>
+                      </w:r>
+                      <w:bookmarkEnd w:id="20"/>
+                      <w:r>
+                        <w:t xml:space="preserve"> Still Active Gate MechanicController függvény</w:t>
+                      </w:r>
+                    </w:p>
+                  </w:txbxContent>
+                </v:textbox>
+                <w10:wrap type="tight"/>
+              </v:shape>
+            </w:pict>
+          </mc:Fallback>
+        </mc:AlternateContent>
+      </w:r>
+      <w:r>
+        <w:rPr>
+          <w:noProof/>
+        </w:rPr>
+        <w:drawing>
+          <wp:anchor distT="0" distB="0" distL="114300" distR="114300" simplePos="0" relativeHeight="251720704" behindDoc="1" locked="0" layoutInCell="1" allowOverlap="1" wp14:anchorId="0B936B2A" wp14:editId="104058C5">
+            <wp:simplePos x="0" y="0"/>
+            <wp:positionH relativeFrom="margin">
+              <wp:align>left</wp:align>
+            </wp:positionH>
+            <wp:positionV relativeFrom="paragraph">
+              <wp:posOffset>2000775</wp:posOffset>
+            </wp:positionV>
+            <wp:extent cx="5759450" cy="4117975"/>
+            <wp:effectExtent l="0" t="0" r="0" b="0"/>
+            <wp:wrapTight wrapText="bothSides">
+              <wp:wrapPolygon edited="0">
+                <wp:start x="0" y="0"/>
+                <wp:lineTo x="0" y="21483"/>
+                <wp:lineTo x="21505" y="21483"/>
+                <wp:lineTo x="21505" y="0"/>
+                <wp:lineTo x="0" y="0"/>
+              </wp:wrapPolygon>
+            </wp:wrapTight>
+            <wp:docPr id="662118121" name="Kép 1"/>
+            <wp:cNvGraphicFramePr>
+              <a:graphicFrameLocks xmlns:a="http://schemas.openxmlformats.org/drawingml/2006/main" noChangeAspect="1"/>
+            </wp:cNvGraphicFramePr>
+            <a:graphic xmlns:a="http://schemas.openxmlformats.org/drawingml/2006/main">
+              <a:graphicData uri="http://schemas.openxmlformats.org/drawingml/2006/picture">
+                <pic:pic xmlns:pic="http://schemas.openxmlformats.org/drawingml/2006/picture">
+                  <pic:nvPicPr>
+                    <pic:cNvPr id="662118121" name=""/>
+                    <pic:cNvPicPr/>
+                  </pic:nvPicPr>
+                  <pic:blipFill>
+                    <a:blip r:embed="rId25">
+                      <a:extLst>
+                        <a:ext uri="{28A0092B-C50C-407E-A947-70E740481C1C}">
+                          <a14:useLocalDpi xmlns:a14="http://schemas.microsoft.com/office/drawing/2010/main" val="0"/>
+                        </a:ext>
+                      </a:extLst>
+                    </a:blip>
+                    <a:stretch>
+                      <a:fillRect/>
+                    </a:stretch>
+                  </pic:blipFill>
+                  <pic:spPr>
+                    <a:xfrm>
+                      <a:off x="0" y="0"/>
+                      <a:ext cx="5759450" cy="4117975"/>
+                    </a:xfrm>
+                    <a:prstGeom prst="rect">
+                      <a:avLst/>
+                    </a:prstGeom>
+                  </pic:spPr>
+                </pic:pic>
+              </a:graphicData>
+            </a:graphic>
+          </wp:anchor>
+        </w:drawing>
+      </w:r>
+      <w:r>
+        <w:rPr>
+          <w:noProof/>
+        </w:rPr>
+        <w:t>előtti állapotát. Ebben segít a StillActiveGate függvény (</w:t>
+      </w:r>
+      <w:r>
+        <w:rPr>
+          <w:noProof/>
+        </w:rPr>
+        <w:fldChar w:fldCharType="begin"/>
+      </w:r>
+      <w:r>
+        <w:rPr>
+          <w:noProof/>
+        </w:rPr>
+        <w:instrText xml:space="preserve"> REF _Ref228299568 \h </w:instrText>
+      </w:r>
+      <w:r>
+        <w:rPr>
+          <w:noProof/>
+        </w:rPr>
+      </w:r>
+      <w:r>
+        <w:rPr>
+          <w:noProof/>
+        </w:rPr>
+        <w:fldChar w:fldCharType="separate"/>
+      </w:r>
+      <w:r>
+        <w:rPr>
+          <w:noProof/>
+        </w:rPr>
+        <w:t>13</w:t>
+      </w:r>
+      <w:r>
+        <w:t>. ábra</w:t>
+      </w:r>
+      <w:r>
+        <w:rPr>
+          <w:noProof/>
+        </w:rPr>
+        <w:fldChar w:fldCharType="end"/>
+      </w:r>
+      <w:r>
+        <w:rPr>
+          <w:noProof/>
+        </w:rPr>
+        <w:t>), ami elég speciális. Mivel kettő információra volt szükség de más helyzetben, így visszatérési értékként megadja, hogy nyitva kell-e tartani a kaput vagy kapukat, és egy out típusú paraméterben visszaküldi, hogy a gomb képét kell-e módosítani.</w:t>
+      </w:r>
+      <w:r>
+        <w:rPr>
+          <w:noProof/>
+        </w:rPr>
+        <w:t xml:space="preserve"> A függvény belsejében egyszerűen végignézzük az összes lehetséges karakter változókat, hogy van-e LastContact értékük, és ha van mely kapukat aktiválja az adott gomb.</w:t>
+      </w:r>
+      <w:r>
+        <w:rPr>
+          <w:noProof/>
+        </w:rPr>
+        <w:t xml:space="preserve"> Függvény logikájában van egy apró hiba, ugyanis ha egy sima gombbal aktiválunk egy kaput, majd egy felengedős gomb aktiválná ugynazt akkor a gombról leszállva bezáródik a kapu. Ennek </w:t>
+      </w:r>
+      <w:r>
+        <w:rPr>
+          <w:noProof/>
+        </w:rPr>
+        <w:t xml:space="preserve">tudatában szándékosan úgy építettem fel a pályákat, hogy ne legyen </w:t>
+      </w:r>
+      <w:r>
+        <w:rPr>
+          <w:noProof/>
+        </w:rPr>
+        <w:t>o</w:t>
+      </w:r>
+      <w:r>
+        <w:rPr>
+          <w:noProof/>
+        </w:rPr>
+        <w:t>lyen szenárió, ahol ez gondot okozna.</w:t>
+      </w:r>
+    </w:p>
+    <w:p>
+      <w:pPr>
+        <w:rPr>
+          <w:noProof/>
+        </w:rPr>
+      </w:pPr>
+      <w:r>
+        <w:rPr>
+          <w:noProof/>
+        </w:rPr>
+        <w:lastRenderedPageBreak/>
+        <w:drawing>
+          <wp:anchor distT="0" distB="0" distL="114300" distR="114300" simplePos="0" relativeHeight="251726848" behindDoc="1" locked="0" layoutInCell="1" allowOverlap="1" wp14:anchorId="02E3EA82" wp14:editId="561DDA9B">
+            <wp:simplePos x="0" y="0"/>
+            <wp:positionH relativeFrom="margin">
+              <wp:posOffset>3159760</wp:posOffset>
+            </wp:positionH>
+            <wp:positionV relativeFrom="paragraph">
+              <wp:posOffset>6795770</wp:posOffset>
+            </wp:positionV>
+            <wp:extent cx="2599690" cy="1384935"/>
+            <wp:effectExtent l="0" t="0" r="0" b="5715"/>
+            <wp:wrapTight wrapText="bothSides">
+              <wp:wrapPolygon edited="0">
+                <wp:start x="0" y="0"/>
+                <wp:lineTo x="0" y="21392"/>
+                <wp:lineTo x="21368" y="21392"/>
+                <wp:lineTo x="21368" y="0"/>
+                <wp:lineTo x="0" y="0"/>
+              </wp:wrapPolygon>
+            </wp:wrapTight>
+            <wp:docPr id="1194766565" name="Kép 1"/>
+            <wp:cNvGraphicFramePr>
+              <a:graphicFrameLocks xmlns:a="http://schemas.openxmlformats.org/drawingml/2006/main" noChangeAspect="1"/>
+            </wp:cNvGraphicFramePr>
+            <a:graphic xmlns:a="http://schemas.openxmlformats.org/drawingml/2006/main">
+              <a:graphicData uri="http://schemas.openxmlformats.org/drawingml/2006/picture">
+                <pic:pic xmlns:pic="http://schemas.openxmlformats.org/drawingml/2006/picture">
+                  <pic:nvPicPr>
+                    <pic:cNvPr id="1194766565" name=""/>
+                    <pic:cNvPicPr/>
+                  </pic:nvPicPr>
+                  <pic:blipFill>
+                    <a:blip r:embed="rId26">
+                      <a:extLst>
+                        <a:ext uri="{28A0092B-C50C-407E-A947-70E740481C1C}">
+                          <a14:useLocalDpi xmlns:a14="http://schemas.microsoft.com/office/drawing/2010/main" val="0"/>
+                        </a:ext>
+                      </a:extLst>
+                    </a:blip>
+                    <a:stretch>
+                      <a:fillRect/>
+                    </a:stretch>
+                  </pic:blipFill>
+                  <pic:spPr>
+                    <a:xfrm>
+                      <a:off x="0" y="0"/>
+                      <a:ext cx="2599690" cy="1384935"/>
+                    </a:xfrm>
+                    <a:prstGeom prst="rect">
+                      <a:avLst/>
+                    </a:prstGeom>
+                  </pic:spPr>
+                </pic:pic>
+              </a:graphicData>
+            </a:graphic>
+          </wp:anchor>
+        </w:drawing>
+      </w:r>
+      <w:r>
+        <w:rPr>
+          <w:noProof/>
+        </w:rPr>
+        <mc:AlternateContent>
+          <mc:Choice Requires="wps">
+            <w:drawing>
+              <wp:anchor distT="0" distB="0" distL="114300" distR="114300" simplePos="0" relativeHeight="251728896" behindDoc="1" locked="0" layoutInCell="1" allowOverlap="1" wp14:anchorId="5336290F" wp14:editId="7E4C632F">
+                <wp:simplePos x="0" y="0"/>
+                <wp:positionH relativeFrom="column">
+                  <wp:posOffset>3159760</wp:posOffset>
+                </wp:positionH>
+                <wp:positionV relativeFrom="paragraph">
+                  <wp:posOffset>8238463</wp:posOffset>
+                </wp:positionV>
+                <wp:extent cx="2599690" cy="635"/>
+                <wp:effectExtent l="0" t="0" r="0" b="0"/>
+                <wp:wrapTight wrapText="bothSides">
+                  <wp:wrapPolygon edited="0">
+                    <wp:start x="0" y="0"/>
+                    <wp:lineTo x="0" y="21600"/>
+                    <wp:lineTo x="21600" y="21600"/>
+                    <wp:lineTo x="21600" y="0"/>
+                  </wp:wrapPolygon>
+                </wp:wrapTight>
+                <wp:docPr id="2117171843" name="Szövegdoboz 1"/>
+                <wp:cNvGraphicFramePr/>
+                <a:graphic xmlns:a="http://schemas.openxmlformats.org/drawingml/2006/main">
+                  <a:graphicData uri="http://schemas.microsoft.com/office/word/2010/wordprocessingShape">
+                    <wps:wsp>
+                      <wps:cNvSpPr txBox="1"/>
+                      <wps:spPr>
+                        <a:xfrm>
+                          <a:off x="0" y="0"/>
+                          <a:ext cx="2599690" cy="635"/>
+                        </a:xfrm>
+                        <a:prstGeom prst="rect">
+                          <a:avLst/>
+                        </a:prstGeom>
+                        <a:solidFill>
+                          <a:prstClr val="white"/>
+                        </a:solidFill>
+                        <a:ln>
+                          <a:noFill/>
+                        </a:ln>
+                      </wps:spPr>
+                      <wps:txbx>
+                        <w:txbxContent>
+                          <w:bookmarkStart w:id="21" w:name="_Ref228345066"/>
+                          <w:p>
+                            <w:pPr>
+                              <w:pStyle w:val="Kpalrs"/>
+                              <w:rPr>
+                                <w:noProof/>
+                                <w:szCs w:val="22"/>
+                              </w:rPr>
+                            </w:pPr>
+                            <w:r>
+                              <w:rPr>
+                                <w:noProof/>
+                              </w:rPr>
+                              <w:fldChar w:fldCharType="begin"/>
+                            </w:r>
+                            <w:r>
+                              <w:rPr>
+                                <w:noProof/>
+                              </w:rPr>
+                              <w:instrText xml:space="preserve"> SEQ ábra \* ARABIC </w:instrText>
+                            </w:r>
+                            <w:r>
+                              <w:rPr>
+                                <w:noProof/>
+                              </w:rPr>
+                              <w:fldChar w:fldCharType="separate"/>
+                            </w:r>
+                            <w:r>
+                              <w:rPr>
+                                <w:noProof/>
+                              </w:rPr>
+                              <w:t>14</w:t>
+                            </w:r>
+                            <w:r>
+                              <w:rPr>
+                                <w:noProof/>
+                              </w:rPr>
+                              <w:fldChar w:fldCharType="end"/>
+                            </w:r>
+                            <w:r>
+                              <w:t>. ábra</w:t>
+                            </w:r>
+                            <w:bookmarkEnd w:id="21"/>
+                            <w:r>
+                              <w:t xml:space="preserve"> JumpPad és SpikeHit SpecialTiles függvények</w:t>
+                            </w:r>
+                          </w:p>
+                        </w:txbxContent>
+                      </wps:txbx>
+                      <wps:bodyPr rot="0" spcFirstLastPara="0" vertOverflow="overflow" horzOverflow="overflow" vert="horz" wrap="square" lIns="0" tIns="0" rIns="0" bIns="0" numCol="1" spcCol="0" rtlCol="0" fromWordArt="0" anchor="t" anchorCtr="0" forceAA="0" compatLnSpc="1">
+                        <a:prstTxWarp prst="textNoShape">
+                          <a:avLst/>
+                        </a:prstTxWarp>
+                        <a:spAutoFit/>
+                      </wps:bodyPr>
+                    </wps:wsp>
+                  </a:graphicData>
+                </a:graphic>
+              </wp:anchor>
+            </w:drawing>
+          </mc:Choice>
+          <mc:Fallback>
+            <w:pict>
+              <v:shape w14:anchorId="5336290F" id="_x0000_s1039" type="#_x0000_t202" style="position:absolute;left:0;text-align:left;margin-left:248.8pt;margin-top:648.7pt;width:204.7pt;height:.05pt;z-index:-251587584;visibility:visible;mso-wrap-style:square;mso-wrap-distance-left:9pt;mso-wrap-distance-top:0;mso-wrap-distance-right:9pt;mso-wrap-distance-bottom:0;mso-position-horizontal:absolute;mso-position-horizontal-relative:text;mso-position-vertical:absolute;mso-position-vertical-relative:text;v-text-anchor:top" o:gfxdata="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" stroked="f">
+                <v:textbox style="mso-fit-shape-to-text:t" inset="0,0,0,0">
+                  <w:txbxContent>
+                    <w:bookmarkStart w:id="22" w:name="_Ref228345066"/>
+                    <w:p>
+                      <w:pPr>
+                        <w:pStyle w:val="Kpalrs"/>
+                        <w:rPr>
+                          <w:noProof/>
+                          <w:szCs w:val="22"/>
+                        </w:rPr>
+                      </w:pPr>
+                      <w:r>
+                        <w:rPr>
+                          <w:noProof/>
+                        </w:rPr>
+                        <w:fldChar w:fldCharType="begin"/>
+                      </w:r>
+                      <w:r>
+                        <w:rPr>
+                          <w:noProof/>
+                        </w:rPr>
+                        <w:instrText xml:space="preserve"> SEQ ábra \* ARABIC </w:instrText>
+                      </w:r>
+                      <w:r>
+                        <w:rPr>
+                          <w:noProof/>
+                        </w:rPr>
+                        <w:fldChar w:fldCharType="separate"/>
+                      </w:r>
+                      <w:r>
+                        <w:rPr>
+                          <w:noProof/>
+                        </w:rPr>
+                        <w:t>14</w:t>
+                      </w:r>
+                      <w:r>
+                        <w:rPr>
+                          <w:noProof/>
+                        </w:rPr>
+                        <w:fldChar w:fldCharType="end"/>
+                      </w:r>
+                      <w:r>
+                        <w:t>. ábra</w:t>
+                      </w:r>
+                      <w:bookmarkEnd w:id="22"/>
+                      <w:r>
+                        <w:t xml:space="preserve"> JumpPad és SpikeHit SpecialTiles függvények</w:t>
+                      </w:r>
+                    </w:p>
+                  </w:txbxContent>
+                </v:textbox>
+                <w10:wrap type="tight"/>
+              </v:shape>
+            </w:pict>
+          </mc:Fallback>
+        </mc:AlternateContent>
+      </w:r>
+      <w:r>
+        <w:rPr>
+          <w:noProof/>
+        </w:rPr>
+        <mc:AlternateContent>
+          <mc:Choice Requires="wps">
+            <w:drawing>
+              <wp:anchor distT="0" distB="0" distL="114300" distR="114300" simplePos="0" relativeHeight="251725824" behindDoc="1" locked="0" layoutInCell="1" allowOverlap="1" wp14:anchorId="20A79A64" wp14:editId="4CF84210">
+                <wp:simplePos x="0" y="0"/>
+                <wp:positionH relativeFrom="column">
+                  <wp:posOffset>0</wp:posOffset>
+                </wp:positionH>
+                <wp:positionV relativeFrom="paragraph">
+                  <wp:posOffset>5437505</wp:posOffset>
+                </wp:positionV>
+                <wp:extent cx="3846195" cy="635"/>
+                <wp:effectExtent l="0" t="0" r="0" b="0"/>
+                <wp:wrapTight wrapText="bothSides">
+                  <wp:wrapPolygon edited="0">
+                    <wp:start x="0" y="0"/>
+                    <wp:lineTo x="0" y="21600"/>
+                    <wp:lineTo x="21600" y="21600"/>
+                    <wp:lineTo x="21600" y="0"/>
+                  </wp:wrapPolygon>
+                </wp:wrapTight>
+                <wp:docPr id="293712374" name="Szövegdoboz 1"/>
+                <wp:cNvGraphicFramePr/>
+                <a:graphic xmlns:a="http://schemas.openxmlformats.org/drawingml/2006/main">
+                  <a:graphicData uri="http://schemas.microsoft.com/office/word/2010/wordprocessingShape">
+                    <wps:wsp>
+                      <wps:cNvSpPr txBox="1"/>
+                      <wps:spPr>
+                        <a:xfrm>
+                          <a:off x="0" y="0"/>
+                          <a:ext cx="3846195" cy="635"/>
+                        </a:xfrm>
+                        <a:prstGeom prst="rect">
+                          <a:avLst/>
+                        </a:prstGeom>
+                        <a:solidFill>
+                          <a:prstClr val="white"/>
+                        </a:solidFill>
+                        <a:ln>
+                          <a:noFill/>
+                        </a:ln>
+                      </wps:spPr>
+                      <wps:txbx>
+                        <w:txbxContent>
+                          <w:p>
+                            <w:pPr>
+                              <w:pStyle w:val="Kpalrs"/>
+                              <w:rPr>
+                                <w:noProof/>
+                                <w:szCs w:val="22"/>
+                              </w:rPr>
+                            </w:pPr>
+                            <w:r>
+                              <w:rPr>
+                                <w:noProof/>
+                              </w:rPr>
+                              <w:fldChar w:fldCharType="begin"/>
+                            </w:r>
+                            <w:r>
+                              <w:rPr>
+                                <w:noProof/>
+                              </w:rPr>
+                              <w:instrText xml:space="preserve"> SEQ ábra \* ARABIC </w:instrText>
+                            </w:r>
+                            <w:r>
+                              <w:rPr>
+                                <w:noProof/>
+                              </w:rPr>
+                              <w:fldChar w:fldCharType="separate"/>
+                            </w:r>
+                            <w:r>
+                              <w:rPr>
+                                <w:noProof/>
+                              </w:rPr>
+                              <w:t>15</w:t>
+                            </w:r>
+                            <w:r>
+                              <w:rPr>
+                                <w:noProof/>
+                              </w:rPr>
+                              <w:fldChar w:fldCharType="end"/>
+                            </w:r>
+                            <w:r>
+                              <w:t>. ábra SpecialTiles OnTriggerEnter2D</w:t>
+                            </w:r>
+                          </w:p>
+                        </w:txbxContent>
+                      </wps:txbx>
+                      <wps:bodyPr rot="0" spcFirstLastPara="0" vertOverflow="overflow" horzOverflow="overflow" vert="horz" wrap="square" lIns="0" tIns="0" rIns="0" bIns="0" numCol="1" spcCol="0" rtlCol="0" fromWordArt="0" anchor="t" anchorCtr="0" forceAA="0" compatLnSpc="1">
+                        <a:prstTxWarp prst="textNoShape">
+                          <a:avLst/>
+                        </a:prstTxWarp>
+                        <a:spAutoFit/>
+                      </wps:bodyPr>
+                    </wps:wsp>
+                  </a:graphicData>
+                </a:graphic>
+              </wp:anchor>
+            </w:drawing>
+          </mc:Choice>
+          <mc:Fallback>
+            <w:pict>
+              <v:shape w14:anchorId="20A79A64" id="_x0000_s1040" type="#_x0000_t202" style="position:absolute;left:0;text-align:left;margin-left:0;margin-top:428.15pt;width:302.85pt;height:.05pt;z-index:-251590656;visibility:visible;mso-wrap-style:square;mso-wrap-distance-left:9pt;mso-wrap-distance-top:0;mso-wrap-distance-right:9pt;mso-wrap-distance-bottom:0;mso-position-horizontal:absolute;mso-position-horizontal-relative:text;mso-position-vertical:absolute;mso-position-vertical-relative:text;v-text-anchor:top" o:gfxdata="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" stroked="f">
+                <v:textbox style="mso-fit-shape-to-text:t" inset="0,0,0,0">
+                  <w:txbxContent>
+                    <w:p>
+                      <w:pPr>
+                        <w:pStyle w:val="Kpalrs"/>
+                        <w:rPr>
+                          <w:noProof/>
+                          <w:szCs w:val="22"/>
+                        </w:rPr>
+                      </w:pPr>
+                      <w:r>
+                        <w:rPr>
+                          <w:noProof/>
+                        </w:rPr>
+                        <w:fldChar w:fldCharType="begin"/>
+                      </w:r>
+                      <w:r>
+                        <w:rPr>
+                          <w:noProof/>
+                        </w:rPr>
+                        <w:instrText xml:space="preserve"> SEQ ábra \* ARABIC </w:instrText>
+                      </w:r>
+                      <w:r>
+                        <w:rPr>
+                          <w:noProof/>
+                        </w:rPr>
+                        <w:fldChar w:fldCharType="separate"/>
+                      </w:r>
+                      <w:r>
+                        <w:rPr>
+                          <w:noProof/>
+                        </w:rPr>
+                        <w:t>15</w:t>
+                      </w:r>
+                      <w:r>
+                        <w:rPr>
+                          <w:noProof/>
+                        </w:rPr>
+                        <w:fldChar w:fldCharType="end"/>
+                      </w:r>
+                      <w:r>
+                        <w:t>. ábra SpecialTiles OnTriggerEnter2D</w:t>
+                      </w:r>
+                    </w:p>
+                  </w:txbxContent>
+                </v:textbox>
+                <w10:wrap type="tight"/>
+              </v:shape>
+            </w:pict>
+          </mc:Fallback>
+        </mc:AlternateContent>
+      </w:r>
+      <w:r>
+        <w:rPr>
+          <w:noProof/>
+        </w:rPr>
+        <w:drawing>
+          <wp:anchor distT="0" distB="0" distL="114300" distR="114300" simplePos="0" relativeHeight="251723776" behindDoc="1" locked="0" layoutInCell="1" allowOverlap="1" wp14:anchorId="64B38B0A" wp14:editId="2246F7D9">
+            <wp:simplePos x="0" y="0"/>
+            <wp:positionH relativeFrom="margin">
+              <wp:align>left</wp:align>
+            </wp:positionH>
+            <wp:positionV relativeFrom="paragraph">
+              <wp:posOffset>252371</wp:posOffset>
+            </wp:positionV>
+            <wp:extent cx="3846195" cy="5128260"/>
+            <wp:effectExtent l="0" t="0" r="1905" b="0"/>
+            <wp:wrapTight wrapText="bothSides">
+              <wp:wrapPolygon edited="0">
+                <wp:start x="0" y="0"/>
+                <wp:lineTo x="0" y="21504"/>
+                <wp:lineTo x="21504" y="21504"/>
+                <wp:lineTo x="21504" y="0"/>
+                <wp:lineTo x="0" y="0"/>
+              </wp:wrapPolygon>
+            </wp:wrapTight>
+            <wp:docPr id="1089486654" name="Kép 1"/>
+            <wp:cNvGraphicFramePr>
+              <a:graphicFrameLocks xmlns:a="http://schemas.openxmlformats.org/drawingml/2006/main" noChangeAspect="1"/>
+            </wp:cNvGraphicFramePr>
+            <a:graphic xmlns:a="http://schemas.openxmlformats.org/drawingml/2006/main">
+              <a:graphicData uri="http://schemas.openxmlformats.org/drawingml/2006/picture">
+                <pic:pic xmlns:pic="http://schemas.openxmlformats.org/drawingml/2006/picture">
+                  <pic:nvPicPr>
+                    <pic:cNvPr id="1089486654" name=""/>
+                    <pic:cNvPicPr/>
+                  </pic:nvPicPr>
+                  <pic:blipFill>
+                    <a:blip r:embed="rId27">
+                      <a:extLst>
+                        <a:ext uri="{28A0092B-C50C-407E-A947-70E740481C1C}">
+                          <a14:useLocalDpi xmlns:a14="http://schemas.microsoft.com/office/drawing/2010/main" val="0"/>
+                        </a:ext>
+                      </a:extLst>
+                    </a:blip>
+                    <a:stretch>
+                      <a:fillRect/>
+                    </a:stretch>
+                  </pic:blipFill>
+                  <pic:spPr>
+                    <a:xfrm>
+                      <a:off x="0" y="0"/>
+                      <a:ext cx="3846195" cy="5128260"/>
+                    </a:xfrm>
+                    <a:prstGeom prst="rect">
+                      <a:avLst/>
+                    </a:prstGeom>
+                  </pic:spPr>
+                </pic:pic>
+              </a:graphicData>
+            </a:graphic>
+          </wp:anchor>
+        </w:drawing>
+      </w:r>
+      <w:r>
+        <w:rPr>
+          <w:noProof/>
+        </w:rPr>
+        <w:t>Hasolnó logikával készítettem a SpecialTiles osztályt, ami a tüskéket, ugró padokat és ajtókat kezeli.</w:t>
+      </w:r>
+      <w:r>
+        <w:rPr>
+          <w:noProof/>
+        </w:rPr>
+        <w:t xml:space="preserve"> </w:t>
+      </w:r>
+      <w:r>
+        <w:rPr>
+          <w:noProof/>
+        </w:rPr>
+        <w:t xml:space="preserve">Ebben az osztályban nincs LastContact kezelés, a switchben pedig konkrét függvény hívások vannak a kapcsolatba lépett speciális elem alapján. A karakterek Done változója segít, amikor több játékos van egyszerre a pályán, ugyanis olyankor minden karakternek érintenie kell az ajtót egyszerre. A Game osztály CompleteLevel függvénye mindenképp meghívásra kerül, viszont ha nincs minden karakter Done változója igaz értéken akkor nem csinál semmit. </w:t>
+      </w:r>
+      <w:r>
+        <w:rPr>
+          <w:noProof/>
+        </w:rPr>
+        <w:t>Azért, hogy figyelembe legyen véve az ajtó elhagyása az OnTriggerExit2D itt is el lett készítve, csak itt ismét megnézzük melyik speciális csempe van a legközelebb, majd ha az ajtó akkor hamisra változik a Done változója az adott karakternek.</w:t>
+      </w:r>
+      <w:r>
+        <w:rPr>
+          <w:noProof/>
+        </w:rPr>
+        <w:t xml:space="preserve"> </w:t>
+      </w:r>
+      <w:r>
+        <w:rPr>
+          <w:noProof/>
+        </w:rPr>
+        <w:t xml:space="preserve">A másik két féle speciális csempe esetén meghívott függvények tartalma látható a </w:t>
+      </w:r>
+      <w:r>
+        <w:rPr>
+          <w:noProof/>
+        </w:rPr>
+        <w:fldChar w:fldCharType="begin"/>
+      </w:r>
+      <w:r>
+        <w:rPr>
+          <w:noProof/>
+        </w:rPr>
+        <w:instrText xml:space="preserve"> REF _Ref228345066 \h </w:instrText>
+      </w:r>
+      <w:r>
+        <w:rPr>
+          <w:noProof/>
+        </w:rPr>
+      </w:r>
+      <w:r>
+        <w:rPr>
+          <w:noProof/>
+        </w:rPr>
+        <w:fldChar w:fldCharType="separate"/>
+      </w:r>
+      <w:r>
+        <w:rPr>
+          <w:noProof/>
+        </w:rPr>
+        <w:t>14</w:t>
+      </w:r>
+      <w:r>
+        <w:t>. ábrán</w:t>
+      </w:r>
+      <w:r>
+        <w:rPr>
+          <w:noProof/>
+        </w:rPr>
+        <w:fldChar w:fldCharType="end"/>
+      </w:r>
+      <w:r>
+        <w:rPr>
+          <w:noProof/>
+        </w:rPr>
+        <w:t xml:space="preserve">. Az ugró padhoz tartozó függvény megkapja a karaktert majd módosítja a sebességét </w:t>
+      </w:r>
+      <w:r>
+        <w:rPr>
+          <w:noProof/>
+        </w:rPr>
+        <w:t xml:space="preserve">felfele, miközben a vízszintes mozgást nem változtatja. Így ha mozgott a karakter valamelyik irányba nem veszti el a momentumát. A tüske esetén szimplán meghívódik egy Game osztály beli függvény, amely felhozza a „vesztettél” panelt és </w:t>
+      </w:r>
+      <w:r>
+        <w:rPr>
+          <w:noProof/>
+        </w:rPr>
+        <w:t>megállítja</w:t>
+      </w:r>
+      <w:r>
+        <w:rPr>
+          <w:noProof/>
+        </w:rPr>
+        <w:t xml:space="preserve"> a háttérben a játékot.</w:t>
+      </w:r>
+    </w:p>
+    <w:p>
+      <w:pPr>
+        <w:rPr>
+          <w:noProof/>
+        </w:rPr>
+      </w:pPr>
+      <w:r>
+        <w:rPr>
+          <w:noProof/>
+        </w:rPr>
+        <w:lastRenderedPageBreak/>
+        <mc:AlternateContent>
+          <mc:Choice Requires="wps">
+            <w:drawing>
+              <wp:anchor distT="0" distB="0" distL="114300" distR="114300" simplePos="0" relativeHeight="251731968" behindDoc="1" locked="0" layoutInCell="1" allowOverlap="1" wp14:anchorId="008C458C" wp14:editId="0FBF2116">
+                <wp:simplePos x="0" y="0"/>
+                <wp:positionH relativeFrom="column">
+                  <wp:posOffset>0</wp:posOffset>
+                </wp:positionH>
+                <wp:positionV relativeFrom="paragraph">
+                  <wp:posOffset>4229100</wp:posOffset>
+                </wp:positionV>
+                <wp:extent cx="3810000" cy="635"/>
+                <wp:effectExtent l="0" t="0" r="0" b="0"/>
+                <wp:wrapTight wrapText="bothSides">
+                  <wp:wrapPolygon edited="0">
+                    <wp:start x="0" y="0"/>
+                    <wp:lineTo x="0" y="21600"/>
+                    <wp:lineTo x="21600" y="21600"/>
+                    <wp:lineTo x="21600" y="0"/>
+                  </wp:wrapPolygon>
+                </wp:wrapTight>
+                <wp:docPr id="1305600621" name="Szövegdoboz 1"/>
+                <wp:cNvGraphicFramePr/>
+                <a:graphic xmlns:a="http://schemas.openxmlformats.org/drawingml/2006/main">
+                  <a:graphicData uri="http://schemas.microsoft.com/office/word/2010/wordprocessingShape">
+                    <wps:wsp>
+                      <wps:cNvSpPr txBox="1"/>
+                      <wps:spPr>
+                        <a:xfrm>
+                          <a:off x="0" y="0"/>
+                          <a:ext cx="3810000" cy="635"/>
+                        </a:xfrm>
+                        <a:prstGeom prst="rect">
+                          <a:avLst/>
+                        </a:prstGeom>
+                        <a:solidFill>
+                          <a:prstClr val="white"/>
+                        </a:solidFill>
+                        <a:ln>
+                          <a:noFill/>
+                        </a:ln>
+                      </wps:spPr>
+                      <wps:txbx>
+                        <w:txbxContent>
+                          <w:p>
+                            <w:pPr>
+                              <w:pStyle w:val="Kpalrs"/>
+                              <w:rPr>
+                                <w:noProof/>
+                                <w:szCs w:val="22"/>
+                              </w:rPr>
+                            </w:pPr>
+                            <w:r>
+                              <w:rPr>
+                                <w:noProof/>
+                              </w:rPr>
+                              <w:fldChar w:fldCharType="begin"/>
+                            </w:r>
+                            <w:r>
+                              <w:rPr>
+                                <w:noProof/>
+                              </w:rPr>
+                              <w:instrText xml:space="preserve"> SEQ ábra \* ARABIC </w:instrText>
+                            </w:r>
+                            <w:r>
+                              <w:rPr>
+                                <w:noProof/>
+                              </w:rPr>
+                              <w:fldChar w:fldCharType="separate"/>
+                            </w:r>
+                            <w:r>
+                              <w:rPr>
+                                <w:noProof/>
+                              </w:rPr>
+                              <w:t>16</w:t>
+                            </w:r>
+                            <w:r>
+                              <w:rPr>
+                                <w:noProof/>
+                              </w:rPr>
+                              <w:fldChar w:fldCharType="end"/>
+                            </w:r>
+                            <w:r>
+                              <w:t>. ábra Game osztály Awake és Save</w:t>
+                            </w:r>
+                          </w:p>
+                        </w:txbxContent>
+                      </wps:txbx>
+                      <wps:bodyPr rot="0" spcFirstLastPara="0" vertOverflow="overflow" horzOverflow="overflow" vert="horz" wrap="square" lIns="0" tIns="0" rIns="0" bIns="0" numCol="1" spcCol="0" rtlCol="0" fromWordArt="0" anchor="t" anchorCtr="0" forceAA="0" compatLnSpc="1">
+                        <a:prstTxWarp prst="textNoShape">
+                          <a:avLst/>
+                        </a:prstTxWarp>
+                        <a:spAutoFit/>
+                      </wps:bodyPr>
+                    </wps:wsp>
+                  </a:graphicData>
+                </a:graphic>
+              </wp:anchor>
+            </w:drawing>
+          </mc:Choice>
+          <mc:Fallback>
+            <w:pict>
+              <v:shape w14:anchorId="008C458C" id="_x0000_s1041" type="#_x0000_t202" style="position:absolute;left:0;text-align:left;margin-left:0;margin-top:333pt;width:300pt;height:.05pt;z-index:-251584512;visibility:visible;mso-wrap-style:square;mso-wrap-distance-left:9pt;mso-wrap-distance-top:0;mso-wrap-distance-right:9pt;mso-wrap-distance-bottom:0;mso-position-horizontal:absolute;mso-position-horizontal-relative:text;mso-position-vertical:absolute;mso-position-vertical-relative:text;v-text-anchor:top" o:gfxdata="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" stroked="f">
+                <v:textbox style="mso-fit-shape-to-text:t" inset="0,0,0,0">
+                  <w:txbxContent>
+                    <w:p>
+                      <w:pPr>
+                        <w:pStyle w:val="Kpalrs"/>
+                        <w:rPr>
+                          <w:noProof/>
+                          <w:szCs w:val="22"/>
+                        </w:rPr>
+                      </w:pPr>
+                      <w:r>
+                        <w:rPr>
+                          <w:noProof/>
+                        </w:rPr>
+                        <w:fldChar w:fldCharType="begin"/>
+                      </w:r>
+                      <w:r>
+                        <w:rPr>
+                          <w:noProof/>
+                        </w:rPr>
+                        <w:instrText xml:space="preserve"> SEQ ábra \* ARABIC </w:instrText>
+                      </w:r>
+                      <w:r>
+                        <w:rPr>
+                          <w:noProof/>
+                        </w:rPr>
+                        <w:fldChar w:fldCharType="separate"/>
+                      </w:r>
+                      <w:r>
+                        <w:rPr>
+                          <w:noProof/>
+                        </w:rPr>
+                        <w:t>16</w:t>
+                      </w:r>
+                      <w:r>
+                        <w:rPr>
+                          <w:noProof/>
+                        </w:rPr>
+                        <w:fldChar w:fldCharType="end"/>
+                      </w:r>
+                      <w:r>
+                        <w:t>. ábra Game osztály Awake és Save</w:t>
+                      </w:r>
+                    </w:p>
+                  </w:txbxContent>
+                </v:textbox>
+                <w10:wrap type="tight"/>
+              </v:shape>
+            </w:pict>
+          </mc:Fallback>
+        </mc:AlternateContent>
+      </w:r>
+      <w:r>
+        <w:rPr>
+          <w:noProof/>
+        </w:rPr>
+        <w:drawing>
+          <wp:anchor distT="0" distB="0" distL="114300" distR="114300" simplePos="0" relativeHeight="251729920" behindDoc="1" locked="0" layoutInCell="1" allowOverlap="1" wp14:anchorId="7260B71C" wp14:editId="326513D9">
+            <wp:simplePos x="0" y="0"/>
+            <wp:positionH relativeFrom="margin">
+              <wp:align>left</wp:align>
+            </wp:positionH>
+            <wp:positionV relativeFrom="paragraph">
+              <wp:posOffset>840740</wp:posOffset>
+            </wp:positionV>
+            <wp:extent cx="3810000" cy="3331210"/>
+            <wp:effectExtent l="0" t="0" r="0" b="2540"/>
+            <wp:wrapTight wrapText="bothSides">
+              <wp:wrapPolygon edited="0">
+                <wp:start x="0" y="0"/>
+                <wp:lineTo x="0" y="21493"/>
+                <wp:lineTo x="21492" y="21493"/>
+                <wp:lineTo x="21492" y="0"/>
+                <wp:lineTo x="0" y="0"/>
+              </wp:wrapPolygon>
+            </wp:wrapTight>
+            <wp:docPr id="1236030129" name="Kép 1"/>
+            <wp:cNvGraphicFramePr>
+              <a:graphicFrameLocks xmlns:a="http://schemas.openxmlformats.org/drawingml/2006/main" noChangeAspect="1"/>
+            </wp:cNvGraphicFramePr>
+            <a:graphic xmlns:a="http://schemas.openxmlformats.org/drawingml/2006/main">
+              <a:graphicData uri="http://schemas.openxmlformats.org/drawingml/2006/picture">
+                <pic:pic xmlns:pic="http://schemas.openxmlformats.org/drawingml/2006/picture">
+                  <pic:nvPicPr>
+                    <pic:cNvPr id="1236030129" name=""/>
+                    <pic:cNvPicPr/>
+                  </pic:nvPicPr>
+                  <pic:blipFill>
+                    <a:blip r:embed="rId28">
+                      <a:extLst>
+                        <a:ext uri="{28A0092B-C50C-407E-A947-70E740481C1C}">
+                          <a14:useLocalDpi xmlns:a14="http://schemas.microsoft.com/office/drawing/2010/main" val="0"/>
+                        </a:ext>
+                      </a:extLst>
+                    </a:blip>
+                    <a:stretch>
+                      <a:fillRect/>
+                    </a:stretch>
+                  </pic:blipFill>
+                  <pic:spPr>
+                    <a:xfrm>
+                      <a:off x="0" y="0"/>
+                      <a:ext cx="3810000" cy="3331210"/>
+                    </a:xfrm>
+                    <a:prstGeom prst="rect">
+                      <a:avLst/>
+                    </a:prstGeom>
+                  </pic:spPr>
+                </pic:pic>
+              </a:graphicData>
+            </a:graphic>
+            <wp14:sizeRelH relativeFrom="margin">
+              <wp14:pctWidth>0</wp14:pctWidth>
+            </wp14:sizeRelH>
+            <wp14:sizeRelV relativeFrom="margin">
+              <wp14:pctHeight>0</wp14:pctHeight>
+            </wp14:sizeRelV>
+          </wp:anchor>
+        </w:drawing>
+      </w:r>
+      <w:r>
+        <w:rPr>
+          <w:noProof/>
+        </w:rPr>
+        <w:t>A korábban említett Unity speciális függvények, amelyek a MonoBehaviour osztály részét alkotják, használatban vannak a legtöbb osztályban amit készítettem. Ezek a függvények az Awake, Start, Update és FixedUpdate. Az Awake függvény például használatban van az összes tilemap réteg osztályban. Azokon kívül szerepel a Game osztályban is megvalósítása az Awake függvénynek. Ez a speciális függvény még az adott GameObject teljes betöltése előtt lefut. A Game osztályban ezt arra használom, hogy  bizonyos változóknak alapértéket adjak, illetve betöltődik az Options.json, ha létezik. Ahogy az látható a án ha nem létezik a fájl akkor létrehozza a program alap beállításokkal a fájlt, majd betölti azt. Erre azért volt szükség, mert csak így jön létre az egyik változó alap tartalma, ami elengedhetetelen a program során.</w:t>
+      </w:r>
+    </w:p>
+    <w:p>
+      <w:pPr>
+        <w:rPr>
+          <w:noProof/>
+        </w:rPr>
+      </w:pPr>
+      <w:r>
+        <w:rPr>
+          <w:noProof/>
+        </w:rPr>
+        <w:t>A Start függvény akkor az Awake után fut le, miután be lett töltve a GameObject amihez tartozik a script, illetve ha aktív állapotban van az objektum. A Game osztály esetében ebben (</w:t>
+      </w:r>
+      <w:r>
+        <w:rPr>
+          <w:noProof/>
+        </w:rPr>
+        <w:fldChar w:fldCharType="begin"/>
+      </w:r>
+      <w:r>
+        <w:rPr>
+          <w:noProof/>
+        </w:rPr>
+        <w:instrText xml:space="preserve"> REF _Ref228351563 \h </w:instrText>
+      </w:r>
+      <w:r>
+        <w:rPr>
+          <w:noProof/>
+        </w:rPr>
+      </w:r>
+      <w:r>
+        <w:rPr>
+          <w:noProof/>
+        </w:rPr>
+        <w:fldChar w:fldCharType="separate"/>
+      </w:r>
+      <w:r>
+        <w:rPr>
+          <w:noProof/>
+        </w:rPr>
+        <w:t>25</w:t>
+      </w:r>
+      <w:r>
+        <w:t>. ábra</w:t>
+      </w:r>
+      <w:r>
+        <w:rPr>
+          <w:noProof/>
+        </w:rPr>
+        <w:fldChar w:fldCharType="end"/>
+      </w:r>
+      <w:r>
+        <w:rPr>
+          <w:noProof/>
+        </w:rPr>
+        <w:t>) a függvényben a UI-hoz adja hozzá az adatokat a függvény. Lekérdezi a lehetséges felbontásokat, amelyekből kiszűri a  szükséges opciókat majd hozzáadja a megfelelő legördülő listához. Ezután beállítja a beállítások UI részén a betöltött értékeket, hogy az látszódjon ami valójában aktív. Ezután bizonyos nem kellő paneleket tünteti el, majd eldönti milyen módban lett indítva a játék.</w:t>
+      </w:r>
+      <w:r>
+        <w:rPr>
+          <w:noProof/>
+        </w:rPr>
+        <w:t xml:space="preserve"> Tekintve, hogy itt </w:t>
+      </w:r>
+      <w:r>
+        <w:rPr>
+          <w:noProof/>
+        </w:rPr>
+        <w:t>lesz meghatározva</w:t>
+      </w:r>
+      <w:r>
+        <w:rPr>
+          <w:noProof/>
+        </w:rPr>
+        <w:t xml:space="preserve"> a „SinglePlayer” változót még nem azt hasznájuk a mód meghatározására.</w:t>
+      </w:r>
+      <w:r>
+        <w:rPr>
+          <w:noProof/>
+        </w:rPr>
+        <w:t xml:space="preserve"> Helyette a betöltött Scene buildIndexe alapján határozza meg a függvény a játékmódot. A mód meghatározása után engedélyezzük azokat a gombokat amelyek már fel lettek oldva, majd egyjátékos esetén megadjuk a kezdő karakter szükséges adatit, többjátékos esetén pedig megnézzük fel van-e oldva az első pálya.</w:t>
+      </w:r>
+      <w:r>
+        <w:rPr>
+          <w:noProof/>
+        </w:rPr>
+        <w:t xml:space="preserve"> Ha ez is megvan a MapStars függvénnyel </w:t>
+      </w:r>
+      <w:r>
+        <w:rPr>
+          <w:noProof/>
+        </w:rPr>
+        <w:t xml:space="preserve">szükség szerint módosítja a program a pályák felett </w:t>
+      </w:r>
+      <w:r>
+        <w:rPr>
+          <w:noProof/>
+        </w:rPr>
+        <w:lastRenderedPageBreak/>
+        <w:t>megjelenített csillagok átlátszóságát, hogy a pálya megnyitása nélkül is látszódjon mennyi csillag lett megszerezve.</w:t>
+      </w:r>
+    </w:p>
+    <w:p>
+      <w:pPr>
+        <w:rPr>
+          <w:noProof/>
+        </w:rPr>
+      </w:pPr>
+      <w:r>
+        <w:rPr>
+          <w:noProof/>
+        </w:rPr>
+        <mc:AlternateContent>
+          <mc:Choice Requires="wps">
+            <w:drawing>
+              <wp:anchor distT="0" distB="0" distL="114300" distR="114300" simplePos="0" relativeHeight="251735040" behindDoc="1" locked="0" layoutInCell="1" allowOverlap="1" wp14:anchorId="0987DE99" wp14:editId="5D0FA657">
+                <wp:simplePos x="0" y="0"/>
+                <wp:positionH relativeFrom="column">
+                  <wp:posOffset>0</wp:posOffset>
+                </wp:positionH>
+                <wp:positionV relativeFrom="paragraph">
+                  <wp:posOffset>7797165</wp:posOffset>
+                </wp:positionV>
+                <wp:extent cx="2945765" cy="635"/>
+                <wp:effectExtent l="0" t="0" r="0" b="0"/>
+                <wp:wrapTight wrapText="bothSides">
+                  <wp:wrapPolygon edited="0">
+                    <wp:start x="0" y="0"/>
+                    <wp:lineTo x="0" y="21600"/>
+                    <wp:lineTo x="21600" y="21600"/>
+                    <wp:lineTo x="21600" y="0"/>
+                  </wp:wrapPolygon>
+                </wp:wrapTight>
+                <wp:docPr id="188720057" name="Szövegdoboz 1"/>
+                <wp:cNvGraphicFramePr/>
+                <a:graphic xmlns:a="http://schemas.openxmlformats.org/drawingml/2006/main">
+                  <a:graphicData uri="http://schemas.microsoft.com/office/word/2010/wordprocessingShape">
+                    <wps:wsp>
+                      <wps:cNvSpPr txBox="1"/>
+                      <wps:spPr>
+                        <a:xfrm>
+                          <a:off x="0" y="0"/>
+                          <a:ext cx="2945765" cy="635"/>
+                        </a:xfrm>
+                        <a:prstGeom prst="rect">
+                          <a:avLst/>
+                        </a:prstGeom>
+                        <a:solidFill>
+                          <a:prstClr val="white"/>
+                        </a:solidFill>
+                        <a:ln>
+                          <a:noFill/>
+                        </a:ln>
+                      </wps:spPr>
+                      <wps:txbx>
+                        <w:txbxContent>
+                          <w:bookmarkStart w:id="23" w:name="_Ref228353444"/>
+                          <w:p>
+                            <w:pPr>
+                              <w:pStyle w:val="Kpalrs"/>
+                              <w:rPr>
+                                <w:noProof/>
+                                <w:szCs w:val="22"/>
+                              </w:rPr>
+                            </w:pPr>
+                            <w:r>
+                              <w:rPr>
+                                <w:noProof/>
+                              </w:rPr>
+                              <w:fldChar w:fldCharType="begin"/>
+                            </w:r>
+                            <w:r>
+                              <w:rPr>
+                                <w:noProof/>
+                              </w:rPr>
+                              <w:instrText xml:space="preserve"> SEQ ábra \* ARABIC </w:instrText>
+                            </w:r>
+                            <w:r>
+                              <w:rPr>
+                                <w:noProof/>
+                              </w:rPr>
+                              <w:fldChar w:fldCharType="separate"/>
+                            </w:r>
+                            <w:r>
+                              <w:rPr>
+                                <w:noProof/>
+                              </w:rPr>
+                              <w:t>17</w:t>
+                            </w:r>
+                            <w:r>
+                              <w:rPr>
+                                <w:noProof/>
+                              </w:rPr>
+                              <w:fldChar w:fldCharType="end"/>
+                            </w:r>
+                            <w:r>
+                              <w:t>. ábra</w:t>
+                            </w:r>
+                            <w:bookmarkEnd w:id="23"/>
+                            <w:r>
+                              <w:t xml:space="preserve"> Game osztály Update</w:t>
+                            </w:r>
+                          </w:p>
+                        </w:txbxContent>
+                      </wps:txbx>
+                      <wps:bodyPr rot="0" spcFirstLastPara="0" vertOverflow="overflow" horzOverflow="overflow" vert="horz" wrap="square" lIns="0" tIns="0" rIns="0" bIns="0" numCol="1" spcCol="0" rtlCol="0" fromWordArt="0" anchor="t" anchorCtr="0" forceAA="0" compatLnSpc="1">
+                        <a:prstTxWarp prst="textNoShape">
+                          <a:avLst/>
+                        </a:prstTxWarp>
+                        <a:spAutoFit/>
+                      </wps:bodyPr>
+                    </wps:wsp>
+                  </a:graphicData>
+                </a:graphic>
+              </wp:anchor>
+            </w:drawing>
+          </mc:Choice>
+          <mc:Fallback>
+            <w:pict>
+              <v:shape w14:anchorId="0987DE99" id="_x0000_s1042" type="#_x0000_t202" style="position:absolute;left:0;text-align:left;margin-left:0;margin-top:613.95pt;width:231.95pt;height:.05pt;z-index:-251581440;visibility:visible;mso-wrap-style:square;mso-wrap-distance-left:9pt;mso-wrap-distance-top:0;mso-wrap-distance-right:9pt;mso-wrap-distance-bottom:0;mso-position-horizontal:absolute;mso-position-horizontal-relative:text;mso-position-vertical:absolute;mso-position-vertical-relative:text;v-text-anchor:top" o:gfxdata="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" stroked="f">
+                <v:textbox style="mso-fit-shape-to-text:t" inset="0,0,0,0">
+                  <w:txbxContent>
+                    <w:bookmarkStart w:id="24" w:name="_Ref228353444"/>
+                    <w:p>
+                      <w:pPr>
+                        <w:pStyle w:val="Kpalrs"/>
+                        <w:rPr>
+                          <w:noProof/>
+                          <w:szCs w:val="22"/>
+                        </w:rPr>
+                      </w:pPr>
+                      <w:r>
+                        <w:rPr>
+                          <w:noProof/>
+                        </w:rPr>
+                        <w:fldChar w:fldCharType="begin"/>
+                      </w:r>
+                      <w:r>
+                        <w:rPr>
+                          <w:noProof/>
+                        </w:rPr>
+                        <w:instrText xml:space="preserve"> SEQ ábra \* ARABIC </w:instrText>
+                      </w:r>
+                      <w:r>
+                        <w:rPr>
+                          <w:noProof/>
+                        </w:rPr>
+                        <w:fldChar w:fldCharType="separate"/>
+                      </w:r>
+                      <w:r>
+                        <w:rPr>
+                          <w:noProof/>
+                        </w:rPr>
+                        <w:t>17</w:t>
+                      </w:r>
+                      <w:r>
+                        <w:rPr>
+                          <w:noProof/>
+                        </w:rPr>
+                        <w:fldChar w:fldCharType="end"/>
+                      </w:r>
+                      <w:r>
+                        <w:t>. ábra</w:t>
+                      </w:r>
+                      <w:bookmarkEnd w:id="24"/>
+                      <w:r>
+                        <w:t xml:space="preserve"> Game osztály Update</w:t>
+                      </w:r>
+                    </w:p>
+                  </w:txbxContent>
+                </v:textbox>
+                <w10:wrap type="tight"/>
+              </v:shape>
+            </w:pict>
+          </mc:Fallback>
+        </mc:AlternateContent>
+      </w:r>
+      <w:r>
+        <w:rPr>
+          <w:noProof/>
+        </w:rPr>
+        <w:drawing>
+          <wp:anchor distT="0" distB="0" distL="114300" distR="114300" simplePos="0" relativeHeight="251732992" behindDoc="1" locked="0" layoutInCell="1" allowOverlap="1" wp14:anchorId="7A8C2838" wp14:editId="5243214B">
+            <wp:simplePos x="0" y="0"/>
+            <wp:positionH relativeFrom="margin">
+              <wp:align>left</wp:align>
+            </wp:positionH>
+            <wp:positionV relativeFrom="paragraph">
+              <wp:posOffset>1433603</wp:posOffset>
+            </wp:positionV>
+            <wp:extent cx="2945765" cy="6409055"/>
+            <wp:effectExtent l="0" t="0" r="6985" b="0"/>
+            <wp:wrapTight wrapText="bothSides">
+              <wp:wrapPolygon edited="0">
+                <wp:start x="0" y="0"/>
+                <wp:lineTo x="0" y="21508"/>
+                <wp:lineTo x="21512" y="21508"/>
+                <wp:lineTo x="21512" y="0"/>
+                <wp:lineTo x="0" y="0"/>
+              </wp:wrapPolygon>
+            </wp:wrapTight>
+            <wp:docPr id="1959420655" name="Kép 1"/>
+            <wp:cNvGraphicFramePr>
+              <a:graphicFrameLocks xmlns:a="http://schemas.openxmlformats.org/drawingml/2006/main" noChangeAspect="1"/>
+            </wp:cNvGraphicFramePr>
+            <a:graphic xmlns:a="http://schemas.openxmlformats.org/drawingml/2006/main">
+              <a:graphicData uri="http://schemas.openxmlformats.org/drawingml/2006/picture">
+                <pic:pic xmlns:pic="http://schemas.openxmlformats.org/drawingml/2006/picture">
+                  <pic:nvPicPr>
+                    <pic:cNvPr id="1959420655" name=""/>
+                    <pic:cNvPicPr/>
+                  </pic:nvPicPr>
+                  <pic:blipFill>
+                    <a:blip r:embed="rId29">
+                      <a:extLst>
+                        <a:ext uri="{28A0092B-C50C-407E-A947-70E740481C1C}">
+                          <a14:useLocalDpi xmlns:a14="http://schemas.microsoft.com/office/drawing/2010/main" val="0"/>
+                        </a:ext>
+                      </a:extLst>
+                    </a:blip>
+                    <a:stretch>
+                      <a:fillRect/>
+                    </a:stretch>
+                  </pic:blipFill>
+                  <pic:spPr>
+                    <a:xfrm>
+                      <a:off x="0" y="0"/>
+                      <a:ext cx="2945765" cy="6409055"/>
+                    </a:xfrm>
+                    <a:prstGeom prst="rect">
+                      <a:avLst/>
+                    </a:prstGeom>
+                  </pic:spPr>
+                </pic:pic>
+              </a:graphicData>
+            </a:graphic>
+          </wp:anchor>
+        </w:drawing>
+      </w:r>
+      <w:r>
+        <w:rPr>
+          <w:noProof/>
+        </w:rPr>
+        <w:t xml:space="preserve">A kétféle Update függvény még speciálisabb, ugyanis ezek folyamatosan ismétlődnek. Míg a sima Update gyakrabban, de kevéssé konzisztensen, a FixedUpdate nevéből kifolyólag fix időközönként fut. Futás közben valójában nem észrevehető a különbség, viszont </w:t>
+      </w:r>
+      <w:r>
+        <w:rPr>
+          <w:noProof/>
+        </w:rPr>
+        <w:t>kódolás szempontjából érdemes bizonyos műveleteket az egyikben, míg másféle műveleteket a másikban végrehajtani.</w:t>
+      </w:r>
+      <w:r>
+        <w:rPr>
+          <w:noProof/>
+        </w:rPr>
+        <w:t xml:space="preserve"> Például a billentyű nyomások kezelését érdemes az Update függvényben megírni, mivel gyakrabban fut és nagyobb eséllyel érzékeli a billentyű gomb lenyomását. </w:t>
+      </w:r>
+      <w:r>
+        <w:rPr>
+          <w:noProof/>
+        </w:rPr>
+        <w:t>A Game osztályban megvalósított Update (</w:t>
+      </w:r>
+      <w:r>
+        <w:rPr>
+          <w:noProof/>
+        </w:rPr>
+        <w:fldChar w:fldCharType="begin"/>
+      </w:r>
+      <w:r>
+        <w:rPr>
+          <w:noProof/>
+        </w:rPr>
+        <w:instrText xml:space="preserve"> REF _Ref228353444 \h </w:instrText>
+      </w:r>
+      <w:r>
+        <w:rPr>
+          <w:noProof/>
+        </w:rPr>
+      </w:r>
+      <w:r>
+        <w:rPr>
+          <w:noProof/>
+        </w:rPr>
+        <w:fldChar w:fldCharType="separate"/>
+      </w:r>
+      <w:r>
+        <w:rPr>
+          <w:noProof/>
+        </w:rPr>
         <w:t>17</w:t>
       </w:r>
       <w:r>
@@ -6677,66 +7264,362 @@
         <w:rPr>
           <w:noProof/>
         </w:rPr>
-        <w:t>)</w:t>
-      </w:r>
-      <w:r>
-        <w:t xml:space="preserve"> "</w:t>
-      </w:r>
-      <w:proofErr w:type="spellStart"/>
-      <w:r>
-        <w:t>MultyplayerCreate</w:t>
-      </w:r>
-      <w:proofErr w:type="spellEnd"/>
-      <w:r>
-        <w:t>" függvény</w:t>
-      </w:r>
-      <w:r>
-        <w:rPr>
-          <w:noProof/>
-        </w:rPr>
         <w:fldChar w:fldCharType="end"/>
       </w:r>
       <w:r>
         <w:rPr>
           <w:noProof/>
         </w:rPr>
-        <w:t>t</w:t>
-      </w:r>
-      <w:r>
-        <w:rPr>
-          <w:noProof/>
-        </w:rPr>
-        <w:t xml:space="preserve"> a Game osztályból.</w:t>
-      </w:r>
-      <w:r>
-        <w:rPr>
-          <w:noProof/>
-        </w:rPr>
-        <w:t xml:space="preserve"> Ami a generált két játékos GameObject referenciáját adja vissza listában. Ezután beállítjuk a két karakter pozícióját a megfelelő értékekre. </w:t>
-      </w:r>
-      <w:r>
-        <w:rPr>
-          <w:noProof/>
-        </w:rPr>
-        <w:t xml:space="preserve">Majd a végén a függvény visszatér </w:t>
-      </w:r>
-      <w:r>
-        <w:rPr>
-          <w:noProof/>
-        </w:rPr>
-        <w:t>a pályához tartozó történet</w:t>
-      </w:r>
-      <w:r>
-        <w:rPr>
-          <w:noProof/>
-        </w:rPr>
-        <w:t>tel</w:t>
-      </w:r>
-      <w:r>
-        <w:rPr>
-          <w:noProof/>
-        </w:rPr>
-        <w:t>, ha létezik.</w:t>
+        <w:t xml:space="preserve">) függvény két részre osztható. Az első részén a gyorsgombok kezelése látható, a második részen pedig a karakter váltáshoz tartozó gombnyomás kezelés látható. </w:t>
+      </w:r>
+      <w:r>
+        <w:rPr>
+          <w:noProof/>
+        </w:rPr>
+        <w:t xml:space="preserve">A korábban már említett Esc, Space és R gombok vannak vizsgálva, és gombmegnyomáskor bizonyos feltételek esetén függvényhívást eredményez az adott billentyű megnyomása. </w:t>
+      </w:r>
+      <w:r>
+        <w:rPr>
+          <w:noProof/>
+        </w:rPr>
+        <w:t>A második csak egyjátékosban fut, és akkor ha van több karakter a pályán, ezt a „CurrentMap” változó segítségével dönti el a függvény.</w:t>
+      </w:r>
+      <w:r>
+        <w:rPr>
+          <w:noProof/>
+        </w:rPr>
+        <w:t xml:space="preserve"> </w:t>
+      </w:r>
+      <w:r>
+        <w:rPr>
+          <w:noProof/>
+        </w:rPr>
+        <w:t>Míg a SetActive függvény korábban a paneleknél beépített Unity függvény volt, ebben az esetben a PlayerMovement osztályban van megírva és szimplán egy változó értéket módosít</w:t>
+      </w:r>
+      <w:r>
+        <w:rPr>
+          <w:noProof/>
+        </w:rPr>
+        <w:t>,</w:t>
+      </w:r>
+      <w:r>
+        <w:rPr>
+          <w:noProof/>
+        </w:rPr>
+        <w:t xml:space="preserve"> </w:t>
+      </w:r>
+      <w:r>
+        <w:rPr>
+          <w:noProof/>
+        </w:rPr>
+        <w:t>illetve</w:t>
+      </w:r>
+      <w:r>
+        <w:rPr>
+          <w:noProof/>
+        </w:rPr>
+        <w:t xml:space="preserve"> egy karakterekhez tartozó objektum aktívságát</w:t>
+      </w:r>
+      <w:r>
+        <w:rPr>
+          <w:noProof/>
+        </w:rPr>
+        <w:t xml:space="preserve"> állítja be</w:t>
+      </w:r>
+      <w:r>
+        <w:rPr>
+          <w:noProof/>
+        </w:rPr>
+        <w:t>.</w:t>
+      </w:r>
+      <w:r>
+        <w:rPr>
+          <w:noProof/>
+        </w:rPr>
+        <w:t xml:space="preserve"> A billentyűket lehet stringként átadni, vagy ahogy a függvényben is KeyCode alapján.</w:t>
+      </w:r>
+    </w:p>
+    <w:p>
+      <w:pPr>
+        <w:rPr>
+          <w:noProof/>
+        </w:rPr>
+      </w:pPr>
+      <w:r>
+        <w:rPr>
+          <w:noProof/>
+        </w:rPr>
+        <w:lastRenderedPageBreak/>
+        <w:t xml:space="preserve">A valódi különbséget a FixedUpdate és Update között a PlayerMovement </w:t>
+      </w:r>
+      <w:r>
+        <w:rPr>
+          <w:noProof/>
+        </w:rPr>
+        <w:drawing>
+          <wp:anchor distT="0" distB="0" distL="114300" distR="114300" simplePos="0" relativeHeight="251736064" behindDoc="1" locked="0" layoutInCell="1" allowOverlap="1" wp14:anchorId="7BB2E328" wp14:editId="76C35FFC">
+            <wp:simplePos x="0" y="0"/>
+            <wp:positionH relativeFrom="margin">
+              <wp:posOffset>2423160</wp:posOffset>
+            </wp:positionH>
+            <wp:positionV relativeFrom="paragraph">
+              <wp:posOffset>455</wp:posOffset>
+            </wp:positionV>
+            <wp:extent cx="3336290" cy="4986020"/>
+            <wp:effectExtent l="0" t="0" r="0" b="5080"/>
+            <wp:wrapTight wrapText="bothSides">
+              <wp:wrapPolygon edited="0">
+                <wp:start x="0" y="0"/>
+                <wp:lineTo x="0" y="21539"/>
+                <wp:lineTo x="21460" y="21539"/>
+                <wp:lineTo x="21460" y="0"/>
+                <wp:lineTo x="0" y="0"/>
+              </wp:wrapPolygon>
+            </wp:wrapTight>
+            <wp:docPr id="518629532" name="Kép 1"/>
+            <wp:cNvGraphicFramePr>
+              <a:graphicFrameLocks xmlns:a="http://schemas.openxmlformats.org/drawingml/2006/main" noChangeAspect="1"/>
+            </wp:cNvGraphicFramePr>
+            <a:graphic xmlns:a="http://schemas.openxmlformats.org/drawingml/2006/main">
+              <a:graphicData uri="http://schemas.openxmlformats.org/drawingml/2006/picture">
+                <pic:pic xmlns:pic="http://schemas.openxmlformats.org/drawingml/2006/picture">
+                  <pic:nvPicPr>
+                    <pic:cNvPr id="518629532" name=""/>
+                    <pic:cNvPicPr/>
+                  </pic:nvPicPr>
+                  <pic:blipFill>
+                    <a:blip r:embed="rId30">
+                      <a:extLst>
+                        <a:ext uri="{28A0092B-C50C-407E-A947-70E740481C1C}">
+                          <a14:useLocalDpi xmlns:a14="http://schemas.microsoft.com/office/drawing/2010/main" val="0"/>
+                        </a:ext>
+                      </a:extLst>
+                    </a:blip>
+                    <a:stretch>
+                      <a:fillRect/>
+                    </a:stretch>
+                  </pic:blipFill>
+                  <pic:spPr>
+                    <a:xfrm>
+                      <a:off x="0" y="0"/>
+                      <a:ext cx="3336290" cy="4986020"/>
+                    </a:xfrm>
+                    <a:prstGeom prst="rect">
+                      <a:avLst/>
+                    </a:prstGeom>
+                  </pic:spPr>
+                </pic:pic>
+              </a:graphicData>
+            </a:graphic>
+          </wp:anchor>
+        </w:drawing>
+      </w:r>
+      <w:r>
+        <w:rPr>
+          <w:noProof/>
+        </w:rPr>
+        <w:t>osztályban lehet egyszerűen látni, ugyanis ott mindkét függvény meg van valósítva különböző tartalommal, de mégis egymáshoz kapcsolódva.</w:t>
+      </w:r>
+      <w:r>
+        <w:rPr>
+          <w:noProof/>
+        </w:rPr>
+        <w:t xml:space="preserve"> </w:t>
+      </w:r>
+      <w:r>
+        <w:rPr>
+          <w:noProof/>
+        </w:rPr>
+        <w:t xml:space="preserve">A PlayerMovement esetén az Update beállítja bizonyos változók értékét gombnyomás alapján, majd a FixedUpdateban a beállított változó értékek alapján történik a karakterek </w:t>
+      </w:r>
+      <w:r>
+        <w:rPr>
+          <w:noProof/>
+        </w:rPr>
+        <mc:AlternateContent>
+          <mc:Choice Requires="wps">
+            <w:drawing>
+              <wp:anchor distT="0" distB="0" distL="114300" distR="114300" simplePos="0" relativeHeight="251738112" behindDoc="1" locked="0" layoutInCell="1" allowOverlap="1" wp14:anchorId="1ECB9D8D" wp14:editId="4EABD746">
+                <wp:simplePos x="0" y="0"/>
+                <wp:positionH relativeFrom="column">
+                  <wp:posOffset>2423160</wp:posOffset>
+                </wp:positionH>
+                <wp:positionV relativeFrom="paragraph">
+                  <wp:posOffset>5039180</wp:posOffset>
+                </wp:positionV>
+                <wp:extent cx="3336290" cy="635"/>
+                <wp:effectExtent l="0" t="0" r="0" b="0"/>
+                <wp:wrapTight wrapText="bothSides">
+                  <wp:wrapPolygon edited="0">
+                    <wp:start x="0" y="0"/>
+                    <wp:lineTo x="0" y="21600"/>
+                    <wp:lineTo x="21600" y="21600"/>
+                    <wp:lineTo x="21600" y="0"/>
+                  </wp:wrapPolygon>
+                </wp:wrapTight>
+                <wp:docPr id="122058218" name="Szövegdoboz 1"/>
+                <wp:cNvGraphicFramePr/>
+                <a:graphic xmlns:a="http://schemas.openxmlformats.org/drawingml/2006/main">
+                  <a:graphicData uri="http://schemas.microsoft.com/office/word/2010/wordprocessingShape">
+                    <wps:wsp>
+                      <wps:cNvSpPr txBox="1"/>
+                      <wps:spPr>
+                        <a:xfrm>
+                          <a:off x="0" y="0"/>
+                          <a:ext cx="3336290" cy="635"/>
+                        </a:xfrm>
+                        <a:prstGeom prst="rect">
+                          <a:avLst/>
+                        </a:prstGeom>
+                        <a:solidFill>
+                          <a:prstClr val="white"/>
+                        </a:solidFill>
+                        <a:ln>
+                          <a:noFill/>
+                        </a:ln>
+                      </wps:spPr>
+                      <wps:txbx>
+                        <w:txbxContent>
+                          <w:p>
+                            <w:pPr>
+                              <w:pStyle w:val="Kpalrs"/>
+                              <w:rPr>
+                                <w:noProof/>
+                                <w:szCs w:val="22"/>
+                              </w:rPr>
+                            </w:pPr>
+                            <w:r>
+                              <w:rPr>
+                                <w:noProof/>
+                              </w:rPr>
+                              <w:fldChar w:fldCharType="begin"/>
+                            </w:r>
+                            <w:r>
+                              <w:rPr>
+                                <w:noProof/>
+                              </w:rPr>
+                              <w:instrText xml:space="preserve"> SEQ ábra \* ARABIC </w:instrText>
+                            </w:r>
+                            <w:r>
+                              <w:rPr>
+                                <w:noProof/>
+                              </w:rPr>
+                              <w:fldChar w:fldCharType="separate"/>
+                            </w:r>
+                            <w:r>
+                              <w:rPr>
+                                <w:noProof/>
+                              </w:rPr>
+                              <w:t>18</w:t>
+                            </w:r>
+                            <w:r>
+                              <w:rPr>
+                                <w:noProof/>
+                              </w:rPr>
+                              <w:fldChar w:fldCharType="end"/>
+                            </w:r>
+                            <w:r>
+                              <w:t>. ábra PlayerMovement Update és FixedUpdate</w:t>
+                            </w:r>
+                          </w:p>
+                        </w:txbxContent>
+                      </wps:txbx>
+                      <wps:bodyPr rot="0" spcFirstLastPara="0" vertOverflow="overflow" horzOverflow="overflow" vert="horz" wrap="square" lIns="0" tIns="0" rIns="0" bIns="0" numCol="1" spcCol="0" rtlCol="0" fromWordArt="0" anchor="t" anchorCtr="0" forceAA="0" compatLnSpc="1">
+                        <a:prstTxWarp prst="textNoShape">
+                          <a:avLst/>
+                        </a:prstTxWarp>
+                        <a:spAutoFit/>
+                      </wps:bodyPr>
+                    </wps:wsp>
+                  </a:graphicData>
+                </a:graphic>
+              </wp:anchor>
+            </w:drawing>
+          </mc:Choice>
+          <mc:Fallback>
+            <w:pict>
+              <v:shape w14:anchorId="1ECB9D8D" id="_x0000_s1043" type="#_x0000_t202" style="position:absolute;left:0;text-align:left;margin-left:190.8pt;margin-top:396.8pt;width:262.7pt;height:.05pt;z-index:-251578368;visibility:visible;mso-wrap-style:square;mso-wrap-distance-left:9pt;mso-wrap-distance-top:0;mso-wrap-distance-right:9pt;mso-wrap-distance-bottom:0;mso-position-horizontal:absolute;mso-position-horizontal-relative:text;mso-position-vertical:absolute;mso-position-vertical-relative:text;v-text-anchor:top" o:gfxdata="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" stroked="f">
+                <v:textbox style="mso-fit-shape-to-text:t" inset="0,0,0,0">
+                  <w:txbxContent>
+                    <w:p>
+                      <w:pPr>
+                        <w:pStyle w:val="Kpalrs"/>
+                        <w:rPr>
+                          <w:noProof/>
+                          <w:szCs w:val="22"/>
+                        </w:rPr>
+                      </w:pPr>
+                      <w:r>
+                        <w:rPr>
+                          <w:noProof/>
+                        </w:rPr>
+                        <w:fldChar w:fldCharType="begin"/>
+                      </w:r>
+                      <w:r>
+                        <w:rPr>
+                          <w:noProof/>
+                        </w:rPr>
+                        <w:instrText xml:space="preserve"> SEQ ábra \* ARABIC </w:instrText>
+                      </w:r>
+                      <w:r>
+                        <w:rPr>
+                          <w:noProof/>
+                        </w:rPr>
+                        <w:fldChar w:fldCharType="separate"/>
+                      </w:r>
+                      <w:r>
+                        <w:rPr>
+                          <w:noProof/>
+                        </w:rPr>
+                        <w:t>18</w:t>
+                      </w:r>
+                      <w:r>
+                        <w:rPr>
+                          <w:noProof/>
+                        </w:rPr>
+                        <w:fldChar w:fldCharType="end"/>
+                      </w:r>
+                      <w:r>
+                        <w:t>. ábra PlayerMovement Update és FixedUpdate</w:t>
+                      </w:r>
+                    </w:p>
+                  </w:txbxContent>
+                </v:textbox>
+                <w10:wrap type="tight"/>
+              </v:shape>
+            </w:pict>
+          </mc:Fallback>
+        </mc:AlternateContent>
+      </w:r>
+      <w:r>
+        <w:rPr>
+          <w:noProof/>
+        </w:rPr>
+        <w:t>mozgatása.</w:t>
+      </w:r>
+      <w:r>
+        <w:rPr>
+          <w:noProof/>
+        </w:rPr>
+        <w:t xml:space="preserve"> Updateben meg van határozva, az ugrás és a mozgás i</w:t>
+      </w:r>
+      <w:r>
+        <w:rPr>
+          <w:noProof/>
+        </w:rPr>
+        <w:t>s, illetve a mozgási irány alapján a karakterhez tartozó kép is. Az ugrás feltétele, hogy a földön legyen a karakter ezt nézi a Grounded változó. Mozgás esetén speciális lekérdezés van az Inputra vonatkozóan. Lehet megadni és alapból is léteznek speciális elnevezések egy adott gombra, vagy gombokra. Ebben az esetben a PlayerAxes változó egy szöveget tartalmaz, ami egyrészt külön van megadva az egyednek létrehozáskor, így el lehet dönteni hogy melyik gombokkal lehessen mozgatni a karaktert. Az A, D illetve a nyilas mozgatás esetén is saját opciót hoztam létre ami pont ezeket a billentyűpárokat figyeli. Az Input.GetAxisRaw függvény visszatérési értéke 1, vagy -1 a megnyomott gombtól függően. Ez az érték van felhasználva a mozgáshoz a FixedUpdateban. De még ha vissznézünk a sima Update függvényre további két érdekes sor látható a kódban. Az isLeftWall és isRightWall függvények lenullázzák a mozgást, ha fal mellet állva szeretnénk a fal felé menni. Ezzel alapból nem lenne probléma, de valamiért ha nem a földön áll a karakter a sebesség beállítása a késpbbi függvényben odatapasztja a falhoz a karakter és nem esik vissza a földre amíg a gomb nyomva van.</w:t>
+      </w:r>
+      <w:r>
+        <w:rPr>
+          <w:noProof/>
+        </w:rPr>
+        <w:t xml:space="preserve"> A FixedUpdateban szimplán bizonyos feltételek mellet csak módosítva van a karakter </w:t>
+      </w:r>
+      <w:r>
+        <w:rPr>
+          <w:noProof/>
+        </w:rPr>
+        <w:t>egyik komponensének a „velocity” tulajdonsága a megfelelő mennyiséggel.</w:t>
       </w:r>
     </w:p>
     <w:p>
@@ -6745,7 +7628,7 @@
         <w:spacing w:before="24000"/>
         <w:ind w:left="431" w:hanging="431"/>
       </w:pPr>
-      <w:bookmarkStart w:id="15" w:name="_Toc228099599"/>
+      <w:bookmarkStart w:id="25" w:name="_Toc228099599"/>
       <w:r>
         <w:lastRenderedPageBreak/>
         <w:t>Összefoglalás és tovább</w:t>
@@ -6753,7 +7636,7 @@
       <w:r>
         <w:t>i fejlesztési lehetőségek</w:t>
       </w:r>
-      <w:bookmarkEnd w:id="15"/>
+      <w:bookmarkEnd w:id="25"/>
     </w:p>
     <w:p>
       <w:r>
@@ -6765,15 +7648,7 @@
     </w:p>
     <w:p>
       <w:r>
-        <w:t xml:space="preserve">A programot a </w:t>
-      </w:r>
-      <w:proofErr w:type="spellStart"/>
-      <w:r>
-        <w:t>Unity</w:t>
-      </w:r>
-      <w:proofErr w:type="spellEnd"/>
-      <w:r>
-        <w:t xml:space="preserve"> játékmotor és fejlesztői környezet segítségével hoztam létre, ahol C# nyelven írtam a forráskódot. A program készítés során felhasznált képek, ábrák kilencven százalékát magam készített, hogy egy egyedi világot alkossak a játéknak.</w:t>
+        <w:t>A programot a Unity játékmotor és fejlesztői környezet segítségével hoztam létre, ahol C# nyelven írtam a forráskódot. A program készítés során felhasznált képek, ábrák kilencven százalékát magam készített, hogy egy egyedi világot alkossak a játéknak.</w:t>
       </w:r>
       <w:r>
         <w:t xml:space="preserve"> </w:t>
@@ -6787,15 +7662,7 @@
         <w:t>,</w:t>
       </w:r>
       <w:r>
-        <w:t xml:space="preserve"> amelyek segítettek a program futása közben betölteni a felületről a </w:t>
-      </w:r>
-      <w:proofErr w:type="spellStart"/>
-      <w:r>
-        <w:t>tilemap</w:t>
-      </w:r>
-      <w:proofErr w:type="spellEnd"/>
-      <w:r>
-        <w:t>-ek elemeit</w:t>
+        <w:t xml:space="preserve"> amelyek segítettek a program futása közben betölteni a felületről a tilemap-ek elemeit</w:t>
       </w:r>
       <w:r>
         <w:t>,</w:t>
@@ -6819,75 +7686,42 @@
         <w:t xml:space="preserve"> ahol saját pályákat lehet készíteni, bár ehhez további új függvények is szükségesek lennének.</w:t>
       </w:r>
       <w:r>
-        <w:t xml:space="preserve"> A jelenleg megírt mentésre szolgáló függvények a </w:t>
-      </w:r>
-      <w:proofErr w:type="spellStart"/>
-      <w:r>
-        <w:t>TileMapController</w:t>
-      </w:r>
-      <w:proofErr w:type="spellEnd"/>
-      <w:r>
-        <w:t xml:space="preserve"> osztályban található </w:t>
-      </w:r>
-      <w:proofErr w:type="spellStart"/>
-      <w:r>
-        <w:t>edit</w:t>
-      </w:r>
-      <w:proofErr w:type="spellEnd"/>
-      <w:r>
-        <w:t xml:space="preserve"> változó igaz értéke esetén hívhatók meg </w:t>
-      </w:r>
-      <w:proofErr w:type="spellStart"/>
-      <w:r>
-        <w:t>Ctrl</w:t>
-      </w:r>
-      <w:proofErr w:type="spellEnd"/>
-      <w:r>
-        <w:t xml:space="preserve"> + R és </w:t>
-      </w:r>
-      <w:proofErr w:type="spellStart"/>
-      <w:r>
-        <w:t>Ctrl</w:t>
-      </w:r>
-      <w:proofErr w:type="spellEnd"/>
-      <w:r>
-        <w:t xml:space="preserve"> + F gombokkal. A korábbi gombkombináció betölti a különböző </w:t>
-      </w:r>
-      <w:proofErr w:type="spellStart"/>
-      <w:r>
-        <w:t>tilemap</w:t>
-      </w:r>
-      <w:proofErr w:type="spellEnd"/>
-      <w:r>
-        <w:t xml:space="preserve"> rétegeken szereplő pályaelemek adatait az osztályokban tárolt változókba, majd a </w:t>
-      </w:r>
-      <w:proofErr w:type="spellStart"/>
-      <w:r>
-        <w:t>Ctrl</w:t>
-      </w:r>
-      <w:proofErr w:type="spellEnd"/>
-      <w:r>
-        <w:t xml:space="preserve"> + F fájlba írja azokat. Bizonyos beállításokat kézzel kell megadni a teljes működéshez ezért lett szétválasztva ez a két funkció. Ha esetleg nincs betöltve semmi, akkor a mentés előtt lefut a betöltéshez használt függvény is. </w:t>
+        <w:t xml:space="preserve"> A jelenleg megírt mentésre szolgáló függvények a TileMapController osztályban található edit változó igaz értéke esetén hívhatók meg Ctrl + R és Ctrl + F gombokkal. A korábbi gombkombináció betölti a különböző tilemap rétegeken szereplő pályaelemek adatait az osztályokban tárolt változókba, majd a Ctrl + F fájlba írja azokat. Bizonyos beállításokat kézzel kell megadni a teljes működéshez ezért lett szétválasztva ez a két funkció. Ha esetleg nincs betöltve semmi, akkor a mentés előtt lefut a betöltéshez használt függvény is. </w:t>
       </w:r>
       <w:r>
         <w:t xml:space="preserve">Jelenleg a pálya „rajzolás” -hoz nincs készítve függvény, ezt a funkciót a </w:t>
       </w:r>
-      <w:proofErr w:type="spellStart"/>
       <w:r>
         <w:t>U</w:t>
       </w:r>
       <w:r>
-        <w:t>nity</w:t>
-      </w:r>
-      <w:proofErr w:type="spellEnd"/>
-      <w:r>
-        <w:t xml:space="preserve"> editor</w:t>
+        <w:t>nity editor</w:t>
       </w:r>
       <w:r>
         <w:t xml:space="preserve"> felületének segítségével</w:t>
       </w:r>
       <w:r>
         <w:t xml:space="preserve"> végeztem el.</w:t>
+      </w:r>
+    </w:p>
+    <w:p>
+      <w:r>
+        <w:t>Egy másik funkció, amit megvalósítottam, de végül nem használtam az a víz tilemap réteg. Maga a WaterController osztály nem valósít meg semmi speciális esetet, azonban a réteg „water” layer</w:t>
+      </w:r>
+      <w:r>
+        <w:t>-</w:t>
+      </w:r>
+      <w:r>
+        <w:t>nek van beállítva, így az érintkezést érzékelni lehet. Ezt a PlayerMovement osztályban érzékelem és ha vízzel érintkezik a karakter akkor csökken a gravitációja, illetve a mozgási sebessége is.</w:t>
+      </w:r>
+      <w:r>
+        <w:t xml:space="preserve"> Valójában ez nem „trigger” -rel van megírva, hanem mozgás esetén vizsgálom</w:t>
+      </w:r>
+      <w:r>
+        <w:t>,</w:t>
+      </w:r>
+      <w:r>
+        <w:t xml:space="preserve"> hogy érintkezik-e „water” layer-rel ellátott elemmel.</w:t>
       </w:r>
     </w:p>
     <w:p/>
@@ -6897,12 +7731,12 @@
         <w:spacing w:before="24000"/>
         <w:ind w:left="431" w:hanging="431"/>
       </w:pPr>
-      <w:bookmarkStart w:id="16" w:name="_Toc228099600"/>
+      <w:bookmarkStart w:id="26" w:name="_Toc228099600"/>
       <w:r>
         <w:lastRenderedPageBreak/>
         <w:t>Irodalomjegyzék</w:t>
       </w:r>
-      <w:bookmarkEnd w:id="16"/>
+      <w:bookmarkEnd w:id="26"/>
     </w:p>
     <w:p>
       <w:pPr>
@@ -6913,23 +7747,10 @@
         </w:numPr>
         <w:ind w:left="0" w:firstLine="0"/>
       </w:pPr>
-      <w:proofErr w:type="spellStart"/>
-      <w:r>
-        <w:t>MonoBehaviour</w:t>
-      </w:r>
-      <w:proofErr w:type="spellEnd"/>
-      <w:r>
-        <w:t xml:space="preserve"> </w:t>
-      </w:r>
-      <w:proofErr w:type="spellStart"/>
-      <w:r>
-        <w:t>class</w:t>
-      </w:r>
-      <w:proofErr w:type="spellEnd"/>
-      <w:r>
-        <w:t xml:space="preserve">. (2022). Letöltve: 2026. április 26., az alábbi címről: </w:t>
-      </w:r>
-      <w:hyperlink r:id="rId24" w:history="1">
+      <w:r>
+        <w:t xml:space="preserve">MonoBehaviour class. (2022). Letöltve: 2026. április 26., az alábbi címről: </w:t>
+      </w:r>
+      <w:hyperlink r:id="rId31" w:history="1">
         <w:r>
           <w:rPr>
             <w:rStyle w:val="Hiperhivatkozs"/>
@@ -6947,23 +7768,10 @@
         </w:numPr>
         <w:ind w:left="0" w:firstLine="0"/>
       </w:pPr>
-      <w:proofErr w:type="spellStart"/>
-      <w:r>
-        <w:t>MonoBehaviour</w:t>
-      </w:r>
-      <w:proofErr w:type="spellEnd"/>
-      <w:r>
-        <w:t xml:space="preserve"> </w:t>
-      </w:r>
-      <w:proofErr w:type="spellStart"/>
-      <w:r>
-        <w:t>class</w:t>
-      </w:r>
-      <w:proofErr w:type="spellEnd"/>
-      <w:r>
-        <w:t xml:space="preserve">. (2022). Letöltve: 2026. április 26., az alábbi címről: </w:t>
-      </w:r>
-      <w:hyperlink r:id="rId25" w:history="1">
+      <w:r>
+        <w:t xml:space="preserve">MonoBehaviour class. (2022). Letöltve: 2026. április 26., az alábbi címről: </w:t>
+      </w:r>
+      <w:hyperlink r:id="rId32" w:history="1">
         <w:r>
           <w:rPr>
             <w:rStyle w:val="Hiperhivatkozs"/>
@@ -6982,25 +7790,9 @@
         <w:ind w:left="0" w:hanging="11"/>
       </w:pPr>
       <w:r>
-        <w:t xml:space="preserve">JSON - </w:t>
-      </w:r>
-      <w:proofErr w:type="spellStart"/>
-      <w:r>
-        <w:t>What</w:t>
-      </w:r>
-      <w:proofErr w:type="spellEnd"/>
-      <w:r>
-        <w:t xml:space="preserve"> is JSON? (</w:t>
-      </w:r>
-      <w:proofErr w:type="spellStart"/>
-      <w:r>
-        <w:t>n.d</w:t>
-      </w:r>
-      <w:proofErr w:type="spellEnd"/>
-      <w:r>
-        <w:t xml:space="preserve">.). Letöltve: 2026. április 26., az alábbi címről: </w:t>
-      </w:r>
-      <w:hyperlink r:id="rId26" w:history="1">
+        <w:t xml:space="preserve">JSON - What is JSON? (n.d.). Letöltve: 2026. április 26., az alábbi címről: </w:t>
+      </w:r>
+      <w:hyperlink r:id="rId33" w:history="1">
         <w:r>
           <w:rPr>
             <w:rStyle w:val="Hiperhivatkozs"/>
@@ -7018,23 +7810,10 @@
         </w:numPr>
         <w:ind w:left="0" w:hanging="11"/>
       </w:pPr>
-      <w:proofErr w:type="spellStart"/>
-      <w:r>
-        <w:t>GameObject</w:t>
-      </w:r>
-      <w:proofErr w:type="spellEnd"/>
-      <w:r>
-        <w:t xml:space="preserve"> </w:t>
-      </w:r>
-      <w:proofErr w:type="spellStart"/>
-      <w:r>
-        <w:t>class</w:t>
-      </w:r>
-      <w:proofErr w:type="spellEnd"/>
-      <w:r>
-        <w:t xml:space="preserve">. (2022). Letöltve: 2026. április 26., az alábbi címről: </w:t>
-      </w:r>
-      <w:hyperlink r:id="rId27" w:history="1">
+      <w:r>
+        <w:t xml:space="preserve">GameObject class. (2022). Letöltve: 2026. április 26., az alábbi címről: </w:t>
+      </w:r>
+      <w:hyperlink r:id="rId34" w:history="1">
         <w:r>
           <w:rPr>
             <w:rStyle w:val="Hiperhivatkozs"/>
@@ -7052,15 +7831,10 @@
         </w:numPr>
         <w:ind w:left="0" w:hanging="11"/>
       </w:pPr>
-      <w:proofErr w:type="spellStart"/>
-      <w:r>
-        <w:t>Tilemap</w:t>
-      </w:r>
-      <w:proofErr w:type="spellEnd"/>
-      <w:r>
-        <w:t xml:space="preserve">. (2022). Letöltve: 2026. április 26., az alábbi címről: </w:t>
-      </w:r>
-      <w:hyperlink r:id="rId28" w:history="1">
+      <w:r>
+        <w:t xml:space="preserve">Tilemap. (2022). Letöltve: 2026. április 26., az alábbi címről: </w:t>
+      </w:r>
+      <w:hyperlink r:id="rId35" w:history="1">
         <w:r>
           <w:rPr>
             <w:rStyle w:val="Hiperhivatkozs"/>
@@ -7091,12 +7865,12 @@
         <w:spacing w:before="24000"/>
         <w:ind w:left="431" w:hanging="431"/>
       </w:pPr>
-      <w:bookmarkStart w:id="17" w:name="_Toc228099601"/>
+      <w:bookmarkStart w:id="27" w:name="_Toc228099601"/>
       <w:r>
         <w:lastRenderedPageBreak/>
         <w:t>Melléklet</w:t>
       </w:r>
-      <w:bookmarkEnd w:id="17"/>
+      <w:bookmarkEnd w:id="27"/>
     </w:p>
     <w:p>
       <w:pPr>
@@ -7125,7 +7899,7 @@
                     <pic:cNvPicPr/>
                   </pic:nvPicPr>
                   <pic:blipFill>
-                    <a:blip r:embed="rId29"/>
+                    <a:blip r:embed="rId36"/>
                     <a:stretch>
                       <a:fillRect/>
                     </a:stretch>
@@ -7146,7 +7920,7 @@
         </w:drawing>
       </w:r>
     </w:p>
-    <w:bookmarkStart w:id="18" w:name="_Ref228097428"/>
+    <w:bookmarkStart w:id="28" w:name="_Ref228097428"/>
     <w:p>
       <w:pPr>
         <w:pStyle w:val="Kpalrs"/>
@@ -7161,14 +7935,14 @@
       <w:r>
         <w:fldChar w:fldCharType="separate"/>
       </w:r>
-      <w:bookmarkStart w:id="19" w:name="_Ref228097438"/>
-      <w:r>
-        <w:rPr>
-          <w:noProof/>
-        </w:rPr>
-        <w:t>12</w:t>
-      </w:r>
-      <w:bookmarkEnd w:id="19"/>
+      <w:bookmarkStart w:id="29" w:name="_Ref228097438"/>
+      <w:r>
+        <w:rPr>
+          <w:noProof/>
+        </w:rPr>
+        <w:t>19</w:t>
+      </w:r>
+      <w:bookmarkEnd w:id="29"/>
       <w:r>
         <w:rPr>
           <w:noProof/>
@@ -7184,7 +7958,7 @@
       <w:r>
         <w:t>menü</w:t>
       </w:r>
-      <w:bookmarkEnd w:id="18"/>
+      <w:bookmarkEnd w:id="28"/>
     </w:p>
     <w:p>
       <w:pPr>
@@ -7210,7 +7984,7 @@
                     <pic:cNvPicPr/>
                   </pic:nvPicPr>
                   <pic:blipFill>
-                    <a:blip r:embed="rId30"/>
+                    <a:blip r:embed="rId37"/>
                     <a:stretch>
                       <a:fillRect/>
                     </a:stretch>
@@ -7231,7 +8005,7 @@
         </w:drawing>
       </w:r>
     </w:p>
-    <w:bookmarkStart w:id="20" w:name="_Ref228097648"/>
+    <w:bookmarkStart w:id="30" w:name="_Ref228097648"/>
     <w:p>
       <w:pPr>
         <w:pStyle w:val="Kpalrs"/>
@@ -7250,7 +8024,7 @@
         <w:rPr>
           <w:noProof/>
         </w:rPr>
-        <w:t>13</w:t>
+        <w:t>20</w:t>
       </w:r>
       <w:r>
         <w:rPr>
@@ -7261,7 +8035,7 @@
       <w:r>
         <w:t>. ábra Játék mód választó panel</w:t>
       </w:r>
-      <w:bookmarkEnd w:id="20"/>
+      <w:bookmarkEnd w:id="30"/>
     </w:p>
     <w:p>
       <w:pPr>
@@ -7288,7 +8062,7 @@
                     <pic:cNvPicPr/>
                   </pic:nvPicPr>
                   <pic:blipFill>
-                    <a:blip r:embed="rId31"/>
+                    <a:blip r:embed="rId38"/>
                     <a:stretch>
                       <a:fillRect/>
                     </a:stretch>
@@ -7309,7 +8083,7 @@
         </w:drawing>
       </w:r>
     </w:p>
-    <w:bookmarkStart w:id="21" w:name="_Ref228099537"/>
+    <w:bookmarkStart w:id="31" w:name="_Ref228099537"/>
     <w:p>
       <w:pPr>
         <w:pStyle w:val="Kpalrs"/>
@@ -7328,7 +8102,7 @@
         <w:rPr>
           <w:noProof/>
         </w:rPr>
-        <w:t>14</w:t>
+        <w:t>21</w:t>
       </w:r>
       <w:r>
         <w:fldChar w:fldCharType="end"/>
@@ -7336,7 +8110,7 @@
       <w:r>
         <w:t>. ábra Többjátékos térkép</w:t>
       </w:r>
-      <w:bookmarkEnd w:id="21"/>
+      <w:bookmarkEnd w:id="31"/>
     </w:p>
     <w:p>
       <w:pPr>
@@ -7362,7 +8136,7 @@
                     <pic:cNvPicPr/>
                   </pic:nvPicPr>
                   <pic:blipFill>
-                    <a:blip r:embed="rId32"/>
+                    <a:blip r:embed="rId39"/>
                     <a:stretch>
                       <a:fillRect/>
                     </a:stretch>
@@ -7383,7 +8157,7 @@
         </w:drawing>
       </w:r>
     </w:p>
-    <w:bookmarkStart w:id="22" w:name="_Ref228099570"/>
+    <w:bookmarkStart w:id="32" w:name="_Ref228099570"/>
     <w:p>
       <w:pPr>
         <w:pStyle w:val="Kpalrs"/>
@@ -7402,7 +8176,7 @@
         <w:rPr>
           <w:noProof/>
         </w:rPr>
-        <w:t>15</w:t>
+        <w:t>22</w:t>
       </w:r>
       <w:r>
         <w:fldChar w:fldCharType="end"/>
@@ -7410,11 +8184,13 @@
       <w:r>
         <w:t>. ábra Térkép menü</w:t>
       </w:r>
-      <w:bookmarkEnd w:id="22"/>
+      <w:bookmarkStart w:id="33" w:name="_Ref228113655"/>
+      <w:bookmarkEnd w:id="32"/>
     </w:p>
     <w:p>
       <w:pPr>
-        <w:keepNext/>
+        <w:pStyle w:val="Kpalrs"/>
+        <w:jc w:val="both"/>
       </w:pPr>
       <w:r>
         <w:rPr>
@@ -7422,9 +8198,25 @@
         </w:rPr>
         <w:lastRenderedPageBreak/>
         <w:drawing>
-          <wp:inline distT="0" distB="0" distL="0" distR="0" wp14:anchorId="38EFBE8F" wp14:editId="1F6E7F70">
+          <wp:anchor distT="0" distB="0" distL="114300" distR="114300" simplePos="0" relativeHeight="251710464" behindDoc="1" locked="0" layoutInCell="1" allowOverlap="1" wp14:anchorId="38EFBE8F" wp14:editId="59909C68">
+            <wp:simplePos x="0" y="0"/>
+            <wp:positionH relativeFrom="margin">
+              <wp:align>left</wp:align>
+            </wp:positionH>
+            <wp:positionV relativeFrom="paragraph">
+              <wp:posOffset>0</wp:posOffset>
+            </wp:positionV>
             <wp:extent cx="5755640" cy="3942080"/>
             <wp:effectExtent l="0" t="0" r="0" b="1270"/>
+            <wp:wrapTight wrapText="bothSides">
+              <wp:wrapPolygon edited="0">
+                <wp:start x="0" y="0"/>
+                <wp:lineTo x="0" y="21503"/>
+                <wp:lineTo x="21519" y="21503"/>
+                <wp:lineTo x="21519" y="0"/>
+                <wp:lineTo x="0" y="0"/>
+              </wp:wrapPolygon>
+            </wp:wrapTight>
             <wp:docPr id="901910300" name="Kép 6"/>
             <wp:cNvGraphicFramePr>
               <a:graphicFrameLocks xmlns:a="http://schemas.openxmlformats.org/drawingml/2006/main" noChangeAspect="1"/>
@@ -7439,7 +8231,7 @@
                     </pic:cNvPicPr>
                   </pic:nvPicPr>
                   <pic:blipFill>
-                    <a:blip r:embed="rId33" cstate="print">
+                    <a:blip r:embed="rId40" cstate="print">
                       <a:extLst>
                         <a:ext uri="{28A0092B-C50C-407E-A947-70E740481C1C}">
                           <a14:useLocalDpi xmlns:a14="http://schemas.microsoft.com/office/drawing/2010/main" val="0"/>
@@ -7467,43 +8259,9 @@
                 </pic:pic>
               </a:graphicData>
             </a:graphic>
-          </wp:inline>
+          </wp:anchor>
         </w:drawing>
       </w:r>
-    </w:p>
-    <w:bookmarkStart w:id="23" w:name="_Ref228113655"/>
-    <w:p>
-      <w:pPr>
-        <w:pStyle w:val="Kpalrs"/>
-        <w:jc w:val="both"/>
-      </w:pPr>
-      <w:r>
-        <w:fldChar w:fldCharType="begin"/>
-      </w:r>
-      <w:r>
-        <w:instrText xml:space="preserve"> SEQ ábra \* ARABIC </w:instrText>
-      </w:r>
-      <w:r>
-        <w:fldChar w:fldCharType="separate"/>
-      </w:r>
-      <w:r>
-        <w:rPr>
-          <w:noProof/>
-        </w:rPr>
-        <w:t>16</w:t>
-      </w:r>
-      <w:r>
-        <w:fldChar w:fldCharType="end"/>
-      </w:r>
-      <w:r>
-        <w:t>. ábra</w:t>
-      </w:r>
-      <w:bookmarkEnd w:id="23"/>
-      <w:r>
-        <w:t xml:space="preserve"> Osztály kapcsolat diagram</w:t>
-      </w:r>
-    </w:p>
-    <w:p>
       <w:r>
         <w:rPr>
           <w:noProof/>
@@ -7511,15 +8269,15 @@
         <mc:AlternateContent>
           <mc:Choice Requires="wps">
             <w:drawing>
-              <wp:anchor distT="0" distB="0" distL="114300" distR="114300" simplePos="0" relativeHeight="251701248" behindDoc="1" locked="0" layoutInCell="1" allowOverlap="1" wp14:anchorId="4F14E065" wp14:editId="7DAFB5CB">
+              <wp:anchor distT="0" distB="0" distL="114300" distR="114300" simplePos="0" relativeHeight="251719680" behindDoc="1" locked="0" layoutInCell="1" allowOverlap="1" wp14:anchorId="590B195F" wp14:editId="5974AAD4">
                 <wp:simplePos x="0" y="0"/>
                 <wp:positionH relativeFrom="column">
-                  <wp:posOffset>-1905</wp:posOffset>
+                  <wp:posOffset>2957195</wp:posOffset>
                 </wp:positionH>
                 <wp:positionV relativeFrom="paragraph">
-                  <wp:posOffset>3601720</wp:posOffset>
+                  <wp:posOffset>5509260</wp:posOffset>
                 </wp:positionV>
-                <wp:extent cx="3028950" cy="635"/>
+                <wp:extent cx="2802255" cy="635"/>
                 <wp:effectExtent l="0" t="0" r="0" b="0"/>
                 <wp:wrapTight wrapText="bothSides">
                   <wp:wrapPolygon edited="0">
@@ -7529,7 +8287,7 @@
                     <wp:lineTo x="21600" y="0"/>
                   </wp:wrapPolygon>
                 </wp:wrapTight>
-                <wp:docPr id="112453274" name="Szövegdoboz 1"/>
+                <wp:docPr id="1708939037" name="Szövegdoboz 1"/>
                 <wp:cNvGraphicFramePr/>
                 <a:graphic xmlns:a="http://schemas.openxmlformats.org/drawingml/2006/main">
                   <a:graphicData uri="http://schemas.microsoft.com/office/word/2010/wordprocessingShape">
@@ -7538,7 +8296,7 @@
                       <wps:spPr>
                         <a:xfrm>
                           <a:off x="0" y="0"/>
-                          <a:ext cx="3028950" cy="635"/>
+                          <a:ext cx="2802255" cy="635"/>
                         </a:xfrm>
                         <a:prstGeom prst="rect">
                           <a:avLst/>
@@ -7552,44 +8310,51 @@
                       </wps:spPr>
                       <wps:txbx>
                         <w:txbxContent>
-                          <w:bookmarkStart w:id="24" w:name="_Ref228210426"/>
+                          <w:bookmarkStart w:id="34" w:name="_Ref228299056"/>
                           <w:p>
                             <w:pPr>
                               <w:pStyle w:val="Kpalrs"/>
                               <w:rPr>
-                                <w:szCs w:val="22"/>
+                                <w:noProof/>
                               </w:rPr>
                             </w:pPr>
-                            <w:r>
-                              <w:fldChar w:fldCharType="begin"/>
-                            </w:r>
-                            <w:r>
-                              <w:instrText xml:space="preserve"> SEQ ábra \* ARABIC </w:instrText>
-                            </w:r>
-                            <w:r>
-                              <w:fldChar w:fldCharType="separate"/>
-                            </w:r>
                             <w:r>
                               <w:rPr>
                                 <w:noProof/>
                               </w:rPr>
-                              <w:t>17</w:t>
-                            </w:r>
-                            <w:r>
+                              <w:fldChar w:fldCharType="begin"/>
+                            </w:r>
+                            <w:r>
+                              <w:rPr>
+                                <w:noProof/>
+                              </w:rPr>
+                              <w:instrText xml:space="preserve"> SEQ ábra \* ARABIC </w:instrText>
+                            </w:r>
+                            <w:r>
+                              <w:rPr>
+                                <w:noProof/>
+                              </w:rPr>
+                              <w:fldChar w:fldCharType="separate"/>
+                            </w:r>
+                            <w:r>
+                              <w:rPr>
+                                <w:noProof/>
+                              </w:rPr>
+                              <w:t>23</w:t>
+                            </w:r>
+                            <w:r>
+                              <w:rPr>
+                                <w:noProof/>
+                              </w:rPr>
                               <w:fldChar w:fldCharType="end"/>
                             </w:r>
                             <w:r>
-                              <w:t xml:space="preserve">. ábra </w:t>
-                            </w:r>
-                            <w:proofErr w:type="spellStart"/>
-                            <w:r>
-                              <w:t>MultyplayerCreate</w:t>
-                            </w:r>
-                            <w:proofErr w:type="spellEnd"/>
-                            <w:r>
-                              <w:t xml:space="preserve"> függvény</w:t>
-                            </w:r>
-                            <w:bookmarkEnd w:id="24"/>
+                              <w:t>. ábra</w:t>
+                            </w:r>
+                            <w:bookmarkEnd w:id="34"/>
+                            <w:r>
+                              <w:t xml:space="preserve"> ActivateButton függvény</w:t>
+                            </w:r>
                           </w:p>
                         </w:txbxContent>
                       </wps:txbx>
@@ -7607,47 +8372,54 @@
           </mc:Choice>
           <mc:Fallback>
             <w:pict>
-              <v:shape w14:anchorId="4F14E065" id="_x0000_s1037" type="#_x0000_t202" style="position:absolute;left:0;text-align:left;margin-left:-.15pt;margin-top:283.6pt;width:238.5pt;height:.05pt;z-index:-251615232;visibility:visible;mso-wrap-style:square;mso-wrap-distance-left:9pt;mso-wrap-distance-top:0;mso-wrap-distance-right:9pt;mso-wrap-distance-bottom:0;mso-position-horizontal:absolute;mso-position-horizontal-relative:text;mso-position-vertical:absolute;mso-position-vertical-relative:text;v-text-anchor:top" o:gfxdata="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" stroked="f">
+              <v:shape w14:anchorId="590B195F" id="_x0000_s1044" type="#_x0000_t202" style="position:absolute;left:0;text-align:left;margin-left:232.85pt;margin-top:433.8pt;width:220.65pt;height:.05pt;z-index:-251596800;visibility:visible;mso-wrap-style:square;mso-wrap-distance-left:9pt;mso-wrap-distance-top:0;mso-wrap-distance-right:9pt;mso-wrap-distance-bottom:0;mso-position-horizontal:absolute;mso-position-horizontal-relative:text;mso-position-vertical:absolute;mso-position-vertical-relative:text;v-text-anchor:top" o:gfxdata="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" stroked="f">
                 <v:textbox style="mso-fit-shape-to-text:t" inset="0,0,0,0">
                   <w:txbxContent>
-                    <w:bookmarkStart w:id="25" w:name="_Ref228210426"/>
+                    <w:bookmarkStart w:id="35" w:name="_Ref228299056"/>
                     <w:p>
                       <w:pPr>
                         <w:pStyle w:val="Kpalrs"/>
                         <w:rPr>
-                          <w:szCs w:val="22"/>
+                          <w:noProof/>
                         </w:rPr>
                       </w:pPr>
-                      <w:r>
-                        <w:fldChar w:fldCharType="begin"/>
-                      </w:r>
-                      <w:r>
-                        <w:instrText xml:space="preserve"> SEQ ábra \* ARABIC </w:instrText>
-                      </w:r>
-                      <w:r>
-                        <w:fldChar w:fldCharType="separate"/>
-                      </w:r>
                       <w:r>
                         <w:rPr>
                           <w:noProof/>
                         </w:rPr>
-                        <w:t>17</w:t>
-                      </w:r>
-                      <w:r>
+                        <w:fldChar w:fldCharType="begin"/>
+                      </w:r>
+                      <w:r>
+                        <w:rPr>
+                          <w:noProof/>
+                        </w:rPr>
+                        <w:instrText xml:space="preserve"> SEQ ábra \* ARABIC </w:instrText>
+                      </w:r>
+                      <w:r>
+                        <w:rPr>
+                          <w:noProof/>
+                        </w:rPr>
+                        <w:fldChar w:fldCharType="separate"/>
+                      </w:r>
+                      <w:r>
+                        <w:rPr>
+                          <w:noProof/>
+                        </w:rPr>
+                        <w:t>23</w:t>
+                      </w:r>
+                      <w:r>
+                        <w:rPr>
+                          <w:noProof/>
+                        </w:rPr>
                         <w:fldChar w:fldCharType="end"/>
                       </w:r>
                       <w:r>
-                        <w:t xml:space="preserve">. ábra </w:t>
-                      </w:r>
-                      <w:proofErr w:type="spellStart"/>
-                      <w:r>
-                        <w:t>MultyplayerCreate</w:t>
-                      </w:r>
-                      <w:proofErr w:type="spellEnd"/>
-                      <w:r>
-                        <w:t xml:space="preserve"> függvény</w:t>
-                      </w:r>
-                      <w:bookmarkEnd w:id="25"/>
+                        <w:t>. ábra</w:t>
+                      </w:r>
+                      <w:bookmarkEnd w:id="35"/>
+                      <w:r>
+                        <w:t xml:space="preserve"> ActivateButton függvény</w:t>
+                      </w:r>
                     </w:p>
                   </w:txbxContent>
                 </v:textbox>
@@ -7658,23 +8430,642 @@
         </mc:AlternateContent>
       </w:r>
       <w:r>
+        <w:rPr>
+          <w:noProof/>
+        </w:rPr>
         <w:drawing>
-          <wp:anchor distT="0" distB="0" distL="114300" distR="114300" simplePos="0" relativeHeight="251699200" behindDoc="1" locked="0" layoutInCell="1" allowOverlap="1" wp14:anchorId="76D70EA3" wp14:editId="41C2DB6A">
+          <wp:anchor distT="0" distB="0" distL="114300" distR="114300" simplePos="0" relativeHeight="251705344" behindDoc="1" locked="0" layoutInCell="1" allowOverlap="1" wp14:anchorId="1901576F" wp14:editId="7AF279D1">
             <wp:simplePos x="0" y="0"/>
-            <wp:positionH relativeFrom="column">
-              <wp:posOffset>-1933</wp:posOffset>
+            <wp:positionH relativeFrom="margin">
+              <wp:align>right</wp:align>
             </wp:positionH>
             <wp:positionV relativeFrom="paragraph">
-              <wp:posOffset>-2816</wp:posOffset>
+              <wp:posOffset>4474486</wp:posOffset>
             </wp:positionV>
-            <wp:extent cx="3029447" cy="3547711"/>
+            <wp:extent cx="2802255" cy="977900"/>
             <wp:effectExtent l="0" t="0" r="0" b="0"/>
             <wp:wrapTight wrapText="bothSides">
               <wp:wrapPolygon edited="0">
                 <wp:start x="0" y="0"/>
-                <wp:lineTo x="0" y="21461"/>
-                <wp:lineTo x="21464" y="21461"/>
-                <wp:lineTo x="21464" y="0"/>
+                <wp:lineTo x="0" y="21039"/>
+                <wp:lineTo x="21438" y="21039"/>
+                <wp:lineTo x="21438" y="0"/>
+                <wp:lineTo x="0" y="0"/>
+              </wp:wrapPolygon>
+            </wp:wrapTight>
+            <wp:docPr id="1917120047" name="Kép 13"/>
+            <wp:cNvGraphicFramePr>
+              <a:graphicFrameLocks xmlns:a="http://schemas.openxmlformats.org/drawingml/2006/main" noChangeAspect="1"/>
+            </wp:cNvGraphicFramePr>
+            <a:graphic xmlns:a="http://schemas.openxmlformats.org/drawingml/2006/main">
+              <a:graphicData uri="http://schemas.openxmlformats.org/drawingml/2006/picture">
+                <pic:pic xmlns:pic="http://schemas.openxmlformats.org/drawingml/2006/picture">
+                  <pic:nvPicPr>
+                    <pic:cNvPr id="0" name="Picture 2"/>
+                    <pic:cNvPicPr>
+                      <a:picLocks noChangeAspect="1" noChangeArrowheads="1"/>
+                    </pic:cNvPicPr>
+                  </pic:nvPicPr>
+                  <pic:blipFill>
+                    <a:blip r:embed="rId41">
+                      <a:extLst>
+                        <a:ext uri="{28A0092B-C50C-407E-A947-70E740481C1C}">
+                          <a14:useLocalDpi xmlns:a14="http://schemas.microsoft.com/office/drawing/2010/main" val="0"/>
+                        </a:ext>
+                      </a:extLst>
+                    </a:blip>
+                    <a:srcRect/>
+                    <a:stretch>
+                      <a:fillRect/>
+                    </a:stretch>
+                  </pic:blipFill>
+                  <pic:spPr bwMode="auto">
+                    <a:xfrm>
+                      <a:off x="0" y="0"/>
+                      <a:ext cx="2802255" cy="977900"/>
+                    </a:xfrm>
+                    <a:prstGeom prst="rect">
+                      <a:avLst/>
+                    </a:prstGeom>
+                    <a:noFill/>
+                  </pic:spPr>
+                </pic:pic>
+              </a:graphicData>
+            </a:graphic>
+            <wp14:sizeRelH relativeFrom="margin">
+              <wp14:pctWidth>0</wp14:pctWidth>
+            </wp14:sizeRelH>
+            <wp14:sizeRelV relativeFrom="margin">
+              <wp14:pctHeight>0</wp14:pctHeight>
+            </wp14:sizeRelV>
+          </wp:anchor>
+        </w:drawing>
+      </w:r>
+      <w:r>
+        <w:rPr>
+          <w:noProof/>
+        </w:rPr>
+        <mc:AlternateContent>
+          <mc:Choice Requires="wps">
+            <w:drawing>
+              <wp:anchor distT="0" distB="0" distL="114300" distR="114300" simplePos="0" relativeHeight="251712512" behindDoc="1" locked="0" layoutInCell="1" allowOverlap="1" wp14:anchorId="3460F861" wp14:editId="73096985">
+                <wp:simplePos x="0" y="0"/>
+                <wp:positionH relativeFrom="column">
+                  <wp:posOffset>0</wp:posOffset>
+                </wp:positionH>
+                <wp:positionV relativeFrom="paragraph">
+                  <wp:posOffset>3998595</wp:posOffset>
+                </wp:positionV>
+                <wp:extent cx="5755640" cy="635"/>
+                <wp:effectExtent l="0" t="0" r="0" b="0"/>
+                <wp:wrapTight wrapText="bothSides">
+                  <wp:wrapPolygon edited="0">
+                    <wp:start x="0" y="0"/>
+                    <wp:lineTo x="0" y="21600"/>
+                    <wp:lineTo x="21600" y="21600"/>
+                    <wp:lineTo x="21600" y="0"/>
+                  </wp:wrapPolygon>
+                </wp:wrapTight>
+                <wp:docPr id="229174866" name="Szövegdoboz 1"/>
+                <wp:cNvGraphicFramePr/>
+                <a:graphic xmlns:a="http://schemas.openxmlformats.org/drawingml/2006/main">
+                  <a:graphicData uri="http://schemas.microsoft.com/office/word/2010/wordprocessingShape">
+                    <wps:wsp>
+                      <wps:cNvSpPr txBox="1"/>
+                      <wps:spPr>
+                        <a:xfrm>
+                          <a:off x="0" y="0"/>
+                          <a:ext cx="5755640" cy="635"/>
+                        </a:xfrm>
+                        <a:prstGeom prst="rect">
+                          <a:avLst/>
+                        </a:prstGeom>
+                        <a:solidFill>
+                          <a:prstClr val="white"/>
+                        </a:solidFill>
+                        <a:ln>
+                          <a:noFill/>
+                        </a:ln>
+                      </wps:spPr>
+                      <wps:txbx>
+                        <w:txbxContent>
+                          <w:p>
+                            <w:pPr>
+                              <w:pStyle w:val="Kpalrs"/>
+                              <w:rPr>
+                                <w:noProof/>
+                                <w:szCs w:val="22"/>
+                              </w:rPr>
+                            </w:pPr>
+                            <w:r>
+                              <w:rPr>
+                                <w:noProof/>
+                              </w:rPr>
+                              <w:fldChar w:fldCharType="begin"/>
+                            </w:r>
+                            <w:r>
+                              <w:rPr>
+                                <w:noProof/>
+                              </w:rPr>
+                              <w:instrText xml:space="preserve"> SEQ ábra \* ARABIC </w:instrText>
+                            </w:r>
+                            <w:r>
+                              <w:rPr>
+                                <w:noProof/>
+                              </w:rPr>
+                              <w:fldChar w:fldCharType="separate"/>
+                            </w:r>
+                            <w:r>
+                              <w:rPr>
+                                <w:noProof/>
+                              </w:rPr>
+                              <w:t>24</w:t>
+                            </w:r>
+                            <w:r>
+                              <w:rPr>
+                                <w:noProof/>
+                              </w:rPr>
+                              <w:fldChar w:fldCharType="end"/>
+                            </w:r>
+                            <w:r>
+                              <w:t xml:space="preserve">. ábra </w:t>
+                            </w:r>
+                            <w:r>
+                              <w:t>Osztály kapcsolat diagram</w:t>
+                            </w:r>
+                          </w:p>
+                        </w:txbxContent>
+                      </wps:txbx>
+                      <wps:bodyPr rot="0" spcFirstLastPara="0" vertOverflow="overflow" horzOverflow="overflow" vert="horz" wrap="square" lIns="0" tIns="0" rIns="0" bIns="0" numCol="1" spcCol="0" rtlCol="0" fromWordArt="0" anchor="t" anchorCtr="0" forceAA="0" compatLnSpc="1">
+                        <a:prstTxWarp prst="textNoShape">
+                          <a:avLst/>
+                        </a:prstTxWarp>
+                        <a:spAutoFit/>
+                      </wps:bodyPr>
+                    </wps:wsp>
+                  </a:graphicData>
+                </a:graphic>
+              </wp:anchor>
+            </w:drawing>
+          </mc:Choice>
+          <mc:Fallback>
+            <w:pict>
+              <v:shape w14:anchorId="3460F861" id="_x0000_s1045" type="#_x0000_t202" style="position:absolute;left:0;text-align:left;margin-left:0;margin-top:314.85pt;width:453.2pt;height:.05pt;z-index:-251603968;visibility:visible;mso-wrap-style:square;mso-wrap-distance-left:9pt;mso-wrap-distance-top:0;mso-wrap-distance-right:9pt;mso-wrap-distance-bottom:0;mso-position-horizontal:absolute;mso-position-horizontal-relative:text;mso-position-vertical:absolute;mso-position-vertical-relative:text;v-text-anchor:top" o:gfxdata="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" stroked="f">
+                <v:textbox style="mso-fit-shape-to-text:t" inset="0,0,0,0">
+                  <w:txbxContent>
+                    <w:p>
+                      <w:pPr>
+                        <w:pStyle w:val="Kpalrs"/>
+                        <w:rPr>
+                          <w:noProof/>
+                          <w:szCs w:val="22"/>
+                        </w:rPr>
+                      </w:pPr>
+                      <w:r>
+                        <w:rPr>
+                          <w:noProof/>
+                        </w:rPr>
+                        <w:fldChar w:fldCharType="begin"/>
+                      </w:r>
+                      <w:r>
+                        <w:rPr>
+                          <w:noProof/>
+                        </w:rPr>
+                        <w:instrText xml:space="preserve"> SEQ ábra \* ARABIC </w:instrText>
+                      </w:r>
+                      <w:r>
+                        <w:rPr>
+                          <w:noProof/>
+                        </w:rPr>
+                        <w:fldChar w:fldCharType="separate"/>
+                      </w:r>
+                      <w:r>
+                        <w:rPr>
+                          <w:noProof/>
+                        </w:rPr>
+                        <w:t>24</w:t>
+                      </w:r>
+                      <w:r>
+                        <w:rPr>
+                          <w:noProof/>
+                        </w:rPr>
+                        <w:fldChar w:fldCharType="end"/>
+                      </w:r>
+                      <w:r>
+                        <w:t xml:space="preserve">. ábra </w:t>
+                      </w:r>
+                      <w:r>
+                        <w:t>Osztály kapcsolat diagram</w:t>
+                      </w:r>
+                    </w:p>
+                  </w:txbxContent>
+                </v:textbox>
+                <w10:wrap type="tight"/>
+              </v:shape>
+            </w:pict>
+          </mc:Fallback>
+        </mc:AlternateContent>
+      </w:r>
+      <w:r>
+        <w:rPr>
+          <w:noProof/>
+        </w:rPr>
+        <mc:AlternateContent>
+          <mc:Choice Requires="wps">
+            <w:drawing>
+              <wp:anchor distT="0" distB="0" distL="114300" distR="114300" simplePos="0" relativeHeight="251717632" behindDoc="1" locked="0" layoutInCell="1" allowOverlap="1" wp14:anchorId="7CAEDEE8" wp14:editId="4E05AA22">
+                <wp:simplePos x="0" y="0"/>
+                <wp:positionH relativeFrom="column">
+                  <wp:posOffset>2940050</wp:posOffset>
+                </wp:positionH>
+                <wp:positionV relativeFrom="paragraph">
+                  <wp:posOffset>7282180</wp:posOffset>
+                </wp:positionV>
+                <wp:extent cx="2809875" cy="635"/>
+                <wp:effectExtent l="0" t="0" r="0" b="0"/>
+                <wp:wrapTight wrapText="bothSides">
+                  <wp:wrapPolygon edited="0">
+                    <wp:start x="0" y="0"/>
+                    <wp:lineTo x="0" y="21600"/>
+                    <wp:lineTo x="21600" y="21600"/>
+                    <wp:lineTo x="21600" y="0"/>
+                  </wp:wrapPolygon>
+                </wp:wrapTight>
+                <wp:docPr id="1252956843" name="Szövegdoboz 1"/>
+                <wp:cNvGraphicFramePr/>
+                <a:graphic xmlns:a="http://schemas.openxmlformats.org/drawingml/2006/main">
+                  <a:graphicData uri="http://schemas.microsoft.com/office/word/2010/wordprocessingShape">
+                    <wps:wsp>
+                      <wps:cNvSpPr txBox="1"/>
+                      <wps:spPr>
+                        <a:xfrm>
+                          <a:off x="0" y="0"/>
+                          <a:ext cx="2809875" cy="635"/>
+                        </a:xfrm>
+                        <a:prstGeom prst="rect">
+                          <a:avLst/>
+                        </a:prstGeom>
+                        <a:solidFill>
+                          <a:prstClr val="white"/>
+                        </a:solidFill>
+                        <a:ln>
+                          <a:noFill/>
+                        </a:ln>
+                      </wps:spPr>
+                      <wps:txbx>
+                        <w:txbxContent>
+                          <w:bookmarkStart w:id="36" w:name="_Ref228299130"/>
+                          <w:p>
+                            <w:pPr>
+                              <w:pStyle w:val="Kpalrs"/>
+                              <w:rPr>
+                                <w:noProof/>
+                              </w:rPr>
+                            </w:pPr>
+                            <w:r>
+                              <w:rPr>
+                                <w:noProof/>
+                              </w:rPr>
+                              <w:fldChar w:fldCharType="begin"/>
+                            </w:r>
+                            <w:r>
+                              <w:rPr>
+                                <w:noProof/>
+                              </w:rPr>
+                              <w:instrText xml:space="preserve"> SEQ ábra \* ARABIC </w:instrText>
+                            </w:r>
+                            <w:r>
+                              <w:rPr>
+                                <w:noProof/>
+                              </w:rPr>
+                              <w:fldChar w:fldCharType="separate"/>
+                            </w:r>
+                            <w:r>
+                              <w:rPr>
+                                <w:noProof/>
+                              </w:rPr>
+                              <w:t>25</w:t>
+                            </w:r>
+                            <w:r>
+                              <w:rPr>
+                                <w:noProof/>
+                              </w:rPr>
+                              <w:fldChar w:fldCharType="end"/>
+                            </w:r>
+                            <w:r>
+                              <w:t>. ábra</w:t>
+                            </w:r>
+                            <w:bookmarkEnd w:id="36"/>
+                            <w:r>
+                              <w:t xml:space="preserve"> DeactivateButton függvény</w:t>
+                            </w:r>
+                          </w:p>
+                        </w:txbxContent>
+                      </wps:txbx>
+                      <wps:bodyPr rot="0" spcFirstLastPara="0" vertOverflow="overflow" horzOverflow="overflow" vert="horz" wrap="square" lIns="0" tIns="0" rIns="0" bIns="0" numCol="1" spcCol="0" rtlCol="0" fromWordArt="0" anchor="t" anchorCtr="0" forceAA="0" compatLnSpc="1">
+                        <a:prstTxWarp prst="textNoShape">
+                          <a:avLst/>
+                        </a:prstTxWarp>
+                        <a:spAutoFit/>
+                      </wps:bodyPr>
+                    </wps:wsp>
+                  </a:graphicData>
+                </a:graphic>
+              </wp:anchor>
+            </w:drawing>
+          </mc:Choice>
+          <mc:Fallback>
+            <w:pict>
+              <v:shape w14:anchorId="7CAEDEE8" id="_x0000_s1046" type="#_x0000_t202" style="position:absolute;left:0;text-align:left;margin-left:231.5pt;margin-top:573.4pt;width:221.25pt;height:.05pt;z-index:-251598848;visibility:visible;mso-wrap-style:square;mso-wrap-distance-left:9pt;mso-wrap-distance-top:0;mso-wrap-distance-right:9pt;mso-wrap-distance-bottom:0;mso-position-horizontal:absolute;mso-position-horizontal-relative:text;mso-position-vertical:absolute;mso-position-vertical-relative:text;v-text-anchor:top" o:gfxdata="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" stroked="f">
+                <v:textbox style="mso-fit-shape-to-text:t" inset="0,0,0,0">
+                  <w:txbxContent>
+                    <w:bookmarkStart w:id="37" w:name="_Ref228299130"/>
+                    <w:p>
+                      <w:pPr>
+                        <w:pStyle w:val="Kpalrs"/>
+                        <w:rPr>
+                          <w:noProof/>
+                        </w:rPr>
+                      </w:pPr>
+                      <w:r>
+                        <w:rPr>
+                          <w:noProof/>
+                        </w:rPr>
+                        <w:fldChar w:fldCharType="begin"/>
+                      </w:r>
+                      <w:r>
+                        <w:rPr>
+                          <w:noProof/>
+                        </w:rPr>
+                        <w:instrText xml:space="preserve"> SEQ ábra \* ARABIC </w:instrText>
+                      </w:r>
+                      <w:r>
+                        <w:rPr>
+                          <w:noProof/>
+                        </w:rPr>
+                        <w:fldChar w:fldCharType="separate"/>
+                      </w:r>
+                      <w:r>
+                        <w:rPr>
+                          <w:noProof/>
+                        </w:rPr>
+                        <w:t>25</w:t>
+                      </w:r>
+                      <w:r>
+                        <w:rPr>
+                          <w:noProof/>
+                        </w:rPr>
+                        <w:fldChar w:fldCharType="end"/>
+                      </w:r>
+                      <w:r>
+                        <w:t>. ábra</w:t>
+                      </w:r>
+                      <w:bookmarkEnd w:id="37"/>
+                      <w:r>
+                        <w:t xml:space="preserve"> DeactivateButton függvény</w:t>
+                      </w:r>
+                    </w:p>
+                  </w:txbxContent>
+                </v:textbox>
+                <w10:wrap type="tight"/>
+              </v:shape>
+            </w:pict>
+          </mc:Fallback>
+        </mc:AlternateContent>
+      </w:r>
+      <w:r>
+        <w:rPr>
+          <w:noProof/>
+        </w:rPr>
+        <w:drawing>
+          <wp:anchor distT="0" distB="0" distL="114300" distR="114300" simplePos="0" relativeHeight="251713536" behindDoc="1" locked="0" layoutInCell="1" allowOverlap="1" wp14:anchorId="04985CCD" wp14:editId="717B09DA">
+            <wp:simplePos x="0" y="0"/>
+            <wp:positionH relativeFrom="margin">
+              <wp:align>right</wp:align>
+            </wp:positionH>
+            <wp:positionV relativeFrom="paragraph">
+              <wp:posOffset>5794375</wp:posOffset>
+            </wp:positionV>
+            <wp:extent cx="2809875" cy="1430655"/>
+            <wp:effectExtent l="0" t="0" r="9525" b="0"/>
+            <wp:wrapTight wrapText="bothSides">
+              <wp:wrapPolygon edited="0">
+                <wp:start x="0" y="0"/>
+                <wp:lineTo x="0" y="21284"/>
+                <wp:lineTo x="21527" y="21284"/>
+                <wp:lineTo x="21527" y="0"/>
+                <wp:lineTo x="0" y="0"/>
+              </wp:wrapPolygon>
+            </wp:wrapTight>
+            <wp:docPr id="581305947" name="Kép 1"/>
+            <wp:cNvGraphicFramePr>
+              <a:graphicFrameLocks xmlns:a="http://schemas.openxmlformats.org/drawingml/2006/main" noChangeAspect="1"/>
+            </wp:cNvGraphicFramePr>
+            <a:graphic xmlns:a="http://schemas.openxmlformats.org/drawingml/2006/main">
+              <a:graphicData uri="http://schemas.openxmlformats.org/drawingml/2006/picture">
+                <pic:pic xmlns:pic="http://schemas.openxmlformats.org/drawingml/2006/picture">
+                  <pic:nvPicPr>
+                    <pic:cNvPr id="581305947" name=""/>
+                    <pic:cNvPicPr/>
+                  </pic:nvPicPr>
+                  <pic:blipFill>
+                    <a:blip r:embed="rId42">
+                      <a:extLst>
+                        <a:ext uri="{28A0092B-C50C-407E-A947-70E740481C1C}">
+                          <a14:useLocalDpi xmlns:a14="http://schemas.microsoft.com/office/drawing/2010/main" val="0"/>
+                        </a:ext>
+                      </a:extLst>
+                    </a:blip>
+                    <a:stretch>
+                      <a:fillRect/>
+                    </a:stretch>
+                  </pic:blipFill>
+                  <pic:spPr>
+                    <a:xfrm>
+                      <a:off x="0" y="0"/>
+                      <a:ext cx="2809875" cy="1430655"/>
+                    </a:xfrm>
+                    <a:prstGeom prst="rect">
+                      <a:avLst/>
+                    </a:prstGeom>
+                  </pic:spPr>
+                </pic:pic>
+              </a:graphicData>
+            </a:graphic>
+            <wp14:sizeRelH relativeFrom="margin">
+              <wp14:pctWidth>0</wp14:pctWidth>
+            </wp14:sizeRelH>
+            <wp14:sizeRelV relativeFrom="margin">
+              <wp14:pctHeight>0</wp14:pctHeight>
+            </wp14:sizeRelV>
+          </wp:anchor>
+        </w:drawing>
+      </w:r>
+      <w:bookmarkEnd w:id="33"/>
+      <w:r>
+        <w:rPr>
+          <w:noProof/>
+        </w:rPr>
+        <mc:AlternateContent>
+          <mc:Choice Requires="wps">
+            <w:drawing>
+              <wp:anchor distT="0" distB="0" distL="114300" distR="114300" simplePos="0" relativeHeight="251715584" behindDoc="1" locked="0" layoutInCell="1" allowOverlap="1" wp14:anchorId="63636CAD" wp14:editId="1093E9B1">
+                <wp:simplePos x="0" y="0"/>
+                <wp:positionH relativeFrom="column">
+                  <wp:posOffset>0</wp:posOffset>
+                </wp:positionH>
+                <wp:positionV relativeFrom="paragraph">
+                  <wp:posOffset>7957820</wp:posOffset>
+                </wp:positionV>
+                <wp:extent cx="2926080" cy="635"/>
+                <wp:effectExtent l="0" t="0" r="0" b="0"/>
+                <wp:wrapTight wrapText="bothSides">
+                  <wp:wrapPolygon edited="0">
+                    <wp:start x="0" y="0"/>
+                    <wp:lineTo x="0" y="21600"/>
+                    <wp:lineTo x="21600" y="21600"/>
+                    <wp:lineTo x="21600" y="0"/>
+                  </wp:wrapPolygon>
+                </wp:wrapTight>
+                <wp:docPr id="214645492" name="Szövegdoboz 1"/>
+                <wp:cNvGraphicFramePr/>
+                <a:graphic xmlns:a="http://schemas.openxmlformats.org/drawingml/2006/main">
+                  <a:graphicData uri="http://schemas.microsoft.com/office/word/2010/wordprocessingShape">
+                    <wps:wsp>
+                      <wps:cNvSpPr txBox="1"/>
+                      <wps:spPr>
+                        <a:xfrm>
+                          <a:off x="0" y="0"/>
+                          <a:ext cx="2926080" cy="635"/>
+                        </a:xfrm>
+                        <a:prstGeom prst="rect">
+                          <a:avLst/>
+                        </a:prstGeom>
+                        <a:solidFill>
+                          <a:prstClr val="white"/>
+                        </a:solidFill>
+                        <a:ln>
+                          <a:noFill/>
+                        </a:ln>
+                      </wps:spPr>
+                      <wps:txbx>
+                        <w:txbxContent>
+                          <w:bookmarkStart w:id="38" w:name="_Ref228350155"/>
+                          <w:p>
+                            <w:pPr>
+                              <w:pStyle w:val="Kpalrs"/>
+                            </w:pPr>
+                            <w:r>
+                              <w:fldChar w:fldCharType="begin"/>
+                            </w:r>
+                            <w:r>
+                              <w:instrText xml:space="preserve"> SEQ ábra \* ARABIC </w:instrText>
+                            </w:r>
+                            <w:r>
+                              <w:fldChar w:fldCharType="separate"/>
+                            </w:r>
+                            <w:r>
+                              <w:rPr>
+                                <w:noProof/>
+                              </w:rPr>
+                              <w:t>26</w:t>
+                            </w:r>
+                            <w:r>
+                              <w:rPr>
+                                <w:noProof/>
+                              </w:rPr>
+                              <w:fldChar w:fldCharType="end"/>
+                            </w:r>
+                            <w:r>
+                              <w:t xml:space="preserve">. ábra </w:t>
+                            </w:r>
+                            <w:r>
+                              <w:t>MultyplayerCreate függvény</w:t>
+                            </w:r>
+                            <w:bookmarkEnd w:id="38"/>
+                          </w:p>
+                        </w:txbxContent>
+                      </wps:txbx>
+                      <wps:bodyPr rot="0" spcFirstLastPara="0" vertOverflow="overflow" horzOverflow="overflow" vert="horz" wrap="square" lIns="0" tIns="0" rIns="0" bIns="0" numCol="1" spcCol="0" rtlCol="0" fromWordArt="0" anchor="t" anchorCtr="0" forceAA="0" compatLnSpc="1">
+                        <a:prstTxWarp prst="textNoShape">
+                          <a:avLst/>
+                        </a:prstTxWarp>
+                        <a:spAutoFit/>
+                      </wps:bodyPr>
+                    </wps:wsp>
+                  </a:graphicData>
+                </a:graphic>
+              </wp:anchor>
+            </w:drawing>
+          </mc:Choice>
+          <mc:Fallback>
+            <w:pict>
+              <v:shape w14:anchorId="63636CAD" id="_x0000_s1047" type="#_x0000_t202" style="position:absolute;left:0;text-align:left;margin-left:0;margin-top:626.6pt;width:230.4pt;height:.05pt;z-index:-251600896;visibility:visible;mso-wrap-style:square;mso-wrap-distance-left:9pt;mso-wrap-distance-top:0;mso-wrap-distance-right:9pt;mso-wrap-distance-bottom:0;mso-position-horizontal:absolute;mso-position-horizontal-relative:text;mso-position-vertical:absolute;mso-position-vertical-relative:text;v-text-anchor:top" o:gfxdata="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" stroked="f">
+                <v:textbox style="mso-fit-shape-to-text:t" inset="0,0,0,0">
+                  <w:txbxContent>
+                    <w:bookmarkStart w:id="39" w:name="_Ref228350155"/>
+                    <w:p>
+                      <w:pPr>
+                        <w:pStyle w:val="Kpalrs"/>
+                      </w:pPr>
+                      <w:r>
+                        <w:fldChar w:fldCharType="begin"/>
+                      </w:r>
+                      <w:r>
+                        <w:instrText xml:space="preserve"> SEQ ábra \* ARABIC </w:instrText>
+                      </w:r>
+                      <w:r>
+                        <w:fldChar w:fldCharType="separate"/>
+                      </w:r>
+                      <w:r>
+                        <w:rPr>
+                          <w:noProof/>
+                        </w:rPr>
+                        <w:t>26</w:t>
+                      </w:r>
+                      <w:r>
+                        <w:rPr>
+                          <w:noProof/>
+                        </w:rPr>
+                        <w:fldChar w:fldCharType="end"/>
+                      </w:r>
+                      <w:r>
+                        <w:t xml:space="preserve">. ábra </w:t>
+                      </w:r>
+                      <w:r>
+                        <w:t>MultyplayerCreate függvény</w:t>
+                      </w:r>
+                      <w:bookmarkEnd w:id="39"/>
+                    </w:p>
+                  </w:txbxContent>
+                </v:textbox>
+                <w10:wrap type="tight"/>
+              </v:shape>
+            </w:pict>
+          </mc:Fallback>
+        </mc:AlternateContent>
+      </w:r>
+      <w:r>
+        <w:rPr>
+          <w:noProof/>
+        </w:rPr>
+        <w:drawing>
+          <wp:anchor distT="0" distB="0" distL="114300" distR="114300" simplePos="0" relativeHeight="251699200" behindDoc="1" locked="0" layoutInCell="1" allowOverlap="1" wp14:anchorId="76D70EA3" wp14:editId="1578F230">
+            <wp:simplePos x="0" y="0"/>
+            <wp:positionH relativeFrom="margin">
+              <wp:posOffset>0</wp:posOffset>
+            </wp:positionH>
+            <wp:positionV relativeFrom="paragraph">
+              <wp:posOffset>4474652</wp:posOffset>
+            </wp:positionV>
+            <wp:extent cx="2926080" cy="3426460"/>
+            <wp:effectExtent l="0" t="0" r="7620" b="2540"/>
+            <wp:wrapTight wrapText="bothSides">
+              <wp:wrapPolygon edited="0">
+                <wp:start x="0" y="0"/>
+                <wp:lineTo x="0" y="21496"/>
+                <wp:lineTo x="21516" y="21496"/>
+                <wp:lineTo x="21516" y="0"/>
                 <wp:lineTo x="0" y="0"/>
               </wp:wrapPolygon>
             </wp:wrapTight>
@@ -7690,7 +9081,7 @@
                     <pic:cNvPicPr/>
                   </pic:nvPicPr>
                   <pic:blipFill>
-                    <a:blip r:embed="rId34">
+                    <a:blip r:embed="rId43">
                       <a:extLst>
                         <a:ext uri="{28A0092B-C50C-407E-A947-70E740481C1C}">
                           <a14:useLocalDpi xmlns:a14="http://schemas.microsoft.com/office/drawing/2010/main" val="0"/>
@@ -7704,7 +9095,7 @@
                   <pic:spPr>
                     <a:xfrm>
                       <a:off x="0" y="0"/>
-                      <a:ext cx="3029447" cy="3547711"/>
+                      <a:ext cx="2926080" cy="3426460"/>
                     </a:xfrm>
                     <a:prstGeom prst="rect">
                       <a:avLst/>
@@ -7713,12 +9104,160 @@
                 </pic:pic>
               </a:graphicData>
             </a:graphic>
+            <wp14:sizeRelH relativeFrom="margin">
+              <wp14:pctWidth>0</wp14:pctWidth>
+            </wp14:sizeRelH>
+            <wp14:sizeRelV relativeFrom="margin">
+              <wp14:pctHeight>0</wp14:pctHeight>
+            </wp14:sizeRelV>
           </wp:anchor>
         </w:drawing>
       </w:r>
     </w:p>
+    <w:p/>
+    <w:p/>
+    <w:p/>
+    <w:p>
+      <w:pPr>
+        <w:keepNext/>
+      </w:pPr>
+      <w:r>
+        <w:lastRenderedPageBreak/>
+        <w:drawing>
+          <wp:inline distT="0" distB="0" distL="0" distR="0" wp14:anchorId="4A20A446" wp14:editId="6641808B">
+            <wp:extent cx="3704450" cy="4563374"/>
+            <wp:effectExtent l="0" t="0" r="0" b="8890"/>
+            <wp:docPr id="2105645899" name="Kép 1"/>
+            <wp:cNvGraphicFramePr>
+              <a:graphicFrameLocks xmlns:a="http://schemas.openxmlformats.org/drawingml/2006/main" noChangeAspect="1"/>
+            </wp:cNvGraphicFramePr>
+            <a:graphic xmlns:a="http://schemas.openxmlformats.org/drawingml/2006/main">
+              <a:graphicData uri="http://schemas.openxmlformats.org/drawingml/2006/picture">
+                <pic:pic xmlns:pic="http://schemas.openxmlformats.org/drawingml/2006/picture">
+                  <pic:nvPicPr>
+                    <pic:cNvPr id="2105645899" name=""/>
+                    <pic:cNvPicPr/>
+                  </pic:nvPicPr>
+                  <pic:blipFill>
+                    <a:blip r:embed="rId44">
+                      <a:extLst>
+                        <a:ext uri="{28A0092B-C50C-407E-A947-70E740481C1C}">
+                          <a14:useLocalDpi xmlns:a14="http://schemas.microsoft.com/office/drawing/2010/main" val="0"/>
+                        </a:ext>
+                      </a:extLst>
+                    </a:blip>
+                    <a:stretch>
+                      <a:fillRect/>
+                    </a:stretch>
+                  </pic:blipFill>
+                  <pic:spPr>
+                    <a:xfrm>
+                      <a:off x="0" y="0"/>
+                      <a:ext cx="3720508" cy="4583155"/>
+                    </a:xfrm>
+                    <a:prstGeom prst="rect">
+                      <a:avLst/>
+                    </a:prstGeom>
+                  </pic:spPr>
+                </pic:pic>
+              </a:graphicData>
+            </a:graphic>
+          </wp:inline>
+        </w:drawing>
+      </w:r>
+    </w:p>
+    <w:p>
+      <w:pPr>
+        <w:pStyle w:val="Kpalrs"/>
+        <w:jc w:val="both"/>
+      </w:pPr>
+      <w:fldSimple w:instr=" SEQ ábra \* ARABIC ">
+        <w:r>
+          <w:rPr>
+            <w:noProof/>
+          </w:rPr>
+          <w:t>27</w:t>
+        </w:r>
+      </w:fldSimple>
+      <w:r>
+        <w:t xml:space="preserve">. ábra </w:t>
+      </w:r>
+      <w:r>
+        <w:t>Game osztály Start függvény</w:t>
+      </w:r>
+    </w:p>
+    <w:p>
+      <w:pPr>
+        <w:pStyle w:val="Kpalrs"/>
+        <w:keepNext/>
+        <w:jc w:val="both"/>
+      </w:pPr>
+      <w:r>
+        <w:drawing>
+          <wp:inline distT="0" distB="0" distL="0" distR="0" wp14:anchorId="344A7251" wp14:editId="776B7DEF">
+            <wp:extent cx="3567453" cy="3519577"/>
+            <wp:effectExtent l="0" t="0" r="0" b="5080"/>
+            <wp:docPr id="296646662" name="Kép 1"/>
+            <wp:cNvGraphicFramePr>
+              <a:graphicFrameLocks xmlns:a="http://schemas.openxmlformats.org/drawingml/2006/main" noChangeAspect="1"/>
+            </wp:cNvGraphicFramePr>
+            <a:graphic xmlns:a="http://schemas.openxmlformats.org/drawingml/2006/main">
+              <a:graphicData uri="http://schemas.openxmlformats.org/drawingml/2006/picture">
+                <pic:pic xmlns:pic="http://schemas.openxmlformats.org/drawingml/2006/picture">
+                  <pic:nvPicPr>
+                    <pic:cNvPr id="296646662" name=""/>
+                    <pic:cNvPicPr/>
+                  </pic:nvPicPr>
+                  <pic:blipFill>
+                    <a:blip r:embed="rId45">
+                      <a:extLst>
+                        <a:ext uri="{28A0092B-C50C-407E-A947-70E740481C1C}">
+                          <a14:useLocalDpi xmlns:a14="http://schemas.microsoft.com/office/drawing/2010/main" val="0"/>
+                        </a:ext>
+                      </a:extLst>
+                    </a:blip>
+                    <a:stretch>
+                      <a:fillRect/>
+                    </a:stretch>
+                  </pic:blipFill>
+                  <pic:spPr>
+                    <a:xfrm>
+                      <a:off x="0" y="0"/>
+                      <a:ext cx="3572441" cy="3524498"/>
+                    </a:xfrm>
+                    <a:prstGeom prst="rect">
+                      <a:avLst/>
+                    </a:prstGeom>
+                  </pic:spPr>
+                </pic:pic>
+              </a:graphicData>
+            </a:graphic>
+          </wp:inline>
+        </w:drawing>
+      </w:r>
+    </w:p>
+    <w:p>
+      <w:pPr>
+        <w:pStyle w:val="Kpalrs"/>
+        <w:jc w:val="both"/>
+      </w:pPr>
+      <w:fldSimple w:instr=" SEQ ábra \* ARABIC ">
+        <w:r>
+          <w:rPr>
+            <w:noProof/>
+          </w:rPr>
+          <w:t>28</w:t>
+        </w:r>
+      </w:fldSimple>
+      <w:r>
+        <w:t xml:space="preserve">. ábra </w:t>
+      </w:r>
+      <w:r>
+        <w:t>Game Start függvény mód meghatározó if</w:t>
+      </w:r>
+    </w:p>
     <w:sectPr>
-      <w:footerReference w:type="default" r:id="rId35"/>
+      <w:footerReference w:type="default" r:id="rId46"/>
       <w:pgSz w:w="11906" w:h="16838"/>
       <w:pgMar w:top="1418" w:right="1418" w:bottom="1418" w:left="1418" w:header="709" w:footer="709" w:gutter="0"/>
       <w:pgNumType w:start="1"/>
@@ -9928,15 +11467,6 @@
 </file>
 
 <file path=customXml/item1.xml><?xml version="1.0" encoding="utf-8"?>
-<?mso-contentType ?>
-<FormTemplates xmlns="http://schemas.microsoft.com/sharepoint/v3/contenttype/forms">
-  <Display>DocumentLibraryForm</Display>
-  <Edit>DocumentLibraryForm</Edit>
-  <New>DocumentLibraryForm</New>
-</FormTemplates>
-</file>
-
-<file path=customXml/item2.xml><?xml version="1.0" encoding="utf-8"?>
 <ct:contentTypeSchema xmlns:ct="http://schemas.microsoft.com/office/2006/metadata/contentType" xmlns:ma="http://schemas.microsoft.com/office/2006/metadata/properties/metaAttributes" ct:_="" ma:_="" ma:contentTypeName="Document" ma:contentTypeID="0x01010057D746A6CC7228419059D1F304ECB892" ma:contentTypeVersion="6" ma:contentTypeDescription="Create a new document." ma:contentTypeScope="" ma:versionID="230bd601e8ab138a3182c21189d57f93">
   <xsd:schema xmlns:xsd="http://www.w3.org/2001/XMLSchema" xmlns:xs="http://www.w3.org/2001/XMLSchema" xmlns:p="http://schemas.microsoft.com/office/2006/metadata/properties" xmlns:ns2="23369ae5-05ef-4c7c-a662-deac929baaef" targetNamespace="http://schemas.microsoft.com/office/2006/metadata/properties" ma:root="true" ma:fieldsID="ed8cacf55a6d923cbbf7f604d05b507d" ns2:_="">
     <xsd:import namespace="23369ae5-05ef-4c7c-a662-deac929baaef"/>
@@ -10094,19 +11624,20 @@
 </ct:contentTypeSchema>
 </file>
 
+<file path=customXml/item2.xml><?xml version="1.0" encoding="utf-8"?>
+<?mso-contentType ?>
+<FormTemplates xmlns="http://schemas.microsoft.com/sharepoint/v3/contenttype/forms">
+  <Display>DocumentLibraryForm</Display>
+  <Edit>DocumentLibraryForm</Edit>
+  <New>DocumentLibraryForm</New>
+</FormTemplates>
+</file>
+
 <file path=customXml/item3.xml><?xml version="1.0" encoding="utf-8"?>
 <b:Sources xmlns:b="http://schemas.openxmlformats.org/officeDocument/2006/bibliography" xmlns="http://schemas.openxmlformats.org/officeDocument/2006/bibliography" SelectedStyle="\APASixthEditionOfficeOnline.xsl" StyleName="APA" Version="6"/>
 </file>
 
 <file path=customXml/itemProps1.xml><?xml version="1.0" encoding="utf-8"?>
-<ds:datastoreItem xmlns:ds="http://schemas.openxmlformats.org/officeDocument/2006/customXml" ds:itemID="{79D0F40F-646A-4DBF-9119-0FC598DFBBBB}">
-  <ds:schemaRefs>
-    <ds:schemaRef ds:uri="http://schemas.microsoft.com/sharepoint/v3/contenttype/forms"/>
-  </ds:schemaRefs>
-</ds:datastoreItem>
-</file>
-
-<file path=customXml/itemProps2.xml><?xml version="1.0" encoding="utf-8"?>
 <ds:datastoreItem xmlns:ds="http://schemas.openxmlformats.org/officeDocument/2006/customXml" ds:itemID="{E0E361D0-270A-43DD-B744-DC4991A38C53}">
   <ds:schemaRefs>
     <ds:schemaRef ds:uri="http://schemas.microsoft.com/office/2006/metadata/contentType"/>
@@ -10124,6 +11655,14 @@
 </ds:datastoreItem>
 </file>
 
+<file path=customXml/itemProps2.xml><?xml version="1.0" encoding="utf-8"?>
+<ds:datastoreItem xmlns:ds="http://schemas.openxmlformats.org/officeDocument/2006/customXml" ds:itemID="{79D0F40F-646A-4DBF-9119-0FC598DFBBBB}">
+  <ds:schemaRefs>
+    <ds:schemaRef ds:uri="http://schemas.microsoft.com/sharepoint/v3/contenttype/forms"/>
+  </ds:schemaRefs>
+</ds:datastoreItem>
+</file>
+
 <file path=customXml/itemProps3.xml><?xml version="1.0" encoding="utf-8"?>
 <ds:datastoreItem xmlns:ds="http://schemas.openxmlformats.org/officeDocument/2006/customXml" ds:itemID="{E9F6CDE2-636C-4043-AFFC-7CB0CE5DF55A}">
   <ds:schemaRefs>
